--- a/Useful Notes.docx
+++ b/Useful Notes.docx
@@ -11,6 +11,7 @@
       </w:r>
     </w:p>
     <w:p/>
+    <w:p/>
     <w:p>
       <w:r>
         <w:t xml:space="preserve">Bir </w:t>
@@ -203,7 +204,7 @@
       <w:r>
         <w:t xml:space="preserve"> </w:t>
       </w:r>
-      <w:hyperlink r:id="rId4" w:history="1">
+      <w:hyperlink r:id="rId5" w:history="1">
         <w:r>
           <w:rPr>
             <w:rStyle w:val="Hyperlink"/>
@@ -542,6 +543,2587 @@
       </w:r>
     </w:p>
     <w:p/>
+    <w:p/>
+    <w:p/>
+    <w:p/>
+    <w:p/>
+    <w:p/>
+    <w:p/>
+    <w:p/>
+    <w:p>
+      <w:pPr>
+        <w:rPr>
+          <w:b/>
+          <w:bCs/>
+        </w:rPr>
+      </w:pPr>
+      <w:r>
+        <w:rPr>
+          <w:b/>
+          <w:bCs/>
+        </w:rPr>
+        <w:lastRenderedPageBreak/>
+        <w:t>ASYNC -AWAIT USAGE</w:t>
+      </w:r>
+    </w:p>
+    <w:p>
+      <w:r>
+        <w:t xml:space="preserve">await </w:t>
+      </w:r>
+      <w:proofErr w:type="spellStart"/>
+      <w:proofErr w:type="gramStart"/>
+      <w:r>
+        <w:t>response.json</w:t>
+      </w:r>
+      <w:proofErr w:type="spellEnd"/>
+      <w:proofErr w:type="gramEnd"/>
+      <w:r>
+        <w:t xml:space="preserve">() = </w:t>
+      </w:r>
+      <w:proofErr w:type="spellStart"/>
+      <w:proofErr w:type="gramStart"/>
+      <w:r>
+        <w:t>response.json</w:t>
+      </w:r>
+      <w:proofErr w:type="spellEnd"/>
+      <w:proofErr w:type="gramEnd"/>
+      <w:r>
+        <w:t>(</w:t>
+      </w:r>
+      <w:proofErr w:type="gramStart"/>
+      <w:r>
+        <w:t>).then</w:t>
+      </w:r>
+      <w:proofErr w:type="gramEnd"/>
+      <w:r>
+        <w:t>()</w:t>
+      </w:r>
+    </w:p>
+    <w:p>
+      <w:r>
+        <w:t xml:space="preserve">Async </w:t>
+      </w:r>
+      <w:proofErr w:type="spellStart"/>
+      <w:r>
+        <w:t>yapılar</w:t>
+      </w:r>
+      <w:proofErr w:type="spellEnd"/>
+      <w:r>
+        <w:t xml:space="preserve"> 2 </w:t>
+      </w:r>
+      <w:proofErr w:type="spellStart"/>
+      <w:r>
+        <w:t>temel</w:t>
+      </w:r>
+      <w:proofErr w:type="spellEnd"/>
+      <w:r>
+        <w:t xml:space="preserve"> </w:t>
+      </w:r>
+      <w:proofErr w:type="spellStart"/>
+      <w:r>
+        <w:t>şekilde</w:t>
+      </w:r>
+      <w:proofErr w:type="spellEnd"/>
+      <w:r>
+        <w:t xml:space="preserve"> </w:t>
+      </w:r>
+      <w:proofErr w:type="spellStart"/>
+      <w:r>
+        <w:t>kullanılır</w:t>
+      </w:r>
+      <w:proofErr w:type="spellEnd"/>
+    </w:p>
+    <w:p>
+      <w:pPr>
+        <w:pStyle w:val="ListParagraph"/>
+        <w:numPr>
+          <w:ilvl w:val="0"/>
+          <w:numId w:val="1"/>
+        </w:numPr>
+      </w:pPr>
+      <w:r>
+        <w:t xml:space="preserve">Bir </w:t>
+      </w:r>
+      <w:proofErr w:type="spellStart"/>
+      <w:r>
+        <w:t>fonksiyon</w:t>
+      </w:r>
+      <w:proofErr w:type="spellEnd"/>
+      <w:r>
+        <w:t xml:space="preserve"> </w:t>
+      </w:r>
+      <w:proofErr w:type="spellStart"/>
+      <w:r>
+        <w:t>içinde</w:t>
+      </w:r>
+      <w:proofErr w:type="spellEnd"/>
+      <w:r>
+        <w:t xml:space="preserve"> </w:t>
+      </w:r>
+    </w:p>
+    <w:p>
+      <w:pPr>
+        <w:pStyle w:val="ListParagraph"/>
+        <w:numPr>
+          <w:ilvl w:val="0"/>
+          <w:numId w:val="1"/>
+        </w:numPr>
+        <w:shd w:val="clear" w:color="auto" w:fill="1F1F1F"/>
+        <w:spacing w:after="0" w:line="285" w:lineRule="atLeast"/>
+        <w:rPr>
+          <w:rFonts w:ascii="Consolas" w:eastAsia="Times New Roman" w:hAnsi="Consolas" w:cs="Times New Roman"/>
+          <w:color w:val="CCCCCC"/>
+          <w:kern w:val="0"/>
+          <w:sz w:val="21"/>
+          <w:szCs w:val="21"/>
+          <w14:ligatures w14:val="none"/>
+        </w:rPr>
+      </w:pPr>
+      <w:r>
+        <w:rPr>
+          <w:rFonts w:ascii="Consolas" w:eastAsia="Times New Roman" w:hAnsi="Consolas" w:cs="Times New Roman"/>
+          <w:color w:val="569CD6"/>
+          <w:kern w:val="0"/>
+          <w:sz w:val="21"/>
+          <w:szCs w:val="21"/>
+          <w14:ligatures w14:val="none"/>
+        </w:rPr>
+        <w:t>async</w:t>
+      </w:r>
+      <w:r>
+        <w:rPr>
+          <w:rFonts w:ascii="Consolas" w:eastAsia="Times New Roman" w:hAnsi="Consolas" w:cs="Times New Roman"/>
+          <w:color w:val="CCCCCC"/>
+          <w:kern w:val="0"/>
+          <w:sz w:val="21"/>
+          <w:szCs w:val="21"/>
+          <w14:ligatures w14:val="none"/>
+        </w:rPr>
+        <w:t xml:space="preserve"> </w:t>
+      </w:r>
+      <w:r>
+        <w:rPr>
+          <w:rFonts w:ascii="Consolas" w:eastAsia="Times New Roman" w:hAnsi="Consolas" w:cs="Times New Roman"/>
+          <w:color w:val="569CD6"/>
+          <w:kern w:val="0"/>
+          <w:sz w:val="21"/>
+          <w:szCs w:val="21"/>
+          <w14:ligatures w14:val="none"/>
+        </w:rPr>
+        <w:t>function</w:t>
+      </w:r>
+      <w:r>
+        <w:rPr>
+          <w:rFonts w:ascii="Consolas" w:eastAsia="Times New Roman" w:hAnsi="Consolas" w:cs="Times New Roman"/>
+          <w:color w:val="CCCCCC"/>
+          <w:kern w:val="0"/>
+          <w:sz w:val="21"/>
+          <w:szCs w:val="21"/>
+          <w14:ligatures w14:val="none"/>
+        </w:rPr>
+        <w:t xml:space="preserve"> </w:t>
+      </w:r>
+      <w:proofErr w:type="gramStart"/>
+      <w:r>
+        <w:rPr>
+          <w:rFonts w:ascii="Consolas" w:eastAsia="Times New Roman" w:hAnsi="Consolas" w:cs="Times New Roman"/>
+          <w:color w:val="DCDCAA"/>
+          <w:kern w:val="0"/>
+          <w:sz w:val="21"/>
+          <w:szCs w:val="21"/>
+          <w14:ligatures w14:val="none"/>
+        </w:rPr>
+        <w:t>run</w:t>
+      </w:r>
+      <w:r>
+        <w:rPr>
+          <w:rFonts w:ascii="Consolas" w:eastAsia="Times New Roman" w:hAnsi="Consolas" w:cs="Times New Roman"/>
+          <w:color w:val="CCCCCC"/>
+          <w:kern w:val="0"/>
+          <w:sz w:val="21"/>
+          <w:szCs w:val="21"/>
+          <w14:ligatures w14:val="none"/>
+        </w:rPr>
+        <w:t>(</w:t>
+      </w:r>
+      <w:proofErr w:type="gramEnd"/>
+      <w:r>
+        <w:rPr>
+          <w:rFonts w:ascii="Consolas" w:eastAsia="Times New Roman" w:hAnsi="Consolas" w:cs="Times New Roman"/>
+          <w:color w:val="CCCCCC"/>
+          <w:kern w:val="0"/>
+          <w:sz w:val="21"/>
+          <w:szCs w:val="21"/>
+          <w14:ligatures w14:val="none"/>
+        </w:rPr>
+        <w:t>) {</w:t>
+      </w:r>
+    </w:p>
+    <w:p>
+      <w:pPr>
+        <w:pStyle w:val="ListParagraph"/>
+        <w:numPr>
+          <w:ilvl w:val="0"/>
+          <w:numId w:val="1"/>
+        </w:numPr>
+        <w:shd w:val="clear" w:color="auto" w:fill="1F1F1F"/>
+        <w:spacing w:after="0" w:line="285" w:lineRule="atLeast"/>
+        <w:rPr>
+          <w:rFonts w:ascii="Consolas" w:eastAsia="Times New Roman" w:hAnsi="Consolas" w:cs="Times New Roman"/>
+          <w:color w:val="CCCCCC"/>
+          <w:kern w:val="0"/>
+          <w:sz w:val="21"/>
+          <w:szCs w:val="21"/>
+          <w14:ligatures w14:val="none"/>
+        </w:rPr>
+      </w:pPr>
+      <w:r>
+        <w:rPr>
+          <w:rFonts w:ascii="Consolas" w:eastAsia="Times New Roman" w:hAnsi="Consolas" w:cs="Times New Roman"/>
+          <w:color w:val="CCCCCC"/>
+          <w:kern w:val="0"/>
+          <w:sz w:val="21"/>
+          <w:szCs w:val="21"/>
+          <w14:ligatures w14:val="none"/>
+        </w:rPr>
+        <w:t xml:space="preserve">    </w:t>
+      </w:r>
+      <w:r>
+        <w:rPr>
+          <w:rFonts w:ascii="Consolas" w:eastAsia="Times New Roman" w:hAnsi="Consolas" w:cs="Times New Roman"/>
+          <w:color w:val="C586C0"/>
+          <w:kern w:val="0"/>
+          <w:sz w:val="21"/>
+          <w:szCs w:val="21"/>
+          <w14:ligatures w14:val="none"/>
+        </w:rPr>
+        <w:t>try</w:t>
+      </w:r>
+      <w:r>
+        <w:rPr>
+          <w:rFonts w:ascii="Consolas" w:eastAsia="Times New Roman" w:hAnsi="Consolas" w:cs="Times New Roman"/>
+          <w:color w:val="CCCCCC"/>
+          <w:kern w:val="0"/>
+          <w:sz w:val="21"/>
+          <w:szCs w:val="21"/>
+          <w14:ligatures w14:val="none"/>
+        </w:rPr>
+        <w:t xml:space="preserve"> {</w:t>
+      </w:r>
+    </w:p>
+    <w:p>
+      <w:pPr>
+        <w:pStyle w:val="ListParagraph"/>
+        <w:numPr>
+          <w:ilvl w:val="0"/>
+          <w:numId w:val="1"/>
+        </w:numPr>
+        <w:shd w:val="clear" w:color="auto" w:fill="1F1F1F"/>
+        <w:spacing w:after="0" w:line="285" w:lineRule="atLeast"/>
+        <w:rPr>
+          <w:rFonts w:ascii="Consolas" w:eastAsia="Times New Roman" w:hAnsi="Consolas" w:cs="Times New Roman"/>
+          <w:color w:val="CCCCCC"/>
+          <w:kern w:val="0"/>
+          <w:sz w:val="21"/>
+          <w:szCs w:val="21"/>
+          <w14:ligatures w14:val="none"/>
+        </w:rPr>
+      </w:pPr>
+      <w:r>
+        <w:rPr>
+          <w:rFonts w:ascii="Consolas" w:eastAsia="Times New Roman" w:hAnsi="Consolas" w:cs="Times New Roman"/>
+          <w:color w:val="CCCCCC"/>
+          <w:kern w:val="0"/>
+          <w:sz w:val="21"/>
+          <w:szCs w:val="21"/>
+          <w14:ligatures w14:val="none"/>
+        </w:rPr>
+        <w:t xml:space="preserve">      </w:t>
+      </w:r>
+      <w:r>
+        <w:rPr>
+          <w:rFonts w:ascii="Consolas" w:eastAsia="Times New Roman" w:hAnsi="Consolas" w:cs="Times New Roman"/>
+          <w:color w:val="C586C0"/>
+          <w:kern w:val="0"/>
+          <w:sz w:val="21"/>
+          <w:szCs w:val="21"/>
+          <w14:ligatures w14:val="none"/>
+        </w:rPr>
+        <w:t>await</w:t>
+      </w:r>
+      <w:r>
+        <w:rPr>
+          <w:rFonts w:ascii="Consolas" w:eastAsia="Times New Roman" w:hAnsi="Consolas" w:cs="Times New Roman"/>
+          <w:color w:val="CCCCCC"/>
+          <w:kern w:val="0"/>
+          <w:sz w:val="21"/>
+          <w:szCs w:val="21"/>
+          <w14:ligatures w14:val="none"/>
+        </w:rPr>
+        <w:t xml:space="preserve"> </w:t>
+      </w:r>
+      <w:r>
+        <w:rPr>
+          <w:rFonts w:ascii="Consolas" w:eastAsia="Times New Roman" w:hAnsi="Consolas" w:cs="Times New Roman"/>
+          <w:color w:val="DCDCAA"/>
+          <w:kern w:val="0"/>
+          <w:sz w:val="21"/>
+          <w:szCs w:val="21"/>
+          <w14:ligatures w14:val="none"/>
+        </w:rPr>
+        <w:t>func1</w:t>
+      </w:r>
+      <w:r>
+        <w:rPr>
+          <w:rFonts w:ascii="Consolas" w:eastAsia="Times New Roman" w:hAnsi="Consolas" w:cs="Times New Roman"/>
+          <w:color w:val="CCCCCC"/>
+          <w:kern w:val="0"/>
+          <w:sz w:val="21"/>
+          <w:szCs w:val="21"/>
+          <w14:ligatures w14:val="none"/>
+        </w:rPr>
+        <w:t>(</w:t>
+      </w:r>
+      <w:proofErr w:type="gramStart"/>
+      <w:r>
+        <w:rPr>
+          <w:rFonts w:ascii="Consolas" w:eastAsia="Times New Roman" w:hAnsi="Consolas" w:cs="Times New Roman"/>
+          <w:color w:val="CCCCCC"/>
+          <w:kern w:val="0"/>
+          <w:sz w:val="21"/>
+          <w:szCs w:val="21"/>
+          <w14:ligatures w14:val="none"/>
+        </w:rPr>
+        <w:t>);</w:t>
+      </w:r>
+      <w:proofErr w:type="gramEnd"/>
+    </w:p>
+    <w:p>
+      <w:pPr>
+        <w:pStyle w:val="ListParagraph"/>
+        <w:numPr>
+          <w:ilvl w:val="0"/>
+          <w:numId w:val="1"/>
+        </w:numPr>
+        <w:shd w:val="clear" w:color="auto" w:fill="1F1F1F"/>
+        <w:spacing w:after="0" w:line="285" w:lineRule="atLeast"/>
+        <w:rPr>
+          <w:rFonts w:ascii="Consolas" w:eastAsia="Times New Roman" w:hAnsi="Consolas" w:cs="Times New Roman"/>
+          <w:color w:val="CCCCCC"/>
+          <w:kern w:val="0"/>
+          <w:sz w:val="21"/>
+          <w:szCs w:val="21"/>
+          <w14:ligatures w14:val="none"/>
+        </w:rPr>
+      </w:pPr>
+      <w:r>
+        <w:rPr>
+          <w:rFonts w:ascii="Consolas" w:eastAsia="Times New Roman" w:hAnsi="Consolas" w:cs="Times New Roman"/>
+          <w:color w:val="CCCCCC"/>
+          <w:kern w:val="0"/>
+          <w:sz w:val="21"/>
+          <w:szCs w:val="21"/>
+          <w14:ligatures w14:val="none"/>
+        </w:rPr>
+        <w:t xml:space="preserve">      </w:t>
+      </w:r>
+      <w:proofErr w:type="gramStart"/>
+      <w:r>
+        <w:rPr>
+          <w:rFonts w:ascii="Consolas" w:eastAsia="Times New Roman" w:hAnsi="Consolas" w:cs="Times New Roman"/>
+          <w:color w:val="9CDCFE"/>
+          <w:kern w:val="0"/>
+          <w:sz w:val="21"/>
+          <w:szCs w:val="21"/>
+          <w14:ligatures w14:val="none"/>
+        </w:rPr>
+        <w:t>console</w:t>
+      </w:r>
+      <w:r>
+        <w:rPr>
+          <w:rFonts w:ascii="Consolas" w:eastAsia="Times New Roman" w:hAnsi="Consolas" w:cs="Times New Roman"/>
+          <w:color w:val="CCCCCC"/>
+          <w:kern w:val="0"/>
+          <w:sz w:val="21"/>
+          <w:szCs w:val="21"/>
+          <w14:ligatures w14:val="none"/>
+        </w:rPr>
+        <w:t>.</w:t>
+      </w:r>
+      <w:r>
+        <w:rPr>
+          <w:rFonts w:ascii="Consolas" w:eastAsia="Times New Roman" w:hAnsi="Consolas" w:cs="Times New Roman"/>
+          <w:color w:val="DCDCAA"/>
+          <w:kern w:val="0"/>
+          <w:sz w:val="21"/>
+          <w:szCs w:val="21"/>
+          <w14:ligatures w14:val="none"/>
+        </w:rPr>
+        <w:t>log</w:t>
+      </w:r>
+      <w:r>
+        <w:rPr>
+          <w:rFonts w:ascii="Consolas" w:eastAsia="Times New Roman" w:hAnsi="Consolas" w:cs="Times New Roman"/>
+          <w:color w:val="CCCCCC"/>
+          <w:kern w:val="0"/>
+          <w:sz w:val="21"/>
+          <w:szCs w:val="21"/>
+          <w14:ligatures w14:val="none"/>
+        </w:rPr>
+        <w:t>(</w:t>
+      </w:r>
+      <w:proofErr w:type="gramEnd"/>
+      <w:r>
+        <w:rPr>
+          <w:rFonts w:ascii="Consolas" w:eastAsia="Times New Roman" w:hAnsi="Consolas" w:cs="Times New Roman"/>
+          <w:color w:val="CE9178"/>
+          <w:kern w:val="0"/>
+          <w:sz w:val="21"/>
+          <w:szCs w:val="21"/>
+          <w14:ligatures w14:val="none"/>
+        </w:rPr>
+        <w:t>"func1 just called. Now func2 is waiting"</w:t>
+      </w:r>
+      <w:proofErr w:type="gramStart"/>
+      <w:r>
+        <w:rPr>
+          <w:rFonts w:ascii="Consolas" w:eastAsia="Times New Roman" w:hAnsi="Consolas" w:cs="Times New Roman"/>
+          <w:color w:val="CCCCCC"/>
+          <w:kern w:val="0"/>
+          <w:sz w:val="21"/>
+          <w:szCs w:val="21"/>
+          <w14:ligatures w14:val="none"/>
+        </w:rPr>
+        <w:t>);</w:t>
+      </w:r>
+      <w:proofErr w:type="gramEnd"/>
+    </w:p>
+    <w:p>
+      <w:pPr>
+        <w:pStyle w:val="ListParagraph"/>
+        <w:numPr>
+          <w:ilvl w:val="0"/>
+          <w:numId w:val="1"/>
+        </w:numPr>
+        <w:shd w:val="clear" w:color="auto" w:fill="1F1F1F"/>
+        <w:spacing w:after="0" w:line="285" w:lineRule="atLeast"/>
+        <w:rPr>
+          <w:rFonts w:ascii="Consolas" w:eastAsia="Times New Roman" w:hAnsi="Consolas" w:cs="Times New Roman"/>
+          <w:color w:val="CCCCCC"/>
+          <w:kern w:val="0"/>
+          <w:sz w:val="21"/>
+          <w:szCs w:val="21"/>
+          <w14:ligatures w14:val="none"/>
+        </w:rPr>
+      </w:pPr>
+    </w:p>
+    <w:p>
+      <w:pPr>
+        <w:pStyle w:val="ListParagraph"/>
+        <w:numPr>
+          <w:ilvl w:val="0"/>
+          <w:numId w:val="1"/>
+        </w:numPr>
+        <w:shd w:val="clear" w:color="auto" w:fill="1F1F1F"/>
+        <w:spacing w:after="0" w:line="285" w:lineRule="atLeast"/>
+        <w:rPr>
+          <w:rFonts w:ascii="Consolas" w:eastAsia="Times New Roman" w:hAnsi="Consolas" w:cs="Times New Roman"/>
+          <w:color w:val="CCCCCC"/>
+          <w:kern w:val="0"/>
+          <w:sz w:val="21"/>
+          <w:szCs w:val="21"/>
+          <w14:ligatures w14:val="none"/>
+        </w:rPr>
+      </w:pPr>
+      <w:r>
+        <w:rPr>
+          <w:rFonts w:ascii="Consolas" w:eastAsia="Times New Roman" w:hAnsi="Consolas" w:cs="Times New Roman"/>
+          <w:color w:val="CCCCCC"/>
+          <w:kern w:val="0"/>
+          <w:sz w:val="21"/>
+          <w:szCs w:val="21"/>
+          <w14:ligatures w14:val="none"/>
+        </w:rPr>
+        <w:t xml:space="preserve">      </w:t>
+      </w:r>
+      <w:r>
+        <w:rPr>
+          <w:rFonts w:ascii="Consolas" w:eastAsia="Times New Roman" w:hAnsi="Consolas" w:cs="Times New Roman"/>
+          <w:color w:val="C586C0"/>
+          <w:kern w:val="0"/>
+          <w:sz w:val="21"/>
+          <w:szCs w:val="21"/>
+          <w14:ligatures w14:val="none"/>
+        </w:rPr>
+        <w:t>await</w:t>
+      </w:r>
+      <w:r>
+        <w:rPr>
+          <w:rFonts w:ascii="Consolas" w:eastAsia="Times New Roman" w:hAnsi="Consolas" w:cs="Times New Roman"/>
+          <w:color w:val="CCCCCC"/>
+          <w:kern w:val="0"/>
+          <w:sz w:val="21"/>
+          <w:szCs w:val="21"/>
+          <w14:ligatures w14:val="none"/>
+        </w:rPr>
+        <w:t xml:space="preserve"> </w:t>
+      </w:r>
+      <w:r>
+        <w:rPr>
+          <w:rFonts w:ascii="Consolas" w:eastAsia="Times New Roman" w:hAnsi="Consolas" w:cs="Times New Roman"/>
+          <w:color w:val="DCDCAA"/>
+          <w:kern w:val="0"/>
+          <w:sz w:val="21"/>
+          <w:szCs w:val="21"/>
+          <w14:ligatures w14:val="none"/>
+        </w:rPr>
+        <w:t>func2</w:t>
+      </w:r>
+      <w:r>
+        <w:rPr>
+          <w:rFonts w:ascii="Consolas" w:eastAsia="Times New Roman" w:hAnsi="Consolas" w:cs="Times New Roman"/>
+          <w:color w:val="CCCCCC"/>
+          <w:kern w:val="0"/>
+          <w:sz w:val="21"/>
+          <w:szCs w:val="21"/>
+          <w14:ligatures w14:val="none"/>
+        </w:rPr>
+        <w:t>(</w:t>
+      </w:r>
+      <w:proofErr w:type="gramStart"/>
+      <w:r>
+        <w:rPr>
+          <w:rFonts w:ascii="Consolas" w:eastAsia="Times New Roman" w:hAnsi="Consolas" w:cs="Times New Roman"/>
+          <w:color w:val="CCCCCC"/>
+          <w:kern w:val="0"/>
+          <w:sz w:val="21"/>
+          <w:szCs w:val="21"/>
+          <w14:ligatures w14:val="none"/>
+        </w:rPr>
+        <w:t>);</w:t>
+      </w:r>
+      <w:proofErr w:type="gramEnd"/>
+    </w:p>
+    <w:p>
+      <w:pPr>
+        <w:pStyle w:val="ListParagraph"/>
+        <w:numPr>
+          <w:ilvl w:val="0"/>
+          <w:numId w:val="1"/>
+        </w:numPr>
+        <w:shd w:val="clear" w:color="auto" w:fill="1F1F1F"/>
+        <w:spacing w:after="0" w:line="285" w:lineRule="atLeast"/>
+        <w:rPr>
+          <w:rFonts w:ascii="Consolas" w:eastAsia="Times New Roman" w:hAnsi="Consolas" w:cs="Times New Roman"/>
+          <w:color w:val="CCCCCC"/>
+          <w:kern w:val="0"/>
+          <w:sz w:val="21"/>
+          <w:szCs w:val="21"/>
+          <w14:ligatures w14:val="none"/>
+        </w:rPr>
+      </w:pPr>
+      <w:r>
+        <w:rPr>
+          <w:rFonts w:ascii="Consolas" w:eastAsia="Times New Roman" w:hAnsi="Consolas" w:cs="Times New Roman"/>
+          <w:color w:val="CCCCCC"/>
+          <w:kern w:val="0"/>
+          <w:sz w:val="21"/>
+          <w:szCs w:val="21"/>
+          <w14:ligatures w14:val="none"/>
+        </w:rPr>
+        <w:t xml:space="preserve">      </w:t>
+      </w:r>
+      <w:proofErr w:type="gramStart"/>
+      <w:r>
+        <w:rPr>
+          <w:rFonts w:ascii="Consolas" w:eastAsia="Times New Roman" w:hAnsi="Consolas" w:cs="Times New Roman"/>
+          <w:color w:val="9CDCFE"/>
+          <w:kern w:val="0"/>
+          <w:sz w:val="21"/>
+          <w:szCs w:val="21"/>
+          <w14:ligatures w14:val="none"/>
+        </w:rPr>
+        <w:t>console</w:t>
+      </w:r>
+      <w:r>
+        <w:rPr>
+          <w:rFonts w:ascii="Consolas" w:eastAsia="Times New Roman" w:hAnsi="Consolas" w:cs="Times New Roman"/>
+          <w:color w:val="CCCCCC"/>
+          <w:kern w:val="0"/>
+          <w:sz w:val="21"/>
+          <w:szCs w:val="21"/>
+          <w14:ligatures w14:val="none"/>
+        </w:rPr>
+        <w:t>.</w:t>
+      </w:r>
+      <w:r>
+        <w:rPr>
+          <w:rFonts w:ascii="Consolas" w:eastAsia="Times New Roman" w:hAnsi="Consolas" w:cs="Times New Roman"/>
+          <w:color w:val="DCDCAA"/>
+          <w:kern w:val="0"/>
+          <w:sz w:val="21"/>
+          <w:szCs w:val="21"/>
+          <w14:ligatures w14:val="none"/>
+        </w:rPr>
+        <w:t>log</w:t>
+      </w:r>
+      <w:r>
+        <w:rPr>
+          <w:rFonts w:ascii="Consolas" w:eastAsia="Times New Roman" w:hAnsi="Consolas" w:cs="Times New Roman"/>
+          <w:color w:val="CCCCCC"/>
+          <w:kern w:val="0"/>
+          <w:sz w:val="21"/>
+          <w:szCs w:val="21"/>
+          <w14:ligatures w14:val="none"/>
+        </w:rPr>
+        <w:t>(</w:t>
+      </w:r>
+      <w:proofErr w:type="gramEnd"/>
+      <w:r>
+        <w:rPr>
+          <w:rFonts w:ascii="Consolas" w:eastAsia="Times New Roman" w:hAnsi="Consolas" w:cs="Times New Roman"/>
+          <w:color w:val="CE9178"/>
+          <w:kern w:val="0"/>
+          <w:sz w:val="21"/>
+          <w:szCs w:val="21"/>
+          <w14:ligatures w14:val="none"/>
+        </w:rPr>
+        <w:t>"func2 just called. operation has ended</w:t>
+      </w:r>
+      <w:r>
+        <w:rPr>
+          <w:rFonts w:ascii="Consolas" w:eastAsia="Times New Roman" w:hAnsi="Consolas" w:cs="Times New Roman"/>
+          <w:color w:val="D7BA7D"/>
+          <w:kern w:val="0"/>
+          <w:sz w:val="21"/>
+          <w:szCs w:val="21"/>
+          <w14:ligatures w14:val="none"/>
+        </w:rPr>
+        <w:t>\n</w:t>
+      </w:r>
+      <w:r>
+        <w:rPr>
+          <w:rFonts w:ascii="Consolas" w:eastAsia="Times New Roman" w:hAnsi="Consolas" w:cs="Times New Roman"/>
+          <w:color w:val="CE9178"/>
+          <w:kern w:val="0"/>
+          <w:sz w:val="21"/>
+          <w:szCs w:val="21"/>
+          <w14:ligatures w14:val="none"/>
+        </w:rPr>
+        <w:t>"</w:t>
+      </w:r>
+      <w:proofErr w:type="gramStart"/>
+      <w:r>
+        <w:rPr>
+          <w:rFonts w:ascii="Consolas" w:eastAsia="Times New Roman" w:hAnsi="Consolas" w:cs="Times New Roman"/>
+          <w:color w:val="CCCCCC"/>
+          <w:kern w:val="0"/>
+          <w:sz w:val="21"/>
+          <w:szCs w:val="21"/>
+          <w14:ligatures w14:val="none"/>
+        </w:rPr>
+        <w:t>);</w:t>
+      </w:r>
+      <w:proofErr w:type="gramEnd"/>
+    </w:p>
+    <w:p>
+      <w:pPr>
+        <w:pStyle w:val="ListParagraph"/>
+        <w:numPr>
+          <w:ilvl w:val="0"/>
+          <w:numId w:val="1"/>
+        </w:numPr>
+        <w:shd w:val="clear" w:color="auto" w:fill="1F1F1F"/>
+        <w:spacing w:after="0" w:line="285" w:lineRule="atLeast"/>
+        <w:rPr>
+          <w:rFonts w:ascii="Consolas" w:eastAsia="Times New Roman" w:hAnsi="Consolas" w:cs="Times New Roman"/>
+          <w:color w:val="CCCCCC"/>
+          <w:kern w:val="0"/>
+          <w:sz w:val="21"/>
+          <w:szCs w:val="21"/>
+          <w14:ligatures w14:val="none"/>
+        </w:rPr>
+      </w:pPr>
+      <w:r>
+        <w:rPr>
+          <w:rFonts w:ascii="Consolas" w:eastAsia="Times New Roman" w:hAnsi="Consolas" w:cs="Times New Roman"/>
+          <w:color w:val="CCCCCC"/>
+          <w:kern w:val="0"/>
+          <w:sz w:val="21"/>
+          <w:szCs w:val="21"/>
+          <w14:ligatures w14:val="none"/>
+        </w:rPr>
+        <w:t xml:space="preserve">    } </w:t>
+      </w:r>
+      <w:r>
+        <w:rPr>
+          <w:rFonts w:ascii="Consolas" w:eastAsia="Times New Roman" w:hAnsi="Consolas" w:cs="Times New Roman"/>
+          <w:color w:val="C586C0"/>
+          <w:kern w:val="0"/>
+          <w:sz w:val="21"/>
+          <w:szCs w:val="21"/>
+          <w14:ligatures w14:val="none"/>
+        </w:rPr>
+        <w:t>catch</w:t>
+      </w:r>
+      <w:r>
+        <w:rPr>
+          <w:rFonts w:ascii="Consolas" w:eastAsia="Times New Roman" w:hAnsi="Consolas" w:cs="Times New Roman"/>
+          <w:color w:val="CCCCCC"/>
+          <w:kern w:val="0"/>
+          <w:sz w:val="21"/>
+          <w:szCs w:val="21"/>
+          <w14:ligatures w14:val="none"/>
+        </w:rPr>
+        <w:t xml:space="preserve"> (</w:t>
+      </w:r>
+      <w:proofErr w:type="gramStart"/>
+      <w:r>
+        <w:rPr>
+          <w:rFonts w:ascii="Consolas" w:eastAsia="Times New Roman" w:hAnsi="Consolas" w:cs="Times New Roman"/>
+          <w:color w:val="9CDCFE"/>
+          <w:kern w:val="0"/>
+          <w:sz w:val="21"/>
+          <w:szCs w:val="21"/>
+          <w14:ligatures w14:val="none"/>
+        </w:rPr>
+        <w:t>err</w:t>
+      </w:r>
+      <w:r>
+        <w:rPr>
+          <w:rFonts w:ascii="Consolas" w:eastAsia="Times New Roman" w:hAnsi="Consolas" w:cs="Times New Roman"/>
+          <w:color w:val="CCCCCC"/>
+          <w:kern w:val="0"/>
+          <w:sz w:val="21"/>
+          <w:szCs w:val="21"/>
+          <w14:ligatures w14:val="none"/>
+        </w:rPr>
+        <w:t>) {</w:t>
+      </w:r>
+      <w:proofErr w:type="gramEnd"/>
+    </w:p>
+    <w:p>
+      <w:pPr>
+        <w:pStyle w:val="ListParagraph"/>
+        <w:numPr>
+          <w:ilvl w:val="0"/>
+          <w:numId w:val="1"/>
+        </w:numPr>
+        <w:shd w:val="clear" w:color="auto" w:fill="1F1F1F"/>
+        <w:spacing w:after="0" w:line="285" w:lineRule="atLeast"/>
+        <w:rPr>
+          <w:rFonts w:ascii="Consolas" w:eastAsia="Times New Roman" w:hAnsi="Consolas" w:cs="Times New Roman"/>
+          <w:color w:val="CCCCCC"/>
+          <w:kern w:val="0"/>
+          <w:sz w:val="21"/>
+          <w:szCs w:val="21"/>
+          <w14:ligatures w14:val="none"/>
+        </w:rPr>
+      </w:pPr>
+      <w:r>
+        <w:rPr>
+          <w:rFonts w:ascii="Consolas" w:eastAsia="Times New Roman" w:hAnsi="Consolas" w:cs="Times New Roman"/>
+          <w:color w:val="CCCCCC"/>
+          <w:kern w:val="0"/>
+          <w:sz w:val="21"/>
+          <w:szCs w:val="21"/>
+          <w14:ligatures w14:val="none"/>
+        </w:rPr>
+        <w:t xml:space="preserve">      </w:t>
+      </w:r>
+      <w:r>
+        <w:rPr>
+          <w:rFonts w:ascii="Consolas" w:eastAsia="Times New Roman" w:hAnsi="Consolas" w:cs="Times New Roman"/>
+          <w:color w:val="9CDCFE"/>
+          <w:kern w:val="0"/>
+          <w:sz w:val="21"/>
+          <w:szCs w:val="21"/>
+          <w14:ligatures w14:val="none"/>
+        </w:rPr>
+        <w:t>console</w:t>
+      </w:r>
+      <w:r>
+        <w:rPr>
+          <w:rFonts w:ascii="Consolas" w:eastAsia="Times New Roman" w:hAnsi="Consolas" w:cs="Times New Roman"/>
+          <w:color w:val="CCCCCC"/>
+          <w:kern w:val="0"/>
+          <w:sz w:val="21"/>
+          <w:szCs w:val="21"/>
+          <w14:ligatures w14:val="none"/>
+        </w:rPr>
+        <w:t>.</w:t>
+      </w:r>
+      <w:r>
+        <w:rPr>
+          <w:rFonts w:ascii="Consolas" w:eastAsia="Times New Roman" w:hAnsi="Consolas" w:cs="Times New Roman"/>
+          <w:color w:val="DCDCAA"/>
+          <w:kern w:val="0"/>
+          <w:sz w:val="21"/>
+          <w:szCs w:val="21"/>
+          <w14:ligatures w14:val="none"/>
+        </w:rPr>
+        <w:t>log</w:t>
+      </w:r>
+      <w:r>
+        <w:rPr>
+          <w:rFonts w:ascii="Consolas" w:eastAsia="Times New Roman" w:hAnsi="Consolas" w:cs="Times New Roman"/>
+          <w:color w:val="CCCCCC"/>
+          <w:kern w:val="0"/>
+          <w:sz w:val="21"/>
+          <w:szCs w:val="21"/>
+          <w14:ligatures w14:val="none"/>
+        </w:rPr>
+        <w:t>(</w:t>
+      </w:r>
+      <w:r>
+        <w:rPr>
+          <w:rFonts w:ascii="Consolas" w:eastAsia="Times New Roman" w:hAnsi="Consolas" w:cs="Times New Roman"/>
+          <w:color w:val="9CDCFE"/>
+          <w:kern w:val="0"/>
+          <w:sz w:val="21"/>
+          <w:szCs w:val="21"/>
+          <w14:ligatures w14:val="none"/>
+        </w:rPr>
+        <w:t>err</w:t>
+      </w:r>
+      <w:proofErr w:type="gramStart"/>
+      <w:r>
+        <w:rPr>
+          <w:rFonts w:ascii="Consolas" w:eastAsia="Times New Roman" w:hAnsi="Consolas" w:cs="Times New Roman"/>
+          <w:color w:val="CCCCCC"/>
+          <w:kern w:val="0"/>
+          <w:sz w:val="21"/>
+          <w:szCs w:val="21"/>
+          <w14:ligatures w14:val="none"/>
+        </w:rPr>
+        <w:t>);</w:t>
+      </w:r>
+      <w:proofErr w:type="gramEnd"/>
+    </w:p>
+    <w:p>
+      <w:pPr>
+        <w:pStyle w:val="ListParagraph"/>
+        <w:numPr>
+          <w:ilvl w:val="0"/>
+          <w:numId w:val="1"/>
+        </w:numPr>
+        <w:shd w:val="clear" w:color="auto" w:fill="1F1F1F"/>
+        <w:spacing w:after="0" w:line="285" w:lineRule="atLeast"/>
+        <w:rPr>
+          <w:rFonts w:ascii="Consolas" w:eastAsia="Times New Roman" w:hAnsi="Consolas" w:cs="Times New Roman"/>
+          <w:color w:val="CCCCCC"/>
+          <w:kern w:val="0"/>
+          <w:sz w:val="21"/>
+          <w:szCs w:val="21"/>
+          <w14:ligatures w14:val="none"/>
+        </w:rPr>
+      </w:pPr>
+      <w:r>
+        <w:rPr>
+          <w:rFonts w:ascii="Consolas" w:eastAsia="Times New Roman" w:hAnsi="Consolas" w:cs="Times New Roman"/>
+          <w:color w:val="CCCCCC"/>
+          <w:kern w:val="0"/>
+          <w:sz w:val="21"/>
+          <w:szCs w:val="21"/>
+          <w14:ligatures w14:val="none"/>
+        </w:rPr>
+        <w:t>    }</w:t>
+      </w:r>
+    </w:p>
+    <w:p>
+      <w:pPr>
+        <w:pStyle w:val="ListParagraph"/>
+        <w:numPr>
+          <w:ilvl w:val="0"/>
+          <w:numId w:val="1"/>
+        </w:numPr>
+        <w:shd w:val="clear" w:color="auto" w:fill="1F1F1F"/>
+        <w:spacing w:after="0" w:line="285" w:lineRule="atLeast"/>
+        <w:rPr>
+          <w:rFonts w:ascii="Consolas" w:eastAsia="Times New Roman" w:hAnsi="Consolas" w:cs="Times New Roman"/>
+          <w:color w:val="CCCCCC"/>
+          <w:kern w:val="0"/>
+          <w:sz w:val="21"/>
+          <w:szCs w:val="21"/>
+          <w14:ligatures w14:val="none"/>
+        </w:rPr>
+      </w:pPr>
+      <w:r>
+        <w:rPr>
+          <w:rFonts w:ascii="Consolas" w:eastAsia="Times New Roman" w:hAnsi="Consolas" w:cs="Times New Roman"/>
+          <w:color w:val="CCCCCC"/>
+          <w:kern w:val="0"/>
+          <w:sz w:val="21"/>
+          <w:szCs w:val="21"/>
+          <w14:ligatures w14:val="none"/>
+        </w:rPr>
+        <w:t>  }</w:t>
+      </w:r>
+    </w:p>
+    <w:p>
+      <w:pPr>
+        <w:pStyle w:val="ListParagraph"/>
+        <w:numPr>
+          <w:ilvl w:val="0"/>
+          <w:numId w:val="1"/>
+        </w:numPr>
+        <w:shd w:val="clear" w:color="auto" w:fill="1F1F1F"/>
+        <w:spacing w:after="0" w:line="285" w:lineRule="atLeast"/>
+        <w:rPr>
+          <w:rFonts w:ascii="Consolas" w:eastAsia="Times New Roman" w:hAnsi="Consolas" w:cs="Times New Roman"/>
+          <w:color w:val="CCCCCC"/>
+          <w:kern w:val="0"/>
+          <w:sz w:val="21"/>
+          <w:szCs w:val="21"/>
+          <w14:ligatures w14:val="none"/>
+        </w:rPr>
+      </w:pPr>
+    </w:p>
+    <w:p>
+      <w:pPr>
+        <w:pStyle w:val="ListParagraph"/>
+        <w:numPr>
+          <w:ilvl w:val="0"/>
+          <w:numId w:val="1"/>
+        </w:numPr>
+        <w:shd w:val="clear" w:color="auto" w:fill="1F1F1F"/>
+        <w:spacing w:after="0" w:line="285" w:lineRule="atLeast"/>
+        <w:rPr>
+          <w:rFonts w:ascii="Consolas" w:eastAsia="Times New Roman" w:hAnsi="Consolas" w:cs="Times New Roman"/>
+          <w:color w:val="CCCCCC"/>
+          <w:kern w:val="0"/>
+          <w:sz w:val="21"/>
+          <w:szCs w:val="21"/>
+          <w14:ligatures w14:val="none"/>
+        </w:rPr>
+      </w:pPr>
+      <w:r>
+        <w:rPr>
+          <w:rFonts w:ascii="Consolas" w:eastAsia="Times New Roman" w:hAnsi="Consolas" w:cs="Times New Roman"/>
+          <w:color w:val="CCCCCC"/>
+          <w:kern w:val="0"/>
+          <w:sz w:val="21"/>
+          <w:szCs w:val="21"/>
+          <w14:ligatures w14:val="none"/>
+        </w:rPr>
+        <w:t xml:space="preserve">  </w:t>
+      </w:r>
+      <w:proofErr w:type="gramStart"/>
+      <w:r>
+        <w:rPr>
+          <w:rFonts w:ascii="Consolas" w:eastAsia="Times New Roman" w:hAnsi="Consolas" w:cs="Times New Roman"/>
+          <w:color w:val="DCDCAA"/>
+          <w:kern w:val="0"/>
+          <w:sz w:val="21"/>
+          <w:szCs w:val="21"/>
+          <w14:ligatures w14:val="none"/>
+        </w:rPr>
+        <w:t>run</w:t>
+      </w:r>
+      <w:r>
+        <w:rPr>
+          <w:rFonts w:ascii="Consolas" w:eastAsia="Times New Roman" w:hAnsi="Consolas" w:cs="Times New Roman"/>
+          <w:color w:val="CCCCCC"/>
+          <w:kern w:val="0"/>
+          <w:sz w:val="21"/>
+          <w:szCs w:val="21"/>
+          <w:highlight w:val="yellow"/>
+          <w14:ligatures w14:val="none"/>
+        </w:rPr>
+        <w:t>();</w:t>
+      </w:r>
+      <w:proofErr w:type="gramEnd"/>
+    </w:p>
+    <w:p/>
+    <w:p>
+      <w:r>
+        <w:t xml:space="preserve">Bu </w:t>
+      </w:r>
+      <w:proofErr w:type="spellStart"/>
+      <w:r>
+        <w:t>kullanı</w:t>
+      </w:r>
+      <w:r>
+        <w:t>mda</w:t>
+      </w:r>
+      <w:proofErr w:type="spellEnd"/>
+      <w:r>
+        <w:t xml:space="preserve">, </w:t>
+      </w:r>
+      <w:proofErr w:type="spellStart"/>
+      <w:r>
+        <w:t>yalnızca</w:t>
+      </w:r>
+      <w:proofErr w:type="spellEnd"/>
+      <w:r>
+        <w:t xml:space="preserve"> </w:t>
+      </w:r>
+      <w:proofErr w:type="spellStart"/>
+      <w:r>
+        <w:t>bulunduğu</w:t>
+      </w:r>
+      <w:proofErr w:type="spellEnd"/>
+      <w:r>
+        <w:t xml:space="preserve"> </w:t>
+      </w:r>
+      <w:proofErr w:type="spellStart"/>
+      <w:r>
+        <w:t>fonksiyonun</w:t>
+      </w:r>
+      <w:proofErr w:type="spellEnd"/>
+      <w:r>
+        <w:t xml:space="preserve"> </w:t>
+      </w:r>
+      <w:proofErr w:type="spellStart"/>
+      <w:r>
+        <w:t>içine</w:t>
+      </w:r>
+      <w:proofErr w:type="spellEnd"/>
+      <w:r>
+        <w:t xml:space="preserve"> </w:t>
+      </w:r>
+      <w:proofErr w:type="spellStart"/>
+      <w:r>
+        <w:t>etki</w:t>
+      </w:r>
+      <w:proofErr w:type="spellEnd"/>
+      <w:r>
+        <w:t xml:space="preserve"> </w:t>
+      </w:r>
+      <w:proofErr w:type="spellStart"/>
+      <w:r>
+        <w:t>eder</w:t>
+      </w:r>
+      <w:proofErr w:type="spellEnd"/>
+      <w:r>
+        <w:t xml:space="preserve"> </w:t>
+      </w:r>
+      <w:r>
+        <w:t>(</w:t>
+      </w:r>
+      <w:proofErr w:type="spellStart"/>
+      <w:r>
+        <w:t>genel</w:t>
+      </w:r>
+      <w:proofErr w:type="spellEnd"/>
+      <w:r>
+        <w:t xml:space="preserve"> </w:t>
+      </w:r>
+      <w:proofErr w:type="spellStart"/>
+      <w:r>
+        <w:t>akışa</w:t>
+      </w:r>
+      <w:proofErr w:type="spellEnd"/>
+      <w:r>
+        <w:t xml:space="preserve"> </w:t>
+      </w:r>
+      <w:proofErr w:type="spellStart"/>
+      <w:r>
+        <w:t>değil</w:t>
+      </w:r>
+      <w:proofErr w:type="spellEnd"/>
+      <w:r>
+        <w:t>)</w:t>
+      </w:r>
+      <w:r>
+        <w:t xml:space="preserve">. Zaten </w:t>
+      </w:r>
+      <w:proofErr w:type="spellStart"/>
+      <w:r>
+        <w:t>bir</w:t>
+      </w:r>
+      <w:proofErr w:type="spellEnd"/>
+      <w:r>
+        <w:t xml:space="preserve"> async </w:t>
+      </w:r>
+      <w:proofErr w:type="spellStart"/>
+      <w:r>
+        <w:t>fonksiyon</w:t>
+      </w:r>
+      <w:proofErr w:type="spellEnd"/>
+      <w:r>
+        <w:t xml:space="preserve"> </w:t>
+      </w:r>
+      <w:proofErr w:type="spellStart"/>
+      <w:r>
+        <w:t>dışındaki</w:t>
+      </w:r>
+      <w:proofErr w:type="spellEnd"/>
+      <w:r>
+        <w:t xml:space="preserve"> </w:t>
+      </w:r>
+      <w:proofErr w:type="spellStart"/>
+      <w:r>
+        <w:t>kullanımda</w:t>
+      </w:r>
+      <w:proofErr w:type="spellEnd"/>
+      <w:r>
+        <w:t xml:space="preserve"> </w:t>
+      </w:r>
+      <w:proofErr w:type="spellStart"/>
+      <w:r>
+        <w:t>direkt</w:t>
+      </w:r>
+      <w:proofErr w:type="spellEnd"/>
+      <w:r>
+        <w:t xml:space="preserve"> </w:t>
+      </w:r>
+      <w:proofErr w:type="spellStart"/>
+      <w:r>
+        <w:t>hata</w:t>
+      </w:r>
+      <w:proofErr w:type="spellEnd"/>
+      <w:r>
+        <w:t xml:space="preserve"> </w:t>
+      </w:r>
+      <w:proofErr w:type="spellStart"/>
+      <w:r>
+        <w:t>verir</w:t>
+      </w:r>
+      <w:proofErr w:type="spellEnd"/>
+      <w:r>
+        <w:t>.</w:t>
+      </w:r>
+    </w:p>
+    <w:p/>
+    <w:p>
+      <w:pPr>
+        <w:ind w:firstLine="720"/>
+      </w:pPr>
+      <w:r>
+        <w:t xml:space="preserve">2) Promise chain </w:t>
+      </w:r>
+      <w:proofErr w:type="spellStart"/>
+      <w:r>
+        <w:t>içinde</w:t>
+      </w:r>
+      <w:proofErr w:type="spellEnd"/>
+    </w:p>
+    <w:p>
+      <w:pPr>
+        <w:ind w:firstLine="720"/>
+      </w:pPr>
+      <w:r>
+        <w:t>fetch("https://jsonplaceholder.typicode.com/</w:t>
+      </w:r>
+      <w:proofErr w:type="spellStart"/>
+      <w:r>
+        <w:t>todos</w:t>
+      </w:r>
+      <w:proofErr w:type="spellEnd"/>
+      <w:r>
+        <w:t>/100")</w:t>
+      </w:r>
+    </w:p>
+    <w:p>
+      <w:pPr>
+        <w:ind w:firstLine="720"/>
+      </w:pPr>
+      <w:r>
+        <w:t xml:space="preserve">  </w:t>
+      </w:r>
+      <w:proofErr w:type="gramStart"/>
+      <w:r>
+        <w:t>.then</w:t>
+      </w:r>
+      <w:proofErr w:type="gramEnd"/>
+      <w:r>
+        <w:t xml:space="preserve">((response) =&gt; </w:t>
+      </w:r>
+      <w:proofErr w:type="spellStart"/>
+      <w:proofErr w:type="gramStart"/>
+      <w:r>
+        <w:t>response.json</w:t>
+      </w:r>
+      <w:proofErr w:type="spellEnd"/>
+      <w:proofErr w:type="gramEnd"/>
+      <w:r>
+        <w:t>())</w:t>
+      </w:r>
+    </w:p>
+    <w:p>
+      <w:pPr>
+        <w:ind w:firstLine="720"/>
+      </w:pPr>
+      <w:r>
+        <w:t xml:space="preserve">  </w:t>
+      </w:r>
+      <w:proofErr w:type="gramStart"/>
+      <w:r>
+        <w:t>.then</w:t>
+      </w:r>
+      <w:proofErr w:type="gramEnd"/>
+      <w:r>
+        <w:t>((</w:t>
+      </w:r>
+      <w:proofErr w:type="spellStart"/>
+      <w:r>
+        <w:t>json</w:t>
+      </w:r>
+      <w:proofErr w:type="spellEnd"/>
+      <w:r>
+        <w:t xml:space="preserve">) =&gt; </w:t>
+      </w:r>
+      <w:proofErr w:type="gramStart"/>
+      <w:r>
+        <w:t>console.log(</w:t>
+      </w:r>
+      <w:proofErr w:type="gramEnd"/>
+      <w:r>
+        <w:t xml:space="preserve">"RESPONSE FROM 1ST FETCH", </w:t>
+      </w:r>
+      <w:proofErr w:type="spellStart"/>
+      <w:r>
+        <w:t>json</w:t>
+      </w:r>
+      <w:proofErr w:type="spellEnd"/>
+      <w:r>
+        <w:t>))</w:t>
+      </w:r>
+    </w:p>
+    <w:p>
+      <w:pPr>
+        <w:ind w:firstLine="720"/>
+      </w:pPr>
+      <w:r>
+        <w:t xml:space="preserve">  </w:t>
+      </w:r>
+      <w:proofErr w:type="gramStart"/>
+      <w:r>
+        <w:t>.then</w:t>
+      </w:r>
+      <w:proofErr w:type="gramEnd"/>
+      <w:r>
+        <w:t>(() =&gt; {</w:t>
+      </w:r>
+    </w:p>
+    <w:p>
+      <w:pPr>
+        <w:ind w:firstLine="720"/>
+      </w:pPr>
+      <w:r>
+        <w:t>    fetch("https://jsonplaceholder.typicode.com/</w:t>
+      </w:r>
+      <w:proofErr w:type="spellStart"/>
+      <w:r>
+        <w:t>todos</w:t>
+      </w:r>
+      <w:proofErr w:type="spellEnd"/>
+      <w:r>
+        <w:t>/3")</w:t>
+      </w:r>
+    </w:p>
+    <w:p>
+      <w:pPr>
+        <w:ind w:firstLine="720"/>
+      </w:pPr>
+      <w:r>
+        <w:t xml:space="preserve">      </w:t>
+      </w:r>
+      <w:proofErr w:type="gramStart"/>
+      <w:r>
+        <w:t>.then</w:t>
+      </w:r>
+      <w:proofErr w:type="gramEnd"/>
+      <w:r>
+        <w:t xml:space="preserve">((response) =&gt; </w:t>
+      </w:r>
+      <w:proofErr w:type="spellStart"/>
+      <w:proofErr w:type="gramStart"/>
+      <w:r>
+        <w:t>response.json</w:t>
+      </w:r>
+      <w:proofErr w:type="spellEnd"/>
+      <w:proofErr w:type="gramEnd"/>
+      <w:r>
+        <w:t>())</w:t>
+      </w:r>
+    </w:p>
+    <w:p>
+      <w:pPr>
+        <w:ind w:firstLine="720"/>
+      </w:pPr>
+      <w:r>
+        <w:t xml:space="preserve">      </w:t>
+      </w:r>
+      <w:proofErr w:type="gramStart"/>
+      <w:r>
+        <w:t>.then</w:t>
+      </w:r>
+      <w:proofErr w:type="gramEnd"/>
+      <w:r>
+        <w:t>((</w:t>
+      </w:r>
+      <w:proofErr w:type="spellStart"/>
+      <w:r>
+        <w:t>json</w:t>
+      </w:r>
+      <w:proofErr w:type="spellEnd"/>
+      <w:r>
+        <w:t xml:space="preserve">) =&gt; </w:t>
+      </w:r>
+      <w:proofErr w:type="gramStart"/>
+      <w:r>
+        <w:t>console.log(</w:t>
+      </w:r>
+      <w:proofErr w:type="gramEnd"/>
+      <w:r>
+        <w:t xml:space="preserve">"RESPONSE FROM 2ND FETCH", </w:t>
+      </w:r>
+      <w:proofErr w:type="spellStart"/>
+      <w:r>
+        <w:t>json</w:t>
+      </w:r>
+      <w:proofErr w:type="spellEnd"/>
+      <w:r>
+        <w:t>)</w:t>
+      </w:r>
+      <w:proofErr w:type="gramStart"/>
+      <w:r>
+        <w:t>);</w:t>
+      </w:r>
+      <w:proofErr w:type="gramEnd"/>
+    </w:p>
+    <w:p>
+      <w:pPr>
+        <w:ind w:firstLine="720"/>
+      </w:pPr>
+      <w:r>
+        <w:t>  }</w:t>
+      </w:r>
+      <w:proofErr w:type="gramStart"/>
+      <w:r>
+        <w:t>);</w:t>
+      </w:r>
+      <w:proofErr w:type="gramEnd"/>
+    </w:p>
+    <w:p/>
+    <w:p/>
+    <w:p/>
+    <w:p>
+      <w:pPr>
+        <w:rPr>
+          <w:b/>
+          <w:bCs/>
+        </w:rPr>
+      </w:pPr>
+      <w:r>
+        <w:rPr>
+          <w:b/>
+          <w:bCs/>
+        </w:rPr>
+        <w:t>PROMISES</w:t>
+      </w:r>
+    </w:p>
+    <w:p>
+      <w:pPr>
+        <w:ind w:firstLine="720"/>
+      </w:pPr>
+      <w:r>
+        <w:t xml:space="preserve">Resolve </w:t>
+      </w:r>
+      <w:r>
+        <w:sym w:font="Wingdings" w:char="F0E0"/>
+      </w:r>
+      <w:r>
+        <w:t xml:space="preserve"> Then</w:t>
+      </w:r>
+    </w:p>
+    <w:p>
+      <w:pPr>
+        <w:ind w:firstLine="720"/>
+      </w:pPr>
+      <w:r>
+        <w:t xml:space="preserve">Reject </w:t>
+      </w:r>
+      <w:r>
+        <w:sym w:font="Wingdings" w:char="F0E0"/>
+      </w:r>
+      <w:r>
+        <w:t xml:space="preserve"> Catch</w:t>
+      </w:r>
+    </w:p>
+    <w:p>
+      <w:r>
+        <w:t xml:space="preserve">In summary, asynchronous structures determine the execution order, while promise structures determine whether an operation has </w:t>
+      </w:r>
+      <w:proofErr w:type="gramStart"/>
+      <w:r>
+        <w:t>completed</w:t>
+      </w:r>
+      <w:proofErr w:type="gramEnd"/>
+      <w:r>
+        <w:t>.</w:t>
+      </w:r>
+    </w:p>
+    <w:p>
+      <w:r>
+        <w:t xml:space="preserve">For multiple promise usage </w:t>
+      </w:r>
+    </w:p>
+    <w:p>
+      <w:proofErr w:type="spellStart"/>
+      <w:proofErr w:type="gramStart"/>
+      <w:r>
+        <w:rPr>
+          <w:highlight w:val="yellow"/>
+        </w:rPr>
+        <w:t>Promise.all</w:t>
+      </w:r>
+      <w:proofErr w:type="spellEnd"/>
+      <w:r>
+        <w:rPr>
+          <w:highlight w:val="yellow"/>
+        </w:rPr>
+        <w:t>(</w:t>
+      </w:r>
+      <w:proofErr w:type="gramEnd"/>
+      <w:r>
+        <w:rPr>
+          <w:highlight w:val="yellow"/>
+        </w:rPr>
+        <w:t>[f1(…), f2(…)]</w:t>
+      </w:r>
+      <w:proofErr w:type="gramStart"/>
+      <w:r>
+        <w:rPr>
+          <w:highlight w:val="yellow"/>
+        </w:rPr>
+        <w:t>).then</w:t>
+      </w:r>
+      <w:proofErr w:type="gramEnd"/>
+      <w:r>
+        <w:rPr>
+          <w:highlight w:val="yellow"/>
+        </w:rPr>
+        <w:t>(…</w:t>
+      </w:r>
+      <w:proofErr w:type="gramStart"/>
+      <w:r>
+        <w:rPr>
+          <w:highlight w:val="yellow"/>
+        </w:rPr>
+        <w:t>).</w:t>
+      </w:r>
+      <w:r>
+        <w:rPr>
+          <w:highlight w:val="yellow"/>
+        </w:rPr>
+        <w:t>catch</w:t>
+      </w:r>
+      <w:proofErr w:type="gramEnd"/>
+      <w:r>
+        <w:rPr>
+          <w:highlight w:val="yellow"/>
+        </w:rPr>
+        <w:t>(…</w:t>
+      </w:r>
+      <w:proofErr w:type="gramStart"/>
+      <w:r>
+        <w:rPr>
+          <w:highlight w:val="yellow"/>
+        </w:rPr>
+        <w:t>);</w:t>
+      </w:r>
+      <w:proofErr w:type="gramEnd"/>
+    </w:p>
+    <w:p/>
+    <w:p>
+      <w:pPr>
+        <w:rPr>
+          <w:b/>
+          <w:bCs/>
+        </w:rPr>
+      </w:pPr>
+      <w:r>
+        <w:rPr>
+          <w:b/>
+          <w:bCs/>
+        </w:rPr>
+        <w:t>TRY-CAT</w:t>
+      </w:r>
+      <w:r>
+        <w:rPr>
+          <w:b/>
+          <w:bCs/>
+        </w:rPr>
+        <w:t>CH vs PROMISES</w:t>
+      </w:r>
+    </w:p>
+    <w:p>
+      <w:proofErr w:type="spellStart"/>
+      <w:r>
+        <w:t>kritik</w:t>
+      </w:r>
+      <w:proofErr w:type="spellEnd"/>
+      <w:r>
+        <w:t xml:space="preserve"> </w:t>
+      </w:r>
+      <w:proofErr w:type="spellStart"/>
+      <w:r>
+        <w:t>noktayı</w:t>
+      </w:r>
+      <w:proofErr w:type="spellEnd"/>
+      <w:r>
+        <w:t xml:space="preserve"> </w:t>
+      </w:r>
+      <w:proofErr w:type="spellStart"/>
+      <w:r>
+        <w:t>netleştirelim</w:t>
+      </w:r>
+      <w:proofErr w:type="spellEnd"/>
+      <w:r>
+        <w:t xml:space="preserve">: </w:t>
+      </w:r>
+      <w:r>
+        <w:rPr>
+          <w:b/>
+          <w:bCs/>
+        </w:rPr>
+        <w:t xml:space="preserve">try...catch </w:t>
+      </w:r>
+      <w:proofErr w:type="spellStart"/>
+      <w:r>
+        <w:rPr>
+          <w:b/>
+          <w:bCs/>
+        </w:rPr>
+        <w:t>ile</w:t>
+      </w:r>
+      <w:proofErr w:type="spellEnd"/>
+      <w:r>
+        <w:rPr>
+          <w:b/>
+          <w:bCs/>
+        </w:rPr>
+        <w:t xml:space="preserve"> Promise </w:t>
+      </w:r>
+      <w:proofErr w:type="spellStart"/>
+      <w:r>
+        <w:rPr>
+          <w:b/>
+          <w:bCs/>
+        </w:rPr>
+        <w:t>aynı</w:t>
+      </w:r>
+      <w:proofErr w:type="spellEnd"/>
+      <w:r>
+        <w:rPr>
+          <w:b/>
+          <w:bCs/>
+        </w:rPr>
+        <w:t xml:space="preserve"> </w:t>
+      </w:r>
+      <w:proofErr w:type="spellStart"/>
+      <w:r>
+        <w:rPr>
+          <w:b/>
+          <w:bCs/>
+        </w:rPr>
+        <w:t>şey</w:t>
+      </w:r>
+      <w:proofErr w:type="spellEnd"/>
+      <w:r>
+        <w:rPr>
+          <w:b/>
+          <w:bCs/>
+        </w:rPr>
+        <w:t xml:space="preserve"> </w:t>
+      </w:r>
+      <w:proofErr w:type="spellStart"/>
+      <w:r>
+        <w:rPr>
+          <w:b/>
+          <w:bCs/>
+        </w:rPr>
+        <w:t>değildir</w:t>
+      </w:r>
+      <w:proofErr w:type="spellEnd"/>
+      <w:r>
+        <w:rPr>
+          <w:b/>
+          <w:bCs/>
+        </w:rPr>
+        <w:t>.</w:t>
+      </w:r>
+      <w:r>
+        <w:br/>
+        <w:t xml:space="preserve">Biri </w:t>
+      </w:r>
+      <w:proofErr w:type="spellStart"/>
+      <w:r>
+        <w:rPr>
+          <w:b/>
+          <w:bCs/>
+        </w:rPr>
+        <w:t>hata</w:t>
+      </w:r>
+      <w:proofErr w:type="spellEnd"/>
+      <w:r>
+        <w:rPr>
+          <w:b/>
+          <w:bCs/>
+        </w:rPr>
+        <w:t xml:space="preserve"> </w:t>
+      </w:r>
+      <w:proofErr w:type="spellStart"/>
+      <w:r>
+        <w:rPr>
+          <w:b/>
+          <w:bCs/>
+        </w:rPr>
+        <w:t>yakalama</w:t>
+      </w:r>
+      <w:proofErr w:type="spellEnd"/>
+      <w:r>
+        <w:rPr>
+          <w:b/>
+          <w:bCs/>
+        </w:rPr>
+        <w:t xml:space="preserve"> </w:t>
+      </w:r>
+      <w:proofErr w:type="spellStart"/>
+      <w:r>
+        <w:rPr>
+          <w:b/>
+          <w:bCs/>
+        </w:rPr>
+        <w:t>mekanizması</w:t>
+      </w:r>
+      <w:proofErr w:type="spellEnd"/>
+      <w:r>
+        <w:t xml:space="preserve">, </w:t>
+      </w:r>
+      <w:proofErr w:type="spellStart"/>
+      <w:r>
+        <w:t>diğeri</w:t>
+      </w:r>
+      <w:proofErr w:type="spellEnd"/>
+      <w:r>
+        <w:t xml:space="preserve"> </w:t>
+      </w:r>
+      <w:proofErr w:type="spellStart"/>
+      <w:r>
+        <w:rPr>
+          <w:b/>
+          <w:bCs/>
+        </w:rPr>
+        <w:t>asenkron</w:t>
+      </w:r>
+      <w:proofErr w:type="spellEnd"/>
+      <w:r>
+        <w:rPr>
+          <w:b/>
+          <w:bCs/>
+        </w:rPr>
+        <w:t xml:space="preserve"> </w:t>
+      </w:r>
+      <w:proofErr w:type="spellStart"/>
+      <w:r>
+        <w:rPr>
+          <w:b/>
+          <w:bCs/>
+        </w:rPr>
+        <w:t>işlem</w:t>
+      </w:r>
+      <w:proofErr w:type="spellEnd"/>
+      <w:r>
+        <w:rPr>
+          <w:b/>
+          <w:bCs/>
+        </w:rPr>
+        <w:t xml:space="preserve"> </w:t>
+      </w:r>
+      <w:proofErr w:type="spellStart"/>
+      <w:r>
+        <w:rPr>
+          <w:b/>
+          <w:bCs/>
+        </w:rPr>
+        <w:t>modelidir</w:t>
+      </w:r>
+      <w:proofErr w:type="spellEnd"/>
+      <w:r>
+        <w:t>.</w:t>
+      </w:r>
+    </w:p>
+    <w:p>
+      <w:proofErr w:type="gramStart"/>
+      <w:r>
+        <w:t>pending  →</w:t>
+      </w:r>
+      <w:proofErr w:type="gramEnd"/>
+      <w:r>
+        <w:t xml:space="preserve"> </w:t>
+      </w:r>
+      <w:proofErr w:type="spellStart"/>
+      <w:r>
+        <w:t>işlem</w:t>
+      </w:r>
+      <w:proofErr w:type="spellEnd"/>
+      <w:r>
+        <w:t xml:space="preserve"> </w:t>
+      </w:r>
+      <w:proofErr w:type="spellStart"/>
+      <w:r>
+        <w:t>devam</w:t>
+      </w:r>
+      <w:proofErr w:type="spellEnd"/>
+      <w:r>
+        <w:t xml:space="preserve"> </w:t>
+      </w:r>
+      <w:proofErr w:type="spellStart"/>
+      <w:r>
+        <w:t>ediyor</w:t>
+      </w:r>
+      <w:proofErr w:type="spellEnd"/>
+      <w:r>
+        <w:br/>
+        <w:t xml:space="preserve">fulfilled → </w:t>
+      </w:r>
+      <w:proofErr w:type="spellStart"/>
+      <w:r>
+        <w:t>başarılı</w:t>
+      </w:r>
+      <w:proofErr w:type="spellEnd"/>
+      <w:r>
+        <w:br/>
+        <w:t xml:space="preserve">rejected → </w:t>
+      </w:r>
+      <w:proofErr w:type="spellStart"/>
+      <w:r>
+        <w:t>hata</w:t>
+      </w:r>
+      <w:proofErr w:type="spellEnd"/>
+      <w:r>
+        <w:t xml:space="preserve"> </w:t>
+      </w:r>
+      <w:proofErr w:type="spellStart"/>
+      <w:r>
+        <w:t>oluştu</w:t>
+      </w:r>
+      <w:proofErr w:type="spellEnd"/>
+    </w:p>
+    <w:p>
+      <w:r>
+        <w:t xml:space="preserve">Promise </w:t>
+      </w:r>
+      <w:proofErr w:type="spellStart"/>
+      <w:r>
+        <w:t>ile</w:t>
+      </w:r>
+      <w:proofErr w:type="spellEnd"/>
+      <w:r>
+        <w:t xml:space="preserve"> </w:t>
+      </w:r>
+      <w:proofErr w:type="spellStart"/>
+      <w:r>
+        <w:t>hata</w:t>
+      </w:r>
+      <w:proofErr w:type="spellEnd"/>
+      <w:r>
+        <w:t xml:space="preserve"> </w:t>
+      </w:r>
+      <w:proofErr w:type="spellStart"/>
+      <w:r>
+        <w:t>yakalama</w:t>
+      </w:r>
+      <w:proofErr w:type="spellEnd"/>
+      <w:r>
+        <w:t xml:space="preserve"> </w:t>
+      </w:r>
+      <w:proofErr w:type="spellStart"/>
+      <w:proofErr w:type="gramStart"/>
+      <w:r>
+        <w:t>genelde</w:t>
+      </w:r>
+      <w:proofErr w:type="spellEnd"/>
+      <w:r>
+        <w:t xml:space="preserve"> .catch</w:t>
+      </w:r>
+      <w:proofErr w:type="gramEnd"/>
+      <w:r>
+        <w:t xml:space="preserve">() </w:t>
+      </w:r>
+      <w:proofErr w:type="spellStart"/>
+      <w:r>
+        <w:t>ile</w:t>
+      </w:r>
+      <w:proofErr w:type="spellEnd"/>
+      <w:r>
+        <w:t xml:space="preserve"> </w:t>
+      </w:r>
+      <w:proofErr w:type="spellStart"/>
+      <w:r>
+        <w:t>yapılır</w:t>
+      </w:r>
+      <w:proofErr w:type="spellEnd"/>
+      <w:r>
+        <w:t>.</w:t>
+      </w:r>
+    </w:p>
+    <w:p>
+      <w:r>
+        <w:t>fetch(</w:t>
+      </w:r>
+      <w:proofErr w:type="spellStart"/>
+      <w:r>
+        <w:t>url</w:t>
+      </w:r>
+      <w:proofErr w:type="spellEnd"/>
+      <w:r>
+        <w:t>)</w:t>
+      </w:r>
+      <w:r>
+        <w:br/>
+        <w:t xml:space="preserve">.then((res) =&gt; </w:t>
+      </w:r>
+      <w:proofErr w:type="spellStart"/>
+      <w:proofErr w:type="gramStart"/>
+      <w:r>
+        <w:t>res.json</w:t>
+      </w:r>
+      <w:proofErr w:type="spellEnd"/>
+      <w:proofErr w:type="gramEnd"/>
+      <w:r>
+        <w:t>())</w:t>
+      </w:r>
+      <w:r>
+        <w:br/>
+        <w:t>.then((data) =&gt; console.log(data))</w:t>
+      </w:r>
+      <w:r>
+        <w:br/>
+        <w:t xml:space="preserve">.catch((err) =&gt; </w:t>
+      </w:r>
+      <w:proofErr w:type="spellStart"/>
+      <w:proofErr w:type="gramStart"/>
+      <w:r>
+        <w:t>console.error</w:t>
+      </w:r>
+      <w:proofErr w:type="spellEnd"/>
+      <w:proofErr w:type="gramEnd"/>
+      <w:r>
+        <w:t>(err)</w:t>
+      </w:r>
+      <w:proofErr w:type="gramStart"/>
+      <w:r>
+        <w:t>);</w:t>
+      </w:r>
+      <w:proofErr w:type="gramEnd"/>
+    </w:p>
+    <w:p/>
+    <w:p>
+      <w:r>
+        <w:t xml:space="preserve">try...catch </w:t>
+      </w:r>
+      <w:r>
+        <w:rPr>
+          <w:b/>
+          <w:bCs/>
+        </w:rPr>
+        <w:t xml:space="preserve">synchronous </w:t>
+      </w:r>
+      <w:proofErr w:type="spellStart"/>
+      <w:r>
+        <w:rPr>
+          <w:b/>
+          <w:bCs/>
+        </w:rPr>
+        <w:t>hata</w:t>
+      </w:r>
+      <w:proofErr w:type="spellEnd"/>
+      <w:r>
+        <w:rPr>
+          <w:b/>
+          <w:bCs/>
+        </w:rPr>
+        <w:t xml:space="preserve"> </w:t>
+      </w:r>
+      <w:proofErr w:type="spellStart"/>
+      <w:r>
+        <w:rPr>
+          <w:b/>
+          <w:bCs/>
+        </w:rPr>
+        <w:t>yakalamak</w:t>
+      </w:r>
+      <w:proofErr w:type="spellEnd"/>
+      <w:r>
+        <w:rPr>
+          <w:b/>
+          <w:bCs/>
+        </w:rPr>
+        <w:t xml:space="preserve"> </w:t>
+      </w:r>
+      <w:proofErr w:type="spellStart"/>
+      <w:r>
+        <w:rPr>
+          <w:b/>
+          <w:bCs/>
+        </w:rPr>
+        <w:t>için</w:t>
+      </w:r>
+      <w:proofErr w:type="spellEnd"/>
+      <w:r>
+        <w:rPr>
+          <w:b/>
+          <w:bCs/>
+        </w:rPr>
+        <w:t xml:space="preserve"> </w:t>
+      </w:r>
+      <w:proofErr w:type="spellStart"/>
+      <w:r>
+        <w:rPr>
+          <w:b/>
+          <w:bCs/>
+        </w:rPr>
+        <w:t>kullanılan</w:t>
+      </w:r>
+      <w:proofErr w:type="spellEnd"/>
+      <w:r>
+        <w:rPr>
+          <w:b/>
+          <w:bCs/>
+        </w:rPr>
+        <w:t xml:space="preserve"> JavaScript </w:t>
+      </w:r>
+      <w:proofErr w:type="spellStart"/>
+      <w:r>
+        <w:rPr>
+          <w:b/>
+          <w:bCs/>
+        </w:rPr>
+        <w:t>yapısıdır</w:t>
+      </w:r>
+      <w:proofErr w:type="spellEnd"/>
+      <w:r>
+        <w:rPr>
+          <w:b/>
+          <w:bCs/>
+        </w:rPr>
+        <w:t>.</w:t>
+      </w:r>
+    </w:p>
+    <w:p>
+      <w:r>
+        <w:t>Örnek:</w:t>
+      </w:r>
+    </w:p>
+    <w:p>
+      <w:r>
+        <w:t>try {</w:t>
+      </w:r>
+      <w:r>
+        <w:br/>
+        <w:t xml:space="preserve">  const x = y; // y </w:t>
+      </w:r>
+      <w:proofErr w:type="spellStart"/>
+      <w:r>
+        <w:t>tanımlı</w:t>
+      </w:r>
+      <w:proofErr w:type="spellEnd"/>
+      <w:r>
+        <w:t xml:space="preserve"> </w:t>
+      </w:r>
+      <w:proofErr w:type="spellStart"/>
+      <w:r>
+        <w:t>değil</w:t>
+      </w:r>
+      <w:proofErr w:type="spellEnd"/>
+      <w:r>
+        <w:br/>
+        <w:t>} catch (err) {</w:t>
+      </w:r>
+      <w:r>
+        <w:br/>
+        <w:t xml:space="preserve">  console.log(err);</w:t>
+      </w:r>
+      <w:r>
+        <w:br/>
+        <w:t>}</w:t>
+      </w:r>
+    </w:p>
+    <w:p>
+      <w:pPr>
+        <w:rPr>
+          <w:b/>
+          <w:bCs/>
+        </w:rPr>
+      </w:pPr>
+      <w:r>
+        <w:t xml:space="preserve">Bu </w:t>
+      </w:r>
+      <w:proofErr w:type="spellStart"/>
+      <w:r>
+        <w:t>sadece</w:t>
+      </w:r>
+      <w:proofErr w:type="spellEnd"/>
+      <w:r>
+        <w:t xml:space="preserve"> </w:t>
+      </w:r>
+      <w:proofErr w:type="spellStart"/>
+      <w:r>
+        <w:rPr>
+          <w:b/>
+          <w:bCs/>
+        </w:rPr>
+        <w:t>senkron</w:t>
+      </w:r>
+      <w:proofErr w:type="spellEnd"/>
+      <w:r>
+        <w:rPr>
+          <w:b/>
+          <w:bCs/>
+        </w:rPr>
+        <w:t xml:space="preserve"> </w:t>
+      </w:r>
+      <w:proofErr w:type="spellStart"/>
+      <w:r>
+        <w:rPr>
+          <w:b/>
+          <w:bCs/>
+        </w:rPr>
+        <w:t>hataları</w:t>
+      </w:r>
+      <w:proofErr w:type="spellEnd"/>
+      <w:r>
+        <w:rPr>
+          <w:b/>
+          <w:bCs/>
+        </w:rPr>
+        <w:t xml:space="preserve"> </w:t>
+      </w:r>
+      <w:proofErr w:type="spellStart"/>
+      <w:r>
+        <w:rPr>
+          <w:b/>
+          <w:bCs/>
+        </w:rPr>
+        <w:t>yakalar</w:t>
+      </w:r>
+      <w:proofErr w:type="spellEnd"/>
+      <w:r>
+        <w:rPr>
+          <w:b/>
+          <w:bCs/>
+        </w:rPr>
+        <w:t>.</w:t>
+      </w:r>
+    </w:p>
+    <w:p>
+      <w:pPr>
+        <w:rPr>
+          <w:b/>
+          <w:bCs/>
+        </w:rPr>
+      </w:pPr>
+    </w:p>
+    <w:p>
+      <w:pPr>
+        <w:rPr>
+          <w:b/>
+          <w:bCs/>
+        </w:rPr>
+      </w:pPr>
+    </w:p>
+    <w:p>
+      <w:pPr>
+        <w:rPr>
+          <w:b/>
+          <w:bCs/>
+        </w:rPr>
+      </w:pPr>
+    </w:p>
+    <w:p/>
+    <w:p>
+      <w:pPr>
+        <w:rPr>
+          <w:b/>
+          <w:bCs/>
+        </w:rPr>
+      </w:pPr>
+      <w:proofErr w:type="spellStart"/>
+      <w:r>
+        <w:rPr>
+          <w:b/>
+          <w:bCs/>
+          <w:highlight w:val="yellow"/>
+        </w:rPr>
+        <w:t>Önemli</w:t>
+      </w:r>
+      <w:proofErr w:type="spellEnd"/>
+      <w:r>
+        <w:rPr>
+          <w:b/>
+          <w:bCs/>
+          <w:highlight w:val="yellow"/>
+        </w:rPr>
+        <w:t xml:space="preserve"> fark (</w:t>
+      </w:r>
+      <w:proofErr w:type="spellStart"/>
+      <w:r>
+        <w:rPr>
+          <w:b/>
+          <w:bCs/>
+          <w:highlight w:val="yellow"/>
+        </w:rPr>
+        <w:t>çok</w:t>
+      </w:r>
+      <w:proofErr w:type="spellEnd"/>
+      <w:r>
+        <w:rPr>
+          <w:b/>
+          <w:bCs/>
+          <w:highlight w:val="yellow"/>
+        </w:rPr>
+        <w:t xml:space="preserve"> </w:t>
+      </w:r>
+      <w:proofErr w:type="spellStart"/>
+      <w:r>
+        <w:rPr>
+          <w:b/>
+          <w:bCs/>
+          <w:highlight w:val="yellow"/>
+        </w:rPr>
+        <w:t>kritik</w:t>
+      </w:r>
+      <w:proofErr w:type="spellEnd"/>
+      <w:r>
+        <w:rPr>
+          <w:b/>
+          <w:bCs/>
+          <w:highlight w:val="yellow"/>
+        </w:rPr>
+        <w:t>)</w:t>
+      </w:r>
+    </w:p>
+    <w:p>
+      <w:r>
+        <w:t xml:space="preserve">Normal try/catch </w:t>
+      </w:r>
+      <w:r>
+        <w:rPr>
+          <w:b/>
+          <w:bCs/>
+        </w:rPr>
+        <w:t xml:space="preserve">Promise </w:t>
+      </w:r>
+      <w:proofErr w:type="spellStart"/>
+      <w:r>
+        <w:rPr>
+          <w:b/>
+          <w:bCs/>
+        </w:rPr>
+        <w:t>hatalarını</w:t>
+      </w:r>
+      <w:proofErr w:type="spellEnd"/>
+      <w:r>
+        <w:rPr>
+          <w:b/>
+          <w:bCs/>
+        </w:rPr>
+        <w:t xml:space="preserve"> </w:t>
+      </w:r>
+      <w:proofErr w:type="spellStart"/>
+      <w:r>
+        <w:rPr>
+          <w:b/>
+          <w:bCs/>
+        </w:rPr>
+        <w:t>yakalayamaz</w:t>
+      </w:r>
+      <w:proofErr w:type="spellEnd"/>
+      <w:r>
+        <w:t>.</w:t>
+      </w:r>
+    </w:p>
+    <w:p>
+      <w:r>
+        <w:t>Örnek:</w:t>
+      </w:r>
+    </w:p>
+    <w:p>
+      <w:r>
+        <w:t>try {</w:t>
+      </w:r>
+      <w:r>
+        <w:br/>
+        <w:t xml:space="preserve">  fetch(</w:t>
+      </w:r>
+      <w:proofErr w:type="spellStart"/>
+      <w:r>
+        <w:t>url</w:t>
+      </w:r>
+      <w:proofErr w:type="spellEnd"/>
+      <w:r>
+        <w:t>);</w:t>
+      </w:r>
+      <w:r>
+        <w:br/>
+        <w:t>} catch (err) {</w:t>
+      </w:r>
+      <w:r>
+        <w:br/>
+        <w:t xml:space="preserve">  console.log(err);</w:t>
+      </w:r>
+      <w:r>
+        <w:br/>
+        <w:t>}</w:t>
+      </w:r>
+    </w:p>
+    <w:p>
+      <w:r>
+        <w:t xml:space="preserve">Bu </w:t>
+      </w:r>
+      <w:proofErr w:type="spellStart"/>
+      <w:r>
+        <w:rPr>
+          <w:b/>
+          <w:bCs/>
+        </w:rPr>
+        <w:t>çalışmaz</w:t>
+      </w:r>
+      <w:proofErr w:type="spellEnd"/>
+      <w:r>
+        <w:t xml:space="preserve"> </w:t>
+      </w:r>
+      <w:proofErr w:type="spellStart"/>
+      <w:r>
+        <w:t>çünkü</w:t>
+      </w:r>
+      <w:proofErr w:type="spellEnd"/>
+      <w:r>
+        <w:t>:</w:t>
+      </w:r>
+    </w:p>
+    <w:p>
+      <w:pPr>
+        <w:numPr>
+          <w:ilvl w:val="0"/>
+          <w:numId w:val="2"/>
+        </w:numPr>
+      </w:pPr>
+      <w:r>
+        <w:t xml:space="preserve">fetch </w:t>
+      </w:r>
+      <w:proofErr w:type="spellStart"/>
+      <w:r>
+        <w:t>asenkron</w:t>
+      </w:r>
+      <w:proofErr w:type="spellEnd"/>
+    </w:p>
+    <w:p>
+      <w:pPr>
+        <w:numPr>
+          <w:ilvl w:val="0"/>
+          <w:numId w:val="2"/>
+        </w:numPr>
+      </w:pPr>
+      <w:proofErr w:type="spellStart"/>
+      <w:r>
+        <w:t>hata</w:t>
+      </w:r>
+      <w:proofErr w:type="spellEnd"/>
+      <w:r>
+        <w:t xml:space="preserve"> </w:t>
+      </w:r>
+      <w:proofErr w:type="spellStart"/>
+      <w:r>
+        <w:t>daha</w:t>
+      </w:r>
+      <w:proofErr w:type="spellEnd"/>
+      <w:r>
+        <w:t xml:space="preserve"> </w:t>
+      </w:r>
+      <w:proofErr w:type="spellStart"/>
+      <w:r>
+        <w:t>sonra</w:t>
+      </w:r>
+      <w:proofErr w:type="spellEnd"/>
+      <w:r>
+        <w:t xml:space="preserve"> </w:t>
+      </w:r>
+      <w:proofErr w:type="spellStart"/>
+      <w:r>
+        <w:t>oluşur</w:t>
+      </w:r>
+      <w:proofErr w:type="spellEnd"/>
+    </w:p>
+    <w:p>
+      <w:pPr>
+        <w:ind w:left="720"/>
+      </w:pPr>
+    </w:p>
+    <w:p>
+      <w:pPr>
+        <w:rPr>
+          <w:b/>
+          <w:bCs/>
+        </w:rPr>
+      </w:pPr>
+      <w:r>
+        <w:rPr>
+          <w:b/>
+          <w:bCs/>
+        </w:rPr>
+        <w:t xml:space="preserve">async/await </w:t>
+      </w:r>
+      <w:proofErr w:type="spellStart"/>
+      <w:r>
+        <w:rPr>
+          <w:b/>
+          <w:bCs/>
+        </w:rPr>
+        <w:t>kullanınca</w:t>
+      </w:r>
+      <w:proofErr w:type="spellEnd"/>
+      <w:r>
+        <w:rPr>
+          <w:b/>
+          <w:bCs/>
+        </w:rPr>
+        <w:t xml:space="preserve"> try/catch Promise </w:t>
+      </w:r>
+      <w:proofErr w:type="spellStart"/>
+      <w:r>
+        <w:rPr>
+          <w:b/>
+          <w:bCs/>
+        </w:rPr>
+        <w:t>hatalarını</w:t>
+      </w:r>
+      <w:proofErr w:type="spellEnd"/>
+      <w:r>
+        <w:rPr>
+          <w:b/>
+          <w:bCs/>
+        </w:rPr>
+        <w:t xml:space="preserve"> </w:t>
+      </w:r>
+      <w:proofErr w:type="spellStart"/>
+      <w:r>
+        <w:rPr>
+          <w:b/>
+          <w:bCs/>
+        </w:rPr>
+        <w:t>yakalayabilir</w:t>
+      </w:r>
+      <w:proofErr w:type="spellEnd"/>
+      <w:r>
+        <w:rPr>
+          <w:b/>
+          <w:bCs/>
+        </w:rPr>
+        <w:t>.</w:t>
+      </w:r>
+    </w:p>
+    <w:p>
+      <w:r>
+        <w:t xml:space="preserve">async function </w:t>
+      </w:r>
+      <w:proofErr w:type="spellStart"/>
+      <w:proofErr w:type="gramStart"/>
+      <w:r>
+        <w:t>getData</w:t>
+      </w:r>
+      <w:proofErr w:type="spellEnd"/>
+      <w:r>
+        <w:t>(</w:t>
+      </w:r>
+      <w:proofErr w:type="gramEnd"/>
+      <w:r>
+        <w:t>) {</w:t>
+      </w:r>
+      <w:r>
+        <w:br/>
+        <w:t xml:space="preserve">  try {</w:t>
+      </w:r>
+      <w:r>
+        <w:br/>
+        <w:t xml:space="preserve">    const res = await fetch(</w:t>
+      </w:r>
+      <w:proofErr w:type="spellStart"/>
+      <w:r>
+        <w:t>url</w:t>
+      </w:r>
+      <w:proofErr w:type="spellEnd"/>
+      <w:r>
+        <w:t>);</w:t>
+      </w:r>
+      <w:r>
+        <w:br/>
+        <w:t xml:space="preserve">    const data = await </w:t>
+      </w:r>
+      <w:proofErr w:type="spellStart"/>
+      <w:proofErr w:type="gramStart"/>
+      <w:r>
+        <w:t>res.json</w:t>
+      </w:r>
+      <w:proofErr w:type="spellEnd"/>
+      <w:proofErr w:type="gramEnd"/>
+      <w:r>
+        <w:t>();</w:t>
+      </w:r>
+      <w:r>
+        <w:br/>
+        <w:t xml:space="preserve">    console.log(data);</w:t>
+      </w:r>
+      <w:r>
+        <w:br/>
+        <w:t xml:space="preserve">  } catch (err) {</w:t>
+      </w:r>
+      <w:r>
+        <w:br/>
+        <w:t xml:space="preserve">    console.log(err);</w:t>
+      </w:r>
+      <w:r>
+        <w:br/>
+        <w:t xml:space="preserve">  }</w:t>
+      </w:r>
+      <w:r>
+        <w:br/>
+        <w:t>}</w:t>
+      </w:r>
+    </w:p>
+    <w:p/>
+    <w:p/>
+    <w:p>
+      <w:pPr>
+        <w:rPr>
+          <w:b/>
+          <w:bCs/>
+        </w:rPr>
+      </w:pPr>
+      <w:r>
+        <w:rPr>
+          <w:b/>
+          <w:bCs/>
+        </w:rPr>
+        <w:t>Promise style</w:t>
+      </w:r>
+    </w:p>
+    <w:p>
+      <w:r>
+        <w:lastRenderedPageBreak/>
+        <w:t>fetch(</w:t>
+      </w:r>
+      <w:proofErr w:type="spellStart"/>
+      <w:r>
+        <w:t>url</w:t>
+      </w:r>
+      <w:proofErr w:type="spellEnd"/>
+      <w:r>
+        <w:t>)</w:t>
+      </w:r>
+      <w:r>
+        <w:br/>
+        <w:t xml:space="preserve">  .then((res) =&gt; </w:t>
+      </w:r>
+      <w:proofErr w:type="spellStart"/>
+      <w:proofErr w:type="gramStart"/>
+      <w:r>
+        <w:t>res.json</w:t>
+      </w:r>
+      <w:proofErr w:type="spellEnd"/>
+      <w:proofErr w:type="gramEnd"/>
+      <w:r>
+        <w:t>())</w:t>
+      </w:r>
+      <w:r>
+        <w:br/>
+        <w:t xml:space="preserve">  .then((data) =&gt; console.log(data))</w:t>
+      </w:r>
+      <w:r>
+        <w:br/>
+        <w:t xml:space="preserve">  .catch((err) =&gt; console.log(err)</w:t>
+      </w:r>
+      <w:proofErr w:type="gramStart"/>
+      <w:r>
+        <w:t>);</w:t>
+      </w:r>
+      <w:proofErr w:type="gramEnd"/>
+    </w:p>
+    <w:p/>
+    <w:p/>
+    <w:p>
+      <w:pPr>
+        <w:rPr>
+          <w:b/>
+          <w:bCs/>
+        </w:rPr>
+      </w:pPr>
+      <w:r>
+        <w:rPr>
+          <w:b/>
+          <w:bCs/>
+        </w:rPr>
+        <w:t>Async / Await style</w:t>
+      </w:r>
+    </w:p>
+    <w:p>
+      <w:r>
+        <w:t xml:space="preserve">async function </w:t>
+      </w:r>
+      <w:proofErr w:type="gramStart"/>
+      <w:r>
+        <w:t>run(</w:t>
+      </w:r>
+      <w:proofErr w:type="gramEnd"/>
+      <w:r>
+        <w:t>) {</w:t>
+      </w:r>
+      <w:r>
+        <w:br/>
+        <w:t xml:space="preserve">  try {</w:t>
+      </w:r>
+      <w:r>
+        <w:br/>
+        <w:t xml:space="preserve">    const res = await fetch(</w:t>
+      </w:r>
+      <w:proofErr w:type="spellStart"/>
+      <w:r>
+        <w:t>url</w:t>
+      </w:r>
+      <w:proofErr w:type="spellEnd"/>
+      <w:r>
+        <w:t>);</w:t>
+      </w:r>
+      <w:r>
+        <w:br/>
+        <w:t xml:space="preserve">    const data = await </w:t>
+      </w:r>
+      <w:proofErr w:type="spellStart"/>
+      <w:proofErr w:type="gramStart"/>
+      <w:r>
+        <w:t>res.json</w:t>
+      </w:r>
+      <w:proofErr w:type="spellEnd"/>
+      <w:proofErr w:type="gramEnd"/>
+      <w:r>
+        <w:t>();</w:t>
+      </w:r>
+      <w:r>
+        <w:br/>
+        <w:t xml:space="preserve">    console.log(data);</w:t>
+      </w:r>
+      <w:r>
+        <w:br/>
+        <w:t xml:space="preserve">  } catch (err) {</w:t>
+      </w:r>
+      <w:r>
+        <w:br/>
+        <w:t xml:space="preserve">    console.log(err);</w:t>
+      </w:r>
+      <w:r>
+        <w:br/>
+        <w:t xml:space="preserve">  }</w:t>
+      </w:r>
+      <w:r>
+        <w:br/>
+        <w:t>}</w:t>
+      </w:r>
+    </w:p>
     <w:p/>
     <w:sectPr>
       <w:pgSz w:w="12240" w:h="15840"/>
@@ -551,6 +3133,255 @@
     </w:sectPr>
   </w:body>
 </w:document>
+</file>
+
+<file path=word/numbering.xml><?xml version="1.0" encoding="utf-8"?>
+<w:numbering xmlns:wpc="http://schemas.microsoft.com/office/word/2010/wordprocessingCanvas" xmlns:cx="http://schemas.microsoft.com/office/drawing/2014/chartex" xmlns:cx1="http://schemas.microsoft.com/office/drawing/2015/9/8/chartex" xmlns:cx2="http://schemas.microsoft.com/office/drawing/2015/10/21/chartex" xmlns:cx3="http://schemas.microsoft.com/office/drawing/2016/5/9/chartex" xmlns:cx4="http://schemas.microsoft.com/office/drawing/2016/5/10/chartex" xmlns:cx5="http://schemas.microsoft.com/office/drawing/2016/5/11/chartex" xmlns:cx6="http://schemas.microsoft.com/office/drawing/2016/5/12/chartex" xmlns:cx7="http://schemas.microsoft.com/office/drawing/2016/5/13/chartex" xmlns:cx8="http://schemas.microsoft.com/office/drawing/2016/5/14/chartex" xmlns:mc="http://schemas.openxmlformats.org/markup-compatibility/2006" xmlns:aink="http://schemas.microsoft.com/office/drawing/2016/ink" xmlns:am3d="http://schemas.microsoft.com/office/drawing/2017/model3d" xmlns:o="urn:schemas-microsoft-com:office:office" xmlns:oel="http://schemas.microsoft.com/office/2019/extlst" xmlns:r="http://schemas.openxmlformats.org/officeDocument/2006/relationships" xmlns:m="http://schemas.openxmlformats.org/officeDocument/2006/math" xmlns:v="urn:schemas-microsoft-com:vml" xmlns:wp14="http://schemas.microsoft.com/office/word/2010/wordprocessingDrawing" xmlns:wp="http://schemas.openxmlformats.org/drawingml/2006/wordprocessingDrawing" xmlns:w10="urn:schemas-microsoft-com:office:word" xmlns:w="http://schemas.openxmlformats.org/wordprocessingml/2006/main" xmlns:w14="http://schemas.microsoft.com/office/word/2010/wordml" xmlns:w15="http://schemas.microsoft.com/office/word/2012/wordml" xmlns:w16cex="http://schemas.microsoft.com/office/word/2018/wordml/cex" xmlns:w16cid="http://schemas.microsoft.com/office/word/2016/wordml/cid" xmlns:w16="http://schemas.microsoft.com/office/word/2018/wordml" xmlns:w16du="http://schemas.microsoft.com/office/word/2023/wordml/word16du" xmlns:w16sdtdh="http://schemas.microsoft.com/office/word/2020/wordml/sdtdatahash" xmlns:w16sdtfl="http://schemas.microsoft.com/office/word/2024/wordml/sdtformatlock" xmlns:w16se="http://schemas.microsoft.com/office/word/2015/wordml/symex" xmlns:wpg="http://schemas.microsoft.com/office/word/2010/wordprocessingGroup" xmlns:wpi="http://schemas.microsoft.com/office/word/2010/wordprocessingInk" xmlns:wne="http://schemas.microsoft.com/office/word/2006/wordml" xmlns:wps="http://schemas.microsoft.com/office/word/2010/wordprocessingShape" mc:Ignorable="w14 w15 w16se w16cid w16 w16cex w16sdtdh w16sdtfl w16du wp14">
+  <w:abstractNum w:abstractNumId="0" w15:restartNumberingAfterBreak="0">
+    <w:nsid w:val="44B77073"/>
+    <w:multiLevelType w:val="multilevel"/>
+    <w:tmpl w:val="51C8C3C8"/>
+    <w:lvl w:ilvl="0">
+      <w:start w:val="1"/>
+      <w:numFmt w:val="bullet"/>
+      <w:lvlText w:val=""/>
+      <w:lvlJc w:val="left"/>
+      <w:pPr>
+        <w:tabs>
+          <w:tab w:val="num" w:pos="720"/>
+        </w:tabs>
+        <w:ind w:left="720" w:hanging="360"/>
+      </w:pPr>
+      <w:rPr>
+        <w:rFonts w:ascii="Symbol" w:hAnsi="Symbol" w:hint="default"/>
+        <w:sz w:val="20"/>
+      </w:rPr>
+    </w:lvl>
+    <w:lvl w:ilvl="1" w:tentative="1">
+      <w:start w:val="1"/>
+      <w:numFmt w:val="bullet"/>
+      <w:lvlText w:val="o"/>
+      <w:lvlJc w:val="left"/>
+      <w:pPr>
+        <w:tabs>
+          <w:tab w:val="num" w:pos="1440"/>
+        </w:tabs>
+        <w:ind w:left="1440" w:hanging="360"/>
+      </w:pPr>
+      <w:rPr>
+        <w:rFonts w:ascii="Courier New" w:hAnsi="Courier New" w:hint="default"/>
+        <w:sz w:val="20"/>
+      </w:rPr>
+    </w:lvl>
+    <w:lvl w:ilvl="2" w:tentative="1">
+      <w:start w:val="1"/>
+      <w:numFmt w:val="bullet"/>
+      <w:lvlText w:val=""/>
+      <w:lvlJc w:val="left"/>
+      <w:pPr>
+        <w:tabs>
+          <w:tab w:val="num" w:pos="2160"/>
+        </w:tabs>
+        <w:ind w:left="2160" w:hanging="360"/>
+      </w:pPr>
+      <w:rPr>
+        <w:rFonts w:ascii="Wingdings" w:hAnsi="Wingdings" w:hint="default"/>
+        <w:sz w:val="20"/>
+      </w:rPr>
+    </w:lvl>
+    <w:lvl w:ilvl="3" w:tentative="1">
+      <w:start w:val="1"/>
+      <w:numFmt w:val="bullet"/>
+      <w:lvlText w:val=""/>
+      <w:lvlJc w:val="left"/>
+      <w:pPr>
+        <w:tabs>
+          <w:tab w:val="num" w:pos="2880"/>
+        </w:tabs>
+        <w:ind w:left="2880" w:hanging="360"/>
+      </w:pPr>
+      <w:rPr>
+        <w:rFonts w:ascii="Wingdings" w:hAnsi="Wingdings" w:hint="default"/>
+        <w:sz w:val="20"/>
+      </w:rPr>
+    </w:lvl>
+    <w:lvl w:ilvl="4" w:tentative="1">
+      <w:start w:val="1"/>
+      <w:numFmt w:val="bullet"/>
+      <w:lvlText w:val=""/>
+      <w:lvlJc w:val="left"/>
+      <w:pPr>
+        <w:tabs>
+          <w:tab w:val="num" w:pos="3600"/>
+        </w:tabs>
+        <w:ind w:left="3600" w:hanging="360"/>
+      </w:pPr>
+      <w:rPr>
+        <w:rFonts w:ascii="Wingdings" w:hAnsi="Wingdings" w:hint="default"/>
+        <w:sz w:val="20"/>
+      </w:rPr>
+    </w:lvl>
+    <w:lvl w:ilvl="5" w:tentative="1">
+      <w:start w:val="1"/>
+      <w:numFmt w:val="bullet"/>
+      <w:lvlText w:val=""/>
+      <w:lvlJc w:val="left"/>
+      <w:pPr>
+        <w:tabs>
+          <w:tab w:val="num" w:pos="4320"/>
+        </w:tabs>
+        <w:ind w:left="4320" w:hanging="360"/>
+      </w:pPr>
+      <w:rPr>
+        <w:rFonts w:ascii="Wingdings" w:hAnsi="Wingdings" w:hint="default"/>
+        <w:sz w:val="20"/>
+      </w:rPr>
+    </w:lvl>
+    <w:lvl w:ilvl="6" w:tentative="1">
+      <w:start w:val="1"/>
+      <w:numFmt w:val="bullet"/>
+      <w:lvlText w:val=""/>
+      <w:lvlJc w:val="left"/>
+      <w:pPr>
+        <w:tabs>
+          <w:tab w:val="num" w:pos="5040"/>
+        </w:tabs>
+        <w:ind w:left="5040" w:hanging="360"/>
+      </w:pPr>
+      <w:rPr>
+        <w:rFonts w:ascii="Wingdings" w:hAnsi="Wingdings" w:hint="default"/>
+        <w:sz w:val="20"/>
+      </w:rPr>
+    </w:lvl>
+    <w:lvl w:ilvl="7" w:tentative="1">
+      <w:start w:val="1"/>
+      <w:numFmt w:val="bullet"/>
+      <w:lvlText w:val=""/>
+      <w:lvlJc w:val="left"/>
+      <w:pPr>
+        <w:tabs>
+          <w:tab w:val="num" w:pos="5760"/>
+        </w:tabs>
+        <w:ind w:left="5760" w:hanging="360"/>
+      </w:pPr>
+      <w:rPr>
+        <w:rFonts w:ascii="Wingdings" w:hAnsi="Wingdings" w:hint="default"/>
+        <w:sz w:val="20"/>
+      </w:rPr>
+    </w:lvl>
+    <w:lvl w:ilvl="8" w:tentative="1">
+      <w:start w:val="1"/>
+      <w:numFmt w:val="bullet"/>
+      <w:lvlText w:val=""/>
+      <w:lvlJc w:val="left"/>
+      <w:pPr>
+        <w:tabs>
+          <w:tab w:val="num" w:pos="6480"/>
+        </w:tabs>
+        <w:ind w:left="6480" w:hanging="360"/>
+      </w:pPr>
+      <w:rPr>
+        <w:rFonts w:ascii="Wingdings" w:hAnsi="Wingdings" w:hint="default"/>
+        <w:sz w:val="20"/>
+      </w:rPr>
+    </w:lvl>
+  </w:abstractNum>
+  <w:abstractNum w:abstractNumId="1" w15:restartNumberingAfterBreak="0">
+    <w:nsid w:val="47D61A9C"/>
+    <w:multiLevelType w:val="hybridMultilevel"/>
+    <w:tmpl w:val="589A8398"/>
+    <w:lvl w:ilvl="0" w:tplc="04090011">
+      <w:start w:val="1"/>
+      <w:numFmt w:val="decimal"/>
+      <w:lvlText w:val="%1)"/>
+      <w:lvlJc w:val="left"/>
+      <w:pPr>
+        <w:ind w:left="720" w:hanging="360"/>
+      </w:pPr>
+      <w:rPr>
+        <w:rFonts w:hint="default"/>
+      </w:rPr>
+    </w:lvl>
+    <w:lvl w:ilvl="1" w:tplc="04090019" w:tentative="1">
+      <w:start w:val="1"/>
+      <w:numFmt w:val="lowerLetter"/>
+      <w:lvlText w:val="%2."/>
+      <w:lvlJc w:val="left"/>
+      <w:pPr>
+        <w:ind w:left="1440" w:hanging="360"/>
+      </w:pPr>
+    </w:lvl>
+    <w:lvl w:ilvl="2" w:tplc="0409001B" w:tentative="1">
+      <w:start w:val="1"/>
+      <w:numFmt w:val="lowerRoman"/>
+      <w:lvlText w:val="%3."/>
+      <w:lvlJc w:val="right"/>
+      <w:pPr>
+        <w:ind w:left="2160" w:hanging="180"/>
+      </w:pPr>
+    </w:lvl>
+    <w:lvl w:ilvl="3" w:tplc="0409000F" w:tentative="1">
+      <w:start w:val="1"/>
+      <w:numFmt w:val="decimal"/>
+      <w:lvlText w:val="%4."/>
+      <w:lvlJc w:val="left"/>
+      <w:pPr>
+        <w:ind w:left="2880" w:hanging="360"/>
+      </w:pPr>
+    </w:lvl>
+    <w:lvl w:ilvl="4" w:tplc="04090019" w:tentative="1">
+      <w:start w:val="1"/>
+      <w:numFmt w:val="lowerLetter"/>
+      <w:lvlText w:val="%5."/>
+      <w:lvlJc w:val="left"/>
+      <w:pPr>
+        <w:ind w:left="3600" w:hanging="360"/>
+      </w:pPr>
+    </w:lvl>
+    <w:lvl w:ilvl="5" w:tplc="0409001B" w:tentative="1">
+      <w:start w:val="1"/>
+      <w:numFmt w:val="lowerRoman"/>
+      <w:lvlText w:val="%6."/>
+      <w:lvlJc w:val="right"/>
+      <w:pPr>
+        <w:ind w:left="4320" w:hanging="180"/>
+      </w:pPr>
+    </w:lvl>
+    <w:lvl w:ilvl="6" w:tplc="0409000F" w:tentative="1">
+      <w:start w:val="1"/>
+      <w:numFmt w:val="decimal"/>
+      <w:lvlText w:val="%7."/>
+      <w:lvlJc w:val="left"/>
+      <w:pPr>
+        <w:ind w:left="5040" w:hanging="360"/>
+      </w:pPr>
+    </w:lvl>
+    <w:lvl w:ilvl="7" w:tplc="04090019" w:tentative="1">
+      <w:start w:val="1"/>
+      <w:numFmt w:val="lowerLetter"/>
+      <w:lvlText w:val="%8."/>
+      <w:lvlJc w:val="left"/>
+      <w:pPr>
+        <w:ind w:left="5760" w:hanging="360"/>
+      </w:pPr>
+    </w:lvl>
+    <w:lvl w:ilvl="8" w:tplc="0409001B" w:tentative="1">
+      <w:start w:val="1"/>
+      <w:numFmt w:val="lowerRoman"/>
+      <w:lvlText w:val="%9."/>
+      <w:lvlJc w:val="right"/>
+      <w:pPr>
+        <w:ind w:left="6480" w:hanging="180"/>
+      </w:pPr>
+    </w:lvl>
+  </w:abstractNum>
+  <w:num w:numId="1" w16cid:durableId="1569224195">
+    <w:abstractNumId w:val="1"/>
+  </w:num>
+  <w:num w:numId="2" w16cid:durableId="794064876">
+    <w:abstractNumId w:val="0"/>
+  </w:num>
+</w:numbering>
 </file>
 
 <file path=word/styles.xml><?xml version="1.0" encoding="utf-8"?>
@@ -1004,7 +3835,6 @@
     <w:next w:val="Normal"/>
     <w:link w:val="Heading3Char"/>
     <w:uiPriority w:val="9"/>
-    <w:semiHidden/>
     <w:unhideWhenUsed/>
     <w:qFormat/>
     <w:rsid w:val="00F03487"/>
@@ -1211,7 +4041,6 @@
     <w:basedOn w:val="DefaultParagraphFont"/>
     <w:link w:val="Heading3"/>
     <w:uiPriority w:val="9"/>
-    <w:semiHidden/>
     <w:rsid w:val="00F03487"/>
     <w:rPr>
       <w:rFonts w:eastAsiaTheme="majorEastAsia" w:cstheme="majorBidi"/>
@@ -1491,6 +4320,102 @@
       <w:color w:val="605E5C"/>
       <w:shd w:val="clear" w:color="auto" w:fill="E1DFDD"/>
     </w:rPr>
+  </w:style>
+  <w:style w:type="paragraph" w:styleId="NormalWeb">
+    <w:name w:val="Normal (Web)"/>
+    <w:basedOn w:val="Normal"/>
+    <w:uiPriority w:val="99"/>
+    <w:semiHidden/>
+    <w:unhideWhenUsed/>
+    <w:rsid w:val="000372DF"/>
+    <w:pPr>
+      <w:spacing w:before="100" w:beforeAutospacing="1" w:after="100" w:afterAutospacing="1" w:line="240" w:lineRule="auto"/>
+    </w:pPr>
+    <w:rPr>
+      <w:rFonts w:ascii="Times New Roman" w:eastAsia="Times New Roman" w:hAnsi="Times New Roman" w:cs="Times New Roman"/>
+      <w:kern w:val="0"/>
+      <w14:ligatures w14:val="none"/>
+    </w:rPr>
+  </w:style>
+  <w:style w:type="character" w:styleId="HTMLCode">
+    <w:name w:val="HTML Code"/>
+    <w:basedOn w:val="DefaultParagraphFont"/>
+    <w:uiPriority w:val="99"/>
+    <w:semiHidden/>
+    <w:unhideWhenUsed/>
+    <w:rsid w:val="000372DF"/>
+    <w:rPr>
+      <w:rFonts w:ascii="Courier New" w:eastAsia="Times New Roman" w:hAnsi="Courier New" w:cs="Courier New"/>
+      <w:sz w:val="20"/>
+      <w:szCs w:val="20"/>
+    </w:rPr>
+  </w:style>
+  <w:style w:type="character" w:customStyle="1" w:styleId="bzpyqfadein">
+    <w:name w:val="bz_pyq_fadein"/>
+    <w:basedOn w:val="DefaultParagraphFont"/>
+    <w:rsid w:val="000372DF"/>
+  </w:style>
+  <w:style w:type="paragraph" w:styleId="HTMLPreformatted">
+    <w:name w:val="HTML Preformatted"/>
+    <w:basedOn w:val="Normal"/>
+    <w:link w:val="HTMLPreformattedChar"/>
+    <w:uiPriority w:val="99"/>
+    <w:semiHidden/>
+    <w:unhideWhenUsed/>
+    <w:rsid w:val="000372DF"/>
+    <w:pPr>
+      <w:tabs>
+        <w:tab w:val="left" w:pos="916"/>
+        <w:tab w:val="left" w:pos="1832"/>
+        <w:tab w:val="left" w:pos="2748"/>
+        <w:tab w:val="left" w:pos="3664"/>
+        <w:tab w:val="left" w:pos="4580"/>
+        <w:tab w:val="left" w:pos="5496"/>
+        <w:tab w:val="left" w:pos="6412"/>
+        <w:tab w:val="left" w:pos="7328"/>
+        <w:tab w:val="left" w:pos="8244"/>
+        <w:tab w:val="left" w:pos="9160"/>
+        <w:tab w:val="left" w:pos="10076"/>
+        <w:tab w:val="left" w:pos="10992"/>
+        <w:tab w:val="left" w:pos="11908"/>
+        <w:tab w:val="left" w:pos="12824"/>
+        <w:tab w:val="left" w:pos="13740"/>
+        <w:tab w:val="left" w:pos="14656"/>
+      </w:tabs>
+      <w:spacing w:after="0" w:line="240" w:lineRule="auto"/>
+    </w:pPr>
+    <w:rPr>
+      <w:rFonts w:ascii="Courier New" w:eastAsia="Times New Roman" w:hAnsi="Courier New" w:cs="Courier New"/>
+      <w:kern w:val="0"/>
+      <w:sz w:val="20"/>
+      <w:szCs w:val="20"/>
+      <w14:ligatures w14:val="none"/>
+    </w:rPr>
+  </w:style>
+  <w:style w:type="character" w:customStyle="1" w:styleId="HTMLPreformattedChar">
+    <w:name w:val="HTML Preformatted Char"/>
+    <w:basedOn w:val="DefaultParagraphFont"/>
+    <w:link w:val="HTMLPreformatted"/>
+    <w:uiPriority w:val="99"/>
+    <w:semiHidden/>
+    <w:rsid w:val="000372DF"/>
+    <w:rPr>
+      <w:rFonts w:ascii="Courier New" w:eastAsia="Times New Roman" w:hAnsi="Courier New" w:cs="Courier New"/>
+      <w:kern w:val="0"/>
+      <w:sz w:val="20"/>
+      <w:szCs w:val="20"/>
+      <w14:ligatures w14:val="none"/>
+    </w:rPr>
+  </w:style>
+  <w:style w:type="character" w:customStyle="1" w:styleId="8">
+    <w:name w:val="ͼ8"/>
+    <w:basedOn w:val="DefaultParagraphFont"/>
+    <w:rsid w:val="000372DF"/>
+  </w:style>
+  <w:style w:type="character" w:customStyle="1" w:styleId="e">
+    <w:name w:val="ͼe"/>
+    <w:basedOn w:val="DefaultParagraphFont"/>
+    <w:rsid w:val="000372DF"/>
   </w:style>
 </w:styles>
 </file>

--- a/Useful Notes.docx
+++ b/Useful Notes.docx
@@ -3986,6 +3986,7 @@
   <w:style w:type="character" w:default="1" w:styleId="DefaultParagraphFont">
     <w:name w:val="Default Paragraph Font"/>
     <w:uiPriority w:val="1"/>
+    <w:semiHidden/>
     <w:unhideWhenUsed/>
   </w:style>
   <w:style w:type="table" w:default="1" w:styleId="TableNormal">

--- a/Useful Notes.docx
+++ b/Useful Notes.docx
@@ -14,189 +14,42 @@
     <w:p/>
     <w:p>
       <w:r>
-        <w:t xml:space="preserve">Bir </w:t>
-      </w:r>
-      <w:proofErr w:type="spellStart"/>
-      <w:r>
-        <w:t>ortama</w:t>
-      </w:r>
-      <w:proofErr w:type="spellEnd"/>
-      <w:r>
-        <w:t xml:space="preserve"> </w:t>
-      </w:r>
-      <w:proofErr w:type="spellStart"/>
-      <w:r>
-        <w:t>sıfırdan</w:t>
-      </w:r>
-      <w:proofErr w:type="spellEnd"/>
-      <w:r>
-        <w:t xml:space="preserve"> </w:t>
-      </w:r>
-      <w:proofErr w:type="spellStart"/>
-      <w:r>
-        <w:t>kurulum</w:t>
-      </w:r>
-      <w:proofErr w:type="spellEnd"/>
-      <w:r>
-        <w:t xml:space="preserve"> </w:t>
-      </w:r>
-      <w:proofErr w:type="spellStart"/>
-      <w:r>
-        <w:t>yapmak</w:t>
-      </w:r>
-      <w:proofErr w:type="spellEnd"/>
-      <w:r>
-        <w:t xml:space="preserve"> </w:t>
-      </w:r>
-      <w:proofErr w:type="spellStart"/>
-      <w:r>
-        <w:t>için</w:t>
-      </w:r>
-      <w:proofErr w:type="spellEnd"/>
-      <w:r>
-        <w:t xml:space="preserve"> </w:t>
+        <w:t xml:space="preserve">Bir ortama </w:t>
+      </w:r>
+      <w:r>
+        <w:t xml:space="preserve">sıfırdan kurulum yapmak için </w:t>
       </w:r>
       <w:r>
         <w:sym w:font="Wingdings" w:char="F0E0"/>
       </w:r>
       <w:r>
-        <w:t xml:space="preserve"> </w:t>
-      </w:r>
-      <w:proofErr w:type="spellStart"/>
-      <w:r>
-        <w:t>npm</w:t>
-      </w:r>
-      <w:proofErr w:type="spellEnd"/>
-      <w:r>
-        <w:t xml:space="preserve"> </w:t>
-      </w:r>
-      <w:proofErr w:type="spellStart"/>
-      <w:r>
-        <w:t>init</w:t>
-      </w:r>
-      <w:proofErr w:type="spellEnd"/>
-    </w:p>
-    <w:p>
-      <w:proofErr w:type="spellStart"/>
-      <w:proofErr w:type="gramStart"/>
+        <w:t xml:space="preserve"> npm init</w:t>
+      </w:r>
+    </w:p>
+    <w:p>
       <w:r>
         <w:rPr>
           <w:b/>
           <w:bCs/>
         </w:rPr>
-        <w:t>Dikkat</w:t>
-      </w:r>
-      <w:proofErr w:type="spellEnd"/>
-      <w:r>
-        <w:rPr>
-          <w:b/>
-          <w:bCs/>
-        </w:rPr>
-        <w:t xml:space="preserve"> :</w:t>
-      </w:r>
-      <w:proofErr w:type="gramEnd"/>
-      <w:r>
-        <w:t xml:space="preserve"> Bu </w:t>
-      </w:r>
-      <w:proofErr w:type="spellStart"/>
-      <w:r>
-        <w:t>kurulumu</w:t>
-      </w:r>
-      <w:proofErr w:type="spellEnd"/>
-      <w:r>
-        <w:t xml:space="preserve"> </w:t>
-      </w:r>
-      <w:proofErr w:type="spellStart"/>
-      <w:r>
-        <w:t>yaparken</w:t>
-      </w:r>
-      <w:proofErr w:type="spellEnd"/>
-      <w:r>
-        <w:t xml:space="preserve"> </w:t>
+        <w:t>Dikkat :</w:t>
+      </w:r>
+      <w:r>
+        <w:t xml:space="preserve"> Bu kurulumu yaparken </w:t>
       </w:r>
       <w:r>
         <w:rPr>
           <w:highlight w:val="yellow"/>
         </w:rPr>
-        <w:t>“</w:t>
-      </w:r>
-      <w:proofErr w:type="spellStart"/>
-      <w:proofErr w:type="gramStart"/>
-      <w:r>
-        <w:rPr>
-          <w:highlight w:val="yellow"/>
-        </w:rPr>
-        <w:t>package.json</w:t>
-      </w:r>
-      <w:proofErr w:type="spellEnd"/>
-      <w:proofErr w:type="gramEnd"/>
-      <w:r>
-        <w:rPr>
-          <w:highlight w:val="yellow"/>
-        </w:rPr>
-        <w:t xml:space="preserve">” </w:t>
-      </w:r>
-      <w:proofErr w:type="spellStart"/>
-      <w:r>
-        <w:rPr>
-          <w:highlight w:val="yellow"/>
-        </w:rPr>
-        <w:t>içindeki</w:t>
-      </w:r>
-      <w:proofErr w:type="spellEnd"/>
-      <w:r>
-        <w:rPr>
-          <w:highlight w:val="yellow"/>
-        </w:rPr>
-        <w:t xml:space="preserve"> dependencies</w:t>
-      </w:r>
-      <w:r>
-        <w:t xml:space="preserve"> </w:t>
-      </w:r>
-      <w:proofErr w:type="spellStart"/>
-      <w:r>
-        <w:t>alanına</w:t>
-      </w:r>
-      <w:proofErr w:type="spellEnd"/>
-      <w:r>
-        <w:t xml:space="preserve"> </w:t>
-      </w:r>
-      <w:proofErr w:type="spellStart"/>
-      <w:r>
-        <w:t>bakıyor</w:t>
-      </w:r>
-      <w:proofErr w:type="spellEnd"/>
-      <w:r>
-        <w:t>.</w:t>
-      </w:r>
-    </w:p>
-    <w:p>
-      <w:r>
-        <w:t xml:space="preserve">External </w:t>
-      </w:r>
-      <w:proofErr w:type="spellStart"/>
-      <w:r>
-        <w:t>yüklenecek</w:t>
-      </w:r>
-      <w:proofErr w:type="spellEnd"/>
-      <w:r>
-        <w:t xml:space="preserve"> </w:t>
-      </w:r>
-      <w:proofErr w:type="spellStart"/>
-      <w:r>
-        <w:t>tüm</w:t>
-      </w:r>
-      <w:proofErr w:type="spellEnd"/>
-      <w:r>
-        <w:t xml:space="preserve"> </w:t>
-      </w:r>
-      <w:proofErr w:type="spellStart"/>
-      <w:r>
-        <w:t>modülleri</w:t>
-      </w:r>
-      <w:proofErr w:type="spellEnd"/>
-      <w:r>
-        <w:t xml:space="preserve"> </w:t>
+        <w:t>“package.json” içindeki dependencies</w:t>
+      </w:r>
+      <w:r>
+        <w:t xml:space="preserve"> alanına bakıyor.</w:t>
+      </w:r>
+    </w:p>
+    <w:p>
+      <w:r>
+        <w:t xml:space="preserve">External yüklenecek tüm modülleri </w:t>
       </w:r>
       <w:r>
         <w:sym w:font="Wingdings" w:char="F0E0"/>
@@ -215,92 +68,17 @@
     </w:p>
     <w:p>
       <w:r>
-        <w:t xml:space="preserve">External </w:t>
-      </w:r>
-      <w:proofErr w:type="spellStart"/>
-      <w:r>
-        <w:t>olarak</w:t>
-      </w:r>
-      <w:proofErr w:type="spellEnd"/>
-      <w:r>
-        <w:t xml:space="preserve"> </w:t>
-      </w:r>
-      <w:proofErr w:type="spellStart"/>
-      <w:r>
-        <w:t>kurulan</w:t>
-      </w:r>
-      <w:proofErr w:type="spellEnd"/>
-      <w:r>
-        <w:t xml:space="preserve"> </w:t>
-      </w:r>
-      <w:proofErr w:type="spellStart"/>
-      <w:r>
-        <w:t>tüm</w:t>
-      </w:r>
-      <w:proofErr w:type="spellEnd"/>
-      <w:r>
-        <w:t xml:space="preserve"> </w:t>
-      </w:r>
-      <w:proofErr w:type="spellStart"/>
-      <w:r>
-        <w:t>paketler</w:t>
-      </w:r>
-      <w:proofErr w:type="spellEnd"/>
-      <w:r>
-        <w:t xml:space="preserve"> </w:t>
+        <w:t xml:space="preserve">External olarak kurulan tüm paketler </w:t>
       </w:r>
       <w:r>
         <w:rPr>
           <w:highlight w:val="yellow"/>
         </w:rPr>
-        <w:t>“</w:t>
-      </w:r>
-      <w:proofErr w:type="spellStart"/>
-      <w:proofErr w:type="gramStart"/>
-      <w:r>
-        <w:rPr>
-          <w:highlight w:val="yellow"/>
-        </w:rPr>
-        <w:t>package.json</w:t>
-      </w:r>
-      <w:proofErr w:type="spellEnd"/>
-      <w:proofErr w:type="gramEnd"/>
-      <w:r>
-        <w:rPr>
-          <w:highlight w:val="yellow"/>
-        </w:rPr>
-        <w:t xml:space="preserve">” </w:t>
-      </w:r>
-      <w:proofErr w:type="spellStart"/>
-      <w:r>
-        <w:rPr>
-          <w:highlight w:val="yellow"/>
-        </w:rPr>
-        <w:t>içindeki</w:t>
-      </w:r>
-      <w:proofErr w:type="spellEnd"/>
-      <w:r>
-        <w:rPr>
-          <w:highlight w:val="yellow"/>
-        </w:rPr>
-        <w:t xml:space="preserve"> dependencies</w:t>
-      </w:r>
-      <w:r>
-        <w:t xml:space="preserve"> </w:t>
-      </w:r>
-      <w:proofErr w:type="spellStart"/>
-      <w:r>
-        <w:t>alanında</w:t>
-      </w:r>
-      <w:proofErr w:type="spellEnd"/>
-      <w:r>
-        <w:t xml:space="preserve"> </w:t>
-      </w:r>
-      <w:proofErr w:type="spellStart"/>
-      <w:r>
-        <w:t>görülebilir</w:t>
-      </w:r>
-      <w:proofErr w:type="spellEnd"/>
+        <w:t>“package.json” içindeki dependencies</w:t>
+      </w:r>
+      <w:r>
+        <w:t xml:space="preserve"> alanında görülebilir</w:t>
+      </w:r>
     </w:p>
     <w:p/>
     <w:p/>
@@ -310,236 +88,29 @@
           <w:b/>
           <w:bCs/>
         </w:rPr>
-        <w:t xml:space="preserve">React ne zaman </w:t>
-      </w:r>
-      <w:proofErr w:type="spellStart"/>
-      <w:proofErr w:type="gramStart"/>
+        <w:t>React ne zaman kullanılmalı ?</w:t>
+      </w:r>
+    </w:p>
+    <w:p/>
+    <w:p>
+      <w:r>
+        <w:t>Eğer kuracağımız sistemde çok fazla DOM Manipulasyonu varsa kullanmak gerekir.</w:t>
+      </w:r>
+    </w:p>
+    <w:p/>
+    <w:p>
       <w:r>
         <w:rPr>
           <w:b/>
           <w:bCs/>
         </w:rPr>
-        <w:t>kullanılmalı</w:t>
-      </w:r>
-      <w:proofErr w:type="spellEnd"/>
-      <w:r>
-        <w:rPr>
-          <w:b/>
-          <w:bCs/>
-        </w:rPr>
-        <w:t xml:space="preserve"> ?</w:t>
-      </w:r>
-      <w:proofErr w:type="gramEnd"/>
+        <w:t>REAL DOM vs. VIRTUAL DOM</w:t>
+      </w:r>
     </w:p>
     <w:p/>
     <w:p>
-      <w:proofErr w:type="spellStart"/>
-      <w:r>
-        <w:t>Eğer</w:t>
-      </w:r>
-      <w:proofErr w:type="spellEnd"/>
-      <w:r>
-        <w:t xml:space="preserve"> </w:t>
-      </w:r>
-      <w:proofErr w:type="spellStart"/>
-      <w:r>
-        <w:t>kuracağımız</w:t>
-      </w:r>
-      <w:proofErr w:type="spellEnd"/>
-      <w:r>
-        <w:t xml:space="preserve"> </w:t>
-      </w:r>
-      <w:proofErr w:type="spellStart"/>
-      <w:r>
-        <w:t>sistemde</w:t>
-      </w:r>
-      <w:proofErr w:type="spellEnd"/>
-      <w:r>
-        <w:t xml:space="preserve"> </w:t>
-      </w:r>
-      <w:proofErr w:type="spellStart"/>
-      <w:r>
-        <w:t>çok</w:t>
-      </w:r>
-      <w:proofErr w:type="spellEnd"/>
-      <w:r>
-        <w:t xml:space="preserve"> </w:t>
-      </w:r>
-      <w:proofErr w:type="spellStart"/>
-      <w:r>
-        <w:t>fazla</w:t>
-      </w:r>
-      <w:proofErr w:type="spellEnd"/>
-      <w:r>
-        <w:t xml:space="preserve"> DOM </w:t>
-      </w:r>
-      <w:proofErr w:type="spellStart"/>
-      <w:r>
-        <w:t>Manipulasyonu</w:t>
-      </w:r>
-      <w:proofErr w:type="spellEnd"/>
-      <w:r>
-        <w:t xml:space="preserve"> </w:t>
-      </w:r>
-      <w:proofErr w:type="spellStart"/>
-      <w:r>
-        <w:t>varsa</w:t>
-      </w:r>
-      <w:proofErr w:type="spellEnd"/>
-      <w:r>
-        <w:t xml:space="preserve"> </w:t>
-      </w:r>
-      <w:proofErr w:type="spellStart"/>
-      <w:r>
-        <w:t>kullanmak</w:t>
-      </w:r>
-      <w:proofErr w:type="spellEnd"/>
-      <w:r>
-        <w:t xml:space="preserve"> </w:t>
-      </w:r>
-      <w:proofErr w:type="spellStart"/>
-      <w:r>
-        <w:t>gerekir</w:t>
-      </w:r>
-      <w:proofErr w:type="spellEnd"/>
-      <w:r>
-        <w:t>.</w:t>
-      </w:r>
-    </w:p>
-    <w:p/>
-    <w:p>
-      <w:r>
-        <w:rPr>
-          <w:b/>
-          <w:bCs/>
-        </w:rPr>
-        <w:t>REAL DOM vs. VIRTUAL DOM</w:t>
-      </w:r>
-    </w:p>
-    <w:p/>
-    <w:p>
-      <w:r>
-        <w:t xml:space="preserve">React, real DOM </w:t>
-      </w:r>
-      <w:proofErr w:type="spellStart"/>
-      <w:r>
-        <w:t>ile</w:t>
-      </w:r>
-      <w:proofErr w:type="spellEnd"/>
-      <w:r>
-        <w:t xml:space="preserve"> Virtual DOM </w:t>
-      </w:r>
-      <w:proofErr w:type="spellStart"/>
-      <w:r>
-        <w:t>karşılaştırması</w:t>
-      </w:r>
-      <w:proofErr w:type="spellEnd"/>
-      <w:r>
-        <w:t xml:space="preserve"> </w:t>
-      </w:r>
-      <w:proofErr w:type="spellStart"/>
-      <w:r>
-        <w:t>yapar</w:t>
-      </w:r>
-      <w:proofErr w:type="spellEnd"/>
-      <w:r>
-        <w:t xml:space="preserve"> </w:t>
-      </w:r>
-      <w:proofErr w:type="spellStart"/>
-      <w:r>
-        <w:t>ve</w:t>
-      </w:r>
-      <w:proofErr w:type="spellEnd"/>
-      <w:r>
-        <w:t xml:space="preserve"> </w:t>
-      </w:r>
-      <w:proofErr w:type="spellStart"/>
-      <w:r>
-        <w:t>eğer</w:t>
-      </w:r>
-      <w:proofErr w:type="spellEnd"/>
-      <w:r>
-        <w:t xml:space="preserve"> fark </w:t>
-      </w:r>
-      <w:proofErr w:type="spellStart"/>
-      <w:r>
-        <w:t>görürse</w:t>
-      </w:r>
-      <w:proofErr w:type="spellEnd"/>
-      <w:r>
-        <w:t xml:space="preserve"> real DOM (</w:t>
-      </w:r>
-      <w:proofErr w:type="spellStart"/>
-      <w:r>
-        <w:t>ilgili</w:t>
-      </w:r>
-      <w:proofErr w:type="spellEnd"/>
-      <w:r>
-        <w:t xml:space="preserve"> </w:t>
-      </w:r>
-      <w:proofErr w:type="spellStart"/>
-      <w:r>
-        <w:t>yerleri</w:t>
-      </w:r>
-      <w:proofErr w:type="spellEnd"/>
-      <w:r>
-        <w:t xml:space="preserve">) </w:t>
-      </w:r>
-      <w:proofErr w:type="spellStart"/>
-      <w:r>
-        <w:t>günceller</w:t>
-      </w:r>
-      <w:proofErr w:type="spellEnd"/>
-      <w:r>
-        <w:t xml:space="preserve">. </w:t>
-      </w:r>
-      <w:proofErr w:type="spellStart"/>
-      <w:r>
-        <w:t>Böylece</w:t>
-      </w:r>
-      <w:proofErr w:type="spellEnd"/>
-      <w:r>
-        <w:t xml:space="preserve"> </w:t>
-      </w:r>
-      <w:proofErr w:type="spellStart"/>
-      <w:r>
-        <w:t>sadece</w:t>
-      </w:r>
-      <w:proofErr w:type="spellEnd"/>
-      <w:r>
-        <w:t xml:space="preserve"> </w:t>
-      </w:r>
-      <w:proofErr w:type="spellStart"/>
-      <w:r>
-        <w:t>güncellenecek</w:t>
-      </w:r>
-      <w:proofErr w:type="spellEnd"/>
-      <w:r>
-        <w:t xml:space="preserve"> </w:t>
-      </w:r>
-      <w:proofErr w:type="spellStart"/>
-      <w:r>
-        <w:t>yer</w:t>
-      </w:r>
-      <w:proofErr w:type="spellEnd"/>
-      <w:r>
-        <w:t xml:space="preserve"> </w:t>
-      </w:r>
-      <w:proofErr w:type="spellStart"/>
-      <w:r>
-        <w:t>güncellenir</w:t>
-      </w:r>
-      <w:proofErr w:type="spellEnd"/>
-      <w:r>
-        <w:t xml:space="preserve"> re-render </w:t>
-      </w:r>
-      <w:proofErr w:type="spellStart"/>
-      <w:r>
-        <w:t>yapılmaz</w:t>
-      </w:r>
-      <w:proofErr w:type="spellEnd"/>
-      <w:r>
-        <w:t>.</w:t>
+      <w:r>
+        <w:t>React, real DOM ile Virtual DOM karşılaştırması yapar ve eğer fark görürse real DOM (ilgili yerleri) günceller. Böylece sadece güncellenecek yer güncellenir re-render yapılmaz.</w:t>
       </w:r>
     </w:p>
     <w:p/>
@@ -568,70 +139,13 @@
     </w:p>
     <w:p>
       <w:r>
-        <w:t xml:space="preserve">await </w:t>
-      </w:r>
-      <w:proofErr w:type="spellStart"/>
-      <w:proofErr w:type="gramStart"/>
-      <w:r>
-        <w:t>response.json</w:t>
-      </w:r>
-      <w:proofErr w:type="spellEnd"/>
-      <w:proofErr w:type="gramEnd"/>
-      <w:r>
-        <w:t xml:space="preserve">() = </w:t>
-      </w:r>
-      <w:proofErr w:type="spellStart"/>
-      <w:proofErr w:type="gramStart"/>
-      <w:r>
-        <w:t>response.json</w:t>
-      </w:r>
-      <w:proofErr w:type="spellEnd"/>
-      <w:proofErr w:type="gramEnd"/>
-      <w:r>
-        <w:t>(</w:t>
-      </w:r>
-      <w:proofErr w:type="gramStart"/>
-      <w:r>
-        <w:t>).then</w:t>
-      </w:r>
-      <w:proofErr w:type="gramEnd"/>
-      <w:r>
-        <w:t>()</w:t>
-      </w:r>
-    </w:p>
-    <w:p>
-      <w:r>
-        <w:t xml:space="preserve">Async </w:t>
-      </w:r>
-      <w:proofErr w:type="spellStart"/>
-      <w:r>
-        <w:t>yapılar</w:t>
-      </w:r>
-      <w:proofErr w:type="spellEnd"/>
-      <w:r>
-        <w:t xml:space="preserve"> 2 </w:t>
-      </w:r>
-      <w:proofErr w:type="spellStart"/>
-      <w:r>
-        <w:t>temel</w:t>
-      </w:r>
-      <w:proofErr w:type="spellEnd"/>
-      <w:r>
-        <w:t xml:space="preserve"> </w:t>
-      </w:r>
-      <w:proofErr w:type="spellStart"/>
-      <w:r>
-        <w:t>şekilde</w:t>
-      </w:r>
-      <w:proofErr w:type="spellEnd"/>
-      <w:r>
-        <w:t xml:space="preserve"> </w:t>
-      </w:r>
-      <w:proofErr w:type="spellStart"/>
-      <w:r>
-        <w:t>kullanılır</w:t>
-      </w:r>
-      <w:proofErr w:type="spellEnd"/>
+        <w:t>await response.json() = response.json().then()</w:t>
+      </w:r>
+    </w:p>
+    <w:p>
+      <w:r>
+        <w:t>Async yapılar 2 temel şekilde kullanılır</w:t>
+      </w:r>
     </w:p>
     <w:p>
       <w:pPr>
@@ -642,21 +156,8 @@
         </w:numPr>
       </w:pPr>
       <w:r>
-        <w:t xml:space="preserve">Bir </w:t>
-      </w:r>
-      <w:proofErr w:type="spellStart"/>
-      <w:r>
-        <w:t>fonksiyon</w:t>
-      </w:r>
-      <w:proofErr w:type="spellEnd"/>
-      <w:r>
-        <w:t xml:space="preserve"> </w:t>
-      </w:r>
-      <w:proofErr w:type="spellStart"/>
-      <w:r>
-        <w:t>içinde</w:t>
-      </w:r>
-      <w:proofErr w:type="spellEnd"/>
+        <w:t>Bir fonksiyon içinde</w:t>
+      </w:r>
       <w:r>
         <w:t xml:space="preserve"> </w:t>
       </w:r>
@@ -723,7 +224,6 @@
         </w:rPr>
         <w:t xml:space="preserve"> </w:t>
       </w:r>
-      <w:proofErr w:type="gramStart"/>
       <w:r>
         <w:rPr>
           <w:rFonts w:ascii="Consolas" w:eastAsia="Times New Roman" w:hAnsi="Consolas" w:cs="Times New Roman"/>
@@ -744,19 +244,7 @@
           <w:szCs w:val="21"/>
           <w14:ligatures w14:val="none"/>
         </w:rPr>
-        <w:t>(</w:t>
-      </w:r>
-      <w:proofErr w:type="gramEnd"/>
-      <w:r>
-        <w:rPr>
-          <w:rFonts w:ascii="Consolas" w:eastAsia="Times New Roman" w:hAnsi="Consolas" w:cs="Times New Roman"/>
-          <w:color w:val="CCCCCC"/>
-          <w:kern w:val="0"/>
-          <w:sz w:val="21"/>
-          <w:szCs w:val="21"/>
-          <w14:ligatures w14:val="none"/>
-        </w:rPr>
-        <w:t>) {</w:t>
+        <w:t>() {</w:t>
       </w:r>
     </w:p>
     <w:p>
@@ -882,21 +370,8 @@
           <w:szCs w:val="21"/>
           <w14:ligatures w14:val="none"/>
         </w:rPr>
-        <w:t>(</w:t>
-      </w:r>
-      <w:proofErr w:type="gramStart"/>
-      <w:r>
-        <w:rPr>
-          <w:rFonts w:ascii="Consolas" w:eastAsia="Times New Roman" w:hAnsi="Consolas" w:cs="Times New Roman"/>
-          <w:color w:val="CCCCCC"/>
-          <w:kern w:val="0"/>
-          <w:sz w:val="21"/>
-          <w:szCs w:val="21"/>
-          <w14:ligatures w14:val="none"/>
-        </w:rPr>
-        <w:t>);</w:t>
-      </w:r>
-      <w:proofErr w:type="gramEnd"/>
+        <w:t>();</w:t>
+      </w:r>
     </w:p>
     <w:p>
       <w:pPr>
@@ -927,7 +402,6 @@
         </w:rPr>
         <w:t xml:space="preserve">      </w:t>
       </w:r>
-      <w:proofErr w:type="gramStart"/>
       <w:r>
         <w:rPr>
           <w:rFonts w:ascii="Consolas" w:eastAsia="Times New Roman" w:hAnsi="Consolas" w:cs="Times New Roman"/>
@@ -972,7 +446,6 @@
         </w:rPr>
         <w:t>(</w:t>
       </w:r>
-      <w:proofErr w:type="gramEnd"/>
       <w:r>
         <w:rPr>
           <w:rFonts w:ascii="Consolas" w:eastAsia="Times New Roman" w:hAnsi="Consolas" w:cs="Times New Roman"/>
@@ -984,7 +457,6 @@
         </w:rPr>
         <w:t>"func1 just called. Now func2 is waiting"</w:t>
       </w:r>
-      <w:proofErr w:type="gramStart"/>
       <w:r>
         <w:rPr>
           <w:rFonts w:ascii="Consolas" w:eastAsia="Times New Roman" w:hAnsi="Consolas" w:cs="Times New Roman"/>
@@ -996,7 +468,6 @@
         </w:rPr>
         <w:t>);</w:t>
       </w:r>
-      <w:proofErr w:type="gramEnd"/>
     </w:p>
     <w:p>
       <w:pPr>
@@ -1088,21 +559,8 @@
           <w:szCs w:val="21"/>
           <w14:ligatures w14:val="none"/>
         </w:rPr>
-        <w:t>(</w:t>
-      </w:r>
-      <w:proofErr w:type="gramStart"/>
-      <w:r>
-        <w:rPr>
-          <w:rFonts w:ascii="Consolas" w:eastAsia="Times New Roman" w:hAnsi="Consolas" w:cs="Times New Roman"/>
-          <w:color w:val="CCCCCC"/>
-          <w:kern w:val="0"/>
-          <w:sz w:val="21"/>
-          <w:szCs w:val="21"/>
-          <w14:ligatures w14:val="none"/>
-        </w:rPr>
-        <w:t>);</w:t>
-      </w:r>
-      <w:proofErr w:type="gramEnd"/>
+        <w:t>();</w:t>
+      </w:r>
     </w:p>
     <w:p>
       <w:pPr>
@@ -1133,7 +591,6 @@
         </w:rPr>
         <w:t xml:space="preserve">      </w:t>
       </w:r>
-      <w:proofErr w:type="gramStart"/>
       <w:r>
         <w:rPr>
           <w:rFonts w:ascii="Consolas" w:eastAsia="Times New Roman" w:hAnsi="Consolas" w:cs="Times New Roman"/>
@@ -1178,7 +635,6 @@
         </w:rPr>
         <w:t>(</w:t>
       </w:r>
-      <w:proofErr w:type="gramEnd"/>
       <w:r>
         <w:rPr>
           <w:rFonts w:ascii="Consolas" w:eastAsia="Times New Roman" w:hAnsi="Consolas" w:cs="Times New Roman"/>
@@ -1212,7 +668,6 @@
         </w:rPr>
         <w:t>"</w:t>
       </w:r>
-      <w:proofErr w:type="gramStart"/>
       <w:r>
         <w:rPr>
           <w:rFonts w:ascii="Consolas" w:eastAsia="Times New Roman" w:hAnsi="Consolas" w:cs="Times New Roman"/>
@@ -1224,7 +679,6 @@
         </w:rPr>
         <w:t>);</w:t>
       </w:r>
-      <w:proofErr w:type="gramEnd"/>
     </w:p>
     <w:p>
       <w:pPr>
@@ -1277,7 +731,6 @@
         </w:rPr>
         <w:t xml:space="preserve"> (</w:t>
       </w:r>
-      <w:proofErr w:type="gramStart"/>
       <w:r>
         <w:rPr>
           <w:rFonts w:ascii="Consolas" w:eastAsia="Times New Roman" w:hAnsi="Consolas" w:cs="Times New Roman"/>
@@ -1300,7 +753,6 @@
         </w:rPr>
         <w:t>) {</w:t>
       </w:r>
-      <w:proofErr w:type="gramEnd"/>
     </w:p>
     <w:p>
       <w:pPr>
@@ -1386,7 +838,6 @@
         </w:rPr>
         <w:t>err</w:t>
       </w:r>
-      <w:proofErr w:type="gramStart"/>
       <w:r>
         <w:rPr>
           <w:rFonts w:ascii="Consolas" w:eastAsia="Times New Roman" w:hAnsi="Consolas" w:cs="Times New Roman"/>
@@ -1398,7 +849,6 @@
         </w:rPr>
         <w:t>);</w:t>
       </w:r>
-      <w:proofErr w:type="gramEnd"/>
     </w:p>
     <w:p>
       <w:pPr>
@@ -1508,7 +958,6 @@
         </w:rPr>
         <w:t xml:space="preserve">  </w:t>
       </w:r>
-      <w:proofErr w:type="gramStart"/>
       <w:r>
         <w:rPr>
           <w:rFonts w:ascii="Consolas" w:eastAsia="Times New Roman" w:hAnsi="Consolas" w:cs="Times New Roman"/>
@@ -1532,157 +981,20 @@
         </w:rPr>
         <w:t>();</w:t>
       </w:r>
-      <w:proofErr w:type="gramEnd"/>
     </w:p>
     <w:p/>
     <w:p>
       <w:r>
-        <w:t xml:space="preserve">Bu </w:t>
-      </w:r>
-      <w:proofErr w:type="spellStart"/>
-      <w:r>
-        <w:t>kullanı</w:t>
-      </w:r>
-      <w:r>
-        <w:t>mda</w:t>
-      </w:r>
-      <w:proofErr w:type="spellEnd"/>
-      <w:r>
-        <w:t xml:space="preserve">, </w:t>
-      </w:r>
-      <w:proofErr w:type="spellStart"/>
-      <w:r>
-        <w:t>yalnızca</w:t>
-      </w:r>
-      <w:proofErr w:type="spellEnd"/>
-      <w:r>
-        <w:t xml:space="preserve"> </w:t>
-      </w:r>
-      <w:proofErr w:type="spellStart"/>
-      <w:r>
-        <w:t>bulunduğu</w:t>
-      </w:r>
-      <w:proofErr w:type="spellEnd"/>
-      <w:r>
-        <w:t xml:space="preserve"> </w:t>
-      </w:r>
-      <w:proofErr w:type="spellStart"/>
-      <w:r>
-        <w:t>fonksiyonun</w:t>
-      </w:r>
-      <w:proofErr w:type="spellEnd"/>
-      <w:r>
-        <w:t xml:space="preserve"> </w:t>
-      </w:r>
-      <w:proofErr w:type="spellStart"/>
-      <w:r>
-        <w:t>içine</w:t>
-      </w:r>
-      <w:proofErr w:type="spellEnd"/>
-      <w:r>
-        <w:t xml:space="preserve"> </w:t>
-      </w:r>
-      <w:proofErr w:type="spellStart"/>
-      <w:r>
-        <w:t>etki</w:t>
-      </w:r>
-      <w:proofErr w:type="spellEnd"/>
-      <w:r>
-        <w:t xml:space="preserve"> </w:t>
-      </w:r>
-      <w:proofErr w:type="spellStart"/>
-      <w:r>
-        <w:t>eder</w:t>
-      </w:r>
-      <w:proofErr w:type="spellEnd"/>
-      <w:r>
-        <w:t xml:space="preserve"> </w:t>
-      </w:r>
-      <w:r>
-        <w:t>(</w:t>
-      </w:r>
-      <w:proofErr w:type="spellStart"/>
-      <w:r>
-        <w:t>genel</w:t>
-      </w:r>
-      <w:proofErr w:type="spellEnd"/>
-      <w:r>
-        <w:t xml:space="preserve"> </w:t>
-      </w:r>
-      <w:proofErr w:type="spellStart"/>
-      <w:r>
-        <w:t>akışa</w:t>
-      </w:r>
-      <w:proofErr w:type="spellEnd"/>
-      <w:r>
-        <w:t xml:space="preserve"> </w:t>
-      </w:r>
-      <w:proofErr w:type="spellStart"/>
-      <w:r>
-        <w:t>değil</w:t>
-      </w:r>
-      <w:proofErr w:type="spellEnd"/>
-      <w:r>
-        <w:t>)</w:t>
-      </w:r>
-      <w:r>
-        <w:t xml:space="preserve">. Zaten </w:t>
-      </w:r>
-      <w:proofErr w:type="spellStart"/>
-      <w:r>
-        <w:t>bir</w:t>
-      </w:r>
-      <w:proofErr w:type="spellEnd"/>
-      <w:r>
-        <w:t xml:space="preserve"> async </w:t>
-      </w:r>
-      <w:proofErr w:type="spellStart"/>
-      <w:r>
-        <w:t>fonksiyon</w:t>
-      </w:r>
-      <w:proofErr w:type="spellEnd"/>
-      <w:r>
-        <w:t xml:space="preserve"> </w:t>
-      </w:r>
-      <w:proofErr w:type="spellStart"/>
-      <w:r>
-        <w:t>dışındaki</w:t>
-      </w:r>
-      <w:proofErr w:type="spellEnd"/>
-      <w:r>
-        <w:t xml:space="preserve"> </w:t>
-      </w:r>
-      <w:proofErr w:type="spellStart"/>
-      <w:r>
-        <w:t>kullanımda</w:t>
-      </w:r>
-      <w:proofErr w:type="spellEnd"/>
-      <w:r>
-        <w:t xml:space="preserve"> </w:t>
-      </w:r>
-      <w:proofErr w:type="spellStart"/>
-      <w:r>
-        <w:t>direkt</w:t>
-      </w:r>
-      <w:proofErr w:type="spellEnd"/>
-      <w:r>
-        <w:t xml:space="preserve"> </w:t>
-      </w:r>
-      <w:proofErr w:type="spellStart"/>
-      <w:r>
-        <w:t>hata</w:t>
-      </w:r>
-      <w:proofErr w:type="spellEnd"/>
-      <w:r>
-        <w:t xml:space="preserve"> </w:t>
-      </w:r>
-      <w:proofErr w:type="spellStart"/>
-      <w:r>
-        <w:t>verir</w:t>
-      </w:r>
-      <w:proofErr w:type="spellEnd"/>
-      <w:r>
-        <w:t>.</w:t>
+        <w:t>Bu kullanı</w:t>
+      </w:r>
+      <w:r>
+        <w:t xml:space="preserve">mda, yalnızca bulunduğu fonksiyonun içine etki eder </w:t>
+      </w:r>
+      <w:r>
+        <w:t>(genel akışa değil)</w:t>
+      </w:r>
+      <w:r>
+        <w:t>. Zaten bir async fonksiyon dışındaki kullanımda direkt hata verir.</w:t>
       </w:r>
     </w:p>
     <w:p/>
@@ -1691,28 +1003,15 @@
         <w:ind w:firstLine="720"/>
       </w:pPr>
       <w:r>
-        <w:t xml:space="preserve">2) Promise chain </w:t>
-      </w:r>
-      <w:proofErr w:type="spellStart"/>
-      <w:r>
-        <w:t>içinde</w:t>
-      </w:r>
-      <w:proofErr w:type="spellEnd"/>
+        <w:t>2) Promise chain içinde</w:t>
+      </w:r>
     </w:p>
     <w:p>
       <w:pPr>
         <w:ind w:firstLine="720"/>
       </w:pPr>
       <w:r>
-        <w:t>fetch("https://jsonplaceholder.typicode.com/</w:t>
-      </w:r>
-      <w:proofErr w:type="spellStart"/>
-      <w:r>
-        <w:t>todos</w:t>
-      </w:r>
-      <w:proofErr w:type="spellEnd"/>
-      <w:r>
-        <w:t>/100")</w:t>
+        <w:t>fetch("https://jsonplaceholder.typicode.com/todos/100")</w:t>
       </w:r>
     </w:p>
     <w:p>
@@ -1720,25 +1019,7 @@
         <w:ind w:firstLine="720"/>
       </w:pPr>
       <w:r>
-        <w:t xml:space="preserve">  </w:t>
-      </w:r>
-      <w:proofErr w:type="gramStart"/>
-      <w:r>
-        <w:t>.then</w:t>
-      </w:r>
-      <w:proofErr w:type="gramEnd"/>
-      <w:r>
-        <w:t xml:space="preserve">((response) =&gt; </w:t>
-      </w:r>
-      <w:proofErr w:type="spellStart"/>
-      <w:proofErr w:type="gramStart"/>
-      <w:r>
-        <w:t>response.json</w:t>
-      </w:r>
-      <w:proofErr w:type="spellEnd"/>
-      <w:proofErr w:type="gramEnd"/>
-      <w:r>
-        <w:t>())</w:t>
+        <w:t>  .then((response) =&gt; response.json())</w:t>
       </w:r>
     </w:p>
     <w:p>
@@ -1746,39 +1027,7 @@
         <w:ind w:firstLine="720"/>
       </w:pPr>
       <w:r>
-        <w:t xml:space="preserve">  </w:t>
-      </w:r>
-      <w:proofErr w:type="gramStart"/>
-      <w:r>
-        <w:t>.then</w:t>
-      </w:r>
-      <w:proofErr w:type="gramEnd"/>
-      <w:r>
-        <w:t>((</w:t>
-      </w:r>
-      <w:proofErr w:type="spellStart"/>
-      <w:r>
-        <w:t>json</w:t>
-      </w:r>
-      <w:proofErr w:type="spellEnd"/>
-      <w:r>
-        <w:t xml:space="preserve">) =&gt; </w:t>
-      </w:r>
-      <w:proofErr w:type="gramStart"/>
-      <w:r>
-        <w:t>console.log(</w:t>
-      </w:r>
-      <w:proofErr w:type="gramEnd"/>
-      <w:r>
-        <w:t xml:space="preserve">"RESPONSE FROM 1ST FETCH", </w:t>
-      </w:r>
-      <w:proofErr w:type="spellStart"/>
-      <w:r>
-        <w:t>json</w:t>
-      </w:r>
-      <w:proofErr w:type="spellEnd"/>
-      <w:r>
-        <w:t>))</w:t>
+        <w:t>  .then((json) =&gt; console.log("RESPONSE FROM 1ST FETCH", json))</w:t>
       </w:r>
     </w:p>
     <w:p>
@@ -1786,15 +1035,7 @@
         <w:ind w:firstLine="720"/>
       </w:pPr>
       <w:r>
-        <w:t xml:space="preserve">  </w:t>
-      </w:r>
-      <w:proofErr w:type="gramStart"/>
-      <w:r>
-        <w:t>.then</w:t>
-      </w:r>
-      <w:proofErr w:type="gramEnd"/>
-      <w:r>
-        <w:t>(() =&gt; {</w:t>
+        <w:t>  .then(() =&gt; {</w:t>
       </w:r>
     </w:p>
     <w:p>
@@ -1802,15 +1043,7 @@
         <w:ind w:firstLine="720"/>
       </w:pPr>
       <w:r>
-        <w:t>    fetch("https://jsonplaceholder.typicode.com/</w:t>
-      </w:r>
-      <w:proofErr w:type="spellStart"/>
-      <w:r>
-        <w:t>todos</w:t>
-      </w:r>
-      <w:proofErr w:type="spellEnd"/>
-      <w:r>
-        <w:t>/3")</w:t>
+        <w:t>    fetch("https://jsonplaceholder.typicode.com/todos/3")</w:t>
       </w:r>
     </w:p>
     <w:p>
@@ -1818,25 +1051,7 @@
         <w:ind w:firstLine="720"/>
       </w:pPr>
       <w:r>
-        <w:t xml:space="preserve">      </w:t>
-      </w:r>
-      <w:proofErr w:type="gramStart"/>
-      <w:r>
-        <w:t>.then</w:t>
-      </w:r>
-      <w:proofErr w:type="gramEnd"/>
-      <w:r>
-        <w:t xml:space="preserve">((response) =&gt; </w:t>
-      </w:r>
-      <w:proofErr w:type="spellStart"/>
-      <w:proofErr w:type="gramStart"/>
-      <w:r>
-        <w:t>response.json</w:t>
-      </w:r>
-      <w:proofErr w:type="spellEnd"/>
-      <w:proofErr w:type="gramEnd"/>
-      <w:r>
-        <w:t>())</w:t>
+        <w:t>      .then((response) =&gt; response.json())</w:t>
       </w:r>
     </w:p>
     <w:p>
@@ -1844,58 +1059,16 @@
         <w:ind w:firstLine="720"/>
       </w:pPr>
       <w:r>
-        <w:t xml:space="preserve">      </w:t>
-      </w:r>
-      <w:proofErr w:type="gramStart"/>
-      <w:r>
-        <w:t>.then</w:t>
-      </w:r>
-      <w:proofErr w:type="gramEnd"/>
-      <w:r>
-        <w:t>((</w:t>
-      </w:r>
-      <w:proofErr w:type="spellStart"/>
-      <w:r>
-        <w:t>json</w:t>
-      </w:r>
-      <w:proofErr w:type="spellEnd"/>
-      <w:r>
-        <w:t xml:space="preserve">) =&gt; </w:t>
-      </w:r>
-      <w:proofErr w:type="gramStart"/>
-      <w:r>
-        <w:t>console.log(</w:t>
-      </w:r>
-      <w:proofErr w:type="gramEnd"/>
-      <w:r>
-        <w:t xml:space="preserve">"RESPONSE FROM 2ND FETCH", </w:t>
-      </w:r>
-      <w:proofErr w:type="spellStart"/>
-      <w:r>
-        <w:t>json</w:t>
-      </w:r>
-      <w:proofErr w:type="spellEnd"/>
-      <w:r>
-        <w:t>)</w:t>
-      </w:r>
-      <w:proofErr w:type="gramStart"/>
-      <w:r>
-        <w:t>);</w:t>
-      </w:r>
-      <w:proofErr w:type="gramEnd"/>
+        <w:t>      .then((json) =&gt; console.log("RESPONSE FROM 2ND FETCH", json));</w:t>
+      </w:r>
     </w:p>
     <w:p>
       <w:pPr>
         <w:ind w:firstLine="720"/>
       </w:pPr>
       <w:r>
-        <w:t>  }</w:t>
-      </w:r>
-      <w:proofErr w:type="gramStart"/>
-      <w:r>
-        <w:t>);</w:t>
-      </w:r>
-      <w:proofErr w:type="gramEnd"/>
+        <w:t>  });</w:t>
+      </w:r>
     </w:p>
     <w:p/>
     <w:p/>
@@ -1945,15 +1118,7 @@
     </w:p>
     <w:p>
       <w:r>
-        <w:t xml:space="preserve">In summary, asynchronous structures determine the execution order, while promise structures determine whether an operation has </w:t>
-      </w:r>
-      <w:proofErr w:type="gramStart"/>
-      <w:r>
-        <w:t>completed</w:t>
-      </w:r>
-      <w:proofErr w:type="gramEnd"/>
-      <w:r>
-        <w:t>.</w:t>
+        <w:t>In summary, asynchronous structures determine the execution order, while promise structures determine whether an operation has completed.</w:t>
       </w:r>
     </w:p>
     <w:p>
@@ -1962,70 +1127,24 @@
       </w:r>
     </w:p>
     <w:p>
-      <w:proofErr w:type="spellStart"/>
-      <w:proofErr w:type="gramStart"/>
       <w:r>
         <w:rPr>
           <w:highlight w:val="yellow"/>
         </w:rPr>
-        <w:t>Promise.all</w:t>
-      </w:r>
-      <w:proofErr w:type="spellEnd"/>
+        <w:t>Promise.all([f1(…), f2(…)]).then(…).</w:t>
+      </w:r>
       <w:r>
         <w:rPr>
           <w:highlight w:val="yellow"/>
         </w:rPr>
-        <w:t>(</w:t>
-      </w:r>
-      <w:proofErr w:type="gramEnd"/>
+        <w:t>catch</w:t>
+      </w:r>
       <w:r>
         <w:rPr>
           <w:highlight w:val="yellow"/>
         </w:rPr>
-        <w:t>[f1(…), f2(…)]</w:t>
-      </w:r>
-      <w:proofErr w:type="gramStart"/>
-      <w:r>
-        <w:rPr>
-          <w:highlight w:val="yellow"/>
-        </w:rPr>
-        <w:t>).then</w:t>
-      </w:r>
-      <w:proofErr w:type="gramEnd"/>
-      <w:r>
-        <w:rPr>
-          <w:highlight w:val="yellow"/>
-        </w:rPr>
-        <w:t>(…</w:t>
-      </w:r>
-      <w:proofErr w:type="gramStart"/>
-      <w:r>
-        <w:rPr>
-          <w:highlight w:val="yellow"/>
-        </w:rPr>
-        <w:t>).</w:t>
-      </w:r>
-      <w:r>
-        <w:rPr>
-          <w:highlight w:val="yellow"/>
-        </w:rPr>
-        <w:t>catch</w:t>
-      </w:r>
-      <w:proofErr w:type="gramEnd"/>
-      <w:r>
-        <w:rPr>
-          <w:highlight w:val="yellow"/>
-        </w:rPr>
-        <w:t>(…</w:t>
-      </w:r>
-      <w:proofErr w:type="gramStart"/>
-      <w:r>
-        <w:rPr>
-          <w:highlight w:val="yellow"/>
-        </w:rPr>
-        <w:t>);</w:t>
-      </w:r>
-      <w:proofErr w:type="gramEnd"/>
+        <w:t>(…);</w:t>
+      </w:r>
     </w:p>
     <w:p/>
     <w:p>
@@ -2051,750 +1170,228 @@
       </w:r>
     </w:p>
     <w:p>
-      <w:proofErr w:type="spellStart"/>
-      <w:r>
-        <w:t>kritik</w:t>
-      </w:r>
-      <w:proofErr w:type="spellEnd"/>
-      <w:r>
-        <w:t xml:space="preserve"> </w:t>
-      </w:r>
-      <w:proofErr w:type="spellStart"/>
-      <w:r>
-        <w:t>noktayı</w:t>
-      </w:r>
-      <w:proofErr w:type="spellEnd"/>
-      <w:r>
-        <w:t xml:space="preserve"> </w:t>
-      </w:r>
-      <w:proofErr w:type="spellStart"/>
-      <w:r>
-        <w:t>netleştirelim</w:t>
-      </w:r>
-      <w:proofErr w:type="spellEnd"/>
-      <w:r>
-        <w:t xml:space="preserve">: </w:t>
+      <w:r>
+        <w:t xml:space="preserve">kritik noktayı netleştirelim: </w:t>
       </w:r>
       <w:r>
         <w:rPr>
           <w:b/>
           <w:bCs/>
         </w:rPr>
-        <w:t xml:space="preserve">try...catch </w:t>
-      </w:r>
-      <w:proofErr w:type="spellStart"/>
+        <w:t>try...catch ile Promise aynı şey değildir.</w:t>
+      </w:r>
+      <w:r>
+        <w:br/>
+        <w:t xml:space="preserve">Biri </w:t>
+      </w:r>
       <w:r>
         <w:rPr>
           <w:b/>
           <w:bCs/>
         </w:rPr>
-        <w:t>ile</w:t>
-      </w:r>
-      <w:proofErr w:type="spellEnd"/>
+        <w:t>hata yakalama mekanizması</w:t>
+      </w:r>
+      <w:r>
+        <w:t xml:space="preserve">, diğeri </w:t>
+      </w:r>
       <w:r>
         <w:rPr>
           <w:b/>
           <w:bCs/>
         </w:rPr>
-        <w:t xml:space="preserve"> Promise </w:t>
-      </w:r>
-      <w:proofErr w:type="spellStart"/>
+        <w:t>asenkron işlem modelidir</w:t>
+      </w:r>
+      <w:r>
+        <w:t>.</w:t>
+      </w:r>
+    </w:p>
+    <w:p>
+      <w:r>
+        <w:t>pending  → işlem devam ediyor</w:t>
+      </w:r>
+      <w:r>
+        <w:br/>
+        <w:t>fulfilled → başarılı</w:t>
+      </w:r>
+      <w:r>
+        <w:br/>
+        <w:t>rejected → hata oluştu</w:t>
+      </w:r>
+    </w:p>
+    <w:p>
+      <w:r>
+        <w:t>Promise ile hata yakalama genelde .catch() ile yapılır.</w:t>
+      </w:r>
+    </w:p>
+    <w:p>
+      <w:r>
+        <w:t>fetch(url)</w:t>
+      </w:r>
+      <w:r>
+        <w:br/>
+        <w:t>.then((res) =&gt; res.json())</w:t>
+      </w:r>
+      <w:r>
+        <w:br/>
+        <w:t>.then((data) =&gt; console.log(data))</w:t>
+      </w:r>
+      <w:r>
+        <w:br/>
+        <w:t>.catch((err) =&gt; console.error(err));</w:t>
+      </w:r>
+    </w:p>
+    <w:p/>
+    <w:p>
+      <w:r>
+        <w:t xml:space="preserve">try...catch </w:t>
+      </w:r>
       <w:r>
         <w:rPr>
           <w:b/>
           <w:bCs/>
         </w:rPr>
-        <w:t>aynı</w:t>
-      </w:r>
-      <w:proofErr w:type="spellEnd"/>
-      <w:r>
+        <w:t>synchronous hata yakalamak için kullanılan JavaScript yapısıdır.</w:t>
+      </w:r>
+    </w:p>
+    <w:p>
+      <w:r>
+        <w:t>Örnek:</w:t>
+      </w:r>
+    </w:p>
+    <w:p>
+      <w:r>
+        <w:t>try {</w:t>
+      </w:r>
+      <w:r>
+        <w:br/>
+        <w:t xml:space="preserve">  const x = y; // y tanımlı değil</w:t>
+      </w:r>
+      <w:r>
+        <w:br/>
+        <w:t>} catch (err) {</w:t>
+      </w:r>
+      <w:r>
+        <w:br/>
+        <w:t xml:space="preserve">  console.log(err);</w:t>
+      </w:r>
+      <w:r>
+        <w:br/>
+        <w:t>}</w:t>
+      </w:r>
+    </w:p>
+    <w:p>
+      <w:pPr>
         <w:rPr>
           <w:b/>
           <w:bCs/>
         </w:rPr>
-        <w:t xml:space="preserve"> </w:t>
-      </w:r>
-      <w:proofErr w:type="spellStart"/>
+      </w:pPr>
+      <w:r>
+        <w:t xml:space="preserve">Bu sadece </w:t>
+      </w:r>
       <w:r>
         <w:rPr>
           <w:b/>
           <w:bCs/>
         </w:rPr>
-        <w:t>şey</w:t>
-      </w:r>
-      <w:proofErr w:type="spellEnd"/>
-      <w:r>
+        <w:t>senkron hataları yakalar.</w:t>
+      </w:r>
+    </w:p>
+    <w:p>
+      <w:pPr>
         <w:rPr>
           <w:b/>
           <w:bCs/>
         </w:rPr>
-        <w:t xml:space="preserve"> </w:t>
-      </w:r>
-      <w:proofErr w:type="spellStart"/>
-      <w:r>
+      </w:pPr>
+    </w:p>
+    <w:p>
+      <w:pPr>
         <w:rPr>
           <w:b/>
           <w:bCs/>
         </w:rPr>
-        <w:t>değildir</w:t>
-      </w:r>
-      <w:proofErr w:type="spellEnd"/>
-      <w:r>
+      </w:pPr>
+    </w:p>
+    <w:p>
+      <w:pPr>
         <w:rPr>
           <w:b/>
           <w:bCs/>
         </w:rPr>
-        <w:t>.</w:t>
-      </w:r>
-      <w:r>
-        <w:br/>
-        <w:t xml:space="preserve">Biri </w:t>
-      </w:r>
-      <w:proofErr w:type="spellStart"/>
-      <w:r>
+      </w:pPr>
+    </w:p>
+    <w:p/>
+    <w:p>
+      <w:pPr>
         <w:rPr>
           <w:b/>
           <w:bCs/>
         </w:rPr>
-        <w:t>hata</w:t>
-      </w:r>
-      <w:proofErr w:type="spellEnd"/>
-      <w:r>
-        <w:rPr>
-          <w:b/>
-          <w:bCs/>
-        </w:rPr>
-        <w:t xml:space="preserve"> </w:t>
-      </w:r>
-      <w:proofErr w:type="spellStart"/>
-      <w:r>
-        <w:rPr>
-          <w:b/>
-          <w:bCs/>
-        </w:rPr>
-        <w:t>yakalama</w:t>
-      </w:r>
-      <w:proofErr w:type="spellEnd"/>
-      <w:r>
-        <w:rPr>
-          <w:b/>
-          <w:bCs/>
-        </w:rPr>
-        <w:t xml:space="preserve"> </w:t>
-      </w:r>
-      <w:proofErr w:type="spellStart"/>
-      <w:r>
-        <w:rPr>
-          <w:b/>
-          <w:bCs/>
-        </w:rPr>
-        <w:t>mekanizması</w:t>
-      </w:r>
-      <w:proofErr w:type="spellEnd"/>
-      <w:r>
-        <w:t xml:space="preserve">, </w:t>
-      </w:r>
-      <w:proofErr w:type="spellStart"/>
-      <w:r>
-        <w:t>diğeri</w:t>
-      </w:r>
-      <w:proofErr w:type="spellEnd"/>
-      <w:r>
-        <w:t xml:space="preserve"> </w:t>
-      </w:r>
-      <w:proofErr w:type="spellStart"/>
-      <w:r>
-        <w:rPr>
-          <w:b/>
-          <w:bCs/>
-        </w:rPr>
-        <w:t>asenkron</w:t>
-      </w:r>
-      <w:proofErr w:type="spellEnd"/>
-      <w:r>
-        <w:rPr>
-          <w:b/>
-          <w:bCs/>
-        </w:rPr>
-        <w:t xml:space="preserve"> </w:t>
-      </w:r>
-      <w:proofErr w:type="spellStart"/>
-      <w:r>
-        <w:rPr>
-          <w:b/>
-          <w:bCs/>
-        </w:rPr>
-        <w:t>işlem</w:t>
-      </w:r>
-      <w:proofErr w:type="spellEnd"/>
-      <w:r>
-        <w:rPr>
-          <w:b/>
-          <w:bCs/>
-        </w:rPr>
-        <w:t xml:space="preserve"> </w:t>
-      </w:r>
-      <w:proofErr w:type="spellStart"/>
-      <w:r>
-        <w:rPr>
-          <w:b/>
-          <w:bCs/>
-        </w:rPr>
-        <w:t>modelidir</w:t>
-      </w:r>
-      <w:proofErr w:type="spellEnd"/>
-      <w:r>
-        <w:t>.</w:t>
-      </w:r>
-    </w:p>
-    <w:p>
-      <w:proofErr w:type="gramStart"/>
-      <w:r>
-        <w:t>pending  →</w:t>
-      </w:r>
-      <w:proofErr w:type="gramEnd"/>
-      <w:r>
-        <w:t xml:space="preserve"> </w:t>
-      </w:r>
-      <w:proofErr w:type="spellStart"/>
-      <w:r>
-        <w:t>işlem</w:t>
-      </w:r>
-      <w:proofErr w:type="spellEnd"/>
-      <w:r>
-        <w:t xml:space="preserve"> </w:t>
-      </w:r>
-      <w:proofErr w:type="spellStart"/>
-      <w:r>
-        <w:t>devam</w:t>
-      </w:r>
-      <w:proofErr w:type="spellEnd"/>
-      <w:r>
-        <w:t xml:space="preserve"> </w:t>
-      </w:r>
-      <w:proofErr w:type="spellStart"/>
-      <w:r>
-        <w:t>ediyor</w:t>
-      </w:r>
-      <w:proofErr w:type="spellEnd"/>
-      <w:r>
-        <w:br/>
-        <w:t xml:space="preserve">fulfilled → </w:t>
-      </w:r>
-      <w:proofErr w:type="spellStart"/>
-      <w:r>
-        <w:t>başarılı</w:t>
-      </w:r>
-      <w:proofErr w:type="spellEnd"/>
-      <w:r>
-        <w:br/>
-        <w:t xml:space="preserve">rejected → </w:t>
-      </w:r>
-      <w:proofErr w:type="spellStart"/>
-      <w:r>
-        <w:t>hata</w:t>
-      </w:r>
-      <w:proofErr w:type="spellEnd"/>
-      <w:r>
-        <w:t xml:space="preserve"> </w:t>
-      </w:r>
-      <w:proofErr w:type="spellStart"/>
-      <w:r>
-        <w:t>oluştu</w:t>
-      </w:r>
-      <w:proofErr w:type="spellEnd"/>
-    </w:p>
-    <w:p>
-      <w:r>
-        <w:t xml:space="preserve">Promise </w:t>
-      </w:r>
-      <w:proofErr w:type="spellStart"/>
-      <w:r>
-        <w:t>ile</w:t>
-      </w:r>
-      <w:proofErr w:type="spellEnd"/>
-      <w:r>
-        <w:t xml:space="preserve"> </w:t>
-      </w:r>
-      <w:proofErr w:type="spellStart"/>
-      <w:r>
-        <w:t>hata</w:t>
-      </w:r>
-      <w:proofErr w:type="spellEnd"/>
-      <w:r>
-        <w:t xml:space="preserve"> </w:t>
-      </w:r>
-      <w:proofErr w:type="spellStart"/>
-      <w:r>
-        <w:t>yakalama</w:t>
-      </w:r>
-      <w:proofErr w:type="spellEnd"/>
-      <w:r>
-        <w:t xml:space="preserve"> </w:t>
-      </w:r>
-      <w:proofErr w:type="spellStart"/>
-      <w:proofErr w:type="gramStart"/>
-      <w:r>
-        <w:t>genelde</w:t>
-      </w:r>
-      <w:proofErr w:type="spellEnd"/>
-      <w:r>
-        <w:t xml:space="preserve"> .catch</w:t>
-      </w:r>
-      <w:proofErr w:type="gramEnd"/>
-      <w:r>
-        <w:t xml:space="preserve">() </w:t>
-      </w:r>
-      <w:proofErr w:type="spellStart"/>
-      <w:r>
-        <w:t>ile</w:t>
-      </w:r>
-      <w:proofErr w:type="spellEnd"/>
-      <w:r>
-        <w:t xml:space="preserve"> </w:t>
-      </w:r>
-      <w:proofErr w:type="spellStart"/>
-      <w:r>
-        <w:t>yapılır</w:t>
-      </w:r>
-      <w:proofErr w:type="spellEnd"/>
-      <w:r>
-        <w:t>.</w:t>
-      </w:r>
-    </w:p>
-    <w:p>
-      <w:r>
-        <w:t>fetch(</w:t>
-      </w:r>
-      <w:proofErr w:type="spellStart"/>
-      <w:r>
-        <w:t>url</w:t>
-      </w:r>
-      <w:proofErr w:type="spellEnd"/>
-      <w:r>
-        <w:t>)</w:t>
-      </w:r>
-      <w:r>
-        <w:br/>
-        <w:t xml:space="preserve">.then((res) =&gt; </w:t>
-      </w:r>
-      <w:proofErr w:type="spellStart"/>
-      <w:proofErr w:type="gramStart"/>
-      <w:r>
-        <w:t>res.json</w:t>
-      </w:r>
-      <w:proofErr w:type="spellEnd"/>
-      <w:proofErr w:type="gramEnd"/>
-      <w:r>
-        <w:t>())</w:t>
-      </w:r>
-      <w:r>
-        <w:br/>
-        <w:t>.then((data) =&gt; console.log(data))</w:t>
-      </w:r>
-      <w:r>
-        <w:br/>
-        <w:t xml:space="preserve">.catch((err) =&gt; </w:t>
-      </w:r>
-      <w:proofErr w:type="spellStart"/>
-      <w:proofErr w:type="gramStart"/>
-      <w:r>
-        <w:t>console.error</w:t>
-      </w:r>
-      <w:proofErr w:type="spellEnd"/>
-      <w:proofErr w:type="gramEnd"/>
-      <w:r>
-        <w:t>(err)</w:t>
-      </w:r>
-      <w:proofErr w:type="gramStart"/>
-      <w:r>
-        <w:t>);</w:t>
-      </w:r>
-      <w:proofErr w:type="gramEnd"/>
-    </w:p>
-    <w:p/>
-    <w:p>
-      <w:r>
-        <w:t xml:space="preserve">try...catch </w:t>
-      </w:r>
-      <w:r>
-        <w:rPr>
-          <w:b/>
-          <w:bCs/>
-        </w:rPr>
-        <w:t xml:space="preserve">synchronous </w:t>
-      </w:r>
-      <w:proofErr w:type="spellStart"/>
-      <w:r>
-        <w:rPr>
-          <w:b/>
-          <w:bCs/>
-        </w:rPr>
-        <w:t>hata</w:t>
-      </w:r>
-      <w:proofErr w:type="spellEnd"/>
-      <w:r>
-        <w:rPr>
-          <w:b/>
-          <w:bCs/>
-        </w:rPr>
-        <w:t xml:space="preserve"> </w:t>
-      </w:r>
-      <w:proofErr w:type="spellStart"/>
-      <w:r>
-        <w:rPr>
-          <w:b/>
-          <w:bCs/>
-        </w:rPr>
-        <w:t>yakalamak</w:t>
-      </w:r>
-      <w:proofErr w:type="spellEnd"/>
-      <w:r>
-        <w:rPr>
-          <w:b/>
-          <w:bCs/>
-        </w:rPr>
-        <w:t xml:space="preserve"> </w:t>
-      </w:r>
-      <w:proofErr w:type="spellStart"/>
-      <w:r>
-        <w:rPr>
-          <w:b/>
-          <w:bCs/>
-        </w:rPr>
-        <w:t>için</w:t>
-      </w:r>
-      <w:proofErr w:type="spellEnd"/>
-      <w:r>
-        <w:rPr>
-          <w:b/>
-          <w:bCs/>
-        </w:rPr>
-        <w:t xml:space="preserve"> </w:t>
-      </w:r>
-      <w:proofErr w:type="spellStart"/>
-      <w:r>
-        <w:rPr>
-          <w:b/>
-          <w:bCs/>
-        </w:rPr>
-        <w:t>kullanılan</w:t>
-      </w:r>
-      <w:proofErr w:type="spellEnd"/>
-      <w:r>
-        <w:rPr>
-          <w:b/>
-          <w:bCs/>
-        </w:rPr>
-        <w:t xml:space="preserve"> JavaScript </w:t>
-      </w:r>
-      <w:proofErr w:type="spellStart"/>
-      <w:r>
-        <w:rPr>
-          <w:b/>
-          <w:bCs/>
-        </w:rPr>
-        <w:t>yapısıdır</w:t>
-      </w:r>
-      <w:proofErr w:type="spellEnd"/>
-      <w:r>
-        <w:rPr>
-          <w:b/>
-          <w:bCs/>
-        </w:rPr>
-        <w:t>.</w:t>
-      </w:r>
-    </w:p>
-    <w:p>
-      <w:r>
-        <w:t>Örnek:</w:t>
-      </w:r>
-    </w:p>
-    <w:p>
-      <w:r>
-        <w:t>try {</w:t>
-      </w:r>
-      <w:r>
-        <w:br/>
-        <w:t xml:space="preserve">  const x = y; // y </w:t>
-      </w:r>
-      <w:proofErr w:type="spellStart"/>
-      <w:r>
-        <w:t>tanımlı</w:t>
-      </w:r>
-      <w:proofErr w:type="spellEnd"/>
-      <w:r>
-        <w:t xml:space="preserve"> </w:t>
-      </w:r>
-      <w:proofErr w:type="spellStart"/>
-      <w:r>
-        <w:t>değil</w:t>
-      </w:r>
-      <w:proofErr w:type="spellEnd"/>
-      <w:r>
-        <w:br/>
-        <w:t>} catch (err) {</w:t>
-      </w:r>
-      <w:r>
-        <w:br/>
-        <w:t xml:space="preserve">  console.log(err);</w:t>
-      </w:r>
-      <w:r>
-        <w:br/>
-        <w:t>}</w:t>
-      </w:r>
-    </w:p>
-    <w:p>
-      <w:pPr>
-        <w:rPr>
-          <w:b/>
-          <w:bCs/>
-        </w:rPr>
-      </w:pPr>
-      <w:r>
-        <w:t xml:space="preserve">Bu </w:t>
-      </w:r>
-      <w:proofErr w:type="spellStart"/>
-      <w:r>
-        <w:t>sadece</w:t>
-      </w:r>
-      <w:proofErr w:type="spellEnd"/>
-      <w:r>
-        <w:t xml:space="preserve"> </w:t>
-      </w:r>
-      <w:proofErr w:type="spellStart"/>
-      <w:r>
-        <w:rPr>
-          <w:b/>
-          <w:bCs/>
-        </w:rPr>
-        <w:t>senkron</w:t>
-      </w:r>
-      <w:proofErr w:type="spellEnd"/>
-      <w:r>
-        <w:rPr>
-          <w:b/>
-          <w:bCs/>
-        </w:rPr>
-        <w:t xml:space="preserve"> </w:t>
-      </w:r>
-      <w:proofErr w:type="spellStart"/>
-      <w:r>
-        <w:rPr>
-          <w:b/>
-          <w:bCs/>
-        </w:rPr>
-        <w:t>hataları</w:t>
-      </w:r>
-      <w:proofErr w:type="spellEnd"/>
-      <w:r>
-        <w:rPr>
-          <w:b/>
-          <w:bCs/>
-        </w:rPr>
-        <w:t xml:space="preserve"> </w:t>
-      </w:r>
-      <w:proofErr w:type="spellStart"/>
-      <w:r>
-        <w:rPr>
-          <w:b/>
-          <w:bCs/>
-        </w:rPr>
-        <w:t>yakalar</w:t>
-      </w:r>
-      <w:proofErr w:type="spellEnd"/>
-      <w:r>
-        <w:rPr>
-          <w:b/>
-          <w:bCs/>
-        </w:rPr>
-        <w:t>.</w:t>
-      </w:r>
-    </w:p>
-    <w:p>
-      <w:pPr>
-        <w:rPr>
-          <w:b/>
-          <w:bCs/>
-        </w:rPr>
-      </w:pPr>
-    </w:p>
-    <w:p>
-      <w:pPr>
-        <w:rPr>
-          <w:b/>
-          <w:bCs/>
-        </w:rPr>
-      </w:pPr>
-    </w:p>
-    <w:p>
-      <w:pPr>
-        <w:rPr>
-          <w:b/>
-          <w:bCs/>
-        </w:rPr>
-      </w:pPr>
-    </w:p>
-    <w:p/>
-    <w:p>
-      <w:pPr>
-        <w:rPr>
-          <w:b/>
-          <w:bCs/>
-        </w:rPr>
-      </w:pPr>
-      <w:proofErr w:type="spellStart"/>
+      </w:pPr>
       <w:r>
         <w:rPr>
           <w:b/>
           <w:bCs/>
           <w:highlight w:val="yellow"/>
         </w:rPr>
-        <w:t>Önemli</w:t>
-      </w:r>
-      <w:proofErr w:type="spellEnd"/>
+        <w:t>Önemli fark (çok kritik)</w:t>
+      </w:r>
+    </w:p>
+    <w:p>
+      <w:r>
+        <w:t xml:space="preserve">Normal try/catch </w:t>
+      </w:r>
       <w:r>
         <w:rPr>
           <w:b/>
           <w:bCs/>
-          <w:highlight w:val="yellow"/>
-        </w:rPr>
-        <w:t xml:space="preserve"> fark (</w:t>
-      </w:r>
-      <w:proofErr w:type="spellStart"/>
+        </w:rPr>
+        <w:t>Promise hatalarını yakalayamaz</w:t>
+      </w:r>
+      <w:r>
+        <w:t>.</w:t>
+      </w:r>
+    </w:p>
+    <w:p>
+      <w:r>
+        <w:t>Örnek:</w:t>
+      </w:r>
+    </w:p>
+    <w:p>
+      <w:r>
+        <w:t>try {</w:t>
+      </w:r>
+      <w:r>
+        <w:br/>
+        <w:t xml:space="preserve">  fetch(url);</w:t>
+      </w:r>
+      <w:r>
+        <w:br/>
+        <w:t>} catch (err) {</w:t>
+      </w:r>
+      <w:r>
+        <w:br/>
+        <w:t xml:space="preserve">  console.log(err);</w:t>
+      </w:r>
+      <w:r>
+        <w:br/>
+        <w:t>}</w:t>
+      </w:r>
+    </w:p>
+    <w:p>
+      <w:r>
+        <w:t xml:space="preserve">Bu </w:t>
+      </w:r>
       <w:r>
         <w:rPr>
           <w:b/>
           <w:bCs/>
-          <w:highlight w:val="yellow"/>
-        </w:rPr>
-        <w:t>çok</w:t>
-      </w:r>
-      <w:proofErr w:type="spellEnd"/>
-      <w:r>
-        <w:rPr>
-          <w:b/>
-          <w:bCs/>
-          <w:highlight w:val="yellow"/>
-        </w:rPr>
-        <w:t xml:space="preserve"> </w:t>
-      </w:r>
-      <w:proofErr w:type="spellStart"/>
-      <w:r>
-        <w:rPr>
-          <w:b/>
-          <w:bCs/>
-          <w:highlight w:val="yellow"/>
-        </w:rPr>
-        <w:t>kritik</w:t>
-      </w:r>
-      <w:proofErr w:type="spellEnd"/>
-      <w:r>
-        <w:rPr>
-          <w:b/>
-          <w:bCs/>
-          <w:highlight w:val="yellow"/>
-        </w:rPr>
-        <w:t>)</w:t>
-      </w:r>
-    </w:p>
-    <w:p>
-      <w:r>
-        <w:t xml:space="preserve">Normal try/catch </w:t>
-      </w:r>
-      <w:r>
-        <w:rPr>
-          <w:b/>
-          <w:bCs/>
-        </w:rPr>
-        <w:t xml:space="preserve">Promise </w:t>
-      </w:r>
-      <w:proofErr w:type="spellStart"/>
-      <w:r>
-        <w:rPr>
-          <w:b/>
-          <w:bCs/>
-        </w:rPr>
-        <w:t>hatalarını</w:t>
-      </w:r>
-      <w:proofErr w:type="spellEnd"/>
-      <w:r>
-        <w:rPr>
-          <w:b/>
-          <w:bCs/>
-        </w:rPr>
-        <w:t xml:space="preserve"> </w:t>
-      </w:r>
-      <w:proofErr w:type="spellStart"/>
-      <w:r>
-        <w:rPr>
-          <w:b/>
-          <w:bCs/>
-        </w:rPr>
-        <w:t>yakalayamaz</w:t>
-      </w:r>
-      <w:proofErr w:type="spellEnd"/>
-      <w:r>
-        <w:t>.</w:t>
-      </w:r>
-    </w:p>
-    <w:p>
-      <w:r>
-        <w:t>Örnek:</w:t>
-      </w:r>
-    </w:p>
-    <w:p>
-      <w:r>
-        <w:t>try {</w:t>
-      </w:r>
-      <w:r>
-        <w:br/>
-        <w:t xml:space="preserve">  fetch(</w:t>
-      </w:r>
-      <w:proofErr w:type="spellStart"/>
-      <w:r>
-        <w:t>url</w:t>
-      </w:r>
-      <w:proofErr w:type="spellEnd"/>
-      <w:r>
-        <w:t>);</w:t>
-      </w:r>
-      <w:r>
-        <w:br/>
-        <w:t>} catch (err) {</w:t>
-      </w:r>
-      <w:r>
-        <w:br/>
-        <w:t xml:space="preserve">  console.log(err);</w:t>
-      </w:r>
-      <w:r>
-        <w:br/>
-        <w:t>}</w:t>
-      </w:r>
-    </w:p>
-    <w:p>
-      <w:r>
-        <w:t xml:space="preserve">Bu </w:t>
-      </w:r>
-      <w:proofErr w:type="spellStart"/>
-      <w:r>
-        <w:rPr>
-          <w:b/>
-          <w:bCs/>
         </w:rPr>
         <w:t>çalışmaz</w:t>
       </w:r>
-      <w:proofErr w:type="spellEnd"/>
-      <w:r>
-        <w:t xml:space="preserve"> </w:t>
-      </w:r>
-      <w:proofErr w:type="spellStart"/>
-      <w:r>
-        <w:t>çünkü</w:t>
-      </w:r>
-      <w:proofErr w:type="spellEnd"/>
-      <w:r>
-        <w:t>:</w:t>
+      <w:r>
+        <w:t xml:space="preserve"> çünkü:</w:t>
       </w:r>
     </w:p>
     <w:p>
@@ -2805,13 +1402,8 @@
         </w:numPr>
       </w:pPr>
       <w:r>
-        <w:t xml:space="preserve">fetch </w:t>
-      </w:r>
-      <w:proofErr w:type="spellStart"/>
-      <w:r>
-        <w:t>asenkron</w:t>
-      </w:r>
-      <w:proofErr w:type="spellEnd"/>
+        <w:t>fetch asenkron</w:t>
+      </w:r>
     </w:p>
     <w:p>
       <w:pPr>
@@ -2820,35 +1412,9 @@
           <w:numId w:val="2"/>
         </w:numPr>
       </w:pPr>
-      <w:proofErr w:type="spellStart"/>
-      <w:r>
-        <w:t>hata</w:t>
-      </w:r>
-      <w:proofErr w:type="spellEnd"/>
-      <w:r>
-        <w:t xml:space="preserve"> </w:t>
-      </w:r>
-      <w:proofErr w:type="spellStart"/>
-      <w:r>
-        <w:t>daha</w:t>
-      </w:r>
-      <w:proofErr w:type="spellEnd"/>
-      <w:r>
-        <w:t xml:space="preserve"> </w:t>
-      </w:r>
-      <w:proofErr w:type="spellStart"/>
-      <w:r>
-        <w:t>sonra</w:t>
-      </w:r>
-      <w:proofErr w:type="spellEnd"/>
-      <w:r>
-        <w:t xml:space="preserve"> </w:t>
-      </w:r>
-      <w:proofErr w:type="spellStart"/>
-      <w:r>
-        <w:t>oluşur</w:t>
-      </w:r>
-      <w:proofErr w:type="spellEnd"/>
+      <w:r>
+        <w:t>hata daha sonra oluşur</w:t>
+      </w:r>
     </w:p>
     <w:p>
       <w:pPr>
@@ -2867,263 +1433,756 @@
           <w:b/>
           <w:bCs/>
         </w:rPr>
-        <w:t xml:space="preserve">async/await </w:t>
-      </w:r>
-      <w:proofErr w:type="spellStart"/>
-      <w:r>
+        <w:t>async/await kullanınca try/catch Promise hatalarını yakalayabilir.</w:t>
+      </w:r>
+    </w:p>
+    <w:p>
+      <w:r>
+        <w:t>async function getData() {</w:t>
+      </w:r>
+      <w:r>
+        <w:br/>
+        <w:t xml:space="preserve">  try {</w:t>
+      </w:r>
+      <w:r>
+        <w:br/>
+        <w:t xml:space="preserve">    const res = await fetch(url);</w:t>
+      </w:r>
+      <w:r>
+        <w:br/>
+        <w:t xml:space="preserve">    const data = await res.json();</w:t>
+      </w:r>
+      <w:r>
+        <w:br/>
+        <w:t xml:space="preserve">    console.log(data);</w:t>
+      </w:r>
+      <w:r>
+        <w:br/>
+        <w:t xml:space="preserve">  } catch (err) {</w:t>
+      </w:r>
+      <w:r>
+        <w:br/>
+        <w:t xml:space="preserve">    console.log(err);</w:t>
+      </w:r>
+      <w:r>
+        <w:br/>
+        <w:t xml:space="preserve">  }</w:t>
+      </w:r>
+      <w:r>
+        <w:br/>
+        <w:t>}</w:t>
+      </w:r>
+    </w:p>
+    <w:p/>
+    <w:p/>
+    <w:p>
+      <w:pPr>
         <w:rPr>
           <w:b/>
           <w:bCs/>
         </w:rPr>
-        <w:t>kullanınca</w:t>
-      </w:r>
-      <w:proofErr w:type="spellEnd"/>
+      </w:pPr>
       <w:r>
         <w:rPr>
           <w:b/>
           <w:bCs/>
         </w:rPr>
-        <w:t xml:space="preserve"> try/catch Promise </w:t>
-      </w:r>
-      <w:proofErr w:type="spellStart"/>
-      <w:r>
+        <w:t>Promise style</w:t>
+      </w:r>
+    </w:p>
+    <w:p>
+      <w:r>
+        <w:lastRenderedPageBreak/>
+        <w:t>fetch(url)</w:t>
+      </w:r>
+      <w:r>
+        <w:br/>
+        <w:t xml:space="preserve">  .then((res) =&gt; res.json())</w:t>
+      </w:r>
+      <w:r>
+        <w:br/>
+        <w:t xml:space="preserve">  .then((data) =&gt; console.log(data))</w:t>
+      </w:r>
+      <w:r>
+        <w:br/>
+        <w:t xml:space="preserve">  .catch((err) =&gt; console.log(err));</w:t>
+      </w:r>
+    </w:p>
+    <w:p/>
+    <w:p/>
+    <w:p>
+      <w:pPr>
         <w:rPr>
           <w:b/>
           <w:bCs/>
         </w:rPr>
-        <w:t>hatalarını</w:t>
-      </w:r>
-      <w:proofErr w:type="spellEnd"/>
+      </w:pPr>
       <w:r>
         <w:rPr>
           <w:b/>
           <w:bCs/>
         </w:rPr>
-        <w:t xml:space="preserve"> </w:t>
-      </w:r>
-      <w:proofErr w:type="spellStart"/>
-      <w:r>
+        <w:t>Async / Await style</w:t>
+      </w:r>
+    </w:p>
+    <w:p>
+      <w:r>
+        <w:t>async function run() {</w:t>
+      </w:r>
+      <w:r>
+        <w:br/>
+        <w:t xml:space="preserve">  try {</w:t>
+      </w:r>
+      <w:r>
+        <w:br/>
+        <w:t xml:space="preserve">    const res = await fetch(url);</w:t>
+      </w:r>
+      <w:r>
+        <w:br/>
+        <w:t xml:space="preserve">    const data = await res.json();</w:t>
+      </w:r>
+      <w:r>
+        <w:br/>
+        <w:t xml:space="preserve">    console.log(data);</w:t>
+      </w:r>
+      <w:r>
+        <w:br/>
+        <w:t xml:space="preserve">  } catch (err) {</w:t>
+      </w:r>
+      <w:r>
+        <w:br/>
+        <w:t xml:space="preserve">    console.log(err);</w:t>
+      </w:r>
+      <w:r>
+        <w:br/>
+        <w:t xml:space="preserve">  }</w:t>
+      </w:r>
+      <w:r>
+        <w:br/>
+        <w:t>}</w:t>
+      </w:r>
+    </w:p>
+    <w:p/>
+    <w:p/>
+    <w:p>
+      <w:pPr>
         <w:rPr>
           <w:b/>
           <w:bCs/>
         </w:rPr>
-        <w:t>yakalayabilir</w:t>
-      </w:r>
-      <w:proofErr w:type="spellEnd"/>
+      </w:pPr>
       <w:r>
         <w:rPr>
           <w:b/>
           <w:bCs/>
         </w:rPr>
-        <w:t>.</w:t>
-      </w:r>
-    </w:p>
-    <w:p>
-      <w:r>
-        <w:t xml:space="preserve">async function </w:t>
-      </w:r>
-      <w:proofErr w:type="spellStart"/>
-      <w:proofErr w:type="gramStart"/>
-      <w:r>
-        <w:t>getData</w:t>
-      </w:r>
-      <w:proofErr w:type="spellEnd"/>
-      <w:r>
-        <w:t>(</w:t>
-      </w:r>
-      <w:proofErr w:type="gramEnd"/>
-      <w:r>
-        <w:t>) {</w:t>
-      </w:r>
-      <w:r>
-        <w:br/>
-        <w:t xml:space="preserve">  try {</w:t>
-      </w:r>
-      <w:r>
-        <w:br/>
-        <w:t xml:space="preserve">    const res = await fetch(</w:t>
-      </w:r>
-      <w:proofErr w:type="spellStart"/>
-      <w:r>
-        <w:t>url</w:t>
-      </w:r>
-      <w:proofErr w:type="spellEnd"/>
-      <w:r>
-        <w:t>);</w:t>
-      </w:r>
-      <w:r>
-        <w:br/>
-        <w:t xml:space="preserve">    const data = await </w:t>
-      </w:r>
-      <w:proofErr w:type="spellStart"/>
-      <w:proofErr w:type="gramStart"/>
-      <w:r>
-        <w:t>res.json</w:t>
-      </w:r>
-      <w:proofErr w:type="spellEnd"/>
-      <w:proofErr w:type="gramEnd"/>
-      <w:r>
-        <w:t>();</w:t>
-      </w:r>
-      <w:r>
-        <w:br/>
-        <w:t xml:space="preserve">    console.log(data);</w:t>
-      </w:r>
-      <w:r>
-        <w:br/>
-        <w:t xml:space="preserve">  } catch (err) {</w:t>
-      </w:r>
-      <w:r>
-        <w:br/>
-        <w:t xml:space="preserve">    console.log(err);</w:t>
-      </w:r>
-      <w:r>
-        <w:br/>
-        <w:t xml:space="preserve">  }</w:t>
-      </w:r>
-      <w:r>
-        <w:br/>
-        <w:t>}</w:t>
+        <w:t xml:space="preserve">FASTEST </w:t>
+      </w:r>
+      <w:r>
+        <w:rPr>
+          <w:b/>
+          <w:bCs/>
+        </w:rPr>
+        <w:t>APP BUILT</w:t>
+      </w:r>
+      <w:r>
+        <w:rPr>
+          <w:b/>
+          <w:bCs/>
+        </w:rPr>
+        <w:t xml:space="preserve"> (create-react-app)</w:t>
+      </w:r>
+    </w:p>
+    <w:p>
+      <w:r>
+        <w:t xml:space="preserve">Facebook sağladığı </w:t>
+      </w:r>
+      <w:r>
+        <w:t>bir repo üzerinden çok hızlı bir kurulum yapılabilir. Bu kurulum ile temelde ihtiyacımız olan tüm şeyler içerilimiş olur.</w:t>
+      </w:r>
+    </w:p>
+    <w:p>
+      <w:r>
+        <w:t xml:space="preserve">Bir sorun olmaması için en kesin </w:t>
+      </w:r>
+      <w:r>
+        <w:rPr>
+          <w:highlight w:val="yellow"/>
+        </w:rPr>
+        <w:t>yöntem npx ile kurulum</w:t>
+      </w:r>
+      <w:r>
+        <w:t xml:space="preserve"> yapmaktır.</w:t>
+      </w:r>
+    </w:p>
+    <w:p>
+      <w:r>
+        <w:t>Npx kullanmak için onu da kurmak gerekir</w:t>
+      </w:r>
+    </w:p>
+    <w:p>
+      <w:r>
+        <w:t xml:space="preserve">yarn </w:t>
+      </w:r>
+      <w:r>
+        <w:t>global add npx</w:t>
+      </w:r>
+    </w:p>
+    <w:p>
+      <w:r>
+        <w:t>Sonrasında projeyi ayağıya kaldırmak için</w:t>
+      </w:r>
+    </w:p>
+    <w:p>
+      <w:pPr>
+        <w:rPr>
+          <w:highlight w:val="yellow"/>
+        </w:rPr>
+      </w:pPr>
+      <w:r>
+        <w:rPr>
+          <w:highlight w:val="yellow"/>
+        </w:rPr>
+        <w:t>npx create-react-app &lt;ProjectName&gt;</w:t>
+      </w:r>
+    </w:p>
+    <w:p>
+      <w:r>
+        <w:rPr>
+          <w:highlight w:val="yellow"/>
+        </w:rPr>
+        <w:t>cd &lt;ProjectName&gt;</w:t>
+      </w:r>
+    </w:p>
+    <w:p>
+      <w:r>
+        <w:t>firstproject</w:t>
+      </w:r>
+      <w:r>
+        <w:t xml:space="preserve"> bu şekilde oluşturuldu.</w:t>
       </w:r>
     </w:p>
     <w:p/>
     <w:p/>
     <w:p>
-      <w:pPr>
+      <w:r>
         <w:rPr>
           <w:b/>
           <w:bCs/>
         </w:rPr>
-      </w:pPr>
-      <w:r>
-        <w:rPr>
-          <w:b/>
-          <w:bCs/>
-        </w:rPr>
-        <w:t>Promise style</w:t>
-      </w:r>
-    </w:p>
-    <w:p>
-      <w:r>
         <w:lastRenderedPageBreak/>
-        <w:t>fetch(</w:t>
-      </w:r>
-      <w:proofErr w:type="spellStart"/>
-      <w:r>
-        <w:t>url</w:t>
-      </w:r>
-      <w:proofErr w:type="spellEnd"/>
-      <w:r>
-        <w:t>)</w:t>
-      </w:r>
-      <w:r>
-        <w:br/>
-        <w:t xml:space="preserve">  .then((res) =&gt; </w:t>
-      </w:r>
-      <w:proofErr w:type="spellStart"/>
-      <w:proofErr w:type="gramStart"/>
-      <w:r>
-        <w:t>res.json</w:t>
-      </w:r>
-      <w:proofErr w:type="spellEnd"/>
-      <w:proofErr w:type="gramEnd"/>
-      <w:r>
-        <w:t>())</w:t>
-      </w:r>
-      <w:r>
-        <w:br/>
-        <w:t xml:space="preserve">  .then((data) =&gt; console.log(data))</w:t>
-      </w:r>
-      <w:r>
-        <w:br/>
-        <w:t xml:space="preserve">  .catch((err) =&gt; console.log(err)</w:t>
-      </w:r>
-      <w:proofErr w:type="gramStart"/>
-      <w:r>
-        <w:t>);</w:t>
-      </w:r>
-      <w:proofErr w:type="gramEnd"/>
+        <w:t>Not:</w:t>
+      </w:r>
+      <w:r>
+        <w:t> React ekibi Facebook'da 50 binden fazla bileşen kullanıldığını söylüyor.</w:t>
+      </w:r>
+    </w:p>
+    <w:p>
+      <w:r>
+        <w:rPr>
+          <w:i/>
+          <w:iCs/>
+        </w:rPr>
+        <w:t>Create React App</w:t>
+      </w:r>
+      <w:r>
+        <w:t> içerisinde sunulan bazı özellikler:</w:t>
+      </w:r>
+    </w:p>
+    <w:p>
+      <w:pPr>
+        <w:numPr>
+          <w:ilvl w:val="0"/>
+          <w:numId w:val="3"/>
+        </w:numPr>
+      </w:pPr>
+      <w:r>
+        <w:t>Hot reloading: kod üzerindeki değişikleri kaydettikten sonra uygulamayı baştan başlatmadan değişikliklerin arayüze yansıması</w:t>
+      </w:r>
+    </w:p>
+    <w:p>
+      <w:pPr>
+        <w:numPr>
+          <w:ilvl w:val="0"/>
+          <w:numId w:val="3"/>
+        </w:numPr>
+      </w:pPr>
+      <w:r>
+        <w:t>ESLint: kodun belirli standartlara göre yazılmasını sağlayan modül</w:t>
+      </w:r>
+    </w:p>
+    <w:p>
+      <w:pPr>
+        <w:numPr>
+          <w:ilvl w:val="0"/>
+          <w:numId w:val="3"/>
+        </w:numPr>
+      </w:pPr>
+      <w:r>
+        <w:t>Canlı ortam (production) için kodun optimize edilmesi (build scripti aracılığıyla)</w:t>
+      </w:r>
+    </w:p>
+    <w:p>
+      <w:pPr>
+        <w:pStyle w:val="NormalWeb"/>
+        <w:numPr>
+          <w:ilvl w:val="0"/>
+          <w:numId w:val="3"/>
+        </w:numPr>
+        <w:pBdr>
+          <w:top w:val="single" w:sz="2" w:space="0" w:color="E2E8F0"/>
+          <w:left w:val="single" w:sz="2" w:space="0" w:color="E2E8F0"/>
+          <w:bottom w:val="single" w:sz="2" w:space="0" w:color="E2E8F0"/>
+          <w:right w:val="single" w:sz="2" w:space="0" w:color="E2E8F0"/>
+        </w:pBdr>
+        <w:shd w:val="clear" w:color="auto" w:fill="FFFFFF"/>
+        <w:spacing w:before="0" w:beforeAutospacing="0" w:after="240" w:afterAutospacing="0"/>
+        <w:rPr>
+          <w:rFonts w:ascii="Arial" w:hAnsi="Arial" w:cs="Arial"/>
+          <w:color w:val="2D3748"/>
+          <w:sz w:val="27"/>
+          <w:szCs w:val="27"/>
+        </w:rPr>
+      </w:pPr>
+      <w:r>
+        <w:rPr>
+          <w:rStyle w:val="Emphasis"/>
+          <w:rFonts w:ascii="Arial" w:eastAsiaTheme="majorEastAsia" w:hAnsi="Arial" w:cs="Arial"/>
+          <w:color w:val="2D3748"/>
+          <w:sz w:val="27"/>
+          <w:szCs w:val="27"/>
+          <w:bdr w:val="single" w:sz="2" w:space="0" w:color="E2E8F0" w:frame="1"/>
+        </w:rPr>
+        <w:t>create-react-app</w:t>
+      </w:r>
+      <w:r>
+        <w:rPr>
+          <w:rFonts w:ascii="Arial" w:hAnsi="Arial" w:cs="Arial"/>
+          <w:color w:val="2D3748"/>
+          <w:sz w:val="27"/>
+          <w:szCs w:val="27"/>
+        </w:rPr>
+        <w:t> ile bir React uygulaması oluşturduğumuzda yukarıdaki gibi bir klasör yapısına sahip oluyoruz. Burada </w:t>
+      </w:r>
+      <w:r>
+        <w:rPr>
+          <w:rStyle w:val="Strong"/>
+          <w:rFonts w:ascii="Arial" w:eastAsiaTheme="majorEastAsia" w:hAnsi="Arial" w:cs="Arial"/>
+          <w:color w:val="2D3748"/>
+          <w:sz w:val="27"/>
+          <w:szCs w:val="27"/>
+          <w:bdr w:val="single" w:sz="2" w:space="0" w:color="E2E8F0" w:frame="1"/>
+        </w:rPr>
+        <w:t>src</w:t>
+      </w:r>
+      <w:r>
+        <w:rPr>
+          <w:rFonts w:ascii="Arial" w:hAnsi="Arial" w:cs="Arial"/>
+          <w:color w:val="2D3748"/>
+          <w:sz w:val="27"/>
+          <w:szCs w:val="27"/>
+        </w:rPr>
+        <w:t> klasörü altında olan </w:t>
+      </w:r>
+      <w:r>
+        <w:rPr>
+          <w:rStyle w:val="Strong"/>
+          <w:rFonts w:ascii="Arial" w:eastAsiaTheme="majorEastAsia" w:hAnsi="Arial" w:cs="Arial"/>
+          <w:color w:val="2D3748"/>
+          <w:sz w:val="27"/>
+          <w:szCs w:val="27"/>
+          <w:bdr w:val="single" w:sz="2" w:space="0" w:color="E2E8F0" w:frame="1"/>
+        </w:rPr>
+        <w:t>App.js</w:t>
+      </w:r>
+      <w:r>
+        <w:rPr>
+          <w:rFonts w:ascii="Arial" w:hAnsi="Arial" w:cs="Arial"/>
+          <w:color w:val="2D3748"/>
+          <w:sz w:val="27"/>
+          <w:szCs w:val="27"/>
+        </w:rPr>
+        <w:t> ekranda gösterilen bileşen, </w:t>
+      </w:r>
+      <w:r>
+        <w:rPr>
+          <w:rStyle w:val="Strong"/>
+          <w:rFonts w:ascii="Arial" w:eastAsiaTheme="majorEastAsia" w:hAnsi="Arial" w:cs="Arial"/>
+          <w:color w:val="2D3748"/>
+          <w:sz w:val="27"/>
+          <w:szCs w:val="27"/>
+          <w:bdr w:val="single" w:sz="2" w:space="0" w:color="E2E8F0" w:frame="1"/>
+        </w:rPr>
+        <w:t>index.js</w:t>
+      </w:r>
+      <w:r>
+        <w:rPr>
+          <w:rFonts w:ascii="Arial" w:hAnsi="Arial" w:cs="Arial"/>
+          <w:color w:val="2D3748"/>
+          <w:sz w:val="27"/>
+          <w:szCs w:val="27"/>
+        </w:rPr>
+        <w:t> React uygulamasının başlangıç noktasıdır. index.js bütün React uygulamasının nerede render edileceğini belirler. Bu dosyaya gidip incelediğimizde </w:t>
+      </w:r>
+      <w:r>
+        <w:rPr>
+          <w:rStyle w:val="HTMLCode"/>
+          <w:rFonts w:ascii="Consolas" w:eastAsiaTheme="majorEastAsia" w:hAnsi="Consolas"/>
+          <w:color w:val="2D3748"/>
+          <w:sz w:val="27"/>
+          <w:szCs w:val="27"/>
+          <w:bdr w:val="single" w:sz="2" w:space="0" w:color="E2E8F0" w:frame="1"/>
+        </w:rPr>
+        <w:t>'root'</w:t>
+      </w:r>
+      <w:r>
+        <w:rPr>
+          <w:rFonts w:ascii="Arial" w:hAnsi="Arial" w:cs="Arial"/>
+          <w:color w:val="2D3748"/>
+          <w:sz w:val="27"/>
+          <w:szCs w:val="27"/>
+        </w:rPr>
+        <w:t> id ile belirtilmiş bir HTML etiketine bütün uygulamanın render edileceğini görebiliriz. public klasörü altında index.html'e gittiğimizde ise bu bahsettiğimiz </w:t>
+      </w:r>
+      <w:r>
+        <w:rPr>
+          <w:rStyle w:val="HTMLCode"/>
+          <w:rFonts w:ascii="Consolas" w:eastAsiaTheme="majorEastAsia" w:hAnsi="Consolas"/>
+          <w:color w:val="2D3748"/>
+          <w:sz w:val="27"/>
+          <w:szCs w:val="27"/>
+          <w:bdr w:val="single" w:sz="2" w:space="0" w:color="E2E8F0" w:frame="1"/>
+        </w:rPr>
+        <w:t>'root'</w:t>
+      </w:r>
+      <w:r>
+        <w:rPr>
+          <w:rFonts w:ascii="Arial" w:hAnsi="Arial" w:cs="Arial"/>
+          <w:color w:val="2D3748"/>
+          <w:sz w:val="27"/>
+          <w:szCs w:val="27"/>
+        </w:rPr>
+        <w:t> id'li </w:t>
+      </w:r>
+      <w:r>
+        <w:rPr>
+          <w:rStyle w:val="HTMLCode"/>
+          <w:rFonts w:ascii="Consolas" w:eastAsiaTheme="majorEastAsia" w:hAnsi="Consolas"/>
+          <w:color w:val="2D3748"/>
+          <w:sz w:val="27"/>
+          <w:szCs w:val="27"/>
+          <w:bdr w:val="single" w:sz="2" w:space="0" w:color="E2E8F0" w:frame="1"/>
+        </w:rPr>
+        <w:t>&lt;div&gt;</w:t>
+      </w:r>
+      <w:r>
+        <w:rPr>
+          <w:rFonts w:ascii="Arial" w:hAnsi="Arial" w:cs="Arial"/>
+          <w:color w:val="2D3748"/>
+          <w:sz w:val="27"/>
+          <w:szCs w:val="27"/>
+        </w:rPr>
+        <w:t> etiketini görebiliriz.</w:t>
+      </w:r>
+    </w:p>
+    <w:p>
+      <w:pPr>
+        <w:pStyle w:val="NormalWeb"/>
+        <w:numPr>
+          <w:ilvl w:val="0"/>
+          <w:numId w:val="3"/>
+        </w:numPr>
+        <w:pBdr>
+          <w:top w:val="single" w:sz="2" w:space="0" w:color="E2E8F0"/>
+          <w:left w:val="single" w:sz="2" w:space="0" w:color="E2E8F0"/>
+          <w:bottom w:val="single" w:sz="2" w:space="0" w:color="E2E8F0"/>
+          <w:right w:val="single" w:sz="2" w:space="0" w:color="E2E8F0"/>
+        </w:pBdr>
+        <w:shd w:val="clear" w:color="auto" w:fill="FFFFFF"/>
+        <w:spacing w:before="0" w:beforeAutospacing="0" w:after="240" w:afterAutospacing="0"/>
+        <w:rPr>
+          <w:rFonts w:ascii="Arial" w:hAnsi="Arial" w:cs="Arial"/>
+          <w:color w:val="2D3748"/>
+          <w:sz w:val="27"/>
+          <w:szCs w:val="27"/>
+        </w:rPr>
+      </w:pPr>
+      <w:r>
+        <w:rPr>
+          <w:rStyle w:val="Strong"/>
+          <w:rFonts w:ascii="Arial" w:eastAsiaTheme="majorEastAsia" w:hAnsi="Arial" w:cs="Arial"/>
+          <w:color w:val="2D3748"/>
+          <w:sz w:val="27"/>
+          <w:szCs w:val="27"/>
+          <w:bdr w:val="single" w:sz="2" w:space="0" w:color="E2E8F0" w:frame="1"/>
+        </w:rPr>
+        <w:t>public/:</w:t>
+      </w:r>
+      <w:r>
+        <w:rPr>
+          <w:rFonts w:ascii="Arial" w:hAnsi="Arial" w:cs="Arial"/>
+          <w:color w:val="2D3748"/>
+          <w:sz w:val="27"/>
+          <w:szCs w:val="27"/>
+        </w:rPr>
+        <w:t> Bu klasör React uygulamamızın static asset'lerini içeriyor. (index.html gibi)</w:t>
+      </w:r>
+    </w:p>
+    <w:p>
+      <w:pPr>
+        <w:pStyle w:val="NormalWeb"/>
+        <w:numPr>
+          <w:ilvl w:val="0"/>
+          <w:numId w:val="3"/>
+        </w:numPr>
+        <w:pBdr>
+          <w:top w:val="single" w:sz="2" w:space="0" w:color="E2E8F0"/>
+          <w:left w:val="single" w:sz="2" w:space="0" w:color="E2E8F0"/>
+          <w:bottom w:val="single" w:sz="2" w:space="0" w:color="E2E8F0"/>
+          <w:right w:val="single" w:sz="2" w:space="0" w:color="E2E8F0"/>
+        </w:pBdr>
+        <w:shd w:val="clear" w:color="auto" w:fill="FFFFFF"/>
+        <w:spacing w:before="0" w:beforeAutospacing="0" w:after="240" w:afterAutospacing="0"/>
+        <w:rPr>
+          <w:rFonts w:ascii="Arial" w:hAnsi="Arial" w:cs="Arial"/>
+          <w:color w:val="2D3748"/>
+          <w:sz w:val="27"/>
+          <w:szCs w:val="27"/>
+        </w:rPr>
+      </w:pPr>
+      <w:r>
+        <w:rPr>
+          <w:rStyle w:val="Strong"/>
+          <w:rFonts w:ascii="Arial" w:eastAsiaTheme="majorEastAsia" w:hAnsi="Arial" w:cs="Arial"/>
+          <w:color w:val="2D3748"/>
+          <w:sz w:val="27"/>
+          <w:szCs w:val="27"/>
+          <w:bdr w:val="single" w:sz="2" w:space="0" w:color="E2E8F0" w:frame="1"/>
+        </w:rPr>
+        <w:t>src/:</w:t>
+      </w:r>
+      <w:r>
+        <w:rPr>
+          <w:rFonts w:ascii="Arial" w:hAnsi="Arial" w:cs="Arial"/>
+          <w:color w:val="2D3748"/>
+          <w:sz w:val="27"/>
+          <w:szCs w:val="27"/>
+        </w:rPr>
+        <w:t> Bu klasör React uygulamamızın JavaScript dosyalarını içeriyor. Burada bütün uygulamanın başlangıç noktası olan index.js ve App adlı bileşeni (component) içeriyor.</w:t>
+      </w:r>
+    </w:p>
+    <w:p>
+      <w:pPr>
+        <w:pStyle w:val="NormalWeb"/>
+        <w:numPr>
+          <w:ilvl w:val="0"/>
+          <w:numId w:val="3"/>
+        </w:numPr>
+        <w:pBdr>
+          <w:top w:val="single" w:sz="2" w:space="0" w:color="E2E8F0"/>
+          <w:left w:val="single" w:sz="2" w:space="0" w:color="E2E8F0"/>
+          <w:bottom w:val="single" w:sz="2" w:space="0" w:color="E2E8F0"/>
+          <w:right w:val="single" w:sz="2" w:space="0" w:color="E2E8F0"/>
+        </w:pBdr>
+        <w:shd w:val="clear" w:color="auto" w:fill="FFFFFF"/>
+        <w:spacing w:before="0" w:beforeAutospacing="0" w:after="240" w:afterAutospacing="0"/>
+        <w:rPr>
+          <w:rFonts w:ascii="Arial" w:hAnsi="Arial" w:cs="Arial"/>
+          <w:color w:val="2D3748"/>
+          <w:sz w:val="27"/>
+          <w:szCs w:val="27"/>
+        </w:rPr>
+      </w:pPr>
+      <w:r>
+        <w:rPr>
+          <w:rStyle w:val="Strong"/>
+          <w:rFonts w:ascii="Arial" w:eastAsiaTheme="majorEastAsia" w:hAnsi="Arial" w:cs="Arial"/>
+          <w:color w:val="2D3748"/>
+          <w:sz w:val="27"/>
+          <w:szCs w:val="27"/>
+          <w:bdr w:val="single" w:sz="2" w:space="0" w:color="E2E8F0" w:frame="1"/>
+        </w:rPr>
+        <w:t>node_modules/:</w:t>
+      </w:r>
+      <w:r>
+        <w:rPr>
+          <w:rFonts w:ascii="Arial" w:hAnsi="Arial" w:cs="Arial"/>
+          <w:color w:val="2D3748"/>
+          <w:sz w:val="27"/>
+          <w:szCs w:val="27"/>
+        </w:rPr>
+        <w:t> Bu klasör içerisinde projenin bütün bağımlılıkları (Node.js Paket Yöneticisi - npm kullanılarak indirilen paketler) yer alıyor.</w:t>
+      </w:r>
+    </w:p>
+    <w:p>
+      <w:pPr>
+        <w:pStyle w:val="NormalWeb"/>
+        <w:numPr>
+          <w:ilvl w:val="0"/>
+          <w:numId w:val="3"/>
+        </w:numPr>
+        <w:pBdr>
+          <w:top w:val="single" w:sz="2" w:space="0" w:color="E2E8F0"/>
+          <w:left w:val="single" w:sz="2" w:space="0" w:color="E2E8F0"/>
+          <w:bottom w:val="single" w:sz="2" w:space="0" w:color="E2E8F0"/>
+          <w:right w:val="single" w:sz="2" w:space="0" w:color="E2E8F0"/>
+        </w:pBdr>
+        <w:shd w:val="clear" w:color="auto" w:fill="FFFFFF"/>
+        <w:spacing w:before="0" w:beforeAutospacing="0" w:after="240" w:afterAutospacing="0"/>
+        <w:rPr>
+          <w:rFonts w:ascii="Arial" w:hAnsi="Arial" w:cs="Arial"/>
+          <w:color w:val="2D3748"/>
+          <w:sz w:val="27"/>
+          <w:szCs w:val="27"/>
+        </w:rPr>
+      </w:pPr>
+      <w:r>
+        <w:rPr>
+          <w:rStyle w:val="Strong"/>
+          <w:rFonts w:ascii="Arial" w:eastAsiaTheme="majorEastAsia" w:hAnsi="Arial" w:cs="Arial"/>
+          <w:color w:val="2D3748"/>
+          <w:sz w:val="27"/>
+          <w:szCs w:val="27"/>
+          <w:bdr w:val="single" w:sz="2" w:space="0" w:color="E2E8F0" w:frame="1"/>
+        </w:rPr>
+        <w:t>package.json:</w:t>
+      </w:r>
+      <w:r>
+        <w:rPr>
+          <w:rFonts w:ascii="Arial" w:hAnsi="Arial" w:cs="Arial"/>
+          <w:color w:val="2D3748"/>
+          <w:sz w:val="27"/>
+          <w:szCs w:val="27"/>
+        </w:rPr>
+        <w:t> Bu dosya bir tür manifest dosyasıdır. Projenin ismini, versiyonunu, manuel scriptleri ve projeye dahil edilen bütün paketlerin listesini (versiyonlarıyla birlikte) içerir. package-lock.json dosyası ise her paketin birebir sürümlendirilmiş bağımlılık ağacını tutar. Böylece diğer geliştiriciler ve proje sürümleri için garanti edilmiş versiyonlar saklanır.</w:t>
+      </w:r>
+    </w:p>
+    <w:p>
+      <w:pPr>
+        <w:pStyle w:val="NormalWeb"/>
+        <w:numPr>
+          <w:ilvl w:val="0"/>
+          <w:numId w:val="3"/>
+        </w:numPr>
+        <w:pBdr>
+          <w:top w:val="single" w:sz="2" w:space="0" w:color="E2E8F0"/>
+          <w:left w:val="single" w:sz="2" w:space="0" w:color="E2E8F0"/>
+          <w:bottom w:val="single" w:sz="2" w:space="0" w:color="E2E8F0"/>
+          <w:right w:val="single" w:sz="2" w:space="0" w:color="E2E8F0"/>
+        </w:pBdr>
+        <w:shd w:val="clear" w:color="auto" w:fill="FFFFFF"/>
+        <w:spacing w:before="0" w:beforeAutospacing="0" w:after="240" w:afterAutospacing="0"/>
+        <w:rPr>
+          <w:rFonts w:ascii="Arial" w:hAnsi="Arial" w:cs="Arial"/>
+          <w:color w:val="2D3748"/>
+          <w:sz w:val="27"/>
+          <w:szCs w:val="27"/>
+        </w:rPr>
+      </w:pPr>
+      <w:r>
+        <w:rPr>
+          <w:rStyle w:val="Strong"/>
+          <w:rFonts w:ascii="Arial" w:eastAsiaTheme="majorEastAsia" w:hAnsi="Arial" w:cs="Arial"/>
+          <w:color w:val="2D3748"/>
+          <w:sz w:val="27"/>
+          <w:szCs w:val="27"/>
+          <w:bdr w:val="single" w:sz="2" w:space="0" w:color="E2E8F0" w:frame="1"/>
+        </w:rPr>
+        <w:t>.gitignore:</w:t>
+      </w:r>
+      <w:r>
+        <w:rPr>
+          <w:rFonts w:ascii="Arial" w:hAnsi="Arial" w:cs="Arial"/>
+          <w:color w:val="2D3748"/>
+          <w:sz w:val="27"/>
+          <w:szCs w:val="27"/>
+        </w:rPr>
+        <w:t> Bu dosya sayesinde istenmeyen uzantıdaki ve dizindeki dosyaların takip edilmesini engellemiş oluruz. Böylece git sunucularına göndermek istemediğimiz dosyalar takip edilmez. create-react-app ile node_modules klasörü altındaki paketler ve build klasörü .gitignore içerisinde belirtilmiş olarak gelir.</w:t>
+      </w:r>
+    </w:p>
+    <w:p>
+      <w:pPr>
+        <w:pStyle w:val="NormalWeb"/>
+        <w:numPr>
+          <w:ilvl w:val="0"/>
+          <w:numId w:val="3"/>
+        </w:numPr>
+        <w:pBdr>
+          <w:top w:val="single" w:sz="2" w:space="0" w:color="E2E8F0"/>
+          <w:left w:val="single" w:sz="2" w:space="0" w:color="E2E8F0"/>
+          <w:bottom w:val="single" w:sz="2" w:space="0" w:color="E2E8F0"/>
+          <w:right w:val="single" w:sz="2" w:space="0" w:color="E2E8F0"/>
+        </w:pBdr>
+        <w:shd w:val="clear" w:color="auto" w:fill="FFFFFF"/>
+        <w:spacing w:before="0" w:beforeAutospacing="0" w:after="240" w:afterAutospacing="0"/>
+        <w:rPr>
+          <w:rFonts w:ascii="Arial" w:hAnsi="Arial" w:cs="Arial"/>
+          <w:color w:val="2D3748"/>
+          <w:sz w:val="27"/>
+          <w:szCs w:val="27"/>
+        </w:rPr>
+      </w:pPr>
+      <w:r>
+        <w:rPr>
+          <w:rFonts w:ascii="Arial" w:hAnsi="Arial" w:cs="Arial"/>
+          <w:color w:val="2D3748"/>
+          <w:sz w:val="27"/>
+          <w:szCs w:val="27"/>
+        </w:rPr>
+        <w:t xml:space="preserve">Uygulamayı geliştirme aşamasında start script'ini kullanarak sunucuyu başlatmaktan ve uygulamanın ayağa kaldırılmasından </w:t>
+      </w:r>
+      <w:r>
+        <w:rPr>
+          <w:rFonts w:ascii="Arial" w:hAnsi="Arial" w:cs="Arial"/>
+          <w:color w:val="2D3748"/>
+          <w:sz w:val="27"/>
+          <w:szCs w:val="27"/>
+        </w:rPr>
+        <w:lastRenderedPageBreak/>
+        <w:t>bahsetmiştik. </w:t>
+      </w:r>
+      <w:r>
+        <w:rPr>
+          <w:rStyle w:val="Strong"/>
+          <w:rFonts w:ascii="Arial" w:eastAsiaTheme="majorEastAsia" w:hAnsi="Arial" w:cs="Arial"/>
+          <w:color w:val="2D3748"/>
+          <w:sz w:val="27"/>
+          <w:szCs w:val="27"/>
+          <w:bdr w:val="single" w:sz="2" w:space="0" w:color="E2E8F0" w:frame="1"/>
+        </w:rPr>
+        <w:t>create-react-app</w:t>
+      </w:r>
+      <w:r>
+        <w:rPr>
+          <w:rFonts w:ascii="Arial" w:hAnsi="Arial" w:cs="Arial"/>
+          <w:color w:val="2D3748"/>
+          <w:sz w:val="27"/>
+          <w:szCs w:val="27"/>
+        </w:rPr>
+        <w:t>'in sunmuş olduğu bir diğer önemli script ise </w:t>
+      </w:r>
+      <w:r>
+        <w:rPr>
+          <w:rStyle w:val="Strong"/>
+          <w:rFonts w:ascii="Arial" w:eastAsiaTheme="majorEastAsia" w:hAnsi="Arial" w:cs="Arial"/>
+          <w:color w:val="2D3748"/>
+          <w:sz w:val="27"/>
+          <w:szCs w:val="27"/>
+          <w:bdr w:val="single" w:sz="2" w:space="0" w:color="E2E8F0" w:frame="1"/>
+        </w:rPr>
+        <w:t>build</w:t>
+      </w:r>
+      <w:r>
+        <w:rPr>
+          <w:rFonts w:ascii="Arial" w:hAnsi="Arial" w:cs="Arial"/>
+          <w:color w:val="2D3748"/>
+          <w:sz w:val="27"/>
+          <w:szCs w:val="27"/>
+        </w:rPr>
+        <w:t>. React modüler bir yapı sunuyor ve birçok bileşenden oluşan uygulamalar ortaya çıkıyor. Build scripti oluşturulan bütün ayrı bileşenleri birleştirilip küçültülüyor ve optimize hale getiriyor. Bu sayede canlı ortama (production) alınabilecek bir uygulamaya sahip oluyoruz.</w:t>
+      </w:r>
     </w:p>
     <w:p/>
-    <w:p/>
-    <w:p>
-      <w:pPr>
-        <w:rPr>
-          <w:b/>
-          <w:bCs/>
-        </w:rPr>
-      </w:pPr>
-      <w:r>
-        <w:rPr>
-          <w:b/>
-          <w:bCs/>
-        </w:rPr>
-        <w:t>Async / Await style</w:t>
-      </w:r>
-    </w:p>
-    <w:p>
-      <w:r>
-        <w:t xml:space="preserve">async function </w:t>
-      </w:r>
-      <w:proofErr w:type="gramStart"/>
-      <w:r>
-        <w:t>run(</w:t>
-      </w:r>
-      <w:proofErr w:type="gramEnd"/>
-      <w:r>
-        <w:t>) {</w:t>
-      </w:r>
-      <w:r>
-        <w:br/>
-        <w:t xml:space="preserve">  try {</w:t>
-      </w:r>
-      <w:r>
-        <w:br/>
-        <w:t xml:space="preserve">    const res = await fetch(</w:t>
-      </w:r>
-      <w:proofErr w:type="spellStart"/>
-      <w:r>
-        <w:t>url</w:t>
-      </w:r>
-      <w:proofErr w:type="spellEnd"/>
-      <w:r>
-        <w:t>);</w:t>
-      </w:r>
-      <w:r>
-        <w:br/>
-        <w:t xml:space="preserve">    const data = await </w:t>
-      </w:r>
-      <w:proofErr w:type="spellStart"/>
-      <w:proofErr w:type="gramStart"/>
-      <w:r>
-        <w:t>res.json</w:t>
-      </w:r>
-      <w:proofErr w:type="spellEnd"/>
-      <w:proofErr w:type="gramEnd"/>
-      <w:r>
-        <w:t>();</w:t>
-      </w:r>
-      <w:r>
-        <w:br/>
-        <w:t xml:space="preserve">    console.log(data);</w:t>
-      </w:r>
-      <w:r>
-        <w:br/>
-        <w:t xml:space="preserve">  } catch (err) {</w:t>
-      </w:r>
-      <w:r>
-        <w:br/>
-        <w:t xml:space="preserve">    console.log(err);</w:t>
-      </w:r>
-      <w:r>
-        <w:br/>
-        <w:t xml:space="preserve">  }</w:t>
-      </w:r>
-      <w:r>
-        <w:br/>
-        <w:t>}</w:t>
-      </w:r>
-    </w:p>
     <w:p/>
     <w:sectPr>
       <w:pgSz w:w="12240" w:h="15840"/>
@@ -3138,9 +2197,9 @@
 <file path=word/numbering.xml><?xml version="1.0" encoding="utf-8"?>
 <w:numbering xmlns:wpc="http://schemas.microsoft.com/office/word/2010/wordprocessingCanvas" xmlns:cx="http://schemas.microsoft.com/office/drawing/2014/chartex" xmlns:cx1="http://schemas.microsoft.com/office/drawing/2015/9/8/chartex" xmlns:cx2="http://schemas.microsoft.com/office/drawing/2015/10/21/chartex" xmlns:cx3="http://schemas.microsoft.com/office/drawing/2016/5/9/chartex" xmlns:cx4="http://schemas.microsoft.com/office/drawing/2016/5/10/chartex" xmlns:cx5="http://schemas.microsoft.com/office/drawing/2016/5/11/chartex" xmlns:cx6="http://schemas.microsoft.com/office/drawing/2016/5/12/chartex" xmlns:cx7="http://schemas.microsoft.com/office/drawing/2016/5/13/chartex" xmlns:cx8="http://schemas.microsoft.com/office/drawing/2016/5/14/chartex" xmlns:mc="http://schemas.openxmlformats.org/markup-compatibility/2006" xmlns:aink="http://schemas.microsoft.com/office/drawing/2016/ink" xmlns:am3d="http://schemas.microsoft.com/office/drawing/2017/model3d" xmlns:o="urn:schemas-microsoft-com:office:office" xmlns:oel="http://schemas.microsoft.com/office/2019/extlst" xmlns:r="http://schemas.openxmlformats.org/officeDocument/2006/relationships" xmlns:m="http://schemas.openxmlformats.org/officeDocument/2006/math" xmlns:v="urn:schemas-microsoft-com:vml" xmlns:wp14="http://schemas.microsoft.com/office/word/2010/wordprocessingDrawing" xmlns:wp="http://schemas.openxmlformats.org/drawingml/2006/wordprocessingDrawing" xmlns:w10="urn:schemas-microsoft-com:office:word" xmlns:w="http://schemas.openxmlformats.org/wordprocessingml/2006/main" xmlns:w14="http://schemas.microsoft.com/office/word/2010/wordml" xmlns:w15="http://schemas.microsoft.com/office/word/2012/wordml" xmlns:w16cex="http://schemas.microsoft.com/office/word/2018/wordml/cex" xmlns:w16cid="http://schemas.microsoft.com/office/word/2016/wordml/cid" xmlns:w16="http://schemas.microsoft.com/office/word/2018/wordml" xmlns:w16du="http://schemas.microsoft.com/office/word/2023/wordml/word16du" xmlns:w16sdtdh="http://schemas.microsoft.com/office/word/2020/wordml/sdtdatahash" xmlns:w16sdtfl="http://schemas.microsoft.com/office/word/2024/wordml/sdtformatlock" xmlns:w16se="http://schemas.microsoft.com/office/word/2015/wordml/symex" xmlns:wpg="http://schemas.microsoft.com/office/word/2010/wordprocessingGroup" xmlns:wpi="http://schemas.microsoft.com/office/word/2010/wordprocessingInk" xmlns:wne="http://schemas.microsoft.com/office/word/2006/wordml" xmlns:wps="http://schemas.microsoft.com/office/word/2010/wordprocessingShape" mc:Ignorable="w14 w15 w16se w16cid w16 w16cex w16sdtdh w16sdtfl w16du wp14">
   <w:abstractNum w:abstractNumId="0" w15:restartNumberingAfterBreak="0">
-    <w:nsid w:val="44B77073"/>
+    <w:nsid w:val="200E68BA"/>
     <w:multiLevelType w:val="multilevel"/>
-    <w:tmpl w:val="51C8C3C8"/>
+    <w:tmpl w:val="D232740C"/>
     <w:lvl w:ilvl="0">
       <w:start w:val="1"/>
       <w:numFmt w:val="bullet"/>
@@ -3287,6 +2346,155 @@
     </w:lvl>
   </w:abstractNum>
   <w:abstractNum w:abstractNumId="1" w15:restartNumberingAfterBreak="0">
+    <w:nsid w:val="44B77073"/>
+    <w:multiLevelType w:val="multilevel"/>
+    <w:tmpl w:val="51C8C3C8"/>
+    <w:lvl w:ilvl="0">
+      <w:start w:val="1"/>
+      <w:numFmt w:val="bullet"/>
+      <w:lvlText w:val=""/>
+      <w:lvlJc w:val="left"/>
+      <w:pPr>
+        <w:tabs>
+          <w:tab w:val="num" w:pos="720"/>
+        </w:tabs>
+        <w:ind w:left="720" w:hanging="360"/>
+      </w:pPr>
+      <w:rPr>
+        <w:rFonts w:ascii="Symbol" w:hAnsi="Symbol" w:hint="default"/>
+        <w:sz w:val="20"/>
+      </w:rPr>
+    </w:lvl>
+    <w:lvl w:ilvl="1" w:tentative="1">
+      <w:start w:val="1"/>
+      <w:numFmt w:val="bullet"/>
+      <w:lvlText w:val="o"/>
+      <w:lvlJc w:val="left"/>
+      <w:pPr>
+        <w:tabs>
+          <w:tab w:val="num" w:pos="1440"/>
+        </w:tabs>
+        <w:ind w:left="1440" w:hanging="360"/>
+      </w:pPr>
+      <w:rPr>
+        <w:rFonts w:ascii="Courier New" w:hAnsi="Courier New" w:hint="default"/>
+        <w:sz w:val="20"/>
+      </w:rPr>
+    </w:lvl>
+    <w:lvl w:ilvl="2" w:tentative="1">
+      <w:start w:val="1"/>
+      <w:numFmt w:val="bullet"/>
+      <w:lvlText w:val=""/>
+      <w:lvlJc w:val="left"/>
+      <w:pPr>
+        <w:tabs>
+          <w:tab w:val="num" w:pos="2160"/>
+        </w:tabs>
+        <w:ind w:left="2160" w:hanging="360"/>
+      </w:pPr>
+      <w:rPr>
+        <w:rFonts w:ascii="Wingdings" w:hAnsi="Wingdings" w:hint="default"/>
+        <w:sz w:val="20"/>
+      </w:rPr>
+    </w:lvl>
+    <w:lvl w:ilvl="3" w:tentative="1">
+      <w:start w:val="1"/>
+      <w:numFmt w:val="bullet"/>
+      <w:lvlText w:val=""/>
+      <w:lvlJc w:val="left"/>
+      <w:pPr>
+        <w:tabs>
+          <w:tab w:val="num" w:pos="2880"/>
+        </w:tabs>
+        <w:ind w:left="2880" w:hanging="360"/>
+      </w:pPr>
+      <w:rPr>
+        <w:rFonts w:ascii="Wingdings" w:hAnsi="Wingdings" w:hint="default"/>
+        <w:sz w:val="20"/>
+      </w:rPr>
+    </w:lvl>
+    <w:lvl w:ilvl="4" w:tentative="1">
+      <w:start w:val="1"/>
+      <w:numFmt w:val="bullet"/>
+      <w:lvlText w:val=""/>
+      <w:lvlJc w:val="left"/>
+      <w:pPr>
+        <w:tabs>
+          <w:tab w:val="num" w:pos="3600"/>
+        </w:tabs>
+        <w:ind w:left="3600" w:hanging="360"/>
+      </w:pPr>
+      <w:rPr>
+        <w:rFonts w:ascii="Wingdings" w:hAnsi="Wingdings" w:hint="default"/>
+        <w:sz w:val="20"/>
+      </w:rPr>
+    </w:lvl>
+    <w:lvl w:ilvl="5" w:tentative="1">
+      <w:start w:val="1"/>
+      <w:numFmt w:val="bullet"/>
+      <w:lvlText w:val=""/>
+      <w:lvlJc w:val="left"/>
+      <w:pPr>
+        <w:tabs>
+          <w:tab w:val="num" w:pos="4320"/>
+        </w:tabs>
+        <w:ind w:left="4320" w:hanging="360"/>
+      </w:pPr>
+      <w:rPr>
+        <w:rFonts w:ascii="Wingdings" w:hAnsi="Wingdings" w:hint="default"/>
+        <w:sz w:val="20"/>
+      </w:rPr>
+    </w:lvl>
+    <w:lvl w:ilvl="6" w:tentative="1">
+      <w:start w:val="1"/>
+      <w:numFmt w:val="bullet"/>
+      <w:lvlText w:val=""/>
+      <w:lvlJc w:val="left"/>
+      <w:pPr>
+        <w:tabs>
+          <w:tab w:val="num" w:pos="5040"/>
+        </w:tabs>
+        <w:ind w:left="5040" w:hanging="360"/>
+      </w:pPr>
+      <w:rPr>
+        <w:rFonts w:ascii="Wingdings" w:hAnsi="Wingdings" w:hint="default"/>
+        <w:sz w:val="20"/>
+      </w:rPr>
+    </w:lvl>
+    <w:lvl w:ilvl="7" w:tentative="1">
+      <w:start w:val="1"/>
+      <w:numFmt w:val="bullet"/>
+      <w:lvlText w:val=""/>
+      <w:lvlJc w:val="left"/>
+      <w:pPr>
+        <w:tabs>
+          <w:tab w:val="num" w:pos="5760"/>
+        </w:tabs>
+        <w:ind w:left="5760" w:hanging="360"/>
+      </w:pPr>
+      <w:rPr>
+        <w:rFonts w:ascii="Wingdings" w:hAnsi="Wingdings" w:hint="default"/>
+        <w:sz w:val="20"/>
+      </w:rPr>
+    </w:lvl>
+    <w:lvl w:ilvl="8" w:tentative="1">
+      <w:start w:val="1"/>
+      <w:numFmt w:val="bullet"/>
+      <w:lvlText w:val=""/>
+      <w:lvlJc w:val="left"/>
+      <w:pPr>
+        <w:tabs>
+          <w:tab w:val="num" w:pos="6480"/>
+        </w:tabs>
+        <w:ind w:left="6480" w:hanging="360"/>
+      </w:pPr>
+      <w:rPr>
+        <w:rFonts w:ascii="Wingdings" w:hAnsi="Wingdings" w:hint="default"/>
+        <w:sz w:val="20"/>
+      </w:rPr>
+    </w:lvl>
+  </w:abstractNum>
+  <w:abstractNum w:abstractNumId="2" w15:restartNumberingAfterBreak="0">
     <w:nsid w:val="47D61A9C"/>
     <w:multiLevelType w:val="hybridMultilevel"/>
     <w:tmpl w:val="589A8398"/>
@@ -3376,9 +2584,12 @@
     </w:lvl>
   </w:abstractNum>
   <w:num w:numId="1" w16cid:durableId="1569224195">
+    <w:abstractNumId w:val="2"/>
+  </w:num>
+  <w:num w:numId="2" w16cid:durableId="794064876">
     <w:abstractNumId w:val="1"/>
   </w:num>
-  <w:num w:numId="2" w16cid:durableId="794064876">
+  <w:num w:numId="3" w16cid:durableId="1229612280">
     <w:abstractNumId w:val="0"/>
   </w:num>
 </w:numbering>
@@ -3986,7 +3197,6 @@
   <w:style w:type="character" w:default="1" w:styleId="DefaultParagraphFont">
     <w:name w:val="Default Paragraph Font"/>
     <w:uiPriority w:val="1"/>
-    <w:semiHidden/>
     <w:unhideWhenUsed/>
   </w:style>
   <w:style w:type="table" w:default="1" w:styleId="TableNormal">
@@ -4417,6 +3627,28 @@
     <w:name w:val="ͼe"/>
     <w:basedOn w:val="DefaultParagraphFont"/>
     <w:rsid w:val="000372DF"/>
+  </w:style>
+  <w:style w:type="character" w:styleId="Emphasis">
+    <w:name w:val="Emphasis"/>
+    <w:basedOn w:val="DefaultParagraphFont"/>
+    <w:uiPriority w:val="20"/>
+    <w:qFormat/>
+    <w:rsid w:val="00C9778D"/>
+    <w:rPr>
+      <w:i/>
+      <w:iCs/>
+    </w:rPr>
+  </w:style>
+  <w:style w:type="character" w:styleId="Strong">
+    <w:name w:val="Strong"/>
+    <w:basedOn w:val="DefaultParagraphFont"/>
+    <w:uiPriority w:val="22"/>
+    <w:qFormat/>
+    <w:rsid w:val="00C9778D"/>
+    <w:rPr>
+      <w:b/>
+      <w:bCs/>
+    </w:rPr>
   </w:style>
 </w:styles>
 </file>

--- a/Useful Notes.docx
+++ b/Useful Notes.docx
@@ -2184,6 +2184,53 @@
     </w:p>
     <w:p/>
     <w:p/>
+    <w:p>
+      <w:pPr>
+        <w:rPr>
+          <w:b/>
+          <w:bCs/>
+        </w:rPr>
+      </w:pPr>
+      <w:r>
+        <w:rPr>
+          <w:b/>
+          <w:bCs/>
+        </w:rPr>
+        <w:t>JSX VE TEMEL KURALLAR</w:t>
+      </w:r>
+    </w:p>
+    <w:p/>
+    <w:p>
+      <w:r>
+        <w:t xml:space="preserve">Component isimlendirmeleri verirken büyük harfle başlamasına özen göster. Çünkü </w:t>
+      </w:r>
+      <w:r>
+        <w:t>kullanılacak HTML isimleri küçük harfledir karışma durumu olur</w:t>
+      </w:r>
+      <w:r>
+        <w:t>, sistem component değil HTML etiketi gibi yorumlar.</w:t>
+      </w:r>
+    </w:p>
+    <w:p/>
+    <w:p>
+      <w:r>
+        <w:t>Return eden değerlerin içinde mutlaka kapsayıcı bir etiket olmak zorunda. Ya div kulan ya da React.Fragment kullan.</w:t>
+      </w:r>
+    </w:p>
+    <w:p>
+      <w:r>
+        <w:t xml:space="preserve">Bazı keywordlere dikkat et. Mesela class değil </w:t>
+      </w:r>
+      <w:r>
+        <w:t>c</w:t>
+      </w:r>
+      <w:r>
+        <w:t>lassName</w:t>
+      </w:r>
+      <w:r>
+        <w:t xml:space="preserve"> ya da for değil htmlFor</w:t>
+      </w:r>
+    </w:p>
     <w:sectPr>
       <w:pgSz w:w="12240" w:h="15840"/>
       <w:pgMar w:top="1440" w:right="1440" w:bottom="1440" w:left="1440" w:header="720" w:footer="720" w:gutter="0"/>
@@ -3197,6 +3244,7 @@
   <w:style w:type="character" w:default="1" w:styleId="DefaultParagraphFont">
     <w:name w:val="Default Paragraph Font"/>
     <w:uiPriority w:val="1"/>
+    <w:semiHidden/>
     <w:unhideWhenUsed/>
   </w:style>
   <w:style w:type="table" w:default="1" w:styleId="TableNormal">

--- a/Useful Notes.docx
+++ b/Useful Notes.docx
@@ -14,42 +14,189 @@
     <w:p/>
     <w:p>
       <w:r>
-        <w:t xml:space="preserve">Bir ortama </w:t>
-      </w:r>
-      <w:r>
-        <w:t xml:space="preserve">sıfırdan kurulum yapmak için </w:t>
+        <w:t xml:space="preserve">Bir </w:t>
+      </w:r>
+      <w:proofErr w:type="spellStart"/>
+      <w:r>
+        <w:t>ortama</w:t>
+      </w:r>
+      <w:proofErr w:type="spellEnd"/>
+      <w:r>
+        <w:t xml:space="preserve"> </w:t>
+      </w:r>
+      <w:proofErr w:type="spellStart"/>
+      <w:r>
+        <w:t>sıfırdan</w:t>
+      </w:r>
+      <w:proofErr w:type="spellEnd"/>
+      <w:r>
+        <w:t xml:space="preserve"> </w:t>
+      </w:r>
+      <w:proofErr w:type="spellStart"/>
+      <w:r>
+        <w:t>kurulum</w:t>
+      </w:r>
+      <w:proofErr w:type="spellEnd"/>
+      <w:r>
+        <w:t xml:space="preserve"> </w:t>
+      </w:r>
+      <w:proofErr w:type="spellStart"/>
+      <w:r>
+        <w:t>yapmak</w:t>
+      </w:r>
+      <w:proofErr w:type="spellEnd"/>
+      <w:r>
+        <w:t xml:space="preserve"> </w:t>
+      </w:r>
+      <w:proofErr w:type="spellStart"/>
+      <w:r>
+        <w:t>için</w:t>
+      </w:r>
+      <w:proofErr w:type="spellEnd"/>
+      <w:r>
+        <w:t xml:space="preserve"> </w:t>
       </w:r>
       <w:r>
         <w:sym w:font="Wingdings" w:char="F0E0"/>
       </w:r>
       <w:r>
-        <w:t xml:space="preserve"> npm init</w:t>
-      </w:r>
+        <w:t xml:space="preserve"> </w:t>
+      </w:r>
+      <w:proofErr w:type="spellStart"/>
+      <w:r>
+        <w:t>npm</w:t>
+      </w:r>
+      <w:proofErr w:type="spellEnd"/>
+      <w:r>
+        <w:t xml:space="preserve"> </w:t>
+      </w:r>
+      <w:proofErr w:type="spellStart"/>
+      <w:r>
+        <w:t>init</w:t>
+      </w:r>
+      <w:proofErr w:type="spellEnd"/>
     </w:p>
     <w:p>
+      <w:proofErr w:type="spellStart"/>
+      <w:proofErr w:type="gramStart"/>
       <w:r>
         <w:rPr>
           <w:b/>
           <w:bCs/>
         </w:rPr>
-        <w:t>Dikkat :</w:t>
-      </w:r>
-      <w:r>
-        <w:t xml:space="preserve"> Bu kurulumu yaparken </w:t>
+        <w:t>Dikkat</w:t>
+      </w:r>
+      <w:proofErr w:type="spellEnd"/>
+      <w:r>
+        <w:rPr>
+          <w:b/>
+          <w:bCs/>
+        </w:rPr>
+        <w:t xml:space="preserve"> :</w:t>
+      </w:r>
+      <w:proofErr w:type="gramEnd"/>
+      <w:r>
+        <w:t xml:space="preserve"> Bu </w:t>
+      </w:r>
+      <w:proofErr w:type="spellStart"/>
+      <w:r>
+        <w:t>kurulumu</w:t>
+      </w:r>
+      <w:proofErr w:type="spellEnd"/>
+      <w:r>
+        <w:t xml:space="preserve"> </w:t>
+      </w:r>
+      <w:proofErr w:type="spellStart"/>
+      <w:r>
+        <w:t>yaparken</w:t>
+      </w:r>
+      <w:proofErr w:type="spellEnd"/>
+      <w:r>
+        <w:t xml:space="preserve"> </w:t>
       </w:r>
       <w:r>
         <w:rPr>
           <w:highlight w:val="yellow"/>
         </w:rPr>
-        <w:t>“package.json” içindeki dependencies</w:t>
-      </w:r>
-      <w:r>
-        <w:t xml:space="preserve"> alanına bakıyor.</w:t>
+        <w:t>“</w:t>
+      </w:r>
+      <w:proofErr w:type="spellStart"/>
+      <w:proofErr w:type="gramStart"/>
+      <w:r>
+        <w:rPr>
+          <w:highlight w:val="yellow"/>
+        </w:rPr>
+        <w:t>package.json</w:t>
+      </w:r>
+      <w:proofErr w:type="spellEnd"/>
+      <w:proofErr w:type="gramEnd"/>
+      <w:r>
+        <w:rPr>
+          <w:highlight w:val="yellow"/>
+        </w:rPr>
+        <w:t xml:space="preserve">” </w:t>
+      </w:r>
+      <w:proofErr w:type="spellStart"/>
+      <w:r>
+        <w:rPr>
+          <w:highlight w:val="yellow"/>
+        </w:rPr>
+        <w:t>içindeki</w:t>
+      </w:r>
+      <w:proofErr w:type="spellEnd"/>
+      <w:r>
+        <w:rPr>
+          <w:highlight w:val="yellow"/>
+        </w:rPr>
+        <w:t xml:space="preserve"> dependencies</w:t>
+      </w:r>
+      <w:r>
+        <w:t xml:space="preserve"> </w:t>
+      </w:r>
+      <w:proofErr w:type="spellStart"/>
+      <w:r>
+        <w:t>alanına</w:t>
+      </w:r>
+      <w:proofErr w:type="spellEnd"/>
+      <w:r>
+        <w:t xml:space="preserve"> </w:t>
+      </w:r>
+      <w:proofErr w:type="spellStart"/>
+      <w:r>
+        <w:t>bakıyor</w:t>
+      </w:r>
+      <w:proofErr w:type="spellEnd"/>
+      <w:r>
+        <w:t>.</w:t>
       </w:r>
     </w:p>
     <w:p>
       <w:r>
-        <w:t xml:space="preserve">External yüklenecek tüm modülleri </w:t>
+        <w:t xml:space="preserve">External </w:t>
+      </w:r>
+      <w:proofErr w:type="spellStart"/>
+      <w:r>
+        <w:t>yüklenecek</w:t>
+      </w:r>
+      <w:proofErr w:type="spellEnd"/>
+      <w:r>
+        <w:t xml:space="preserve"> </w:t>
+      </w:r>
+      <w:proofErr w:type="spellStart"/>
+      <w:r>
+        <w:t>tüm</w:t>
+      </w:r>
+      <w:proofErr w:type="spellEnd"/>
+      <w:r>
+        <w:t xml:space="preserve"> </w:t>
+      </w:r>
+      <w:proofErr w:type="spellStart"/>
+      <w:r>
+        <w:t>modülleri</w:t>
+      </w:r>
+      <w:proofErr w:type="spellEnd"/>
+      <w:r>
+        <w:t xml:space="preserve"> </w:t>
       </w:r>
       <w:r>
         <w:sym w:font="Wingdings" w:char="F0E0"/>
@@ -68,17 +215,92 @@
     </w:p>
     <w:p>
       <w:r>
-        <w:t xml:space="preserve">External olarak kurulan tüm paketler </w:t>
+        <w:t xml:space="preserve">External </w:t>
+      </w:r>
+      <w:proofErr w:type="spellStart"/>
+      <w:r>
+        <w:t>olarak</w:t>
+      </w:r>
+      <w:proofErr w:type="spellEnd"/>
+      <w:r>
+        <w:t xml:space="preserve"> </w:t>
+      </w:r>
+      <w:proofErr w:type="spellStart"/>
+      <w:r>
+        <w:t>kurulan</w:t>
+      </w:r>
+      <w:proofErr w:type="spellEnd"/>
+      <w:r>
+        <w:t xml:space="preserve"> </w:t>
+      </w:r>
+      <w:proofErr w:type="spellStart"/>
+      <w:r>
+        <w:t>tüm</w:t>
+      </w:r>
+      <w:proofErr w:type="spellEnd"/>
+      <w:r>
+        <w:t xml:space="preserve"> </w:t>
+      </w:r>
+      <w:proofErr w:type="spellStart"/>
+      <w:r>
+        <w:t>paketler</w:t>
+      </w:r>
+      <w:proofErr w:type="spellEnd"/>
+      <w:r>
+        <w:t xml:space="preserve"> </w:t>
       </w:r>
       <w:r>
         <w:rPr>
           <w:highlight w:val="yellow"/>
         </w:rPr>
-        <w:t>“package.json” içindeki dependencies</w:t>
-      </w:r>
-      <w:r>
-        <w:t xml:space="preserve"> alanında görülebilir</w:t>
-      </w:r>
+        <w:t>“</w:t>
+      </w:r>
+      <w:proofErr w:type="spellStart"/>
+      <w:proofErr w:type="gramStart"/>
+      <w:r>
+        <w:rPr>
+          <w:highlight w:val="yellow"/>
+        </w:rPr>
+        <w:t>package.json</w:t>
+      </w:r>
+      <w:proofErr w:type="spellEnd"/>
+      <w:proofErr w:type="gramEnd"/>
+      <w:r>
+        <w:rPr>
+          <w:highlight w:val="yellow"/>
+        </w:rPr>
+        <w:t xml:space="preserve">” </w:t>
+      </w:r>
+      <w:proofErr w:type="spellStart"/>
+      <w:r>
+        <w:rPr>
+          <w:highlight w:val="yellow"/>
+        </w:rPr>
+        <w:t>içindeki</w:t>
+      </w:r>
+      <w:proofErr w:type="spellEnd"/>
+      <w:r>
+        <w:rPr>
+          <w:highlight w:val="yellow"/>
+        </w:rPr>
+        <w:t xml:space="preserve"> dependencies</w:t>
+      </w:r>
+      <w:r>
+        <w:t xml:space="preserve"> </w:t>
+      </w:r>
+      <w:proofErr w:type="spellStart"/>
+      <w:r>
+        <w:t>alanında</w:t>
+      </w:r>
+      <w:proofErr w:type="spellEnd"/>
+      <w:r>
+        <w:t xml:space="preserve"> </w:t>
+      </w:r>
+      <w:proofErr w:type="spellStart"/>
+      <w:r>
+        <w:t>görülebilir</w:t>
+      </w:r>
+      <w:proofErr w:type="spellEnd"/>
     </w:p>
     <w:p/>
     <w:p/>
@@ -88,13 +310,100 @@
           <w:b/>
           <w:bCs/>
         </w:rPr>
-        <w:t>React ne zaman kullanılmalı ?</w:t>
-      </w:r>
+        <w:t xml:space="preserve">React ne zaman </w:t>
+      </w:r>
+      <w:proofErr w:type="spellStart"/>
+      <w:proofErr w:type="gramStart"/>
+      <w:r>
+        <w:rPr>
+          <w:b/>
+          <w:bCs/>
+        </w:rPr>
+        <w:t>kullanılmalı</w:t>
+      </w:r>
+      <w:proofErr w:type="spellEnd"/>
+      <w:r>
+        <w:rPr>
+          <w:b/>
+          <w:bCs/>
+        </w:rPr>
+        <w:t xml:space="preserve"> ?</w:t>
+      </w:r>
+      <w:proofErr w:type="gramEnd"/>
     </w:p>
     <w:p/>
     <w:p>
-      <w:r>
-        <w:t>Eğer kuracağımız sistemde çok fazla DOM Manipulasyonu varsa kullanmak gerekir.</w:t>
+      <w:proofErr w:type="spellStart"/>
+      <w:r>
+        <w:t>Eğer</w:t>
+      </w:r>
+      <w:proofErr w:type="spellEnd"/>
+      <w:r>
+        <w:t xml:space="preserve"> </w:t>
+      </w:r>
+      <w:proofErr w:type="spellStart"/>
+      <w:r>
+        <w:t>kuracağımız</w:t>
+      </w:r>
+      <w:proofErr w:type="spellEnd"/>
+      <w:r>
+        <w:t xml:space="preserve"> </w:t>
+      </w:r>
+      <w:proofErr w:type="spellStart"/>
+      <w:r>
+        <w:t>sistemde</w:t>
+      </w:r>
+      <w:proofErr w:type="spellEnd"/>
+      <w:r>
+        <w:t xml:space="preserve"> </w:t>
+      </w:r>
+      <w:proofErr w:type="spellStart"/>
+      <w:r>
+        <w:t>çok</w:t>
+      </w:r>
+      <w:proofErr w:type="spellEnd"/>
+      <w:r>
+        <w:t xml:space="preserve"> </w:t>
+      </w:r>
+      <w:proofErr w:type="spellStart"/>
+      <w:r>
+        <w:t>fazla</w:t>
+      </w:r>
+      <w:proofErr w:type="spellEnd"/>
+      <w:r>
+        <w:t xml:space="preserve"> DOM </w:t>
+      </w:r>
+      <w:proofErr w:type="spellStart"/>
+      <w:r>
+        <w:t>Manipulasyonu</w:t>
+      </w:r>
+      <w:proofErr w:type="spellEnd"/>
+      <w:r>
+        <w:t xml:space="preserve"> </w:t>
+      </w:r>
+      <w:proofErr w:type="spellStart"/>
+      <w:r>
+        <w:t>varsa</w:t>
+      </w:r>
+      <w:proofErr w:type="spellEnd"/>
+      <w:r>
+        <w:t xml:space="preserve"> </w:t>
+      </w:r>
+      <w:proofErr w:type="spellStart"/>
+      <w:r>
+        <w:t>kullanmak</w:t>
+      </w:r>
+      <w:proofErr w:type="spellEnd"/>
+      <w:r>
+        <w:t xml:space="preserve"> </w:t>
+      </w:r>
+      <w:proofErr w:type="spellStart"/>
+      <w:r>
+        <w:t>gerekir</w:t>
+      </w:r>
+      <w:proofErr w:type="spellEnd"/>
+      <w:r>
+        <w:t>.</w:t>
       </w:r>
     </w:p>
     <w:p/>
@@ -110,7 +419,127 @@
     <w:p/>
     <w:p>
       <w:r>
-        <w:t>React, real DOM ile Virtual DOM karşılaştırması yapar ve eğer fark görürse real DOM (ilgili yerleri) günceller. Böylece sadece güncellenecek yer güncellenir re-render yapılmaz.</w:t>
+        <w:t xml:space="preserve">React, real DOM </w:t>
+      </w:r>
+      <w:proofErr w:type="spellStart"/>
+      <w:r>
+        <w:t>ile</w:t>
+      </w:r>
+      <w:proofErr w:type="spellEnd"/>
+      <w:r>
+        <w:t xml:space="preserve"> Virtual DOM </w:t>
+      </w:r>
+      <w:proofErr w:type="spellStart"/>
+      <w:r>
+        <w:t>karşılaştırması</w:t>
+      </w:r>
+      <w:proofErr w:type="spellEnd"/>
+      <w:r>
+        <w:t xml:space="preserve"> </w:t>
+      </w:r>
+      <w:proofErr w:type="spellStart"/>
+      <w:r>
+        <w:t>yapar</w:t>
+      </w:r>
+      <w:proofErr w:type="spellEnd"/>
+      <w:r>
+        <w:t xml:space="preserve"> </w:t>
+      </w:r>
+      <w:proofErr w:type="spellStart"/>
+      <w:r>
+        <w:t>ve</w:t>
+      </w:r>
+      <w:proofErr w:type="spellEnd"/>
+      <w:r>
+        <w:t xml:space="preserve"> </w:t>
+      </w:r>
+      <w:proofErr w:type="spellStart"/>
+      <w:r>
+        <w:t>eğer</w:t>
+      </w:r>
+      <w:proofErr w:type="spellEnd"/>
+      <w:r>
+        <w:t xml:space="preserve"> fark </w:t>
+      </w:r>
+      <w:proofErr w:type="spellStart"/>
+      <w:r>
+        <w:t>görürse</w:t>
+      </w:r>
+      <w:proofErr w:type="spellEnd"/>
+      <w:r>
+        <w:t xml:space="preserve"> real DOM (</w:t>
+      </w:r>
+      <w:proofErr w:type="spellStart"/>
+      <w:r>
+        <w:t>ilgili</w:t>
+      </w:r>
+      <w:proofErr w:type="spellEnd"/>
+      <w:r>
+        <w:t xml:space="preserve"> </w:t>
+      </w:r>
+      <w:proofErr w:type="spellStart"/>
+      <w:r>
+        <w:t>yerleri</w:t>
+      </w:r>
+      <w:proofErr w:type="spellEnd"/>
+      <w:r>
+        <w:t xml:space="preserve">) </w:t>
+      </w:r>
+      <w:proofErr w:type="spellStart"/>
+      <w:r>
+        <w:t>günceller</w:t>
+      </w:r>
+      <w:proofErr w:type="spellEnd"/>
+      <w:r>
+        <w:t xml:space="preserve">. </w:t>
+      </w:r>
+      <w:proofErr w:type="spellStart"/>
+      <w:r>
+        <w:t>Böylece</w:t>
+      </w:r>
+      <w:proofErr w:type="spellEnd"/>
+      <w:r>
+        <w:t xml:space="preserve"> </w:t>
+      </w:r>
+      <w:proofErr w:type="spellStart"/>
+      <w:r>
+        <w:t>sadece</w:t>
+      </w:r>
+      <w:proofErr w:type="spellEnd"/>
+      <w:r>
+        <w:t xml:space="preserve"> </w:t>
+      </w:r>
+      <w:proofErr w:type="spellStart"/>
+      <w:r>
+        <w:t>güncellenecek</w:t>
+      </w:r>
+      <w:proofErr w:type="spellEnd"/>
+      <w:r>
+        <w:t xml:space="preserve"> </w:t>
+      </w:r>
+      <w:proofErr w:type="spellStart"/>
+      <w:r>
+        <w:t>yer</w:t>
+      </w:r>
+      <w:proofErr w:type="spellEnd"/>
+      <w:r>
+        <w:t xml:space="preserve"> </w:t>
+      </w:r>
+      <w:proofErr w:type="spellStart"/>
+      <w:r>
+        <w:t>güncellenir</w:t>
+      </w:r>
+      <w:proofErr w:type="spellEnd"/>
+      <w:r>
+        <w:t xml:space="preserve"> re-render </w:t>
+      </w:r>
+      <w:proofErr w:type="spellStart"/>
+      <w:r>
+        <w:t>yapılmaz</w:t>
+      </w:r>
+      <w:proofErr w:type="spellEnd"/>
+      <w:r>
+        <w:t>.</w:t>
       </w:r>
     </w:p>
     <w:p/>
@@ -139,13 +568,70 @@
     </w:p>
     <w:p>
       <w:r>
-        <w:t>await response.json() = response.json().then()</w:t>
+        <w:t xml:space="preserve">await </w:t>
+      </w:r>
+      <w:proofErr w:type="spellStart"/>
+      <w:proofErr w:type="gramStart"/>
+      <w:r>
+        <w:t>response.json</w:t>
+      </w:r>
+      <w:proofErr w:type="spellEnd"/>
+      <w:proofErr w:type="gramEnd"/>
+      <w:r>
+        <w:t xml:space="preserve">() = </w:t>
+      </w:r>
+      <w:proofErr w:type="spellStart"/>
+      <w:proofErr w:type="gramStart"/>
+      <w:r>
+        <w:t>response.json</w:t>
+      </w:r>
+      <w:proofErr w:type="spellEnd"/>
+      <w:proofErr w:type="gramEnd"/>
+      <w:r>
+        <w:t>(</w:t>
+      </w:r>
+      <w:proofErr w:type="gramStart"/>
+      <w:r>
+        <w:t>).then</w:t>
+      </w:r>
+      <w:proofErr w:type="gramEnd"/>
+      <w:r>
+        <w:t>()</w:t>
       </w:r>
     </w:p>
     <w:p>
       <w:r>
-        <w:t>Async yapılar 2 temel şekilde kullanılır</w:t>
-      </w:r>
+        <w:t xml:space="preserve">Async </w:t>
+      </w:r>
+      <w:proofErr w:type="spellStart"/>
+      <w:r>
+        <w:t>yapılar</w:t>
+      </w:r>
+      <w:proofErr w:type="spellEnd"/>
+      <w:r>
+        <w:t xml:space="preserve"> 2 </w:t>
+      </w:r>
+      <w:proofErr w:type="spellStart"/>
+      <w:r>
+        <w:t>temel</w:t>
+      </w:r>
+      <w:proofErr w:type="spellEnd"/>
+      <w:r>
+        <w:t xml:space="preserve"> </w:t>
+      </w:r>
+      <w:proofErr w:type="spellStart"/>
+      <w:r>
+        <w:t>şekilde</w:t>
+      </w:r>
+      <w:proofErr w:type="spellEnd"/>
+      <w:r>
+        <w:t xml:space="preserve"> </w:t>
+      </w:r>
+      <w:proofErr w:type="spellStart"/>
+      <w:r>
+        <w:t>kullanılır</w:t>
+      </w:r>
+      <w:proofErr w:type="spellEnd"/>
     </w:p>
     <w:p>
       <w:pPr>
@@ -156,8 +642,21 @@
         </w:numPr>
       </w:pPr>
       <w:r>
-        <w:t>Bir fonksiyon içinde</w:t>
-      </w:r>
+        <w:t xml:space="preserve">Bir </w:t>
+      </w:r>
+      <w:proofErr w:type="spellStart"/>
+      <w:r>
+        <w:t>fonksiyon</w:t>
+      </w:r>
+      <w:proofErr w:type="spellEnd"/>
+      <w:r>
+        <w:t xml:space="preserve"> </w:t>
+      </w:r>
+      <w:proofErr w:type="spellStart"/>
+      <w:r>
+        <w:t>içinde</w:t>
+      </w:r>
+      <w:proofErr w:type="spellEnd"/>
       <w:r>
         <w:t xml:space="preserve"> </w:t>
       </w:r>
@@ -224,6 +723,7 @@
         </w:rPr>
         <w:t xml:space="preserve"> </w:t>
       </w:r>
+      <w:proofErr w:type="gramStart"/>
       <w:r>
         <w:rPr>
           <w:rFonts w:ascii="Consolas" w:eastAsia="Times New Roman" w:hAnsi="Consolas" w:cs="Times New Roman"/>
@@ -244,7 +744,19 @@
           <w:szCs w:val="21"/>
           <w14:ligatures w14:val="none"/>
         </w:rPr>
-        <w:t>() {</w:t>
+        <w:t>(</w:t>
+      </w:r>
+      <w:proofErr w:type="gramEnd"/>
+      <w:r>
+        <w:rPr>
+          <w:rFonts w:ascii="Consolas" w:eastAsia="Times New Roman" w:hAnsi="Consolas" w:cs="Times New Roman"/>
+          <w:color w:val="CCCCCC"/>
+          <w:kern w:val="0"/>
+          <w:sz w:val="21"/>
+          <w:szCs w:val="21"/>
+          <w14:ligatures w14:val="none"/>
+        </w:rPr>
+        <w:t>) {</w:t>
       </w:r>
     </w:p>
     <w:p>
@@ -370,8 +882,21 @@
           <w:szCs w:val="21"/>
           <w14:ligatures w14:val="none"/>
         </w:rPr>
-        <w:t>();</w:t>
-      </w:r>
+        <w:t>(</w:t>
+      </w:r>
+      <w:proofErr w:type="gramStart"/>
+      <w:r>
+        <w:rPr>
+          <w:rFonts w:ascii="Consolas" w:eastAsia="Times New Roman" w:hAnsi="Consolas" w:cs="Times New Roman"/>
+          <w:color w:val="CCCCCC"/>
+          <w:kern w:val="0"/>
+          <w:sz w:val="21"/>
+          <w:szCs w:val="21"/>
+          <w14:ligatures w14:val="none"/>
+        </w:rPr>
+        <w:t>);</w:t>
+      </w:r>
+      <w:proofErr w:type="gramEnd"/>
     </w:p>
     <w:p>
       <w:pPr>
@@ -402,6 +927,7 @@
         </w:rPr>
         <w:t xml:space="preserve">      </w:t>
       </w:r>
+      <w:proofErr w:type="gramStart"/>
       <w:r>
         <w:rPr>
           <w:rFonts w:ascii="Consolas" w:eastAsia="Times New Roman" w:hAnsi="Consolas" w:cs="Times New Roman"/>
@@ -446,6 +972,7 @@
         </w:rPr>
         <w:t>(</w:t>
       </w:r>
+      <w:proofErr w:type="gramEnd"/>
       <w:r>
         <w:rPr>
           <w:rFonts w:ascii="Consolas" w:eastAsia="Times New Roman" w:hAnsi="Consolas" w:cs="Times New Roman"/>
@@ -457,6 +984,7 @@
         </w:rPr>
         <w:t>"func1 just called. Now func2 is waiting"</w:t>
       </w:r>
+      <w:proofErr w:type="gramStart"/>
       <w:r>
         <w:rPr>
           <w:rFonts w:ascii="Consolas" w:eastAsia="Times New Roman" w:hAnsi="Consolas" w:cs="Times New Roman"/>
@@ -468,6 +996,7 @@
         </w:rPr>
         <w:t>);</w:t>
       </w:r>
+      <w:proofErr w:type="gramEnd"/>
     </w:p>
     <w:p>
       <w:pPr>
@@ -559,8 +1088,21 @@
           <w:szCs w:val="21"/>
           <w14:ligatures w14:val="none"/>
         </w:rPr>
-        <w:t>();</w:t>
-      </w:r>
+        <w:t>(</w:t>
+      </w:r>
+      <w:proofErr w:type="gramStart"/>
+      <w:r>
+        <w:rPr>
+          <w:rFonts w:ascii="Consolas" w:eastAsia="Times New Roman" w:hAnsi="Consolas" w:cs="Times New Roman"/>
+          <w:color w:val="CCCCCC"/>
+          <w:kern w:val="0"/>
+          <w:sz w:val="21"/>
+          <w:szCs w:val="21"/>
+          <w14:ligatures w14:val="none"/>
+        </w:rPr>
+        <w:t>);</w:t>
+      </w:r>
+      <w:proofErr w:type="gramEnd"/>
     </w:p>
     <w:p>
       <w:pPr>
@@ -591,6 +1133,7 @@
         </w:rPr>
         <w:t xml:space="preserve">      </w:t>
       </w:r>
+      <w:proofErr w:type="gramStart"/>
       <w:r>
         <w:rPr>
           <w:rFonts w:ascii="Consolas" w:eastAsia="Times New Roman" w:hAnsi="Consolas" w:cs="Times New Roman"/>
@@ -635,6 +1178,7 @@
         </w:rPr>
         <w:t>(</w:t>
       </w:r>
+      <w:proofErr w:type="gramEnd"/>
       <w:r>
         <w:rPr>
           <w:rFonts w:ascii="Consolas" w:eastAsia="Times New Roman" w:hAnsi="Consolas" w:cs="Times New Roman"/>
@@ -668,6 +1212,7 @@
         </w:rPr>
         <w:t>"</w:t>
       </w:r>
+      <w:proofErr w:type="gramStart"/>
       <w:r>
         <w:rPr>
           <w:rFonts w:ascii="Consolas" w:eastAsia="Times New Roman" w:hAnsi="Consolas" w:cs="Times New Roman"/>
@@ -679,6 +1224,7 @@
         </w:rPr>
         <w:t>);</w:t>
       </w:r>
+      <w:proofErr w:type="gramEnd"/>
     </w:p>
     <w:p>
       <w:pPr>
@@ -731,6 +1277,7 @@
         </w:rPr>
         <w:t xml:space="preserve"> (</w:t>
       </w:r>
+      <w:proofErr w:type="gramStart"/>
       <w:r>
         <w:rPr>
           <w:rFonts w:ascii="Consolas" w:eastAsia="Times New Roman" w:hAnsi="Consolas" w:cs="Times New Roman"/>
@@ -753,6 +1300,7 @@
         </w:rPr>
         <w:t>) {</w:t>
       </w:r>
+      <w:proofErr w:type="gramEnd"/>
     </w:p>
     <w:p>
       <w:pPr>
@@ -838,6 +1386,7 @@
         </w:rPr>
         <w:t>err</w:t>
       </w:r>
+      <w:proofErr w:type="gramStart"/>
       <w:r>
         <w:rPr>
           <w:rFonts w:ascii="Consolas" w:eastAsia="Times New Roman" w:hAnsi="Consolas" w:cs="Times New Roman"/>
@@ -849,6 +1398,7 @@
         </w:rPr>
         <w:t>);</w:t>
       </w:r>
+      <w:proofErr w:type="gramEnd"/>
     </w:p>
     <w:p>
       <w:pPr>
@@ -958,6 +1508,7 @@
         </w:rPr>
         <w:t xml:space="preserve">  </w:t>
       </w:r>
+      <w:proofErr w:type="gramStart"/>
       <w:r>
         <w:rPr>
           <w:rFonts w:ascii="Consolas" w:eastAsia="Times New Roman" w:hAnsi="Consolas" w:cs="Times New Roman"/>
@@ -981,20 +1532,157 @@
         </w:rPr>
         <w:t>();</w:t>
       </w:r>
+      <w:proofErr w:type="gramEnd"/>
     </w:p>
     <w:p/>
     <w:p>
       <w:r>
-        <w:t>Bu kullanı</w:t>
-      </w:r>
-      <w:r>
-        <w:t xml:space="preserve">mda, yalnızca bulunduğu fonksiyonun içine etki eder </w:t>
-      </w:r>
-      <w:r>
-        <w:t>(genel akışa değil)</w:t>
-      </w:r>
-      <w:r>
-        <w:t>. Zaten bir async fonksiyon dışındaki kullanımda direkt hata verir.</w:t>
+        <w:t xml:space="preserve">Bu </w:t>
+      </w:r>
+      <w:proofErr w:type="spellStart"/>
+      <w:r>
+        <w:t>kullanı</w:t>
+      </w:r>
+      <w:r>
+        <w:t>mda</w:t>
+      </w:r>
+      <w:proofErr w:type="spellEnd"/>
+      <w:r>
+        <w:t xml:space="preserve">, </w:t>
+      </w:r>
+      <w:proofErr w:type="spellStart"/>
+      <w:r>
+        <w:t>yalnızca</w:t>
+      </w:r>
+      <w:proofErr w:type="spellEnd"/>
+      <w:r>
+        <w:t xml:space="preserve"> </w:t>
+      </w:r>
+      <w:proofErr w:type="spellStart"/>
+      <w:r>
+        <w:t>bulunduğu</w:t>
+      </w:r>
+      <w:proofErr w:type="spellEnd"/>
+      <w:r>
+        <w:t xml:space="preserve"> </w:t>
+      </w:r>
+      <w:proofErr w:type="spellStart"/>
+      <w:r>
+        <w:t>fonksiyonun</w:t>
+      </w:r>
+      <w:proofErr w:type="spellEnd"/>
+      <w:r>
+        <w:t xml:space="preserve"> </w:t>
+      </w:r>
+      <w:proofErr w:type="spellStart"/>
+      <w:r>
+        <w:t>içine</w:t>
+      </w:r>
+      <w:proofErr w:type="spellEnd"/>
+      <w:r>
+        <w:t xml:space="preserve"> </w:t>
+      </w:r>
+      <w:proofErr w:type="spellStart"/>
+      <w:r>
+        <w:t>etki</w:t>
+      </w:r>
+      <w:proofErr w:type="spellEnd"/>
+      <w:r>
+        <w:t xml:space="preserve"> </w:t>
+      </w:r>
+      <w:proofErr w:type="spellStart"/>
+      <w:r>
+        <w:t>eder</w:t>
+      </w:r>
+      <w:proofErr w:type="spellEnd"/>
+      <w:r>
+        <w:t xml:space="preserve"> </w:t>
+      </w:r>
+      <w:r>
+        <w:t>(</w:t>
+      </w:r>
+      <w:proofErr w:type="spellStart"/>
+      <w:r>
+        <w:t>genel</w:t>
+      </w:r>
+      <w:proofErr w:type="spellEnd"/>
+      <w:r>
+        <w:t xml:space="preserve"> </w:t>
+      </w:r>
+      <w:proofErr w:type="spellStart"/>
+      <w:r>
+        <w:t>akışa</w:t>
+      </w:r>
+      <w:proofErr w:type="spellEnd"/>
+      <w:r>
+        <w:t xml:space="preserve"> </w:t>
+      </w:r>
+      <w:proofErr w:type="spellStart"/>
+      <w:r>
+        <w:t>değil</w:t>
+      </w:r>
+      <w:proofErr w:type="spellEnd"/>
+      <w:r>
+        <w:t>)</w:t>
+      </w:r>
+      <w:r>
+        <w:t xml:space="preserve">. Zaten </w:t>
+      </w:r>
+      <w:proofErr w:type="spellStart"/>
+      <w:r>
+        <w:t>bir</w:t>
+      </w:r>
+      <w:proofErr w:type="spellEnd"/>
+      <w:r>
+        <w:t xml:space="preserve"> async </w:t>
+      </w:r>
+      <w:proofErr w:type="spellStart"/>
+      <w:r>
+        <w:t>fonksiyon</w:t>
+      </w:r>
+      <w:proofErr w:type="spellEnd"/>
+      <w:r>
+        <w:t xml:space="preserve"> </w:t>
+      </w:r>
+      <w:proofErr w:type="spellStart"/>
+      <w:r>
+        <w:t>dışındaki</w:t>
+      </w:r>
+      <w:proofErr w:type="spellEnd"/>
+      <w:r>
+        <w:t xml:space="preserve"> </w:t>
+      </w:r>
+      <w:proofErr w:type="spellStart"/>
+      <w:r>
+        <w:t>kullanımda</w:t>
+      </w:r>
+      <w:proofErr w:type="spellEnd"/>
+      <w:r>
+        <w:t xml:space="preserve"> </w:t>
+      </w:r>
+      <w:proofErr w:type="spellStart"/>
+      <w:r>
+        <w:t>direkt</w:t>
+      </w:r>
+      <w:proofErr w:type="spellEnd"/>
+      <w:r>
+        <w:t xml:space="preserve"> </w:t>
+      </w:r>
+      <w:proofErr w:type="spellStart"/>
+      <w:r>
+        <w:t>hata</w:t>
+      </w:r>
+      <w:proofErr w:type="spellEnd"/>
+      <w:r>
+        <w:t xml:space="preserve"> </w:t>
+      </w:r>
+      <w:proofErr w:type="spellStart"/>
+      <w:r>
+        <w:t>verir</w:t>
+      </w:r>
+      <w:proofErr w:type="spellEnd"/>
+      <w:r>
+        <w:t>.</w:t>
       </w:r>
     </w:p>
     <w:p/>
@@ -1003,15 +1691,28 @@
         <w:ind w:firstLine="720"/>
       </w:pPr>
       <w:r>
-        <w:t>2) Promise chain içinde</w:t>
-      </w:r>
+        <w:t xml:space="preserve">2) Promise chain </w:t>
+      </w:r>
+      <w:proofErr w:type="spellStart"/>
+      <w:r>
+        <w:t>içinde</w:t>
+      </w:r>
+      <w:proofErr w:type="spellEnd"/>
     </w:p>
     <w:p>
       <w:pPr>
         <w:ind w:firstLine="720"/>
       </w:pPr>
       <w:r>
-        <w:t>fetch("https://jsonplaceholder.typicode.com/todos/100")</w:t>
+        <w:t>fetch("https://jsonplaceholder.typicode.com/</w:t>
+      </w:r>
+      <w:proofErr w:type="spellStart"/>
+      <w:r>
+        <w:t>todos</w:t>
+      </w:r>
+      <w:proofErr w:type="spellEnd"/>
+      <w:r>
+        <w:t>/100")</w:t>
       </w:r>
     </w:p>
     <w:p>
@@ -1019,7 +1720,25 @@
         <w:ind w:firstLine="720"/>
       </w:pPr>
       <w:r>
-        <w:t>  .then((response) =&gt; response.json())</w:t>
+        <w:t xml:space="preserve">  </w:t>
+      </w:r>
+      <w:proofErr w:type="gramStart"/>
+      <w:r>
+        <w:t>.then</w:t>
+      </w:r>
+      <w:proofErr w:type="gramEnd"/>
+      <w:r>
+        <w:t xml:space="preserve">((response) =&gt; </w:t>
+      </w:r>
+      <w:proofErr w:type="spellStart"/>
+      <w:proofErr w:type="gramStart"/>
+      <w:r>
+        <w:t>response.json</w:t>
+      </w:r>
+      <w:proofErr w:type="spellEnd"/>
+      <w:proofErr w:type="gramEnd"/>
+      <w:r>
+        <w:t>())</w:t>
       </w:r>
     </w:p>
     <w:p>
@@ -1027,7 +1746,39 @@
         <w:ind w:firstLine="720"/>
       </w:pPr>
       <w:r>
-        <w:t>  .then((json) =&gt; console.log("RESPONSE FROM 1ST FETCH", json))</w:t>
+        <w:t xml:space="preserve">  </w:t>
+      </w:r>
+      <w:proofErr w:type="gramStart"/>
+      <w:r>
+        <w:t>.then</w:t>
+      </w:r>
+      <w:proofErr w:type="gramEnd"/>
+      <w:r>
+        <w:t>((</w:t>
+      </w:r>
+      <w:proofErr w:type="spellStart"/>
+      <w:r>
+        <w:t>json</w:t>
+      </w:r>
+      <w:proofErr w:type="spellEnd"/>
+      <w:r>
+        <w:t xml:space="preserve">) =&gt; </w:t>
+      </w:r>
+      <w:proofErr w:type="gramStart"/>
+      <w:r>
+        <w:t>console.log(</w:t>
+      </w:r>
+      <w:proofErr w:type="gramEnd"/>
+      <w:r>
+        <w:t xml:space="preserve">"RESPONSE FROM 1ST FETCH", </w:t>
+      </w:r>
+      <w:proofErr w:type="spellStart"/>
+      <w:r>
+        <w:t>json</w:t>
+      </w:r>
+      <w:proofErr w:type="spellEnd"/>
+      <w:r>
+        <w:t>))</w:t>
       </w:r>
     </w:p>
     <w:p>
@@ -1035,7 +1786,15 @@
         <w:ind w:firstLine="720"/>
       </w:pPr>
       <w:r>
-        <w:t>  .then(() =&gt; {</w:t>
+        <w:t xml:space="preserve">  </w:t>
+      </w:r>
+      <w:proofErr w:type="gramStart"/>
+      <w:r>
+        <w:t>.then</w:t>
+      </w:r>
+      <w:proofErr w:type="gramEnd"/>
+      <w:r>
+        <w:t>(() =&gt; {</w:t>
       </w:r>
     </w:p>
     <w:p>
@@ -1043,7 +1802,15 @@
         <w:ind w:firstLine="720"/>
       </w:pPr>
       <w:r>
-        <w:t>    fetch("https://jsonplaceholder.typicode.com/todos/3")</w:t>
+        <w:t>    fetch("https://jsonplaceholder.typicode.com/</w:t>
+      </w:r>
+      <w:proofErr w:type="spellStart"/>
+      <w:r>
+        <w:t>todos</w:t>
+      </w:r>
+      <w:proofErr w:type="spellEnd"/>
+      <w:r>
+        <w:t>/3")</w:t>
       </w:r>
     </w:p>
     <w:p>
@@ -1051,7 +1818,25 @@
         <w:ind w:firstLine="720"/>
       </w:pPr>
       <w:r>
-        <w:t>      .then((response) =&gt; response.json())</w:t>
+        <w:t xml:space="preserve">      </w:t>
+      </w:r>
+      <w:proofErr w:type="gramStart"/>
+      <w:r>
+        <w:t>.then</w:t>
+      </w:r>
+      <w:proofErr w:type="gramEnd"/>
+      <w:r>
+        <w:t xml:space="preserve">((response) =&gt; </w:t>
+      </w:r>
+      <w:proofErr w:type="spellStart"/>
+      <w:proofErr w:type="gramStart"/>
+      <w:r>
+        <w:t>response.json</w:t>
+      </w:r>
+      <w:proofErr w:type="spellEnd"/>
+      <w:proofErr w:type="gramEnd"/>
+      <w:r>
+        <w:t>())</w:t>
       </w:r>
     </w:p>
     <w:p>
@@ -1059,16 +1844,58 @@
         <w:ind w:firstLine="720"/>
       </w:pPr>
       <w:r>
-        <w:t>      .then((json) =&gt; console.log("RESPONSE FROM 2ND FETCH", json));</w:t>
-      </w:r>
+        <w:t xml:space="preserve">      </w:t>
+      </w:r>
+      <w:proofErr w:type="gramStart"/>
+      <w:r>
+        <w:t>.then</w:t>
+      </w:r>
+      <w:proofErr w:type="gramEnd"/>
+      <w:r>
+        <w:t>((</w:t>
+      </w:r>
+      <w:proofErr w:type="spellStart"/>
+      <w:r>
+        <w:t>json</w:t>
+      </w:r>
+      <w:proofErr w:type="spellEnd"/>
+      <w:r>
+        <w:t xml:space="preserve">) =&gt; </w:t>
+      </w:r>
+      <w:proofErr w:type="gramStart"/>
+      <w:r>
+        <w:t>console.log(</w:t>
+      </w:r>
+      <w:proofErr w:type="gramEnd"/>
+      <w:r>
+        <w:t xml:space="preserve">"RESPONSE FROM 2ND FETCH", </w:t>
+      </w:r>
+      <w:proofErr w:type="spellStart"/>
+      <w:r>
+        <w:t>json</w:t>
+      </w:r>
+      <w:proofErr w:type="spellEnd"/>
+      <w:r>
+        <w:t>)</w:t>
+      </w:r>
+      <w:proofErr w:type="gramStart"/>
+      <w:r>
+        <w:t>);</w:t>
+      </w:r>
+      <w:proofErr w:type="gramEnd"/>
     </w:p>
     <w:p>
       <w:pPr>
         <w:ind w:firstLine="720"/>
       </w:pPr>
       <w:r>
-        <w:t>  });</w:t>
-      </w:r>
+        <w:t>  }</w:t>
+      </w:r>
+      <w:proofErr w:type="gramStart"/>
+      <w:r>
+        <w:t>);</w:t>
+      </w:r>
+      <w:proofErr w:type="gramEnd"/>
     </w:p>
     <w:p/>
     <w:p/>
@@ -1118,7 +1945,15 @@
     </w:p>
     <w:p>
       <w:r>
-        <w:t>In summary, asynchronous structures determine the execution order, while promise structures determine whether an operation has completed.</w:t>
+        <w:t xml:space="preserve">In summary, asynchronous structures determine the execution order, while promise structures determine whether an operation has </w:t>
+      </w:r>
+      <w:proofErr w:type="gramStart"/>
+      <w:r>
+        <w:t>completed</w:t>
+      </w:r>
+      <w:proofErr w:type="gramEnd"/>
+      <w:r>
+        <w:t>.</w:t>
       </w:r>
     </w:p>
     <w:p>
@@ -1127,24 +1962,70 @@
       </w:r>
     </w:p>
     <w:p>
+      <w:proofErr w:type="spellStart"/>
+      <w:proofErr w:type="gramStart"/>
       <w:r>
         <w:rPr>
           <w:highlight w:val="yellow"/>
         </w:rPr>
-        <w:t>Promise.all([f1(…), f2(…)]).then(…).</w:t>
-      </w:r>
+        <w:t>Promise.all</w:t>
+      </w:r>
+      <w:proofErr w:type="spellEnd"/>
       <w:r>
         <w:rPr>
           <w:highlight w:val="yellow"/>
         </w:rPr>
+        <w:t>(</w:t>
+      </w:r>
+      <w:proofErr w:type="gramEnd"/>
+      <w:r>
+        <w:rPr>
+          <w:highlight w:val="yellow"/>
+        </w:rPr>
+        <w:t>[f1(…), f2(…)]</w:t>
+      </w:r>
+      <w:proofErr w:type="gramStart"/>
+      <w:r>
+        <w:rPr>
+          <w:highlight w:val="yellow"/>
+        </w:rPr>
+        <w:t>).then</w:t>
+      </w:r>
+      <w:proofErr w:type="gramEnd"/>
+      <w:r>
+        <w:rPr>
+          <w:highlight w:val="yellow"/>
+        </w:rPr>
+        <w:t>(…</w:t>
+      </w:r>
+      <w:proofErr w:type="gramStart"/>
+      <w:r>
+        <w:rPr>
+          <w:highlight w:val="yellow"/>
+        </w:rPr>
+        <w:t>).</w:t>
+      </w:r>
+      <w:r>
+        <w:rPr>
+          <w:highlight w:val="yellow"/>
+        </w:rPr>
         <w:t>catch</w:t>
       </w:r>
+      <w:proofErr w:type="gramEnd"/>
       <w:r>
         <w:rPr>
           <w:highlight w:val="yellow"/>
         </w:rPr>
-        <w:t>(…);</w:t>
-      </w:r>
+        <w:t>(…</w:t>
+      </w:r>
+      <w:proofErr w:type="gramStart"/>
+      <w:r>
+        <w:rPr>
+          <w:highlight w:val="yellow"/>
+        </w:rPr>
+        <w:t>);</w:t>
+      </w:r>
+      <w:proofErr w:type="gramEnd"/>
     </w:p>
     <w:p/>
     <w:p>
@@ -1170,66 +2051,342 @@
       </w:r>
     </w:p>
     <w:p>
-      <w:r>
-        <w:t xml:space="preserve">kritik noktayı netleştirelim: </w:t>
+      <w:proofErr w:type="spellStart"/>
+      <w:r>
+        <w:t>kritik</w:t>
+      </w:r>
+      <w:proofErr w:type="spellEnd"/>
+      <w:r>
+        <w:t xml:space="preserve"> </w:t>
+      </w:r>
+      <w:proofErr w:type="spellStart"/>
+      <w:r>
+        <w:t>noktayı</w:t>
+      </w:r>
+      <w:proofErr w:type="spellEnd"/>
+      <w:r>
+        <w:t xml:space="preserve"> </w:t>
+      </w:r>
+      <w:proofErr w:type="spellStart"/>
+      <w:r>
+        <w:t>netleştirelim</w:t>
+      </w:r>
+      <w:proofErr w:type="spellEnd"/>
+      <w:r>
+        <w:t xml:space="preserve">: </w:t>
       </w:r>
       <w:r>
         <w:rPr>
           <w:b/>
           <w:bCs/>
         </w:rPr>
-        <w:t>try...catch ile Promise aynı şey değildir.</w:t>
+        <w:t xml:space="preserve">try...catch </w:t>
+      </w:r>
+      <w:proofErr w:type="spellStart"/>
+      <w:r>
+        <w:rPr>
+          <w:b/>
+          <w:bCs/>
+        </w:rPr>
+        <w:t>ile</w:t>
+      </w:r>
+      <w:proofErr w:type="spellEnd"/>
+      <w:r>
+        <w:rPr>
+          <w:b/>
+          <w:bCs/>
+        </w:rPr>
+        <w:t xml:space="preserve"> Promise </w:t>
+      </w:r>
+      <w:proofErr w:type="spellStart"/>
+      <w:r>
+        <w:rPr>
+          <w:b/>
+          <w:bCs/>
+        </w:rPr>
+        <w:t>aynı</w:t>
+      </w:r>
+      <w:proofErr w:type="spellEnd"/>
+      <w:r>
+        <w:rPr>
+          <w:b/>
+          <w:bCs/>
+        </w:rPr>
+        <w:t xml:space="preserve"> </w:t>
+      </w:r>
+      <w:proofErr w:type="spellStart"/>
+      <w:r>
+        <w:rPr>
+          <w:b/>
+          <w:bCs/>
+        </w:rPr>
+        <w:t>şey</w:t>
+      </w:r>
+      <w:proofErr w:type="spellEnd"/>
+      <w:r>
+        <w:rPr>
+          <w:b/>
+          <w:bCs/>
+        </w:rPr>
+        <w:t xml:space="preserve"> </w:t>
+      </w:r>
+      <w:proofErr w:type="spellStart"/>
+      <w:r>
+        <w:rPr>
+          <w:b/>
+          <w:bCs/>
+        </w:rPr>
+        <w:t>değildir</w:t>
+      </w:r>
+      <w:proofErr w:type="spellEnd"/>
+      <w:r>
+        <w:rPr>
+          <w:b/>
+          <w:bCs/>
+        </w:rPr>
+        <w:t>.</w:t>
       </w:r>
       <w:r>
         <w:br/>
         <w:t xml:space="preserve">Biri </w:t>
       </w:r>
+      <w:proofErr w:type="spellStart"/>
       <w:r>
         <w:rPr>
           <w:b/>
           <w:bCs/>
         </w:rPr>
-        <w:t>hata yakalama mekanizması</w:t>
-      </w:r>
-      <w:r>
-        <w:t xml:space="preserve">, diğeri </w:t>
-      </w:r>
+        <w:t>hata</w:t>
+      </w:r>
+      <w:proofErr w:type="spellEnd"/>
       <w:r>
         <w:rPr>
           <w:b/>
           <w:bCs/>
         </w:rPr>
-        <w:t>asenkron işlem modelidir</w:t>
-      </w:r>
+        <w:t xml:space="preserve"> </w:t>
+      </w:r>
+      <w:proofErr w:type="spellStart"/>
+      <w:r>
+        <w:rPr>
+          <w:b/>
+          <w:bCs/>
+        </w:rPr>
+        <w:t>yakalama</w:t>
+      </w:r>
+      <w:proofErr w:type="spellEnd"/>
+      <w:r>
+        <w:rPr>
+          <w:b/>
+          <w:bCs/>
+        </w:rPr>
+        <w:t xml:space="preserve"> </w:t>
+      </w:r>
+      <w:proofErr w:type="spellStart"/>
+      <w:r>
+        <w:rPr>
+          <w:b/>
+          <w:bCs/>
+        </w:rPr>
+        <w:t>mekanizması</w:t>
+      </w:r>
+      <w:proofErr w:type="spellEnd"/>
+      <w:r>
+        <w:t xml:space="preserve">, </w:t>
+      </w:r>
+      <w:proofErr w:type="spellStart"/>
+      <w:r>
+        <w:t>diğeri</w:t>
+      </w:r>
+      <w:proofErr w:type="spellEnd"/>
+      <w:r>
+        <w:t xml:space="preserve"> </w:t>
+      </w:r>
+      <w:proofErr w:type="spellStart"/>
+      <w:r>
+        <w:rPr>
+          <w:b/>
+          <w:bCs/>
+        </w:rPr>
+        <w:t>asenkron</w:t>
+      </w:r>
+      <w:proofErr w:type="spellEnd"/>
+      <w:r>
+        <w:rPr>
+          <w:b/>
+          <w:bCs/>
+        </w:rPr>
+        <w:t xml:space="preserve"> </w:t>
+      </w:r>
+      <w:proofErr w:type="spellStart"/>
+      <w:r>
+        <w:rPr>
+          <w:b/>
+          <w:bCs/>
+        </w:rPr>
+        <w:t>işlem</w:t>
+      </w:r>
+      <w:proofErr w:type="spellEnd"/>
+      <w:r>
+        <w:rPr>
+          <w:b/>
+          <w:bCs/>
+        </w:rPr>
+        <w:t xml:space="preserve"> </w:t>
+      </w:r>
+      <w:proofErr w:type="spellStart"/>
+      <w:r>
+        <w:rPr>
+          <w:b/>
+          <w:bCs/>
+        </w:rPr>
+        <w:t>modelidir</w:t>
+      </w:r>
+      <w:proofErr w:type="spellEnd"/>
       <w:r>
         <w:t>.</w:t>
       </w:r>
     </w:p>
     <w:p>
-      <w:r>
-        <w:t>pending  → işlem devam ediyor</w:t>
-      </w:r>
+      <w:proofErr w:type="gramStart"/>
+      <w:r>
+        <w:t>pending  →</w:t>
+      </w:r>
+      <w:proofErr w:type="gramEnd"/>
+      <w:r>
+        <w:t xml:space="preserve"> </w:t>
+      </w:r>
+      <w:proofErr w:type="spellStart"/>
+      <w:r>
+        <w:t>işlem</w:t>
+      </w:r>
+      <w:proofErr w:type="spellEnd"/>
+      <w:r>
+        <w:t xml:space="preserve"> </w:t>
+      </w:r>
+      <w:proofErr w:type="spellStart"/>
+      <w:r>
+        <w:t>devam</w:t>
+      </w:r>
+      <w:proofErr w:type="spellEnd"/>
+      <w:r>
+        <w:t xml:space="preserve"> </w:t>
+      </w:r>
+      <w:proofErr w:type="spellStart"/>
+      <w:r>
+        <w:t>ediyor</w:t>
+      </w:r>
+      <w:proofErr w:type="spellEnd"/>
       <w:r>
         <w:br/>
-        <w:t>fulfilled → başarılı</w:t>
-      </w:r>
+        <w:t xml:space="preserve">fulfilled → </w:t>
+      </w:r>
+      <w:proofErr w:type="spellStart"/>
+      <w:r>
+        <w:t>başarılı</w:t>
+      </w:r>
+      <w:proofErr w:type="spellEnd"/>
       <w:r>
         <w:br/>
-        <w:t>rejected → hata oluştu</w:t>
-      </w:r>
+        <w:t xml:space="preserve">rejected → </w:t>
+      </w:r>
+      <w:proofErr w:type="spellStart"/>
+      <w:r>
+        <w:t>hata</w:t>
+      </w:r>
+      <w:proofErr w:type="spellEnd"/>
+      <w:r>
+        <w:t xml:space="preserve"> </w:t>
+      </w:r>
+      <w:proofErr w:type="spellStart"/>
+      <w:r>
+        <w:t>oluştu</w:t>
+      </w:r>
+      <w:proofErr w:type="spellEnd"/>
     </w:p>
     <w:p>
       <w:r>
-        <w:t>Promise ile hata yakalama genelde .catch() ile yapılır.</w:t>
+        <w:t xml:space="preserve">Promise </w:t>
+      </w:r>
+      <w:proofErr w:type="spellStart"/>
+      <w:r>
+        <w:t>ile</w:t>
+      </w:r>
+      <w:proofErr w:type="spellEnd"/>
+      <w:r>
+        <w:t xml:space="preserve"> </w:t>
+      </w:r>
+      <w:proofErr w:type="spellStart"/>
+      <w:r>
+        <w:t>hata</w:t>
+      </w:r>
+      <w:proofErr w:type="spellEnd"/>
+      <w:r>
+        <w:t xml:space="preserve"> </w:t>
+      </w:r>
+      <w:proofErr w:type="spellStart"/>
+      <w:r>
+        <w:t>yakalama</w:t>
+      </w:r>
+      <w:proofErr w:type="spellEnd"/>
+      <w:r>
+        <w:t xml:space="preserve"> </w:t>
+      </w:r>
+      <w:proofErr w:type="spellStart"/>
+      <w:proofErr w:type="gramStart"/>
+      <w:r>
+        <w:t>genelde</w:t>
+      </w:r>
+      <w:proofErr w:type="spellEnd"/>
+      <w:r>
+        <w:t xml:space="preserve"> .catch</w:t>
+      </w:r>
+      <w:proofErr w:type="gramEnd"/>
+      <w:r>
+        <w:t xml:space="preserve">() </w:t>
+      </w:r>
+      <w:proofErr w:type="spellStart"/>
+      <w:r>
+        <w:t>ile</w:t>
+      </w:r>
+      <w:proofErr w:type="spellEnd"/>
+      <w:r>
+        <w:t xml:space="preserve"> </w:t>
+      </w:r>
+      <w:proofErr w:type="spellStart"/>
+      <w:r>
+        <w:t>yapılır</w:t>
+      </w:r>
+      <w:proofErr w:type="spellEnd"/>
+      <w:r>
+        <w:t>.</w:t>
       </w:r>
     </w:p>
     <w:p>
       <w:r>
-        <w:t>fetch(url)</w:t>
+        <w:t>fetch(</w:t>
+      </w:r>
+      <w:proofErr w:type="spellStart"/>
+      <w:r>
+        <w:t>url</w:t>
+      </w:r>
+      <w:proofErr w:type="spellEnd"/>
+      <w:r>
+        <w:t>)</w:t>
       </w:r>
       <w:r>
         <w:br/>
-        <w:t>.then((res) =&gt; res.json())</w:t>
+        <w:t xml:space="preserve">.then((res) =&gt; </w:t>
+      </w:r>
+      <w:proofErr w:type="spellStart"/>
+      <w:proofErr w:type="gramStart"/>
+      <w:r>
+        <w:t>res.json</w:t>
+      </w:r>
+      <w:proofErr w:type="spellEnd"/>
+      <w:proofErr w:type="gramEnd"/>
+      <w:r>
+        <w:t>())</w:t>
       </w:r>
       <w:r>
         <w:br/>
@@ -1237,8 +2394,23 @@
       </w:r>
       <w:r>
         <w:br/>
-        <w:t>.catch((err) =&gt; console.error(err));</w:t>
-      </w:r>
+        <w:t xml:space="preserve">.catch((err) =&gt; </w:t>
+      </w:r>
+      <w:proofErr w:type="spellStart"/>
+      <w:proofErr w:type="gramStart"/>
+      <w:r>
+        <w:t>console.error</w:t>
+      </w:r>
+      <w:proofErr w:type="spellEnd"/>
+      <w:proofErr w:type="gramEnd"/>
+      <w:r>
+        <w:t>(err)</w:t>
+      </w:r>
+      <w:proofErr w:type="gramStart"/>
+      <w:r>
+        <w:t>);</w:t>
+      </w:r>
+      <w:proofErr w:type="gramEnd"/>
     </w:p>
     <w:p/>
     <w:p>
@@ -1250,7 +2422,87 @@
           <w:b/>
           <w:bCs/>
         </w:rPr>
-        <w:t>synchronous hata yakalamak için kullanılan JavaScript yapısıdır.</w:t>
+        <w:t xml:space="preserve">synchronous </w:t>
+      </w:r>
+      <w:proofErr w:type="spellStart"/>
+      <w:r>
+        <w:rPr>
+          <w:b/>
+          <w:bCs/>
+        </w:rPr>
+        <w:t>hata</w:t>
+      </w:r>
+      <w:proofErr w:type="spellEnd"/>
+      <w:r>
+        <w:rPr>
+          <w:b/>
+          <w:bCs/>
+        </w:rPr>
+        <w:t xml:space="preserve"> </w:t>
+      </w:r>
+      <w:proofErr w:type="spellStart"/>
+      <w:r>
+        <w:rPr>
+          <w:b/>
+          <w:bCs/>
+        </w:rPr>
+        <w:t>yakalamak</w:t>
+      </w:r>
+      <w:proofErr w:type="spellEnd"/>
+      <w:r>
+        <w:rPr>
+          <w:b/>
+          <w:bCs/>
+        </w:rPr>
+        <w:t xml:space="preserve"> </w:t>
+      </w:r>
+      <w:proofErr w:type="spellStart"/>
+      <w:r>
+        <w:rPr>
+          <w:b/>
+          <w:bCs/>
+        </w:rPr>
+        <w:t>için</w:t>
+      </w:r>
+      <w:proofErr w:type="spellEnd"/>
+      <w:r>
+        <w:rPr>
+          <w:b/>
+          <w:bCs/>
+        </w:rPr>
+        <w:t xml:space="preserve"> </w:t>
+      </w:r>
+      <w:proofErr w:type="spellStart"/>
+      <w:r>
+        <w:rPr>
+          <w:b/>
+          <w:bCs/>
+        </w:rPr>
+        <w:t>kullanılan</w:t>
+      </w:r>
+      <w:proofErr w:type="spellEnd"/>
+      <w:r>
+        <w:rPr>
+          <w:b/>
+          <w:bCs/>
+        </w:rPr>
+        <w:t xml:space="preserve"> JavaScript </w:t>
+      </w:r>
+      <w:proofErr w:type="spellStart"/>
+      <w:r>
+        <w:rPr>
+          <w:b/>
+          <w:bCs/>
+        </w:rPr>
+        <w:t>yapısıdır</w:t>
+      </w:r>
+      <w:proofErr w:type="spellEnd"/>
+      <w:r>
+        <w:rPr>
+          <w:b/>
+          <w:bCs/>
+        </w:rPr>
+        <w:t>.</w:t>
       </w:r>
     </w:p>
     <w:p>
@@ -1264,8 +2516,21 @@
       </w:r>
       <w:r>
         <w:br/>
-        <w:t xml:space="preserve">  const x = y; // y tanımlı değil</w:t>
-      </w:r>
+        <w:t xml:space="preserve">  const x = y; // y </w:t>
+      </w:r>
+      <w:proofErr w:type="spellStart"/>
+      <w:r>
+        <w:t>tanımlı</w:t>
+      </w:r>
+      <w:proofErr w:type="spellEnd"/>
+      <w:r>
+        <w:t xml:space="preserve"> </w:t>
+      </w:r>
+      <w:proofErr w:type="spellStart"/>
+      <w:r>
+        <w:t>değil</w:t>
+      </w:r>
+      <w:proofErr w:type="spellEnd"/>
       <w:r>
         <w:br/>
         <w:t>} catch (err) {</w:t>
@@ -1287,14 +2552,63 @@
         </w:rPr>
       </w:pPr>
       <w:r>
-        <w:t xml:space="preserve">Bu sadece </w:t>
-      </w:r>
+        <w:t xml:space="preserve">Bu </w:t>
+      </w:r>
+      <w:proofErr w:type="spellStart"/>
+      <w:r>
+        <w:t>sadece</w:t>
+      </w:r>
+      <w:proofErr w:type="spellEnd"/>
+      <w:r>
+        <w:t xml:space="preserve"> </w:t>
+      </w:r>
+      <w:proofErr w:type="spellStart"/>
       <w:r>
         <w:rPr>
           <w:b/>
           <w:bCs/>
         </w:rPr>
-        <w:t>senkron hataları yakalar.</w:t>
+        <w:t>senkron</w:t>
+      </w:r>
+      <w:proofErr w:type="spellEnd"/>
+      <w:r>
+        <w:rPr>
+          <w:b/>
+          <w:bCs/>
+        </w:rPr>
+        <w:t xml:space="preserve"> </w:t>
+      </w:r>
+      <w:proofErr w:type="spellStart"/>
+      <w:r>
+        <w:rPr>
+          <w:b/>
+          <w:bCs/>
+        </w:rPr>
+        <w:t>hataları</w:t>
+      </w:r>
+      <w:proofErr w:type="spellEnd"/>
+      <w:r>
+        <w:rPr>
+          <w:b/>
+          <w:bCs/>
+        </w:rPr>
+        <w:t xml:space="preserve"> </w:t>
+      </w:r>
+      <w:proofErr w:type="spellStart"/>
+      <w:r>
+        <w:rPr>
+          <w:b/>
+          <w:bCs/>
+        </w:rPr>
+        <w:t>yakalar</w:t>
+      </w:r>
+      <w:proofErr w:type="spellEnd"/>
+      <w:r>
+        <w:rPr>
+          <w:b/>
+          <w:bCs/>
+        </w:rPr>
+        <w:t>.</w:t>
       </w:r>
     </w:p>
     <w:p>
@@ -1329,13 +2643,59 @@
           <w:bCs/>
         </w:rPr>
       </w:pPr>
+      <w:proofErr w:type="spellStart"/>
       <w:r>
         <w:rPr>
           <w:b/>
           <w:bCs/>
           <w:highlight w:val="yellow"/>
         </w:rPr>
-        <w:t>Önemli fark (çok kritik)</w:t>
+        <w:t>Önemli</w:t>
+      </w:r>
+      <w:proofErr w:type="spellEnd"/>
+      <w:r>
+        <w:rPr>
+          <w:b/>
+          <w:bCs/>
+          <w:highlight w:val="yellow"/>
+        </w:rPr>
+        <w:t xml:space="preserve"> fark (</w:t>
+      </w:r>
+      <w:proofErr w:type="spellStart"/>
+      <w:r>
+        <w:rPr>
+          <w:b/>
+          <w:bCs/>
+          <w:highlight w:val="yellow"/>
+        </w:rPr>
+        <w:t>çok</w:t>
+      </w:r>
+      <w:proofErr w:type="spellEnd"/>
+      <w:r>
+        <w:rPr>
+          <w:b/>
+          <w:bCs/>
+          <w:highlight w:val="yellow"/>
+        </w:rPr>
+        <w:t xml:space="preserve"> </w:t>
+      </w:r>
+      <w:proofErr w:type="spellStart"/>
+      <w:r>
+        <w:rPr>
+          <w:b/>
+          <w:bCs/>
+          <w:highlight w:val="yellow"/>
+        </w:rPr>
+        <w:t>kritik</w:t>
+      </w:r>
+      <w:proofErr w:type="spellEnd"/>
+      <w:r>
+        <w:rPr>
+          <w:b/>
+          <w:bCs/>
+          <w:highlight w:val="yellow"/>
+        </w:rPr>
+        <w:t>)</w:t>
       </w:r>
     </w:p>
     <w:p>
@@ -1347,8 +2707,33 @@
           <w:b/>
           <w:bCs/>
         </w:rPr>
-        <w:t>Promise hatalarını yakalayamaz</w:t>
-      </w:r>
+        <w:t xml:space="preserve">Promise </w:t>
+      </w:r>
+      <w:proofErr w:type="spellStart"/>
+      <w:r>
+        <w:rPr>
+          <w:b/>
+          <w:bCs/>
+        </w:rPr>
+        <w:t>hatalarını</w:t>
+      </w:r>
+      <w:proofErr w:type="spellEnd"/>
+      <w:r>
+        <w:rPr>
+          <w:b/>
+          <w:bCs/>
+        </w:rPr>
+        <w:t xml:space="preserve"> </w:t>
+      </w:r>
+      <w:proofErr w:type="spellStart"/>
+      <w:r>
+        <w:rPr>
+          <w:b/>
+          <w:bCs/>
+        </w:rPr>
+        <w:t>yakalayamaz</w:t>
+      </w:r>
+      <w:proofErr w:type="spellEnd"/>
       <w:r>
         <w:t>.</w:t>
       </w:r>
@@ -1364,7 +2749,15 @@
       </w:r>
       <w:r>
         <w:br/>
-        <w:t xml:space="preserve">  fetch(url);</w:t>
+        <w:t xml:space="preserve">  fetch(</w:t>
+      </w:r>
+      <w:proofErr w:type="spellStart"/>
+      <w:r>
+        <w:t>url</w:t>
+      </w:r>
+      <w:proofErr w:type="spellEnd"/>
+      <w:r>
+        <w:t>);</w:t>
       </w:r>
       <w:r>
         <w:br/>
@@ -1383,6 +2776,7 @@
       <w:r>
         <w:t xml:space="preserve">Bu </w:t>
       </w:r>
+      <w:proofErr w:type="spellStart"/>
       <w:r>
         <w:rPr>
           <w:b/>
@@ -1390,8 +2784,17 @@
         </w:rPr>
         <w:t>çalışmaz</w:t>
       </w:r>
-      <w:r>
-        <w:t xml:space="preserve"> çünkü:</w:t>
+      <w:proofErr w:type="spellEnd"/>
+      <w:r>
+        <w:t xml:space="preserve"> </w:t>
+      </w:r>
+      <w:proofErr w:type="spellStart"/>
+      <w:r>
+        <w:t>çünkü</w:t>
+      </w:r>
+      <w:proofErr w:type="spellEnd"/>
+      <w:r>
+        <w:t>:</w:t>
       </w:r>
     </w:p>
     <w:p>
@@ -1402,8 +2805,13 @@
         </w:numPr>
       </w:pPr>
       <w:r>
-        <w:t>fetch asenkron</w:t>
-      </w:r>
+        <w:t xml:space="preserve">fetch </w:t>
+      </w:r>
+      <w:proofErr w:type="spellStart"/>
+      <w:r>
+        <w:t>asenkron</w:t>
+      </w:r>
+      <w:proofErr w:type="spellEnd"/>
     </w:p>
     <w:p>
       <w:pPr>
@@ -1412,9 +2820,35 @@
           <w:numId w:val="2"/>
         </w:numPr>
       </w:pPr>
-      <w:r>
-        <w:t>hata daha sonra oluşur</w:t>
-      </w:r>
+      <w:proofErr w:type="spellStart"/>
+      <w:r>
+        <w:t>hata</w:t>
+      </w:r>
+      <w:proofErr w:type="spellEnd"/>
+      <w:r>
+        <w:t xml:space="preserve"> </w:t>
+      </w:r>
+      <w:proofErr w:type="spellStart"/>
+      <w:r>
+        <w:t>daha</w:t>
+      </w:r>
+      <w:proofErr w:type="spellEnd"/>
+      <w:r>
+        <w:t xml:space="preserve"> </w:t>
+      </w:r>
+      <w:proofErr w:type="spellStart"/>
+      <w:r>
+        <w:t>sonra</w:t>
+      </w:r>
+      <w:proofErr w:type="spellEnd"/>
+      <w:r>
+        <w:t xml:space="preserve"> </w:t>
+      </w:r>
+      <w:proofErr w:type="spellStart"/>
+      <w:r>
+        <w:t>oluşur</w:t>
+      </w:r>
+      <w:proofErr w:type="spellEnd"/>
     </w:p>
     <w:p>
       <w:pPr>
@@ -1433,12 +2867,73 @@
           <w:b/>
           <w:bCs/>
         </w:rPr>
-        <w:t>async/await kullanınca try/catch Promise hatalarını yakalayabilir.</w:t>
+        <w:t xml:space="preserve">async/await </w:t>
+      </w:r>
+      <w:proofErr w:type="spellStart"/>
+      <w:r>
+        <w:rPr>
+          <w:b/>
+          <w:bCs/>
+        </w:rPr>
+        <w:t>kullanınca</w:t>
+      </w:r>
+      <w:proofErr w:type="spellEnd"/>
+      <w:r>
+        <w:rPr>
+          <w:b/>
+          <w:bCs/>
+        </w:rPr>
+        <w:t xml:space="preserve"> try/catch Promise </w:t>
+      </w:r>
+      <w:proofErr w:type="spellStart"/>
+      <w:r>
+        <w:rPr>
+          <w:b/>
+          <w:bCs/>
+        </w:rPr>
+        <w:t>hatalarını</w:t>
+      </w:r>
+      <w:proofErr w:type="spellEnd"/>
+      <w:r>
+        <w:rPr>
+          <w:b/>
+          <w:bCs/>
+        </w:rPr>
+        <w:t xml:space="preserve"> </w:t>
+      </w:r>
+      <w:proofErr w:type="spellStart"/>
+      <w:r>
+        <w:rPr>
+          <w:b/>
+          <w:bCs/>
+        </w:rPr>
+        <w:t>yakalayabilir</w:t>
+      </w:r>
+      <w:proofErr w:type="spellEnd"/>
+      <w:r>
+        <w:rPr>
+          <w:b/>
+          <w:bCs/>
+        </w:rPr>
+        <w:t>.</w:t>
       </w:r>
     </w:p>
     <w:p>
       <w:r>
-        <w:t>async function getData() {</w:t>
+        <w:t xml:space="preserve">async function </w:t>
+      </w:r>
+      <w:proofErr w:type="spellStart"/>
+      <w:proofErr w:type="gramStart"/>
+      <w:r>
+        <w:t>getData</w:t>
+      </w:r>
+      <w:proofErr w:type="spellEnd"/>
+      <w:r>
+        <w:t>(</w:t>
+      </w:r>
+      <w:proofErr w:type="gramEnd"/>
+      <w:r>
+        <w:t>) {</w:t>
       </w:r>
       <w:r>
         <w:br/>
@@ -1446,11 +2941,29 @@
       </w:r>
       <w:r>
         <w:br/>
-        <w:t xml:space="preserve">    const res = await fetch(url);</w:t>
+        <w:t xml:space="preserve">    const res = await fetch(</w:t>
+      </w:r>
+      <w:proofErr w:type="spellStart"/>
+      <w:r>
+        <w:t>url</w:t>
+      </w:r>
+      <w:proofErr w:type="spellEnd"/>
+      <w:r>
+        <w:t>);</w:t>
       </w:r>
       <w:r>
         <w:br/>
-        <w:t xml:space="preserve">    const data = await res.json();</w:t>
+        <w:t xml:space="preserve">    const data = await </w:t>
+      </w:r>
+      <w:proofErr w:type="spellStart"/>
+      <w:proofErr w:type="gramStart"/>
+      <w:r>
+        <w:t>res.json</w:t>
+      </w:r>
+      <w:proofErr w:type="spellEnd"/>
+      <w:proofErr w:type="gramEnd"/>
+      <w:r>
+        <w:t>();</w:t>
       </w:r>
       <w:r>
         <w:br/>
@@ -1493,11 +3006,29 @@
     <w:p>
       <w:r>
         <w:lastRenderedPageBreak/>
-        <w:t>fetch(url)</w:t>
+        <w:t>fetch(</w:t>
+      </w:r>
+      <w:proofErr w:type="spellStart"/>
+      <w:r>
+        <w:t>url</w:t>
+      </w:r>
+      <w:proofErr w:type="spellEnd"/>
+      <w:r>
+        <w:t>)</w:t>
       </w:r>
       <w:r>
         <w:br/>
-        <w:t xml:space="preserve">  .then((res) =&gt; res.json())</w:t>
+        <w:t xml:space="preserve">  .then((res) =&gt; </w:t>
+      </w:r>
+      <w:proofErr w:type="spellStart"/>
+      <w:proofErr w:type="gramStart"/>
+      <w:r>
+        <w:t>res.json</w:t>
+      </w:r>
+      <w:proofErr w:type="spellEnd"/>
+      <w:proofErr w:type="gramEnd"/>
+      <w:r>
+        <w:t>())</w:t>
       </w:r>
       <w:r>
         <w:br/>
@@ -1505,8 +3036,13 @@
       </w:r>
       <w:r>
         <w:br/>
-        <w:t xml:space="preserve">  .catch((err) =&gt; console.log(err));</w:t>
-      </w:r>
+        <w:t xml:space="preserve">  .catch((err) =&gt; console.log(err)</w:t>
+      </w:r>
+      <w:proofErr w:type="gramStart"/>
+      <w:r>
+        <w:t>);</w:t>
+      </w:r>
+      <w:proofErr w:type="gramEnd"/>
     </w:p>
     <w:p/>
     <w:p/>
@@ -1527,7 +3063,15 @@
     </w:p>
     <w:p>
       <w:r>
-        <w:t>async function run() {</w:t>
+        <w:t xml:space="preserve">async function </w:t>
+      </w:r>
+      <w:proofErr w:type="gramStart"/>
+      <w:r>
+        <w:t>run(</w:t>
+      </w:r>
+      <w:proofErr w:type="gramEnd"/>
+      <w:r>
+        <w:t>) {</w:t>
       </w:r>
       <w:r>
         <w:br/>
@@ -1535,11 +3079,29 @@
       </w:r>
       <w:r>
         <w:br/>
-        <w:t xml:space="preserve">    const res = await fetch(url);</w:t>
+        <w:t xml:space="preserve">    const res = await fetch(</w:t>
+      </w:r>
+      <w:proofErr w:type="spellStart"/>
+      <w:r>
+        <w:t>url</w:t>
+      </w:r>
+      <w:proofErr w:type="spellEnd"/>
+      <w:r>
+        <w:t>);</w:t>
       </w:r>
       <w:r>
         <w:br/>
-        <w:t xml:space="preserve">    const data = await res.json();</w:t>
+        <w:t xml:space="preserve">    const data = await </w:t>
+      </w:r>
+      <w:proofErr w:type="spellStart"/>
+      <w:proofErr w:type="gramStart"/>
+      <w:r>
+        <w:t>res.json</w:t>
+      </w:r>
+      <w:proofErr w:type="spellEnd"/>
+      <w:proofErr w:type="gramEnd"/>
+      <w:r>
+        <w:t>();</w:t>
       </w:r>
       <w:r>
         <w:br/>
@@ -1595,43 +3157,349 @@
     </w:p>
     <w:p>
       <w:r>
-        <w:t xml:space="preserve">Facebook sağladığı </w:t>
-      </w:r>
-      <w:r>
-        <w:t>bir repo üzerinden çok hızlı bir kurulum yapılabilir. Bu kurulum ile temelde ihtiyacımız olan tüm şeyler içerilimiş olur.</w:t>
+        <w:t xml:space="preserve">Facebook </w:t>
+      </w:r>
+      <w:proofErr w:type="spellStart"/>
+      <w:r>
+        <w:t>sağladığı</w:t>
+      </w:r>
+      <w:proofErr w:type="spellEnd"/>
+      <w:r>
+        <w:t xml:space="preserve"> </w:t>
+      </w:r>
+      <w:proofErr w:type="spellStart"/>
+      <w:r>
+        <w:t>bir</w:t>
+      </w:r>
+      <w:proofErr w:type="spellEnd"/>
+      <w:r>
+        <w:t xml:space="preserve"> repo </w:t>
+      </w:r>
+      <w:proofErr w:type="spellStart"/>
+      <w:r>
+        <w:t>üzerinden</w:t>
+      </w:r>
+      <w:proofErr w:type="spellEnd"/>
+      <w:r>
+        <w:t xml:space="preserve"> </w:t>
+      </w:r>
+      <w:proofErr w:type="spellStart"/>
+      <w:r>
+        <w:t>çok</w:t>
+      </w:r>
+      <w:proofErr w:type="spellEnd"/>
+      <w:r>
+        <w:t xml:space="preserve"> </w:t>
+      </w:r>
+      <w:proofErr w:type="spellStart"/>
+      <w:r>
+        <w:t>hızlı</w:t>
+      </w:r>
+      <w:proofErr w:type="spellEnd"/>
+      <w:r>
+        <w:t xml:space="preserve"> </w:t>
+      </w:r>
+      <w:proofErr w:type="spellStart"/>
+      <w:r>
+        <w:t>bir</w:t>
+      </w:r>
+      <w:proofErr w:type="spellEnd"/>
+      <w:r>
+        <w:t xml:space="preserve"> </w:t>
+      </w:r>
+      <w:proofErr w:type="spellStart"/>
+      <w:r>
+        <w:t>kurulum</w:t>
+      </w:r>
+      <w:proofErr w:type="spellEnd"/>
+      <w:r>
+        <w:t xml:space="preserve"> </w:t>
+      </w:r>
+      <w:proofErr w:type="spellStart"/>
+      <w:r>
+        <w:t>yapılabilir</w:t>
+      </w:r>
+      <w:proofErr w:type="spellEnd"/>
+      <w:r>
+        <w:t xml:space="preserve">. Bu </w:t>
+      </w:r>
+      <w:proofErr w:type="spellStart"/>
+      <w:r>
+        <w:t>kurulum</w:t>
+      </w:r>
+      <w:proofErr w:type="spellEnd"/>
+      <w:r>
+        <w:t xml:space="preserve"> </w:t>
+      </w:r>
+      <w:proofErr w:type="spellStart"/>
+      <w:r>
+        <w:t>ile</w:t>
+      </w:r>
+      <w:proofErr w:type="spellEnd"/>
+      <w:r>
+        <w:t xml:space="preserve"> </w:t>
+      </w:r>
+      <w:proofErr w:type="spellStart"/>
+      <w:r>
+        <w:t>temelde</w:t>
+      </w:r>
+      <w:proofErr w:type="spellEnd"/>
+      <w:r>
+        <w:t xml:space="preserve"> </w:t>
+      </w:r>
+      <w:proofErr w:type="spellStart"/>
+      <w:r>
+        <w:t>ihtiyacımız</w:t>
+      </w:r>
+      <w:proofErr w:type="spellEnd"/>
+      <w:r>
+        <w:t xml:space="preserve"> </w:t>
+      </w:r>
+      <w:proofErr w:type="spellStart"/>
+      <w:r>
+        <w:t>olan</w:t>
+      </w:r>
+      <w:proofErr w:type="spellEnd"/>
+      <w:r>
+        <w:t xml:space="preserve"> </w:t>
+      </w:r>
+      <w:proofErr w:type="spellStart"/>
+      <w:r>
+        <w:t>tüm</w:t>
+      </w:r>
+      <w:proofErr w:type="spellEnd"/>
+      <w:r>
+        <w:t xml:space="preserve"> </w:t>
+      </w:r>
+      <w:proofErr w:type="spellStart"/>
+      <w:r>
+        <w:t>şeyler</w:t>
+      </w:r>
+      <w:proofErr w:type="spellEnd"/>
+      <w:r>
+        <w:t xml:space="preserve"> </w:t>
+      </w:r>
+      <w:proofErr w:type="spellStart"/>
+      <w:r>
+        <w:t>içerilimiş</w:t>
+      </w:r>
+      <w:proofErr w:type="spellEnd"/>
+      <w:r>
+        <w:t xml:space="preserve"> </w:t>
+      </w:r>
+      <w:proofErr w:type="spellStart"/>
+      <w:r>
+        <w:t>olur</w:t>
+      </w:r>
+      <w:proofErr w:type="spellEnd"/>
+      <w:r>
+        <w:t>.</w:t>
       </w:r>
     </w:p>
     <w:p>
       <w:r>
-        <w:t xml:space="preserve">Bir sorun olmaması için en kesin </w:t>
-      </w:r>
+        <w:t xml:space="preserve">Bir </w:t>
+      </w:r>
+      <w:proofErr w:type="spellStart"/>
+      <w:r>
+        <w:t>sorun</w:t>
+      </w:r>
+      <w:proofErr w:type="spellEnd"/>
+      <w:r>
+        <w:t xml:space="preserve"> </w:t>
+      </w:r>
+      <w:proofErr w:type="spellStart"/>
+      <w:r>
+        <w:t>olmaması</w:t>
+      </w:r>
+      <w:proofErr w:type="spellEnd"/>
+      <w:r>
+        <w:t xml:space="preserve"> </w:t>
+      </w:r>
+      <w:proofErr w:type="spellStart"/>
+      <w:r>
+        <w:t>için</w:t>
+      </w:r>
+      <w:proofErr w:type="spellEnd"/>
+      <w:r>
+        <w:t xml:space="preserve"> </w:t>
+      </w:r>
+      <w:proofErr w:type="spellStart"/>
+      <w:r>
+        <w:t>en</w:t>
+      </w:r>
+      <w:proofErr w:type="spellEnd"/>
+      <w:r>
+        <w:t xml:space="preserve"> </w:t>
+      </w:r>
+      <w:proofErr w:type="spellStart"/>
+      <w:r>
+        <w:t>kesin</w:t>
+      </w:r>
+      <w:proofErr w:type="spellEnd"/>
+      <w:r>
+        <w:t xml:space="preserve"> </w:t>
+      </w:r>
+      <w:proofErr w:type="spellStart"/>
       <w:r>
         <w:rPr>
           <w:highlight w:val="yellow"/>
         </w:rPr>
-        <w:t>yöntem npx ile kurulum</w:t>
-      </w:r>
-      <w:r>
-        <w:t xml:space="preserve"> yapmaktır.</w:t>
+        <w:t>yöntem</w:t>
+      </w:r>
+      <w:proofErr w:type="spellEnd"/>
+      <w:r>
+        <w:rPr>
+          <w:highlight w:val="yellow"/>
+        </w:rPr>
+        <w:t xml:space="preserve"> </w:t>
+      </w:r>
+      <w:proofErr w:type="spellStart"/>
+      <w:r>
+        <w:rPr>
+          <w:highlight w:val="yellow"/>
+        </w:rPr>
+        <w:t>npx</w:t>
+      </w:r>
+      <w:proofErr w:type="spellEnd"/>
+      <w:r>
+        <w:rPr>
+          <w:highlight w:val="yellow"/>
+        </w:rPr>
+        <w:t xml:space="preserve"> </w:t>
+      </w:r>
+      <w:proofErr w:type="spellStart"/>
+      <w:r>
+        <w:rPr>
+          <w:highlight w:val="yellow"/>
+        </w:rPr>
+        <w:t>ile</w:t>
+      </w:r>
+      <w:proofErr w:type="spellEnd"/>
+      <w:r>
+        <w:rPr>
+          <w:highlight w:val="yellow"/>
+        </w:rPr>
+        <w:t xml:space="preserve"> </w:t>
+      </w:r>
+      <w:proofErr w:type="spellStart"/>
+      <w:r>
+        <w:rPr>
+          <w:highlight w:val="yellow"/>
+        </w:rPr>
+        <w:t>kurulum</w:t>
+      </w:r>
+      <w:proofErr w:type="spellEnd"/>
+      <w:r>
+        <w:t xml:space="preserve"> </w:t>
+      </w:r>
+      <w:proofErr w:type="spellStart"/>
+      <w:r>
+        <w:t>yapmaktır</w:t>
+      </w:r>
+      <w:proofErr w:type="spellEnd"/>
+      <w:r>
+        <w:t>.</w:t>
       </w:r>
     </w:p>
     <w:p>
-      <w:r>
-        <w:t>Npx kullanmak için onu da kurmak gerekir</w:t>
-      </w:r>
+      <w:proofErr w:type="spellStart"/>
+      <w:r>
+        <w:t>Npx</w:t>
+      </w:r>
+      <w:proofErr w:type="spellEnd"/>
+      <w:r>
+        <w:t xml:space="preserve"> </w:t>
+      </w:r>
+      <w:proofErr w:type="spellStart"/>
+      <w:r>
+        <w:t>kullanmak</w:t>
+      </w:r>
+      <w:proofErr w:type="spellEnd"/>
+      <w:r>
+        <w:t xml:space="preserve"> </w:t>
+      </w:r>
+      <w:proofErr w:type="spellStart"/>
+      <w:r>
+        <w:t>için</w:t>
+      </w:r>
+      <w:proofErr w:type="spellEnd"/>
+      <w:r>
+        <w:t xml:space="preserve"> </w:t>
+      </w:r>
+      <w:proofErr w:type="spellStart"/>
+      <w:r>
+        <w:t>onu</w:t>
+      </w:r>
+      <w:proofErr w:type="spellEnd"/>
+      <w:r>
+        <w:t xml:space="preserve"> da </w:t>
+      </w:r>
+      <w:proofErr w:type="spellStart"/>
+      <w:r>
+        <w:t>kurmak</w:t>
+      </w:r>
+      <w:proofErr w:type="spellEnd"/>
+      <w:r>
+        <w:t xml:space="preserve"> </w:t>
+      </w:r>
+      <w:proofErr w:type="spellStart"/>
+      <w:r>
+        <w:t>gerekir</w:t>
+      </w:r>
+      <w:proofErr w:type="spellEnd"/>
     </w:p>
     <w:p>
       <w:r>
         <w:t xml:space="preserve">yarn </w:t>
       </w:r>
       <w:r>
-        <w:t>global add npx</w:t>
-      </w:r>
+        <w:t xml:space="preserve">global add </w:t>
+      </w:r>
+      <w:proofErr w:type="spellStart"/>
+      <w:r>
+        <w:t>npx</w:t>
+      </w:r>
+      <w:proofErr w:type="spellEnd"/>
     </w:p>
     <w:p>
-      <w:r>
-        <w:t>Sonrasında projeyi ayağıya kaldırmak için</w:t>
-      </w:r>
+      <w:proofErr w:type="spellStart"/>
+      <w:r>
+        <w:t>Sonrasında</w:t>
+      </w:r>
+      <w:proofErr w:type="spellEnd"/>
+      <w:r>
+        <w:t xml:space="preserve"> </w:t>
+      </w:r>
+      <w:proofErr w:type="spellStart"/>
+      <w:r>
+        <w:t>projeyi</w:t>
+      </w:r>
+      <w:proofErr w:type="spellEnd"/>
+      <w:r>
+        <w:t xml:space="preserve"> </w:t>
+      </w:r>
+      <w:proofErr w:type="spellStart"/>
+      <w:r>
+        <w:t>ayağıya</w:t>
+      </w:r>
+      <w:proofErr w:type="spellEnd"/>
+      <w:r>
+        <w:t xml:space="preserve"> </w:t>
+      </w:r>
+      <w:proofErr w:type="spellStart"/>
+      <w:r>
+        <w:t>kaldırmak</w:t>
+      </w:r>
+      <w:proofErr w:type="spellEnd"/>
+      <w:r>
+        <w:t xml:space="preserve"> </w:t>
+      </w:r>
+      <w:proofErr w:type="spellStart"/>
+      <w:r>
+        <w:t>için</w:t>
+      </w:r>
+      <w:proofErr w:type="spellEnd"/>
     </w:p>
     <w:p>
       <w:pPr>
@@ -1639,11 +3507,33 @@
           <w:highlight w:val="yellow"/>
         </w:rPr>
       </w:pPr>
+      <w:proofErr w:type="spellStart"/>
       <w:r>
         <w:rPr>
           <w:highlight w:val="yellow"/>
         </w:rPr>
-        <w:t>npx create-react-app &lt;ProjectName&gt;</w:t>
+        <w:t>npx</w:t>
+      </w:r>
+      <w:proofErr w:type="spellEnd"/>
+      <w:r>
+        <w:rPr>
+          <w:highlight w:val="yellow"/>
+        </w:rPr>
+        <w:t xml:space="preserve"> create-react-app &lt;</w:t>
+      </w:r>
+      <w:proofErr w:type="spellStart"/>
+      <w:r>
+        <w:rPr>
+          <w:highlight w:val="yellow"/>
+        </w:rPr>
+        <w:t>ProjectName</w:t>
+      </w:r>
+      <w:proofErr w:type="spellEnd"/>
+      <w:r>
+        <w:rPr>
+          <w:highlight w:val="yellow"/>
+        </w:rPr>
+        <w:t>&gt;</w:t>
       </w:r>
     </w:p>
     <w:p>
@@ -1651,15 +3541,55 @@
         <w:rPr>
           <w:highlight w:val="yellow"/>
         </w:rPr>
-        <w:t>cd &lt;ProjectName&gt;</w:t>
+        <w:t>cd &lt;</w:t>
+      </w:r>
+      <w:proofErr w:type="spellStart"/>
+      <w:r>
+        <w:rPr>
+          <w:highlight w:val="yellow"/>
+        </w:rPr>
+        <w:t>ProjectName</w:t>
+      </w:r>
+      <w:proofErr w:type="spellEnd"/>
+      <w:r>
+        <w:rPr>
+          <w:highlight w:val="yellow"/>
+        </w:rPr>
+        <w:t>&gt;</w:t>
       </w:r>
     </w:p>
     <w:p>
+      <w:proofErr w:type="spellStart"/>
       <w:r>
         <w:t>firstproject</w:t>
       </w:r>
-      <w:r>
-        <w:t xml:space="preserve"> bu şekilde oluşturuldu.</w:t>
+      <w:proofErr w:type="spellEnd"/>
+      <w:r>
+        <w:t xml:space="preserve"> </w:t>
+      </w:r>
+      <w:proofErr w:type="spellStart"/>
+      <w:r>
+        <w:t>bu</w:t>
+      </w:r>
+      <w:proofErr w:type="spellEnd"/>
+      <w:r>
+        <w:t xml:space="preserve"> </w:t>
+      </w:r>
+      <w:proofErr w:type="spellStart"/>
+      <w:r>
+        <w:t>şekilde</w:t>
+      </w:r>
+      <w:proofErr w:type="spellEnd"/>
+      <w:r>
+        <w:t xml:space="preserve"> </w:t>
+      </w:r>
+      <w:proofErr w:type="spellStart"/>
+      <w:r>
+        <w:t>oluşturuldu</w:t>
+      </w:r>
+      <w:proofErr w:type="spellEnd"/>
+      <w:r>
+        <w:t>.</w:t>
       </w:r>
     </w:p>
     <w:p/>
@@ -1674,7 +3604,63 @@
         <w:t>Not:</w:t>
       </w:r>
       <w:r>
-        <w:t> React ekibi Facebook'da 50 binden fazla bileşen kullanıldığını söylüyor.</w:t>
+        <w:t xml:space="preserve"> React </w:t>
+      </w:r>
+      <w:proofErr w:type="spellStart"/>
+      <w:r>
+        <w:t>ekibi</w:t>
+      </w:r>
+      <w:proofErr w:type="spellEnd"/>
+      <w:r>
+        <w:t xml:space="preserve"> </w:t>
+      </w:r>
+      <w:proofErr w:type="spellStart"/>
+      <w:r>
+        <w:t>Facebook'da</w:t>
+      </w:r>
+      <w:proofErr w:type="spellEnd"/>
+      <w:r>
+        <w:t xml:space="preserve"> 50 </w:t>
+      </w:r>
+      <w:proofErr w:type="spellStart"/>
+      <w:r>
+        <w:t>binden</w:t>
+      </w:r>
+      <w:proofErr w:type="spellEnd"/>
+      <w:r>
+        <w:t xml:space="preserve"> </w:t>
+      </w:r>
+      <w:proofErr w:type="spellStart"/>
+      <w:r>
+        <w:t>fazla</w:t>
+      </w:r>
+      <w:proofErr w:type="spellEnd"/>
+      <w:r>
+        <w:t xml:space="preserve"> </w:t>
+      </w:r>
+      <w:proofErr w:type="spellStart"/>
+      <w:r>
+        <w:t>bileşen</w:t>
+      </w:r>
+      <w:proofErr w:type="spellEnd"/>
+      <w:r>
+        <w:t xml:space="preserve"> </w:t>
+      </w:r>
+      <w:proofErr w:type="spellStart"/>
+      <w:r>
+        <w:t>kullanıldığını</w:t>
+      </w:r>
+      <w:proofErr w:type="spellEnd"/>
+      <w:r>
+        <w:t xml:space="preserve"> </w:t>
+      </w:r>
+      <w:proofErr w:type="spellStart"/>
+      <w:r>
+        <w:t>söylüyor</w:t>
+      </w:r>
+      <w:proofErr w:type="spellEnd"/>
+      <w:r>
+        <w:t>.</w:t>
       </w:r>
     </w:p>
     <w:p>
@@ -1686,7 +3672,39 @@
         <w:t>Create React App</w:t>
       </w:r>
       <w:r>
-        <w:t> içerisinde sunulan bazı özellikler:</w:t>
+        <w:t> </w:t>
+      </w:r>
+      <w:proofErr w:type="spellStart"/>
+      <w:r>
+        <w:t>içerisinde</w:t>
+      </w:r>
+      <w:proofErr w:type="spellEnd"/>
+      <w:r>
+        <w:t xml:space="preserve"> </w:t>
+      </w:r>
+      <w:proofErr w:type="spellStart"/>
+      <w:r>
+        <w:t>sunulan</w:t>
+      </w:r>
+      <w:proofErr w:type="spellEnd"/>
+      <w:r>
+        <w:t xml:space="preserve"> </w:t>
+      </w:r>
+      <w:proofErr w:type="spellStart"/>
+      <w:r>
+        <w:t>bazı</w:t>
+      </w:r>
+      <w:proofErr w:type="spellEnd"/>
+      <w:r>
+        <w:t xml:space="preserve"> </w:t>
+      </w:r>
+      <w:proofErr w:type="spellStart"/>
+      <w:r>
+        <w:t>özellikler</w:t>
+      </w:r>
+      <w:proofErr w:type="spellEnd"/>
+      <w:r>
+        <w:t>:</w:t>
       </w:r>
     </w:p>
     <w:p>
@@ -1697,8 +3715,93 @@
         </w:numPr>
       </w:pPr>
       <w:r>
-        <w:t>Hot reloading: kod üzerindeki değişikleri kaydettikten sonra uygulamayı baştan başlatmadan değişikliklerin arayüze yansıması</w:t>
-      </w:r>
+        <w:t xml:space="preserve">Hot reloading: </w:t>
+      </w:r>
+      <w:proofErr w:type="spellStart"/>
+      <w:r>
+        <w:t>kod</w:t>
+      </w:r>
+      <w:proofErr w:type="spellEnd"/>
+      <w:r>
+        <w:t xml:space="preserve"> </w:t>
+      </w:r>
+      <w:proofErr w:type="spellStart"/>
+      <w:r>
+        <w:t>üzerindeki</w:t>
+      </w:r>
+      <w:proofErr w:type="spellEnd"/>
+      <w:r>
+        <w:t xml:space="preserve"> </w:t>
+      </w:r>
+      <w:proofErr w:type="spellStart"/>
+      <w:r>
+        <w:t>değişikleri</w:t>
+      </w:r>
+      <w:proofErr w:type="spellEnd"/>
+      <w:r>
+        <w:t xml:space="preserve"> </w:t>
+      </w:r>
+      <w:proofErr w:type="spellStart"/>
+      <w:r>
+        <w:t>kaydettikten</w:t>
+      </w:r>
+      <w:proofErr w:type="spellEnd"/>
+      <w:r>
+        <w:t xml:space="preserve"> </w:t>
+      </w:r>
+      <w:proofErr w:type="spellStart"/>
+      <w:r>
+        <w:t>sonra</w:t>
+      </w:r>
+      <w:proofErr w:type="spellEnd"/>
+      <w:r>
+        <w:t xml:space="preserve"> </w:t>
+      </w:r>
+      <w:proofErr w:type="spellStart"/>
+      <w:r>
+        <w:t>uygulamayı</w:t>
+      </w:r>
+      <w:proofErr w:type="spellEnd"/>
+      <w:r>
+        <w:t xml:space="preserve"> </w:t>
+      </w:r>
+      <w:proofErr w:type="spellStart"/>
+      <w:r>
+        <w:t>baştan</w:t>
+      </w:r>
+      <w:proofErr w:type="spellEnd"/>
+      <w:r>
+        <w:t xml:space="preserve"> </w:t>
+      </w:r>
+      <w:proofErr w:type="spellStart"/>
+      <w:r>
+        <w:t>başlatmadan</w:t>
+      </w:r>
+      <w:proofErr w:type="spellEnd"/>
+      <w:r>
+        <w:t xml:space="preserve"> </w:t>
+      </w:r>
+      <w:proofErr w:type="spellStart"/>
+      <w:r>
+        <w:t>değişikliklerin</w:t>
+      </w:r>
+      <w:proofErr w:type="spellEnd"/>
+      <w:r>
+        <w:t xml:space="preserve"> </w:t>
+      </w:r>
+      <w:proofErr w:type="spellStart"/>
+      <w:r>
+        <w:t>arayüze</w:t>
+      </w:r>
+      <w:proofErr w:type="spellEnd"/>
+      <w:r>
+        <w:t xml:space="preserve"> </w:t>
+      </w:r>
+      <w:proofErr w:type="spellStart"/>
+      <w:r>
+        <w:t>yansıması</w:t>
+      </w:r>
+      <w:proofErr w:type="spellEnd"/>
     </w:p>
     <w:p>
       <w:pPr>
@@ -1707,9 +3810,67 @@
           <w:numId w:val="3"/>
         </w:numPr>
       </w:pPr>
-      <w:r>
-        <w:t>ESLint: kodun belirli standartlara göre yazılmasını sağlayan modül</w:t>
-      </w:r>
+      <w:proofErr w:type="spellStart"/>
+      <w:r>
+        <w:t>ESLint</w:t>
+      </w:r>
+      <w:proofErr w:type="spellEnd"/>
+      <w:r>
+        <w:t xml:space="preserve">: </w:t>
+      </w:r>
+      <w:proofErr w:type="spellStart"/>
+      <w:r>
+        <w:t>kodun</w:t>
+      </w:r>
+      <w:proofErr w:type="spellEnd"/>
+      <w:r>
+        <w:t xml:space="preserve"> </w:t>
+      </w:r>
+      <w:proofErr w:type="spellStart"/>
+      <w:r>
+        <w:t>belirli</w:t>
+      </w:r>
+      <w:proofErr w:type="spellEnd"/>
+      <w:r>
+        <w:t xml:space="preserve"> </w:t>
+      </w:r>
+      <w:proofErr w:type="spellStart"/>
+      <w:r>
+        <w:t>standartlara</w:t>
+      </w:r>
+      <w:proofErr w:type="spellEnd"/>
+      <w:r>
+        <w:t xml:space="preserve"> </w:t>
+      </w:r>
+      <w:proofErr w:type="spellStart"/>
+      <w:r>
+        <w:t>göre</w:t>
+      </w:r>
+      <w:proofErr w:type="spellEnd"/>
+      <w:r>
+        <w:t xml:space="preserve"> </w:t>
+      </w:r>
+      <w:proofErr w:type="spellStart"/>
+      <w:r>
+        <w:t>yazılmasını</w:t>
+      </w:r>
+      <w:proofErr w:type="spellEnd"/>
+      <w:r>
+        <w:t xml:space="preserve"> </w:t>
+      </w:r>
+      <w:proofErr w:type="spellStart"/>
+      <w:r>
+        <w:t>sağlayan</w:t>
+      </w:r>
+      <w:proofErr w:type="spellEnd"/>
+      <w:r>
+        <w:t xml:space="preserve"> </w:t>
+      </w:r>
+      <w:proofErr w:type="spellStart"/>
+      <w:r>
+        <w:t>modül</w:t>
+      </w:r>
+      <w:proofErr w:type="spellEnd"/>
     </w:p>
     <w:p>
       <w:pPr>
@@ -1718,8 +3879,61 @@
           <w:numId w:val="3"/>
         </w:numPr>
       </w:pPr>
-      <w:r>
-        <w:t>Canlı ortam (production) için kodun optimize edilmesi (build scripti aracılığıyla)</w:t>
+      <w:proofErr w:type="spellStart"/>
+      <w:r>
+        <w:t>Canlı</w:t>
+      </w:r>
+      <w:proofErr w:type="spellEnd"/>
+      <w:r>
+        <w:t xml:space="preserve"> </w:t>
+      </w:r>
+      <w:proofErr w:type="spellStart"/>
+      <w:r>
+        <w:t>ortam</w:t>
+      </w:r>
+      <w:proofErr w:type="spellEnd"/>
+      <w:r>
+        <w:t xml:space="preserve"> (production) </w:t>
+      </w:r>
+      <w:proofErr w:type="spellStart"/>
+      <w:r>
+        <w:t>için</w:t>
+      </w:r>
+      <w:proofErr w:type="spellEnd"/>
+      <w:r>
+        <w:t xml:space="preserve"> </w:t>
+      </w:r>
+      <w:proofErr w:type="spellStart"/>
+      <w:r>
+        <w:t>kodun</w:t>
+      </w:r>
+      <w:proofErr w:type="spellEnd"/>
+      <w:r>
+        <w:t xml:space="preserve"> optimize </w:t>
+      </w:r>
+      <w:proofErr w:type="spellStart"/>
+      <w:r>
+        <w:t>edilmesi</w:t>
+      </w:r>
+      <w:proofErr w:type="spellEnd"/>
+      <w:r>
+        <w:t xml:space="preserve"> (build </w:t>
+      </w:r>
+      <w:proofErr w:type="spellStart"/>
+      <w:r>
+        <w:t>scripti</w:t>
+      </w:r>
+      <w:proofErr w:type="spellEnd"/>
+      <w:r>
+        <w:t xml:space="preserve"> </w:t>
+      </w:r>
+      <w:proofErr w:type="spellStart"/>
+      <w:r>
+        <w:t>aracılığıyla</w:t>
+      </w:r>
+      <w:proofErr w:type="spellEnd"/>
+      <w:r>
+        <w:t>)</w:t>
       </w:r>
     </w:p>
     <w:p>
@@ -1762,8 +3976,249 @@
           <w:sz w:val="27"/>
           <w:szCs w:val="27"/>
         </w:rPr>
-        <w:t> ile bir React uygulaması oluşturduğumuzda yukarıdaki gibi bir klasör yapısına sahip oluyoruz. Burada </w:t>
-      </w:r>
+        <w:t> </w:t>
+      </w:r>
+      <w:proofErr w:type="spellStart"/>
+      <w:r>
+        <w:rPr>
+          <w:rFonts w:ascii="Arial" w:hAnsi="Arial" w:cs="Arial"/>
+          <w:color w:val="2D3748"/>
+          <w:sz w:val="27"/>
+          <w:szCs w:val="27"/>
+        </w:rPr>
+        <w:t>ile</w:t>
+      </w:r>
+      <w:proofErr w:type="spellEnd"/>
+      <w:r>
+        <w:rPr>
+          <w:rFonts w:ascii="Arial" w:hAnsi="Arial" w:cs="Arial"/>
+          <w:color w:val="2D3748"/>
+          <w:sz w:val="27"/>
+          <w:szCs w:val="27"/>
+        </w:rPr>
+        <w:t xml:space="preserve"> </w:t>
+      </w:r>
+      <w:proofErr w:type="spellStart"/>
+      <w:r>
+        <w:rPr>
+          <w:rFonts w:ascii="Arial" w:hAnsi="Arial" w:cs="Arial"/>
+          <w:color w:val="2D3748"/>
+          <w:sz w:val="27"/>
+          <w:szCs w:val="27"/>
+        </w:rPr>
+        <w:t>bir</w:t>
+      </w:r>
+      <w:proofErr w:type="spellEnd"/>
+      <w:r>
+        <w:rPr>
+          <w:rFonts w:ascii="Arial" w:hAnsi="Arial" w:cs="Arial"/>
+          <w:color w:val="2D3748"/>
+          <w:sz w:val="27"/>
+          <w:szCs w:val="27"/>
+        </w:rPr>
+        <w:t xml:space="preserve"> React </w:t>
+      </w:r>
+      <w:proofErr w:type="spellStart"/>
+      <w:r>
+        <w:rPr>
+          <w:rFonts w:ascii="Arial" w:hAnsi="Arial" w:cs="Arial"/>
+          <w:color w:val="2D3748"/>
+          <w:sz w:val="27"/>
+          <w:szCs w:val="27"/>
+        </w:rPr>
+        <w:t>uygulaması</w:t>
+      </w:r>
+      <w:proofErr w:type="spellEnd"/>
+      <w:r>
+        <w:rPr>
+          <w:rFonts w:ascii="Arial" w:hAnsi="Arial" w:cs="Arial"/>
+          <w:color w:val="2D3748"/>
+          <w:sz w:val="27"/>
+          <w:szCs w:val="27"/>
+        </w:rPr>
+        <w:t xml:space="preserve"> </w:t>
+      </w:r>
+      <w:proofErr w:type="spellStart"/>
+      <w:r>
+        <w:rPr>
+          <w:rFonts w:ascii="Arial" w:hAnsi="Arial" w:cs="Arial"/>
+          <w:color w:val="2D3748"/>
+          <w:sz w:val="27"/>
+          <w:szCs w:val="27"/>
+        </w:rPr>
+        <w:t>oluşturduğumuzda</w:t>
+      </w:r>
+      <w:proofErr w:type="spellEnd"/>
+      <w:r>
+        <w:rPr>
+          <w:rFonts w:ascii="Arial" w:hAnsi="Arial" w:cs="Arial"/>
+          <w:color w:val="2D3748"/>
+          <w:sz w:val="27"/>
+          <w:szCs w:val="27"/>
+        </w:rPr>
+        <w:t xml:space="preserve"> </w:t>
+      </w:r>
+      <w:proofErr w:type="spellStart"/>
+      <w:r>
+        <w:rPr>
+          <w:rFonts w:ascii="Arial" w:hAnsi="Arial" w:cs="Arial"/>
+          <w:color w:val="2D3748"/>
+          <w:sz w:val="27"/>
+          <w:szCs w:val="27"/>
+        </w:rPr>
+        <w:t>yukarıdaki</w:t>
+      </w:r>
+      <w:proofErr w:type="spellEnd"/>
+      <w:r>
+        <w:rPr>
+          <w:rFonts w:ascii="Arial" w:hAnsi="Arial" w:cs="Arial"/>
+          <w:color w:val="2D3748"/>
+          <w:sz w:val="27"/>
+          <w:szCs w:val="27"/>
+        </w:rPr>
+        <w:t xml:space="preserve"> </w:t>
+      </w:r>
+      <w:proofErr w:type="spellStart"/>
+      <w:r>
+        <w:rPr>
+          <w:rFonts w:ascii="Arial" w:hAnsi="Arial" w:cs="Arial"/>
+          <w:color w:val="2D3748"/>
+          <w:sz w:val="27"/>
+          <w:szCs w:val="27"/>
+        </w:rPr>
+        <w:t>gibi</w:t>
+      </w:r>
+      <w:proofErr w:type="spellEnd"/>
+      <w:r>
+        <w:rPr>
+          <w:rFonts w:ascii="Arial" w:hAnsi="Arial" w:cs="Arial"/>
+          <w:color w:val="2D3748"/>
+          <w:sz w:val="27"/>
+          <w:szCs w:val="27"/>
+        </w:rPr>
+        <w:t xml:space="preserve"> </w:t>
+      </w:r>
+      <w:proofErr w:type="spellStart"/>
+      <w:r>
+        <w:rPr>
+          <w:rFonts w:ascii="Arial" w:hAnsi="Arial" w:cs="Arial"/>
+          <w:color w:val="2D3748"/>
+          <w:sz w:val="27"/>
+          <w:szCs w:val="27"/>
+        </w:rPr>
+        <w:t>bir</w:t>
+      </w:r>
+      <w:proofErr w:type="spellEnd"/>
+      <w:r>
+        <w:rPr>
+          <w:rFonts w:ascii="Arial" w:hAnsi="Arial" w:cs="Arial"/>
+          <w:color w:val="2D3748"/>
+          <w:sz w:val="27"/>
+          <w:szCs w:val="27"/>
+        </w:rPr>
+        <w:t xml:space="preserve"> </w:t>
+      </w:r>
+      <w:proofErr w:type="spellStart"/>
+      <w:r>
+        <w:rPr>
+          <w:rFonts w:ascii="Arial" w:hAnsi="Arial" w:cs="Arial"/>
+          <w:color w:val="2D3748"/>
+          <w:sz w:val="27"/>
+          <w:szCs w:val="27"/>
+        </w:rPr>
+        <w:t>klasör</w:t>
+      </w:r>
+      <w:proofErr w:type="spellEnd"/>
+      <w:r>
+        <w:rPr>
+          <w:rFonts w:ascii="Arial" w:hAnsi="Arial" w:cs="Arial"/>
+          <w:color w:val="2D3748"/>
+          <w:sz w:val="27"/>
+          <w:szCs w:val="27"/>
+        </w:rPr>
+        <w:t xml:space="preserve"> </w:t>
+      </w:r>
+      <w:proofErr w:type="spellStart"/>
+      <w:r>
+        <w:rPr>
+          <w:rFonts w:ascii="Arial" w:hAnsi="Arial" w:cs="Arial"/>
+          <w:color w:val="2D3748"/>
+          <w:sz w:val="27"/>
+          <w:szCs w:val="27"/>
+        </w:rPr>
+        <w:t>yapısına</w:t>
+      </w:r>
+      <w:proofErr w:type="spellEnd"/>
+      <w:r>
+        <w:rPr>
+          <w:rFonts w:ascii="Arial" w:hAnsi="Arial" w:cs="Arial"/>
+          <w:color w:val="2D3748"/>
+          <w:sz w:val="27"/>
+          <w:szCs w:val="27"/>
+        </w:rPr>
+        <w:t xml:space="preserve"> </w:t>
+      </w:r>
+      <w:proofErr w:type="spellStart"/>
+      <w:r>
+        <w:rPr>
+          <w:rFonts w:ascii="Arial" w:hAnsi="Arial" w:cs="Arial"/>
+          <w:color w:val="2D3748"/>
+          <w:sz w:val="27"/>
+          <w:szCs w:val="27"/>
+        </w:rPr>
+        <w:t>sahip</w:t>
+      </w:r>
+      <w:proofErr w:type="spellEnd"/>
+      <w:r>
+        <w:rPr>
+          <w:rFonts w:ascii="Arial" w:hAnsi="Arial" w:cs="Arial"/>
+          <w:color w:val="2D3748"/>
+          <w:sz w:val="27"/>
+          <w:szCs w:val="27"/>
+        </w:rPr>
+        <w:t xml:space="preserve"> </w:t>
+      </w:r>
+      <w:proofErr w:type="spellStart"/>
+      <w:r>
+        <w:rPr>
+          <w:rFonts w:ascii="Arial" w:hAnsi="Arial" w:cs="Arial"/>
+          <w:color w:val="2D3748"/>
+          <w:sz w:val="27"/>
+          <w:szCs w:val="27"/>
+        </w:rPr>
+        <w:t>oluyoruz</w:t>
+      </w:r>
+      <w:proofErr w:type="spellEnd"/>
+      <w:r>
+        <w:rPr>
+          <w:rFonts w:ascii="Arial" w:hAnsi="Arial" w:cs="Arial"/>
+          <w:color w:val="2D3748"/>
+          <w:sz w:val="27"/>
+          <w:szCs w:val="27"/>
+        </w:rPr>
+        <w:t xml:space="preserve">. </w:t>
+      </w:r>
+      <w:proofErr w:type="spellStart"/>
+      <w:r>
+        <w:rPr>
+          <w:rFonts w:ascii="Arial" w:hAnsi="Arial" w:cs="Arial"/>
+          <w:color w:val="2D3748"/>
+          <w:sz w:val="27"/>
+          <w:szCs w:val="27"/>
+        </w:rPr>
+        <w:t>Burada</w:t>
+      </w:r>
+      <w:proofErr w:type="spellEnd"/>
+      <w:r>
+        <w:rPr>
+          <w:rFonts w:ascii="Arial" w:hAnsi="Arial" w:cs="Arial"/>
+          <w:color w:val="2D3748"/>
+          <w:sz w:val="27"/>
+          <w:szCs w:val="27"/>
+        </w:rPr>
+        <w:t> </w:t>
+      </w:r>
+      <w:proofErr w:type="spellStart"/>
       <w:r>
         <w:rPr>
           <w:rStyle w:val="Strong"/>
@@ -1775,14 +4230,75 @@
         </w:rPr>
         <w:t>src</w:t>
       </w:r>
-      <w:r>
-        <w:rPr>
-          <w:rFonts w:ascii="Arial" w:hAnsi="Arial" w:cs="Arial"/>
-          <w:color w:val="2D3748"/>
-          <w:sz w:val="27"/>
-          <w:szCs w:val="27"/>
-        </w:rPr>
-        <w:t> klasörü altında olan </w:t>
+      <w:proofErr w:type="spellEnd"/>
+      <w:r>
+        <w:rPr>
+          <w:rFonts w:ascii="Arial" w:hAnsi="Arial" w:cs="Arial"/>
+          <w:color w:val="2D3748"/>
+          <w:sz w:val="27"/>
+          <w:szCs w:val="27"/>
+        </w:rPr>
+        <w:t> </w:t>
+      </w:r>
+      <w:proofErr w:type="spellStart"/>
+      <w:r>
+        <w:rPr>
+          <w:rFonts w:ascii="Arial" w:hAnsi="Arial" w:cs="Arial"/>
+          <w:color w:val="2D3748"/>
+          <w:sz w:val="27"/>
+          <w:szCs w:val="27"/>
+        </w:rPr>
+        <w:t>klasörü</w:t>
+      </w:r>
+      <w:proofErr w:type="spellEnd"/>
+      <w:r>
+        <w:rPr>
+          <w:rFonts w:ascii="Arial" w:hAnsi="Arial" w:cs="Arial"/>
+          <w:color w:val="2D3748"/>
+          <w:sz w:val="27"/>
+          <w:szCs w:val="27"/>
+        </w:rPr>
+        <w:t xml:space="preserve"> </w:t>
+      </w:r>
+      <w:proofErr w:type="spellStart"/>
+      <w:r>
+        <w:rPr>
+          <w:rFonts w:ascii="Arial" w:hAnsi="Arial" w:cs="Arial"/>
+          <w:color w:val="2D3748"/>
+          <w:sz w:val="27"/>
+          <w:szCs w:val="27"/>
+        </w:rPr>
+        <w:t>altında</w:t>
+      </w:r>
+      <w:proofErr w:type="spellEnd"/>
+      <w:r>
+        <w:rPr>
+          <w:rFonts w:ascii="Arial" w:hAnsi="Arial" w:cs="Arial"/>
+          <w:color w:val="2D3748"/>
+          <w:sz w:val="27"/>
+          <w:szCs w:val="27"/>
+        </w:rPr>
+        <w:t xml:space="preserve"> </w:t>
+      </w:r>
+      <w:proofErr w:type="spellStart"/>
+      <w:r>
+        <w:rPr>
+          <w:rFonts w:ascii="Arial" w:hAnsi="Arial" w:cs="Arial"/>
+          <w:color w:val="2D3748"/>
+          <w:sz w:val="27"/>
+          <w:szCs w:val="27"/>
+        </w:rPr>
+        <w:t>olan</w:t>
+      </w:r>
+      <w:proofErr w:type="spellEnd"/>
+      <w:r>
+        <w:rPr>
+          <w:rFonts w:ascii="Arial" w:hAnsi="Arial" w:cs="Arial"/>
+          <w:color w:val="2D3748"/>
+          <w:sz w:val="27"/>
+          <w:szCs w:val="27"/>
+        </w:rPr>
+        <w:t> </w:t>
       </w:r>
       <w:r>
         <w:rPr>
@@ -1802,7 +4318,67 @@
           <w:sz w:val="27"/>
           <w:szCs w:val="27"/>
         </w:rPr>
-        <w:t> ekranda gösterilen bileşen, </w:t>
+        <w:t> </w:t>
+      </w:r>
+      <w:proofErr w:type="spellStart"/>
+      <w:r>
+        <w:rPr>
+          <w:rFonts w:ascii="Arial" w:hAnsi="Arial" w:cs="Arial"/>
+          <w:color w:val="2D3748"/>
+          <w:sz w:val="27"/>
+          <w:szCs w:val="27"/>
+        </w:rPr>
+        <w:t>ekranda</w:t>
+      </w:r>
+      <w:proofErr w:type="spellEnd"/>
+      <w:r>
+        <w:rPr>
+          <w:rFonts w:ascii="Arial" w:hAnsi="Arial" w:cs="Arial"/>
+          <w:color w:val="2D3748"/>
+          <w:sz w:val="27"/>
+          <w:szCs w:val="27"/>
+        </w:rPr>
+        <w:t xml:space="preserve"> </w:t>
+      </w:r>
+      <w:proofErr w:type="spellStart"/>
+      <w:r>
+        <w:rPr>
+          <w:rFonts w:ascii="Arial" w:hAnsi="Arial" w:cs="Arial"/>
+          <w:color w:val="2D3748"/>
+          <w:sz w:val="27"/>
+          <w:szCs w:val="27"/>
+        </w:rPr>
+        <w:t>gösterilen</w:t>
+      </w:r>
+      <w:proofErr w:type="spellEnd"/>
+      <w:r>
+        <w:rPr>
+          <w:rFonts w:ascii="Arial" w:hAnsi="Arial" w:cs="Arial"/>
+          <w:color w:val="2D3748"/>
+          <w:sz w:val="27"/>
+          <w:szCs w:val="27"/>
+        </w:rPr>
+        <w:t xml:space="preserve"> </w:t>
+      </w:r>
+      <w:proofErr w:type="spellStart"/>
+      <w:r>
+        <w:rPr>
+          <w:rFonts w:ascii="Arial" w:hAnsi="Arial" w:cs="Arial"/>
+          <w:color w:val="2D3748"/>
+          <w:sz w:val="27"/>
+          <w:szCs w:val="27"/>
+        </w:rPr>
+        <w:t>bileşen</w:t>
+      </w:r>
+      <w:proofErr w:type="spellEnd"/>
+      <w:r>
+        <w:rPr>
+          <w:rFonts w:ascii="Arial" w:hAnsi="Arial" w:cs="Arial"/>
+          <w:color w:val="2D3748"/>
+          <w:sz w:val="27"/>
+          <w:szCs w:val="27"/>
+        </w:rPr>
+        <w:t>, </w:t>
       </w:r>
       <w:r>
         <w:rPr>
@@ -1822,7 +4398,227 @@
           <w:sz w:val="27"/>
           <w:szCs w:val="27"/>
         </w:rPr>
-        <w:t> React uygulamasının başlangıç noktasıdır. index.js bütün React uygulamasının nerede render edileceğini belirler. Bu dosyaya gidip incelediğimizde </w:t>
+        <w:t xml:space="preserve"> React </w:t>
+      </w:r>
+      <w:proofErr w:type="spellStart"/>
+      <w:r>
+        <w:rPr>
+          <w:rFonts w:ascii="Arial" w:hAnsi="Arial" w:cs="Arial"/>
+          <w:color w:val="2D3748"/>
+          <w:sz w:val="27"/>
+          <w:szCs w:val="27"/>
+        </w:rPr>
+        <w:t>uygulamasının</w:t>
+      </w:r>
+      <w:proofErr w:type="spellEnd"/>
+      <w:r>
+        <w:rPr>
+          <w:rFonts w:ascii="Arial" w:hAnsi="Arial" w:cs="Arial"/>
+          <w:color w:val="2D3748"/>
+          <w:sz w:val="27"/>
+          <w:szCs w:val="27"/>
+        </w:rPr>
+        <w:t xml:space="preserve"> </w:t>
+      </w:r>
+      <w:proofErr w:type="spellStart"/>
+      <w:r>
+        <w:rPr>
+          <w:rFonts w:ascii="Arial" w:hAnsi="Arial" w:cs="Arial"/>
+          <w:color w:val="2D3748"/>
+          <w:sz w:val="27"/>
+          <w:szCs w:val="27"/>
+        </w:rPr>
+        <w:t>başlangıç</w:t>
+      </w:r>
+      <w:proofErr w:type="spellEnd"/>
+      <w:r>
+        <w:rPr>
+          <w:rFonts w:ascii="Arial" w:hAnsi="Arial" w:cs="Arial"/>
+          <w:color w:val="2D3748"/>
+          <w:sz w:val="27"/>
+          <w:szCs w:val="27"/>
+        </w:rPr>
+        <w:t xml:space="preserve"> </w:t>
+      </w:r>
+      <w:proofErr w:type="spellStart"/>
+      <w:r>
+        <w:rPr>
+          <w:rFonts w:ascii="Arial" w:hAnsi="Arial" w:cs="Arial"/>
+          <w:color w:val="2D3748"/>
+          <w:sz w:val="27"/>
+          <w:szCs w:val="27"/>
+        </w:rPr>
+        <w:t>noktasıdır</w:t>
+      </w:r>
+      <w:proofErr w:type="spellEnd"/>
+      <w:r>
+        <w:rPr>
+          <w:rFonts w:ascii="Arial" w:hAnsi="Arial" w:cs="Arial"/>
+          <w:color w:val="2D3748"/>
+          <w:sz w:val="27"/>
+          <w:szCs w:val="27"/>
+        </w:rPr>
+        <w:t xml:space="preserve">. index.js </w:t>
+      </w:r>
+      <w:proofErr w:type="spellStart"/>
+      <w:r>
+        <w:rPr>
+          <w:rFonts w:ascii="Arial" w:hAnsi="Arial" w:cs="Arial"/>
+          <w:color w:val="2D3748"/>
+          <w:sz w:val="27"/>
+          <w:szCs w:val="27"/>
+        </w:rPr>
+        <w:t>bütün</w:t>
+      </w:r>
+      <w:proofErr w:type="spellEnd"/>
+      <w:r>
+        <w:rPr>
+          <w:rFonts w:ascii="Arial" w:hAnsi="Arial" w:cs="Arial"/>
+          <w:color w:val="2D3748"/>
+          <w:sz w:val="27"/>
+          <w:szCs w:val="27"/>
+        </w:rPr>
+        <w:t xml:space="preserve"> React </w:t>
+      </w:r>
+      <w:proofErr w:type="spellStart"/>
+      <w:r>
+        <w:rPr>
+          <w:rFonts w:ascii="Arial" w:hAnsi="Arial" w:cs="Arial"/>
+          <w:color w:val="2D3748"/>
+          <w:sz w:val="27"/>
+          <w:szCs w:val="27"/>
+        </w:rPr>
+        <w:t>uygulamasının</w:t>
+      </w:r>
+      <w:proofErr w:type="spellEnd"/>
+      <w:r>
+        <w:rPr>
+          <w:rFonts w:ascii="Arial" w:hAnsi="Arial" w:cs="Arial"/>
+          <w:color w:val="2D3748"/>
+          <w:sz w:val="27"/>
+          <w:szCs w:val="27"/>
+        </w:rPr>
+        <w:t xml:space="preserve"> </w:t>
+      </w:r>
+      <w:proofErr w:type="spellStart"/>
+      <w:r>
+        <w:rPr>
+          <w:rFonts w:ascii="Arial" w:hAnsi="Arial" w:cs="Arial"/>
+          <w:color w:val="2D3748"/>
+          <w:sz w:val="27"/>
+          <w:szCs w:val="27"/>
+        </w:rPr>
+        <w:t>nerede</w:t>
+      </w:r>
+      <w:proofErr w:type="spellEnd"/>
+      <w:r>
+        <w:rPr>
+          <w:rFonts w:ascii="Arial" w:hAnsi="Arial" w:cs="Arial"/>
+          <w:color w:val="2D3748"/>
+          <w:sz w:val="27"/>
+          <w:szCs w:val="27"/>
+        </w:rPr>
+        <w:t xml:space="preserve"> render </w:t>
+      </w:r>
+      <w:proofErr w:type="spellStart"/>
+      <w:r>
+        <w:rPr>
+          <w:rFonts w:ascii="Arial" w:hAnsi="Arial" w:cs="Arial"/>
+          <w:color w:val="2D3748"/>
+          <w:sz w:val="27"/>
+          <w:szCs w:val="27"/>
+        </w:rPr>
+        <w:t>edileceğini</w:t>
+      </w:r>
+      <w:proofErr w:type="spellEnd"/>
+      <w:r>
+        <w:rPr>
+          <w:rFonts w:ascii="Arial" w:hAnsi="Arial" w:cs="Arial"/>
+          <w:color w:val="2D3748"/>
+          <w:sz w:val="27"/>
+          <w:szCs w:val="27"/>
+        </w:rPr>
+        <w:t xml:space="preserve"> </w:t>
+      </w:r>
+      <w:proofErr w:type="spellStart"/>
+      <w:r>
+        <w:rPr>
+          <w:rFonts w:ascii="Arial" w:hAnsi="Arial" w:cs="Arial"/>
+          <w:color w:val="2D3748"/>
+          <w:sz w:val="27"/>
+          <w:szCs w:val="27"/>
+        </w:rPr>
+        <w:t>belirler</w:t>
+      </w:r>
+      <w:proofErr w:type="spellEnd"/>
+      <w:r>
+        <w:rPr>
+          <w:rFonts w:ascii="Arial" w:hAnsi="Arial" w:cs="Arial"/>
+          <w:color w:val="2D3748"/>
+          <w:sz w:val="27"/>
+          <w:szCs w:val="27"/>
+        </w:rPr>
+        <w:t xml:space="preserve">. Bu </w:t>
+      </w:r>
+      <w:proofErr w:type="spellStart"/>
+      <w:r>
+        <w:rPr>
+          <w:rFonts w:ascii="Arial" w:hAnsi="Arial" w:cs="Arial"/>
+          <w:color w:val="2D3748"/>
+          <w:sz w:val="27"/>
+          <w:szCs w:val="27"/>
+        </w:rPr>
+        <w:t>dosyaya</w:t>
+      </w:r>
+      <w:proofErr w:type="spellEnd"/>
+      <w:r>
+        <w:rPr>
+          <w:rFonts w:ascii="Arial" w:hAnsi="Arial" w:cs="Arial"/>
+          <w:color w:val="2D3748"/>
+          <w:sz w:val="27"/>
+          <w:szCs w:val="27"/>
+        </w:rPr>
+        <w:t xml:space="preserve"> </w:t>
+      </w:r>
+      <w:proofErr w:type="spellStart"/>
+      <w:r>
+        <w:rPr>
+          <w:rFonts w:ascii="Arial" w:hAnsi="Arial" w:cs="Arial"/>
+          <w:color w:val="2D3748"/>
+          <w:sz w:val="27"/>
+          <w:szCs w:val="27"/>
+        </w:rPr>
+        <w:t>gidip</w:t>
+      </w:r>
+      <w:proofErr w:type="spellEnd"/>
+      <w:r>
+        <w:rPr>
+          <w:rFonts w:ascii="Arial" w:hAnsi="Arial" w:cs="Arial"/>
+          <w:color w:val="2D3748"/>
+          <w:sz w:val="27"/>
+          <w:szCs w:val="27"/>
+        </w:rPr>
+        <w:t xml:space="preserve"> </w:t>
+      </w:r>
+      <w:proofErr w:type="spellStart"/>
+      <w:r>
+        <w:rPr>
+          <w:rFonts w:ascii="Arial" w:hAnsi="Arial" w:cs="Arial"/>
+          <w:color w:val="2D3748"/>
+          <w:sz w:val="27"/>
+          <w:szCs w:val="27"/>
+        </w:rPr>
+        <w:t>incelediğimizde</w:t>
+      </w:r>
+      <w:proofErr w:type="spellEnd"/>
+      <w:r>
+        <w:rPr>
+          <w:rFonts w:ascii="Arial" w:hAnsi="Arial" w:cs="Arial"/>
+          <w:color w:val="2D3748"/>
+          <w:sz w:val="27"/>
+          <w:szCs w:val="27"/>
+        </w:rPr>
+        <w:t> </w:t>
       </w:r>
       <w:r>
         <w:rPr>
@@ -1842,7 +4638,307 @@
           <w:sz w:val="27"/>
           <w:szCs w:val="27"/>
         </w:rPr>
-        <w:t> id ile belirtilmiş bir HTML etiketine bütün uygulamanın render edileceğini görebiliriz. public klasörü altında index.html'e gittiğimizde ise bu bahsettiğimiz </w:t>
+        <w:t xml:space="preserve"> id </w:t>
+      </w:r>
+      <w:proofErr w:type="spellStart"/>
+      <w:r>
+        <w:rPr>
+          <w:rFonts w:ascii="Arial" w:hAnsi="Arial" w:cs="Arial"/>
+          <w:color w:val="2D3748"/>
+          <w:sz w:val="27"/>
+          <w:szCs w:val="27"/>
+        </w:rPr>
+        <w:t>ile</w:t>
+      </w:r>
+      <w:proofErr w:type="spellEnd"/>
+      <w:r>
+        <w:rPr>
+          <w:rFonts w:ascii="Arial" w:hAnsi="Arial" w:cs="Arial"/>
+          <w:color w:val="2D3748"/>
+          <w:sz w:val="27"/>
+          <w:szCs w:val="27"/>
+        </w:rPr>
+        <w:t xml:space="preserve"> </w:t>
+      </w:r>
+      <w:proofErr w:type="spellStart"/>
+      <w:r>
+        <w:rPr>
+          <w:rFonts w:ascii="Arial" w:hAnsi="Arial" w:cs="Arial"/>
+          <w:color w:val="2D3748"/>
+          <w:sz w:val="27"/>
+          <w:szCs w:val="27"/>
+        </w:rPr>
+        <w:t>belirtilmiş</w:t>
+      </w:r>
+      <w:proofErr w:type="spellEnd"/>
+      <w:r>
+        <w:rPr>
+          <w:rFonts w:ascii="Arial" w:hAnsi="Arial" w:cs="Arial"/>
+          <w:color w:val="2D3748"/>
+          <w:sz w:val="27"/>
+          <w:szCs w:val="27"/>
+        </w:rPr>
+        <w:t xml:space="preserve"> </w:t>
+      </w:r>
+      <w:proofErr w:type="spellStart"/>
+      <w:r>
+        <w:rPr>
+          <w:rFonts w:ascii="Arial" w:hAnsi="Arial" w:cs="Arial"/>
+          <w:color w:val="2D3748"/>
+          <w:sz w:val="27"/>
+          <w:szCs w:val="27"/>
+        </w:rPr>
+        <w:t>bir</w:t>
+      </w:r>
+      <w:proofErr w:type="spellEnd"/>
+      <w:r>
+        <w:rPr>
+          <w:rFonts w:ascii="Arial" w:hAnsi="Arial" w:cs="Arial"/>
+          <w:color w:val="2D3748"/>
+          <w:sz w:val="27"/>
+          <w:szCs w:val="27"/>
+        </w:rPr>
+        <w:t xml:space="preserve"> HTML </w:t>
+      </w:r>
+      <w:proofErr w:type="spellStart"/>
+      <w:r>
+        <w:rPr>
+          <w:rFonts w:ascii="Arial" w:hAnsi="Arial" w:cs="Arial"/>
+          <w:color w:val="2D3748"/>
+          <w:sz w:val="27"/>
+          <w:szCs w:val="27"/>
+        </w:rPr>
+        <w:t>etiketine</w:t>
+      </w:r>
+      <w:proofErr w:type="spellEnd"/>
+      <w:r>
+        <w:rPr>
+          <w:rFonts w:ascii="Arial" w:hAnsi="Arial" w:cs="Arial"/>
+          <w:color w:val="2D3748"/>
+          <w:sz w:val="27"/>
+          <w:szCs w:val="27"/>
+        </w:rPr>
+        <w:t xml:space="preserve"> </w:t>
+      </w:r>
+      <w:proofErr w:type="spellStart"/>
+      <w:r>
+        <w:rPr>
+          <w:rFonts w:ascii="Arial" w:hAnsi="Arial" w:cs="Arial"/>
+          <w:color w:val="2D3748"/>
+          <w:sz w:val="27"/>
+          <w:szCs w:val="27"/>
+        </w:rPr>
+        <w:t>bütün</w:t>
+      </w:r>
+      <w:proofErr w:type="spellEnd"/>
+      <w:r>
+        <w:rPr>
+          <w:rFonts w:ascii="Arial" w:hAnsi="Arial" w:cs="Arial"/>
+          <w:color w:val="2D3748"/>
+          <w:sz w:val="27"/>
+          <w:szCs w:val="27"/>
+        </w:rPr>
+        <w:t xml:space="preserve"> </w:t>
+      </w:r>
+      <w:proofErr w:type="spellStart"/>
+      <w:r>
+        <w:rPr>
+          <w:rFonts w:ascii="Arial" w:hAnsi="Arial" w:cs="Arial"/>
+          <w:color w:val="2D3748"/>
+          <w:sz w:val="27"/>
+          <w:szCs w:val="27"/>
+        </w:rPr>
+        <w:t>uygulamanın</w:t>
+      </w:r>
+      <w:proofErr w:type="spellEnd"/>
+      <w:r>
+        <w:rPr>
+          <w:rFonts w:ascii="Arial" w:hAnsi="Arial" w:cs="Arial"/>
+          <w:color w:val="2D3748"/>
+          <w:sz w:val="27"/>
+          <w:szCs w:val="27"/>
+        </w:rPr>
+        <w:t xml:space="preserve"> render </w:t>
+      </w:r>
+      <w:proofErr w:type="spellStart"/>
+      <w:r>
+        <w:rPr>
+          <w:rFonts w:ascii="Arial" w:hAnsi="Arial" w:cs="Arial"/>
+          <w:color w:val="2D3748"/>
+          <w:sz w:val="27"/>
+          <w:szCs w:val="27"/>
+        </w:rPr>
+        <w:t>edileceğini</w:t>
+      </w:r>
+      <w:proofErr w:type="spellEnd"/>
+      <w:r>
+        <w:rPr>
+          <w:rFonts w:ascii="Arial" w:hAnsi="Arial" w:cs="Arial"/>
+          <w:color w:val="2D3748"/>
+          <w:sz w:val="27"/>
+          <w:szCs w:val="27"/>
+        </w:rPr>
+        <w:t xml:space="preserve"> </w:t>
+      </w:r>
+      <w:proofErr w:type="spellStart"/>
+      <w:r>
+        <w:rPr>
+          <w:rFonts w:ascii="Arial" w:hAnsi="Arial" w:cs="Arial"/>
+          <w:color w:val="2D3748"/>
+          <w:sz w:val="27"/>
+          <w:szCs w:val="27"/>
+        </w:rPr>
+        <w:t>görebiliriz</w:t>
+      </w:r>
+      <w:proofErr w:type="spellEnd"/>
+      <w:r>
+        <w:rPr>
+          <w:rFonts w:ascii="Arial" w:hAnsi="Arial" w:cs="Arial"/>
+          <w:color w:val="2D3748"/>
+          <w:sz w:val="27"/>
+          <w:szCs w:val="27"/>
+        </w:rPr>
+        <w:t xml:space="preserve">. public </w:t>
+      </w:r>
+      <w:proofErr w:type="spellStart"/>
+      <w:r>
+        <w:rPr>
+          <w:rFonts w:ascii="Arial" w:hAnsi="Arial" w:cs="Arial"/>
+          <w:color w:val="2D3748"/>
+          <w:sz w:val="27"/>
+          <w:szCs w:val="27"/>
+        </w:rPr>
+        <w:t>klasörü</w:t>
+      </w:r>
+      <w:proofErr w:type="spellEnd"/>
+      <w:r>
+        <w:rPr>
+          <w:rFonts w:ascii="Arial" w:hAnsi="Arial" w:cs="Arial"/>
+          <w:color w:val="2D3748"/>
+          <w:sz w:val="27"/>
+          <w:szCs w:val="27"/>
+        </w:rPr>
+        <w:t xml:space="preserve"> </w:t>
+      </w:r>
+      <w:proofErr w:type="spellStart"/>
+      <w:r>
+        <w:rPr>
+          <w:rFonts w:ascii="Arial" w:hAnsi="Arial" w:cs="Arial"/>
+          <w:color w:val="2D3748"/>
+          <w:sz w:val="27"/>
+          <w:szCs w:val="27"/>
+        </w:rPr>
+        <w:t>altında</w:t>
+      </w:r>
+      <w:proofErr w:type="spellEnd"/>
+      <w:r>
+        <w:rPr>
+          <w:rFonts w:ascii="Arial" w:hAnsi="Arial" w:cs="Arial"/>
+          <w:color w:val="2D3748"/>
+          <w:sz w:val="27"/>
+          <w:szCs w:val="27"/>
+        </w:rPr>
+        <w:t xml:space="preserve"> </w:t>
+      </w:r>
+      <w:proofErr w:type="spellStart"/>
+      <w:r>
+        <w:rPr>
+          <w:rFonts w:ascii="Arial" w:hAnsi="Arial" w:cs="Arial"/>
+          <w:color w:val="2D3748"/>
+          <w:sz w:val="27"/>
+          <w:szCs w:val="27"/>
+        </w:rPr>
+        <w:t>index.html'e</w:t>
+      </w:r>
+      <w:proofErr w:type="spellEnd"/>
+      <w:r>
+        <w:rPr>
+          <w:rFonts w:ascii="Arial" w:hAnsi="Arial" w:cs="Arial"/>
+          <w:color w:val="2D3748"/>
+          <w:sz w:val="27"/>
+          <w:szCs w:val="27"/>
+        </w:rPr>
+        <w:t xml:space="preserve"> </w:t>
+      </w:r>
+      <w:proofErr w:type="spellStart"/>
+      <w:r>
+        <w:rPr>
+          <w:rFonts w:ascii="Arial" w:hAnsi="Arial" w:cs="Arial"/>
+          <w:color w:val="2D3748"/>
+          <w:sz w:val="27"/>
+          <w:szCs w:val="27"/>
+        </w:rPr>
+        <w:t>gittiğimizde</w:t>
+      </w:r>
+      <w:proofErr w:type="spellEnd"/>
+      <w:r>
+        <w:rPr>
+          <w:rFonts w:ascii="Arial" w:hAnsi="Arial" w:cs="Arial"/>
+          <w:color w:val="2D3748"/>
+          <w:sz w:val="27"/>
+          <w:szCs w:val="27"/>
+        </w:rPr>
+        <w:t xml:space="preserve"> </w:t>
+      </w:r>
+      <w:proofErr w:type="spellStart"/>
+      <w:r>
+        <w:rPr>
+          <w:rFonts w:ascii="Arial" w:hAnsi="Arial" w:cs="Arial"/>
+          <w:color w:val="2D3748"/>
+          <w:sz w:val="27"/>
+          <w:szCs w:val="27"/>
+        </w:rPr>
+        <w:t>ise</w:t>
+      </w:r>
+      <w:proofErr w:type="spellEnd"/>
+      <w:r>
+        <w:rPr>
+          <w:rFonts w:ascii="Arial" w:hAnsi="Arial" w:cs="Arial"/>
+          <w:color w:val="2D3748"/>
+          <w:sz w:val="27"/>
+          <w:szCs w:val="27"/>
+        </w:rPr>
+        <w:t xml:space="preserve"> </w:t>
+      </w:r>
+      <w:proofErr w:type="spellStart"/>
+      <w:r>
+        <w:rPr>
+          <w:rFonts w:ascii="Arial" w:hAnsi="Arial" w:cs="Arial"/>
+          <w:color w:val="2D3748"/>
+          <w:sz w:val="27"/>
+          <w:szCs w:val="27"/>
+        </w:rPr>
+        <w:t>bu</w:t>
+      </w:r>
+      <w:proofErr w:type="spellEnd"/>
+      <w:r>
+        <w:rPr>
+          <w:rFonts w:ascii="Arial" w:hAnsi="Arial" w:cs="Arial"/>
+          <w:color w:val="2D3748"/>
+          <w:sz w:val="27"/>
+          <w:szCs w:val="27"/>
+        </w:rPr>
+        <w:t xml:space="preserve"> </w:t>
+      </w:r>
+      <w:proofErr w:type="spellStart"/>
+      <w:r>
+        <w:rPr>
+          <w:rFonts w:ascii="Arial" w:hAnsi="Arial" w:cs="Arial"/>
+          <w:color w:val="2D3748"/>
+          <w:sz w:val="27"/>
+          <w:szCs w:val="27"/>
+        </w:rPr>
+        <w:t>bahsettiğimiz</w:t>
+      </w:r>
+      <w:proofErr w:type="spellEnd"/>
+      <w:r>
+        <w:rPr>
+          <w:rFonts w:ascii="Arial" w:hAnsi="Arial" w:cs="Arial"/>
+          <w:color w:val="2D3748"/>
+          <w:sz w:val="27"/>
+          <w:szCs w:val="27"/>
+        </w:rPr>
+        <w:t> </w:t>
       </w:r>
       <w:r>
         <w:rPr>
@@ -1862,7 +4958,27 @@
           <w:sz w:val="27"/>
           <w:szCs w:val="27"/>
         </w:rPr>
-        <w:t> id'li </w:t>
+        <w:t> </w:t>
+      </w:r>
+      <w:proofErr w:type="spellStart"/>
+      <w:r>
+        <w:rPr>
+          <w:rFonts w:ascii="Arial" w:hAnsi="Arial" w:cs="Arial"/>
+          <w:color w:val="2D3748"/>
+          <w:sz w:val="27"/>
+          <w:szCs w:val="27"/>
+        </w:rPr>
+        <w:t>id'li</w:t>
+      </w:r>
+      <w:proofErr w:type="spellEnd"/>
+      <w:r>
+        <w:rPr>
+          <w:rFonts w:ascii="Arial" w:hAnsi="Arial" w:cs="Arial"/>
+          <w:color w:val="2D3748"/>
+          <w:sz w:val="27"/>
+          <w:szCs w:val="27"/>
+        </w:rPr>
+        <w:t> </w:t>
       </w:r>
       <w:r>
         <w:rPr>
@@ -1882,7 +4998,47 @@
           <w:sz w:val="27"/>
           <w:szCs w:val="27"/>
         </w:rPr>
-        <w:t> etiketini görebiliriz.</w:t>
+        <w:t> </w:t>
+      </w:r>
+      <w:proofErr w:type="spellStart"/>
+      <w:r>
+        <w:rPr>
+          <w:rFonts w:ascii="Arial" w:hAnsi="Arial" w:cs="Arial"/>
+          <w:color w:val="2D3748"/>
+          <w:sz w:val="27"/>
+          <w:szCs w:val="27"/>
+        </w:rPr>
+        <w:t>etiketini</w:t>
+      </w:r>
+      <w:proofErr w:type="spellEnd"/>
+      <w:r>
+        <w:rPr>
+          <w:rFonts w:ascii="Arial" w:hAnsi="Arial" w:cs="Arial"/>
+          <w:color w:val="2D3748"/>
+          <w:sz w:val="27"/>
+          <w:szCs w:val="27"/>
+        </w:rPr>
+        <w:t xml:space="preserve"> </w:t>
+      </w:r>
+      <w:proofErr w:type="spellStart"/>
+      <w:r>
+        <w:rPr>
+          <w:rFonts w:ascii="Arial" w:hAnsi="Arial" w:cs="Arial"/>
+          <w:color w:val="2D3748"/>
+          <w:sz w:val="27"/>
+          <w:szCs w:val="27"/>
+        </w:rPr>
+        <w:t>görebiliriz</w:t>
+      </w:r>
+      <w:proofErr w:type="spellEnd"/>
+      <w:r>
+        <w:rPr>
+          <w:rFonts w:ascii="Arial" w:hAnsi="Arial" w:cs="Arial"/>
+          <w:color w:val="2D3748"/>
+          <w:sz w:val="27"/>
+          <w:szCs w:val="27"/>
+        </w:rPr>
+        <w:t>.</w:t>
       </w:r>
     </w:p>
     <w:p>
@@ -1925,7 +5081,107 @@
           <w:sz w:val="27"/>
           <w:szCs w:val="27"/>
         </w:rPr>
-        <w:t> Bu klasör React uygulamamızın static asset'lerini içeriyor. (index.html gibi)</w:t>
+        <w:t xml:space="preserve"> Bu </w:t>
+      </w:r>
+      <w:proofErr w:type="spellStart"/>
+      <w:r>
+        <w:rPr>
+          <w:rFonts w:ascii="Arial" w:hAnsi="Arial" w:cs="Arial"/>
+          <w:color w:val="2D3748"/>
+          <w:sz w:val="27"/>
+          <w:szCs w:val="27"/>
+        </w:rPr>
+        <w:t>klasör</w:t>
+      </w:r>
+      <w:proofErr w:type="spellEnd"/>
+      <w:r>
+        <w:rPr>
+          <w:rFonts w:ascii="Arial" w:hAnsi="Arial" w:cs="Arial"/>
+          <w:color w:val="2D3748"/>
+          <w:sz w:val="27"/>
+          <w:szCs w:val="27"/>
+        </w:rPr>
+        <w:t xml:space="preserve"> React </w:t>
+      </w:r>
+      <w:proofErr w:type="spellStart"/>
+      <w:r>
+        <w:rPr>
+          <w:rFonts w:ascii="Arial" w:hAnsi="Arial" w:cs="Arial"/>
+          <w:color w:val="2D3748"/>
+          <w:sz w:val="27"/>
+          <w:szCs w:val="27"/>
+        </w:rPr>
+        <w:t>uygulamamızın</w:t>
+      </w:r>
+      <w:proofErr w:type="spellEnd"/>
+      <w:r>
+        <w:rPr>
+          <w:rFonts w:ascii="Arial" w:hAnsi="Arial" w:cs="Arial"/>
+          <w:color w:val="2D3748"/>
+          <w:sz w:val="27"/>
+          <w:szCs w:val="27"/>
+        </w:rPr>
+        <w:t xml:space="preserve"> static </w:t>
+      </w:r>
+      <w:proofErr w:type="spellStart"/>
+      <w:r>
+        <w:rPr>
+          <w:rFonts w:ascii="Arial" w:hAnsi="Arial" w:cs="Arial"/>
+          <w:color w:val="2D3748"/>
+          <w:sz w:val="27"/>
+          <w:szCs w:val="27"/>
+        </w:rPr>
+        <w:t>asset'lerini</w:t>
+      </w:r>
+      <w:proofErr w:type="spellEnd"/>
+      <w:r>
+        <w:rPr>
+          <w:rFonts w:ascii="Arial" w:hAnsi="Arial" w:cs="Arial"/>
+          <w:color w:val="2D3748"/>
+          <w:sz w:val="27"/>
+          <w:szCs w:val="27"/>
+        </w:rPr>
+        <w:t xml:space="preserve"> </w:t>
+      </w:r>
+      <w:proofErr w:type="spellStart"/>
+      <w:r>
+        <w:rPr>
+          <w:rFonts w:ascii="Arial" w:hAnsi="Arial" w:cs="Arial"/>
+          <w:color w:val="2D3748"/>
+          <w:sz w:val="27"/>
+          <w:szCs w:val="27"/>
+        </w:rPr>
+        <w:t>içeriyor</w:t>
+      </w:r>
+      <w:proofErr w:type="spellEnd"/>
+      <w:r>
+        <w:rPr>
+          <w:rFonts w:ascii="Arial" w:hAnsi="Arial" w:cs="Arial"/>
+          <w:color w:val="2D3748"/>
+          <w:sz w:val="27"/>
+          <w:szCs w:val="27"/>
+        </w:rPr>
+        <w:t xml:space="preserve">. (index.html </w:t>
+      </w:r>
+      <w:proofErr w:type="spellStart"/>
+      <w:r>
+        <w:rPr>
+          <w:rFonts w:ascii="Arial" w:hAnsi="Arial" w:cs="Arial"/>
+          <w:color w:val="2D3748"/>
+          <w:sz w:val="27"/>
+          <w:szCs w:val="27"/>
+        </w:rPr>
+        <w:t>gibi</w:t>
+      </w:r>
+      <w:proofErr w:type="spellEnd"/>
+      <w:r>
+        <w:rPr>
+          <w:rFonts w:ascii="Arial" w:hAnsi="Arial" w:cs="Arial"/>
+          <w:color w:val="2D3748"/>
+          <w:sz w:val="27"/>
+          <w:szCs w:val="27"/>
+        </w:rPr>
+        <w:t>)</w:t>
       </w:r>
     </w:p>
     <w:p>
@@ -1950,6 +5206,7 @@
           <w:szCs w:val="27"/>
         </w:rPr>
       </w:pPr>
+      <w:proofErr w:type="spellStart"/>
       <w:r>
         <w:rPr>
           <w:rStyle w:val="Strong"/>
@@ -1959,16 +5216,308 @@
           <w:szCs w:val="27"/>
           <w:bdr w:val="single" w:sz="2" w:space="0" w:color="E2E8F0" w:frame="1"/>
         </w:rPr>
-        <w:t>src/:</w:t>
-      </w:r>
-      <w:r>
-        <w:rPr>
-          <w:rFonts w:ascii="Arial" w:hAnsi="Arial" w:cs="Arial"/>
-          <w:color w:val="2D3748"/>
-          <w:sz w:val="27"/>
-          <w:szCs w:val="27"/>
-        </w:rPr>
-        <w:t> Bu klasör React uygulamamızın JavaScript dosyalarını içeriyor. Burada bütün uygulamanın başlangıç noktası olan index.js ve App adlı bileşeni (component) içeriyor.</w:t>
+        <w:t>src</w:t>
+      </w:r>
+      <w:proofErr w:type="spellEnd"/>
+      <w:r>
+        <w:rPr>
+          <w:rStyle w:val="Strong"/>
+          <w:rFonts w:ascii="Arial" w:eastAsiaTheme="majorEastAsia" w:hAnsi="Arial" w:cs="Arial"/>
+          <w:color w:val="2D3748"/>
+          <w:sz w:val="27"/>
+          <w:szCs w:val="27"/>
+          <w:bdr w:val="single" w:sz="2" w:space="0" w:color="E2E8F0" w:frame="1"/>
+        </w:rPr>
+        <w:t>/:</w:t>
+      </w:r>
+      <w:r>
+        <w:rPr>
+          <w:rFonts w:ascii="Arial" w:hAnsi="Arial" w:cs="Arial"/>
+          <w:color w:val="2D3748"/>
+          <w:sz w:val="27"/>
+          <w:szCs w:val="27"/>
+        </w:rPr>
+        <w:t xml:space="preserve"> Bu </w:t>
+      </w:r>
+      <w:proofErr w:type="spellStart"/>
+      <w:r>
+        <w:rPr>
+          <w:rFonts w:ascii="Arial" w:hAnsi="Arial" w:cs="Arial"/>
+          <w:color w:val="2D3748"/>
+          <w:sz w:val="27"/>
+          <w:szCs w:val="27"/>
+        </w:rPr>
+        <w:t>klasör</w:t>
+      </w:r>
+      <w:proofErr w:type="spellEnd"/>
+      <w:r>
+        <w:rPr>
+          <w:rFonts w:ascii="Arial" w:hAnsi="Arial" w:cs="Arial"/>
+          <w:color w:val="2D3748"/>
+          <w:sz w:val="27"/>
+          <w:szCs w:val="27"/>
+        </w:rPr>
+        <w:t xml:space="preserve"> React </w:t>
+      </w:r>
+      <w:proofErr w:type="spellStart"/>
+      <w:r>
+        <w:rPr>
+          <w:rFonts w:ascii="Arial" w:hAnsi="Arial" w:cs="Arial"/>
+          <w:color w:val="2D3748"/>
+          <w:sz w:val="27"/>
+          <w:szCs w:val="27"/>
+        </w:rPr>
+        <w:t>uygulamamızın</w:t>
+      </w:r>
+      <w:proofErr w:type="spellEnd"/>
+      <w:r>
+        <w:rPr>
+          <w:rFonts w:ascii="Arial" w:hAnsi="Arial" w:cs="Arial"/>
+          <w:color w:val="2D3748"/>
+          <w:sz w:val="27"/>
+          <w:szCs w:val="27"/>
+        </w:rPr>
+        <w:t xml:space="preserve"> JavaScript </w:t>
+      </w:r>
+      <w:proofErr w:type="spellStart"/>
+      <w:r>
+        <w:rPr>
+          <w:rFonts w:ascii="Arial" w:hAnsi="Arial" w:cs="Arial"/>
+          <w:color w:val="2D3748"/>
+          <w:sz w:val="27"/>
+          <w:szCs w:val="27"/>
+        </w:rPr>
+        <w:t>dosyalarını</w:t>
+      </w:r>
+      <w:proofErr w:type="spellEnd"/>
+      <w:r>
+        <w:rPr>
+          <w:rFonts w:ascii="Arial" w:hAnsi="Arial" w:cs="Arial"/>
+          <w:color w:val="2D3748"/>
+          <w:sz w:val="27"/>
+          <w:szCs w:val="27"/>
+        </w:rPr>
+        <w:t xml:space="preserve"> </w:t>
+      </w:r>
+      <w:proofErr w:type="spellStart"/>
+      <w:r>
+        <w:rPr>
+          <w:rFonts w:ascii="Arial" w:hAnsi="Arial" w:cs="Arial"/>
+          <w:color w:val="2D3748"/>
+          <w:sz w:val="27"/>
+          <w:szCs w:val="27"/>
+        </w:rPr>
+        <w:t>içeriyor</w:t>
+      </w:r>
+      <w:proofErr w:type="spellEnd"/>
+      <w:r>
+        <w:rPr>
+          <w:rFonts w:ascii="Arial" w:hAnsi="Arial" w:cs="Arial"/>
+          <w:color w:val="2D3748"/>
+          <w:sz w:val="27"/>
+          <w:szCs w:val="27"/>
+        </w:rPr>
+        <w:t xml:space="preserve">. </w:t>
+      </w:r>
+      <w:proofErr w:type="spellStart"/>
+      <w:r>
+        <w:rPr>
+          <w:rFonts w:ascii="Arial" w:hAnsi="Arial" w:cs="Arial"/>
+          <w:color w:val="2D3748"/>
+          <w:sz w:val="27"/>
+          <w:szCs w:val="27"/>
+        </w:rPr>
+        <w:t>Burada</w:t>
+      </w:r>
+      <w:proofErr w:type="spellEnd"/>
+      <w:r>
+        <w:rPr>
+          <w:rFonts w:ascii="Arial" w:hAnsi="Arial" w:cs="Arial"/>
+          <w:color w:val="2D3748"/>
+          <w:sz w:val="27"/>
+          <w:szCs w:val="27"/>
+        </w:rPr>
+        <w:t xml:space="preserve"> </w:t>
+      </w:r>
+      <w:proofErr w:type="spellStart"/>
+      <w:r>
+        <w:rPr>
+          <w:rFonts w:ascii="Arial" w:hAnsi="Arial" w:cs="Arial"/>
+          <w:color w:val="2D3748"/>
+          <w:sz w:val="27"/>
+          <w:szCs w:val="27"/>
+        </w:rPr>
+        <w:t>bütün</w:t>
+      </w:r>
+      <w:proofErr w:type="spellEnd"/>
+      <w:r>
+        <w:rPr>
+          <w:rFonts w:ascii="Arial" w:hAnsi="Arial" w:cs="Arial"/>
+          <w:color w:val="2D3748"/>
+          <w:sz w:val="27"/>
+          <w:szCs w:val="27"/>
+        </w:rPr>
+        <w:t xml:space="preserve"> </w:t>
+      </w:r>
+      <w:proofErr w:type="spellStart"/>
+      <w:r>
+        <w:rPr>
+          <w:rFonts w:ascii="Arial" w:hAnsi="Arial" w:cs="Arial"/>
+          <w:color w:val="2D3748"/>
+          <w:sz w:val="27"/>
+          <w:szCs w:val="27"/>
+        </w:rPr>
+        <w:t>uygulamanın</w:t>
+      </w:r>
+      <w:proofErr w:type="spellEnd"/>
+      <w:r>
+        <w:rPr>
+          <w:rFonts w:ascii="Arial" w:hAnsi="Arial" w:cs="Arial"/>
+          <w:color w:val="2D3748"/>
+          <w:sz w:val="27"/>
+          <w:szCs w:val="27"/>
+        </w:rPr>
+        <w:t xml:space="preserve"> </w:t>
+      </w:r>
+      <w:proofErr w:type="spellStart"/>
+      <w:r>
+        <w:rPr>
+          <w:rFonts w:ascii="Arial" w:hAnsi="Arial" w:cs="Arial"/>
+          <w:color w:val="2D3748"/>
+          <w:sz w:val="27"/>
+          <w:szCs w:val="27"/>
+        </w:rPr>
+        <w:t>başlangıç</w:t>
+      </w:r>
+      <w:proofErr w:type="spellEnd"/>
+      <w:r>
+        <w:rPr>
+          <w:rFonts w:ascii="Arial" w:hAnsi="Arial" w:cs="Arial"/>
+          <w:color w:val="2D3748"/>
+          <w:sz w:val="27"/>
+          <w:szCs w:val="27"/>
+        </w:rPr>
+        <w:t xml:space="preserve"> </w:t>
+      </w:r>
+      <w:proofErr w:type="spellStart"/>
+      <w:r>
+        <w:rPr>
+          <w:rFonts w:ascii="Arial" w:hAnsi="Arial" w:cs="Arial"/>
+          <w:color w:val="2D3748"/>
+          <w:sz w:val="27"/>
+          <w:szCs w:val="27"/>
+        </w:rPr>
+        <w:t>noktası</w:t>
+      </w:r>
+      <w:proofErr w:type="spellEnd"/>
+      <w:r>
+        <w:rPr>
+          <w:rFonts w:ascii="Arial" w:hAnsi="Arial" w:cs="Arial"/>
+          <w:color w:val="2D3748"/>
+          <w:sz w:val="27"/>
+          <w:szCs w:val="27"/>
+        </w:rPr>
+        <w:t xml:space="preserve"> </w:t>
+      </w:r>
+      <w:proofErr w:type="spellStart"/>
+      <w:r>
+        <w:rPr>
+          <w:rFonts w:ascii="Arial" w:hAnsi="Arial" w:cs="Arial"/>
+          <w:color w:val="2D3748"/>
+          <w:sz w:val="27"/>
+          <w:szCs w:val="27"/>
+        </w:rPr>
+        <w:t>olan</w:t>
+      </w:r>
+      <w:proofErr w:type="spellEnd"/>
+      <w:r>
+        <w:rPr>
+          <w:rFonts w:ascii="Arial" w:hAnsi="Arial" w:cs="Arial"/>
+          <w:color w:val="2D3748"/>
+          <w:sz w:val="27"/>
+          <w:szCs w:val="27"/>
+        </w:rPr>
+        <w:t xml:space="preserve"> index.js </w:t>
+      </w:r>
+      <w:proofErr w:type="spellStart"/>
+      <w:r>
+        <w:rPr>
+          <w:rFonts w:ascii="Arial" w:hAnsi="Arial" w:cs="Arial"/>
+          <w:color w:val="2D3748"/>
+          <w:sz w:val="27"/>
+          <w:szCs w:val="27"/>
+        </w:rPr>
+        <w:t>ve</w:t>
+      </w:r>
+      <w:proofErr w:type="spellEnd"/>
+      <w:r>
+        <w:rPr>
+          <w:rFonts w:ascii="Arial" w:hAnsi="Arial" w:cs="Arial"/>
+          <w:color w:val="2D3748"/>
+          <w:sz w:val="27"/>
+          <w:szCs w:val="27"/>
+        </w:rPr>
+        <w:t xml:space="preserve"> App </w:t>
+      </w:r>
+      <w:proofErr w:type="spellStart"/>
+      <w:r>
+        <w:rPr>
+          <w:rFonts w:ascii="Arial" w:hAnsi="Arial" w:cs="Arial"/>
+          <w:color w:val="2D3748"/>
+          <w:sz w:val="27"/>
+          <w:szCs w:val="27"/>
+        </w:rPr>
+        <w:t>adlı</w:t>
+      </w:r>
+      <w:proofErr w:type="spellEnd"/>
+      <w:r>
+        <w:rPr>
+          <w:rFonts w:ascii="Arial" w:hAnsi="Arial" w:cs="Arial"/>
+          <w:color w:val="2D3748"/>
+          <w:sz w:val="27"/>
+          <w:szCs w:val="27"/>
+        </w:rPr>
+        <w:t xml:space="preserve"> </w:t>
+      </w:r>
+      <w:proofErr w:type="spellStart"/>
+      <w:r>
+        <w:rPr>
+          <w:rFonts w:ascii="Arial" w:hAnsi="Arial" w:cs="Arial"/>
+          <w:color w:val="2D3748"/>
+          <w:sz w:val="27"/>
+          <w:szCs w:val="27"/>
+        </w:rPr>
+        <w:t>bileşeni</w:t>
+      </w:r>
+      <w:proofErr w:type="spellEnd"/>
+      <w:r>
+        <w:rPr>
+          <w:rFonts w:ascii="Arial" w:hAnsi="Arial" w:cs="Arial"/>
+          <w:color w:val="2D3748"/>
+          <w:sz w:val="27"/>
+          <w:szCs w:val="27"/>
+        </w:rPr>
+        <w:t xml:space="preserve"> (component) </w:t>
+      </w:r>
+      <w:proofErr w:type="spellStart"/>
+      <w:r>
+        <w:rPr>
+          <w:rFonts w:ascii="Arial" w:hAnsi="Arial" w:cs="Arial"/>
+          <w:color w:val="2D3748"/>
+          <w:sz w:val="27"/>
+          <w:szCs w:val="27"/>
+        </w:rPr>
+        <w:t>içeriyor</w:t>
+      </w:r>
+      <w:proofErr w:type="spellEnd"/>
+      <w:r>
+        <w:rPr>
+          <w:rFonts w:ascii="Arial" w:hAnsi="Arial" w:cs="Arial"/>
+          <w:color w:val="2D3748"/>
+          <w:sz w:val="27"/>
+          <w:szCs w:val="27"/>
+        </w:rPr>
+        <w:t>.</w:t>
       </w:r>
     </w:p>
     <w:p>
@@ -1993,6 +5542,7 @@
           <w:szCs w:val="27"/>
         </w:rPr>
       </w:pPr>
+      <w:proofErr w:type="spellStart"/>
       <w:r>
         <w:rPr>
           <w:rStyle w:val="Strong"/>
@@ -2002,16 +5552,268 @@
           <w:szCs w:val="27"/>
           <w:bdr w:val="single" w:sz="2" w:space="0" w:color="E2E8F0" w:frame="1"/>
         </w:rPr>
-        <w:t>node_modules/:</w:t>
-      </w:r>
-      <w:r>
-        <w:rPr>
-          <w:rFonts w:ascii="Arial" w:hAnsi="Arial" w:cs="Arial"/>
-          <w:color w:val="2D3748"/>
-          <w:sz w:val="27"/>
-          <w:szCs w:val="27"/>
-        </w:rPr>
-        <w:t> Bu klasör içerisinde projenin bütün bağımlılıkları (Node.js Paket Yöneticisi - npm kullanılarak indirilen paketler) yer alıyor.</w:t>
+        <w:t>node_modules</w:t>
+      </w:r>
+      <w:proofErr w:type="spellEnd"/>
+      <w:r>
+        <w:rPr>
+          <w:rStyle w:val="Strong"/>
+          <w:rFonts w:ascii="Arial" w:eastAsiaTheme="majorEastAsia" w:hAnsi="Arial" w:cs="Arial"/>
+          <w:color w:val="2D3748"/>
+          <w:sz w:val="27"/>
+          <w:szCs w:val="27"/>
+          <w:bdr w:val="single" w:sz="2" w:space="0" w:color="E2E8F0" w:frame="1"/>
+        </w:rPr>
+        <w:t>/:</w:t>
+      </w:r>
+      <w:r>
+        <w:rPr>
+          <w:rFonts w:ascii="Arial" w:hAnsi="Arial" w:cs="Arial"/>
+          <w:color w:val="2D3748"/>
+          <w:sz w:val="27"/>
+          <w:szCs w:val="27"/>
+        </w:rPr>
+        <w:t xml:space="preserve"> Bu </w:t>
+      </w:r>
+      <w:proofErr w:type="spellStart"/>
+      <w:r>
+        <w:rPr>
+          <w:rFonts w:ascii="Arial" w:hAnsi="Arial" w:cs="Arial"/>
+          <w:color w:val="2D3748"/>
+          <w:sz w:val="27"/>
+          <w:szCs w:val="27"/>
+        </w:rPr>
+        <w:t>klasör</w:t>
+      </w:r>
+      <w:proofErr w:type="spellEnd"/>
+      <w:r>
+        <w:rPr>
+          <w:rFonts w:ascii="Arial" w:hAnsi="Arial" w:cs="Arial"/>
+          <w:color w:val="2D3748"/>
+          <w:sz w:val="27"/>
+          <w:szCs w:val="27"/>
+        </w:rPr>
+        <w:t xml:space="preserve"> </w:t>
+      </w:r>
+      <w:proofErr w:type="spellStart"/>
+      <w:r>
+        <w:rPr>
+          <w:rFonts w:ascii="Arial" w:hAnsi="Arial" w:cs="Arial"/>
+          <w:color w:val="2D3748"/>
+          <w:sz w:val="27"/>
+          <w:szCs w:val="27"/>
+        </w:rPr>
+        <w:t>içerisinde</w:t>
+      </w:r>
+      <w:proofErr w:type="spellEnd"/>
+      <w:r>
+        <w:rPr>
+          <w:rFonts w:ascii="Arial" w:hAnsi="Arial" w:cs="Arial"/>
+          <w:color w:val="2D3748"/>
+          <w:sz w:val="27"/>
+          <w:szCs w:val="27"/>
+        </w:rPr>
+        <w:t xml:space="preserve"> </w:t>
+      </w:r>
+      <w:proofErr w:type="spellStart"/>
+      <w:r>
+        <w:rPr>
+          <w:rFonts w:ascii="Arial" w:hAnsi="Arial" w:cs="Arial"/>
+          <w:color w:val="2D3748"/>
+          <w:sz w:val="27"/>
+          <w:szCs w:val="27"/>
+        </w:rPr>
+        <w:t>projenin</w:t>
+      </w:r>
+      <w:proofErr w:type="spellEnd"/>
+      <w:r>
+        <w:rPr>
+          <w:rFonts w:ascii="Arial" w:hAnsi="Arial" w:cs="Arial"/>
+          <w:color w:val="2D3748"/>
+          <w:sz w:val="27"/>
+          <w:szCs w:val="27"/>
+        </w:rPr>
+        <w:t xml:space="preserve"> </w:t>
+      </w:r>
+      <w:proofErr w:type="spellStart"/>
+      <w:r>
+        <w:rPr>
+          <w:rFonts w:ascii="Arial" w:hAnsi="Arial" w:cs="Arial"/>
+          <w:color w:val="2D3748"/>
+          <w:sz w:val="27"/>
+          <w:szCs w:val="27"/>
+        </w:rPr>
+        <w:t>bütün</w:t>
+      </w:r>
+      <w:proofErr w:type="spellEnd"/>
+      <w:r>
+        <w:rPr>
+          <w:rFonts w:ascii="Arial" w:hAnsi="Arial" w:cs="Arial"/>
+          <w:color w:val="2D3748"/>
+          <w:sz w:val="27"/>
+          <w:szCs w:val="27"/>
+        </w:rPr>
+        <w:t xml:space="preserve"> </w:t>
+      </w:r>
+      <w:proofErr w:type="spellStart"/>
+      <w:r>
+        <w:rPr>
+          <w:rFonts w:ascii="Arial" w:hAnsi="Arial" w:cs="Arial"/>
+          <w:color w:val="2D3748"/>
+          <w:sz w:val="27"/>
+          <w:szCs w:val="27"/>
+        </w:rPr>
+        <w:t>bağımlılıkları</w:t>
+      </w:r>
+      <w:proofErr w:type="spellEnd"/>
+      <w:r>
+        <w:rPr>
+          <w:rFonts w:ascii="Arial" w:hAnsi="Arial" w:cs="Arial"/>
+          <w:color w:val="2D3748"/>
+          <w:sz w:val="27"/>
+          <w:szCs w:val="27"/>
+        </w:rPr>
+        <w:t xml:space="preserve"> (Node.js Paket </w:t>
+      </w:r>
+      <w:proofErr w:type="spellStart"/>
+      <w:r>
+        <w:rPr>
+          <w:rFonts w:ascii="Arial" w:hAnsi="Arial" w:cs="Arial"/>
+          <w:color w:val="2D3748"/>
+          <w:sz w:val="27"/>
+          <w:szCs w:val="27"/>
+        </w:rPr>
+        <w:t>Yöneticisi</w:t>
+      </w:r>
+      <w:proofErr w:type="spellEnd"/>
+      <w:r>
+        <w:rPr>
+          <w:rFonts w:ascii="Arial" w:hAnsi="Arial" w:cs="Arial"/>
+          <w:color w:val="2D3748"/>
+          <w:sz w:val="27"/>
+          <w:szCs w:val="27"/>
+        </w:rPr>
+        <w:t xml:space="preserve"> - </w:t>
+      </w:r>
+      <w:proofErr w:type="spellStart"/>
+      <w:r>
+        <w:rPr>
+          <w:rFonts w:ascii="Arial" w:hAnsi="Arial" w:cs="Arial"/>
+          <w:color w:val="2D3748"/>
+          <w:sz w:val="27"/>
+          <w:szCs w:val="27"/>
+        </w:rPr>
+        <w:t>npm</w:t>
+      </w:r>
+      <w:proofErr w:type="spellEnd"/>
+      <w:r>
+        <w:rPr>
+          <w:rFonts w:ascii="Arial" w:hAnsi="Arial" w:cs="Arial"/>
+          <w:color w:val="2D3748"/>
+          <w:sz w:val="27"/>
+          <w:szCs w:val="27"/>
+        </w:rPr>
+        <w:t xml:space="preserve"> </w:t>
+      </w:r>
+      <w:proofErr w:type="spellStart"/>
+      <w:r>
+        <w:rPr>
+          <w:rFonts w:ascii="Arial" w:hAnsi="Arial" w:cs="Arial"/>
+          <w:color w:val="2D3748"/>
+          <w:sz w:val="27"/>
+          <w:szCs w:val="27"/>
+        </w:rPr>
+        <w:t>kullanılarak</w:t>
+      </w:r>
+      <w:proofErr w:type="spellEnd"/>
+      <w:r>
+        <w:rPr>
+          <w:rFonts w:ascii="Arial" w:hAnsi="Arial" w:cs="Arial"/>
+          <w:color w:val="2D3748"/>
+          <w:sz w:val="27"/>
+          <w:szCs w:val="27"/>
+        </w:rPr>
+        <w:t xml:space="preserve"> </w:t>
+      </w:r>
+      <w:proofErr w:type="spellStart"/>
+      <w:r>
+        <w:rPr>
+          <w:rFonts w:ascii="Arial" w:hAnsi="Arial" w:cs="Arial"/>
+          <w:color w:val="2D3748"/>
+          <w:sz w:val="27"/>
+          <w:szCs w:val="27"/>
+        </w:rPr>
+        <w:t>indirilen</w:t>
+      </w:r>
+      <w:proofErr w:type="spellEnd"/>
+      <w:r>
+        <w:rPr>
+          <w:rFonts w:ascii="Arial" w:hAnsi="Arial" w:cs="Arial"/>
+          <w:color w:val="2D3748"/>
+          <w:sz w:val="27"/>
+          <w:szCs w:val="27"/>
+        </w:rPr>
+        <w:t xml:space="preserve"> </w:t>
+      </w:r>
+      <w:proofErr w:type="spellStart"/>
+      <w:r>
+        <w:rPr>
+          <w:rFonts w:ascii="Arial" w:hAnsi="Arial" w:cs="Arial"/>
+          <w:color w:val="2D3748"/>
+          <w:sz w:val="27"/>
+          <w:szCs w:val="27"/>
+        </w:rPr>
+        <w:t>paketler</w:t>
+      </w:r>
+      <w:proofErr w:type="spellEnd"/>
+      <w:r>
+        <w:rPr>
+          <w:rFonts w:ascii="Arial" w:hAnsi="Arial" w:cs="Arial"/>
+          <w:color w:val="2D3748"/>
+          <w:sz w:val="27"/>
+          <w:szCs w:val="27"/>
+        </w:rPr>
+        <w:t xml:space="preserve">) </w:t>
+      </w:r>
+      <w:proofErr w:type="spellStart"/>
+      <w:r>
+        <w:rPr>
+          <w:rFonts w:ascii="Arial" w:hAnsi="Arial" w:cs="Arial"/>
+          <w:color w:val="2D3748"/>
+          <w:sz w:val="27"/>
+          <w:szCs w:val="27"/>
+        </w:rPr>
+        <w:t>yer</w:t>
+      </w:r>
+      <w:proofErr w:type="spellEnd"/>
+      <w:r>
+        <w:rPr>
+          <w:rFonts w:ascii="Arial" w:hAnsi="Arial" w:cs="Arial"/>
+          <w:color w:val="2D3748"/>
+          <w:sz w:val="27"/>
+          <w:szCs w:val="27"/>
+        </w:rPr>
+        <w:t xml:space="preserve"> </w:t>
+      </w:r>
+      <w:proofErr w:type="spellStart"/>
+      <w:r>
+        <w:rPr>
+          <w:rFonts w:ascii="Arial" w:hAnsi="Arial" w:cs="Arial"/>
+          <w:color w:val="2D3748"/>
+          <w:sz w:val="27"/>
+          <w:szCs w:val="27"/>
+        </w:rPr>
+        <w:t>alıyor</w:t>
+      </w:r>
+      <w:proofErr w:type="spellEnd"/>
+      <w:r>
+        <w:rPr>
+          <w:rFonts w:ascii="Arial" w:hAnsi="Arial" w:cs="Arial"/>
+          <w:color w:val="2D3748"/>
+          <w:sz w:val="27"/>
+          <w:szCs w:val="27"/>
+        </w:rPr>
+        <w:t>.</w:t>
       </w:r>
     </w:p>
     <w:p>
@@ -2036,6 +5838,8 @@
           <w:szCs w:val="27"/>
         </w:rPr>
       </w:pPr>
+      <w:proofErr w:type="spellStart"/>
+      <w:proofErr w:type="gramStart"/>
       <w:r>
         <w:rPr>
           <w:rStyle w:val="Strong"/>
@@ -2045,16 +5849,811 @@
           <w:szCs w:val="27"/>
           <w:bdr w:val="single" w:sz="2" w:space="0" w:color="E2E8F0" w:frame="1"/>
         </w:rPr>
-        <w:t>package.json:</w:t>
-      </w:r>
-      <w:r>
-        <w:rPr>
-          <w:rFonts w:ascii="Arial" w:hAnsi="Arial" w:cs="Arial"/>
-          <w:color w:val="2D3748"/>
-          <w:sz w:val="27"/>
-          <w:szCs w:val="27"/>
-        </w:rPr>
-        <w:t> Bu dosya bir tür manifest dosyasıdır. Projenin ismini, versiyonunu, manuel scriptleri ve projeye dahil edilen bütün paketlerin listesini (versiyonlarıyla birlikte) içerir. package-lock.json dosyası ise her paketin birebir sürümlendirilmiş bağımlılık ağacını tutar. Böylece diğer geliştiriciler ve proje sürümleri için garanti edilmiş versiyonlar saklanır.</w:t>
+        <w:t>package.json</w:t>
+      </w:r>
+      <w:proofErr w:type="spellEnd"/>
+      <w:proofErr w:type="gramEnd"/>
+      <w:r>
+        <w:rPr>
+          <w:rStyle w:val="Strong"/>
+          <w:rFonts w:ascii="Arial" w:eastAsiaTheme="majorEastAsia" w:hAnsi="Arial" w:cs="Arial"/>
+          <w:color w:val="2D3748"/>
+          <w:sz w:val="27"/>
+          <w:szCs w:val="27"/>
+          <w:bdr w:val="single" w:sz="2" w:space="0" w:color="E2E8F0" w:frame="1"/>
+        </w:rPr>
+        <w:t>:</w:t>
+      </w:r>
+      <w:r>
+        <w:rPr>
+          <w:rFonts w:ascii="Arial" w:hAnsi="Arial" w:cs="Arial"/>
+          <w:color w:val="2D3748"/>
+          <w:sz w:val="27"/>
+          <w:szCs w:val="27"/>
+        </w:rPr>
+        <w:t xml:space="preserve"> Bu </w:t>
+      </w:r>
+      <w:proofErr w:type="spellStart"/>
+      <w:r>
+        <w:rPr>
+          <w:rFonts w:ascii="Arial" w:hAnsi="Arial" w:cs="Arial"/>
+          <w:color w:val="2D3748"/>
+          <w:sz w:val="27"/>
+          <w:szCs w:val="27"/>
+        </w:rPr>
+        <w:t>dosya</w:t>
+      </w:r>
+      <w:proofErr w:type="spellEnd"/>
+      <w:r>
+        <w:rPr>
+          <w:rFonts w:ascii="Arial" w:hAnsi="Arial" w:cs="Arial"/>
+          <w:color w:val="2D3748"/>
+          <w:sz w:val="27"/>
+          <w:szCs w:val="27"/>
+        </w:rPr>
+        <w:t xml:space="preserve"> </w:t>
+      </w:r>
+      <w:proofErr w:type="spellStart"/>
+      <w:r>
+        <w:rPr>
+          <w:rFonts w:ascii="Arial" w:hAnsi="Arial" w:cs="Arial"/>
+          <w:color w:val="2D3748"/>
+          <w:sz w:val="27"/>
+          <w:szCs w:val="27"/>
+        </w:rPr>
+        <w:t>bir</w:t>
+      </w:r>
+      <w:proofErr w:type="spellEnd"/>
+      <w:r>
+        <w:rPr>
+          <w:rFonts w:ascii="Arial" w:hAnsi="Arial" w:cs="Arial"/>
+          <w:color w:val="2D3748"/>
+          <w:sz w:val="27"/>
+          <w:szCs w:val="27"/>
+        </w:rPr>
+        <w:t xml:space="preserve"> </w:t>
+      </w:r>
+      <w:proofErr w:type="spellStart"/>
+      <w:r>
+        <w:rPr>
+          <w:rFonts w:ascii="Arial" w:hAnsi="Arial" w:cs="Arial"/>
+          <w:color w:val="2D3748"/>
+          <w:sz w:val="27"/>
+          <w:szCs w:val="27"/>
+        </w:rPr>
+        <w:t>tür</w:t>
+      </w:r>
+      <w:proofErr w:type="spellEnd"/>
+      <w:r>
+        <w:rPr>
+          <w:rFonts w:ascii="Arial" w:hAnsi="Arial" w:cs="Arial"/>
+          <w:color w:val="2D3748"/>
+          <w:sz w:val="27"/>
+          <w:szCs w:val="27"/>
+        </w:rPr>
+        <w:t xml:space="preserve"> manifest </w:t>
+      </w:r>
+      <w:proofErr w:type="spellStart"/>
+      <w:r>
+        <w:rPr>
+          <w:rFonts w:ascii="Arial" w:hAnsi="Arial" w:cs="Arial"/>
+          <w:color w:val="2D3748"/>
+          <w:sz w:val="27"/>
+          <w:szCs w:val="27"/>
+        </w:rPr>
+        <w:t>dosyasıdır</w:t>
+      </w:r>
+      <w:proofErr w:type="spellEnd"/>
+      <w:r>
+        <w:rPr>
+          <w:rFonts w:ascii="Arial" w:hAnsi="Arial" w:cs="Arial"/>
+          <w:color w:val="2D3748"/>
+          <w:sz w:val="27"/>
+          <w:szCs w:val="27"/>
+        </w:rPr>
+        <w:t xml:space="preserve">. </w:t>
+      </w:r>
+      <w:proofErr w:type="spellStart"/>
+      <w:r>
+        <w:rPr>
+          <w:rFonts w:ascii="Arial" w:hAnsi="Arial" w:cs="Arial"/>
+          <w:color w:val="2D3748"/>
+          <w:sz w:val="27"/>
+          <w:szCs w:val="27"/>
+        </w:rPr>
+        <w:t>Projenin</w:t>
+      </w:r>
+      <w:proofErr w:type="spellEnd"/>
+      <w:r>
+        <w:rPr>
+          <w:rFonts w:ascii="Arial" w:hAnsi="Arial" w:cs="Arial"/>
+          <w:color w:val="2D3748"/>
+          <w:sz w:val="27"/>
+          <w:szCs w:val="27"/>
+        </w:rPr>
+        <w:t xml:space="preserve"> </w:t>
+      </w:r>
+      <w:proofErr w:type="spellStart"/>
+      <w:r>
+        <w:rPr>
+          <w:rFonts w:ascii="Arial" w:hAnsi="Arial" w:cs="Arial"/>
+          <w:color w:val="2D3748"/>
+          <w:sz w:val="27"/>
+          <w:szCs w:val="27"/>
+        </w:rPr>
+        <w:t>ismini</w:t>
+      </w:r>
+      <w:proofErr w:type="spellEnd"/>
+      <w:r>
+        <w:rPr>
+          <w:rFonts w:ascii="Arial" w:hAnsi="Arial" w:cs="Arial"/>
+          <w:color w:val="2D3748"/>
+          <w:sz w:val="27"/>
+          <w:szCs w:val="27"/>
+        </w:rPr>
+        <w:t xml:space="preserve">, </w:t>
+      </w:r>
+      <w:proofErr w:type="spellStart"/>
+      <w:r>
+        <w:rPr>
+          <w:rFonts w:ascii="Arial" w:hAnsi="Arial" w:cs="Arial"/>
+          <w:color w:val="2D3748"/>
+          <w:sz w:val="27"/>
+          <w:szCs w:val="27"/>
+        </w:rPr>
+        <w:t>versiyonunu</w:t>
+      </w:r>
+      <w:proofErr w:type="spellEnd"/>
+      <w:r>
+        <w:rPr>
+          <w:rFonts w:ascii="Arial" w:hAnsi="Arial" w:cs="Arial"/>
+          <w:color w:val="2D3748"/>
+          <w:sz w:val="27"/>
+          <w:szCs w:val="27"/>
+        </w:rPr>
+        <w:t xml:space="preserve">, </w:t>
+      </w:r>
+      <w:proofErr w:type="spellStart"/>
+      <w:r>
+        <w:rPr>
+          <w:rFonts w:ascii="Arial" w:hAnsi="Arial" w:cs="Arial"/>
+          <w:color w:val="2D3748"/>
+          <w:sz w:val="27"/>
+          <w:szCs w:val="27"/>
+        </w:rPr>
+        <w:t>manuel</w:t>
+      </w:r>
+      <w:proofErr w:type="spellEnd"/>
+      <w:r>
+        <w:rPr>
+          <w:rFonts w:ascii="Arial" w:hAnsi="Arial" w:cs="Arial"/>
+          <w:color w:val="2D3748"/>
+          <w:sz w:val="27"/>
+          <w:szCs w:val="27"/>
+        </w:rPr>
+        <w:t xml:space="preserve"> </w:t>
+      </w:r>
+      <w:proofErr w:type="spellStart"/>
+      <w:r>
+        <w:rPr>
+          <w:rFonts w:ascii="Arial" w:hAnsi="Arial" w:cs="Arial"/>
+          <w:color w:val="2D3748"/>
+          <w:sz w:val="27"/>
+          <w:szCs w:val="27"/>
+        </w:rPr>
+        <w:t>scriptleri</w:t>
+      </w:r>
+      <w:proofErr w:type="spellEnd"/>
+      <w:r>
+        <w:rPr>
+          <w:rFonts w:ascii="Arial" w:hAnsi="Arial" w:cs="Arial"/>
+          <w:color w:val="2D3748"/>
+          <w:sz w:val="27"/>
+          <w:szCs w:val="27"/>
+        </w:rPr>
+        <w:t xml:space="preserve"> </w:t>
+      </w:r>
+      <w:proofErr w:type="spellStart"/>
+      <w:r>
+        <w:rPr>
+          <w:rFonts w:ascii="Arial" w:hAnsi="Arial" w:cs="Arial"/>
+          <w:color w:val="2D3748"/>
+          <w:sz w:val="27"/>
+          <w:szCs w:val="27"/>
+        </w:rPr>
+        <w:t>ve</w:t>
+      </w:r>
+      <w:proofErr w:type="spellEnd"/>
+      <w:r>
+        <w:rPr>
+          <w:rFonts w:ascii="Arial" w:hAnsi="Arial" w:cs="Arial"/>
+          <w:color w:val="2D3748"/>
+          <w:sz w:val="27"/>
+          <w:szCs w:val="27"/>
+        </w:rPr>
+        <w:t xml:space="preserve"> </w:t>
+      </w:r>
+      <w:proofErr w:type="spellStart"/>
+      <w:r>
+        <w:rPr>
+          <w:rFonts w:ascii="Arial" w:hAnsi="Arial" w:cs="Arial"/>
+          <w:color w:val="2D3748"/>
+          <w:sz w:val="27"/>
+          <w:szCs w:val="27"/>
+        </w:rPr>
+        <w:t>projeye</w:t>
+      </w:r>
+      <w:proofErr w:type="spellEnd"/>
+      <w:r>
+        <w:rPr>
+          <w:rFonts w:ascii="Arial" w:hAnsi="Arial" w:cs="Arial"/>
+          <w:color w:val="2D3748"/>
+          <w:sz w:val="27"/>
+          <w:szCs w:val="27"/>
+        </w:rPr>
+        <w:t xml:space="preserve"> </w:t>
+      </w:r>
+      <w:proofErr w:type="spellStart"/>
+      <w:r>
+        <w:rPr>
+          <w:rFonts w:ascii="Arial" w:hAnsi="Arial" w:cs="Arial"/>
+          <w:color w:val="2D3748"/>
+          <w:sz w:val="27"/>
+          <w:szCs w:val="27"/>
+        </w:rPr>
+        <w:t>dahil</w:t>
+      </w:r>
+      <w:proofErr w:type="spellEnd"/>
+      <w:r>
+        <w:rPr>
+          <w:rFonts w:ascii="Arial" w:hAnsi="Arial" w:cs="Arial"/>
+          <w:color w:val="2D3748"/>
+          <w:sz w:val="27"/>
+          <w:szCs w:val="27"/>
+        </w:rPr>
+        <w:t xml:space="preserve"> </w:t>
+      </w:r>
+      <w:proofErr w:type="spellStart"/>
+      <w:r>
+        <w:rPr>
+          <w:rFonts w:ascii="Arial" w:hAnsi="Arial" w:cs="Arial"/>
+          <w:color w:val="2D3748"/>
+          <w:sz w:val="27"/>
+          <w:szCs w:val="27"/>
+        </w:rPr>
+        <w:t>edilen</w:t>
+      </w:r>
+      <w:proofErr w:type="spellEnd"/>
+      <w:r>
+        <w:rPr>
+          <w:rFonts w:ascii="Arial" w:hAnsi="Arial" w:cs="Arial"/>
+          <w:color w:val="2D3748"/>
+          <w:sz w:val="27"/>
+          <w:szCs w:val="27"/>
+        </w:rPr>
+        <w:t xml:space="preserve"> </w:t>
+      </w:r>
+      <w:proofErr w:type="spellStart"/>
+      <w:r>
+        <w:rPr>
+          <w:rFonts w:ascii="Arial" w:hAnsi="Arial" w:cs="Arial"/>
+          <w:color w:val="2D3748"/>
+          <w:sz w:val="27"/>
+          <w:szCs w:val="27"/>
+        </w:rPr>
+        <w:t>bütün</w:t>
+      </w:r>
+      <w:proofErr w:type="spellEnd"/>
+      <w:r>
+        <w:rPr>
+          <w:rFonts w:ascii="Arial" w:hAnsi="Arial" w:cs="Arial"/>
+          <w:color w:val="2D3748"/>
+          <w:sz w:val="27"/>
+          <w:szCs w:val="27"/>
+        </w:rPr>
+        <w:t xml:space="preserve"> </w:t>
+      </w:r>
+      <w:proofErr w:type="spellStart"/>
+      <w:r>
+        <w:rPr>
+          <w:rFonts w:ascii="Arial" w:hAnsi="Arial" w:cs="Arial"/>
+          <w:color w:val="2D3748"/>
+          <w:sz w:val="27"/>
+          <w:szCs w:val="27"/>
+        </w:rPr>
+        <w:t>paketlerin</w:t>
+      </w:r>
+      <w:proofErr w:type="spellEnd"/>
+      <w:r>
+        <w:rPr>
+          <w:rFonts w:ascii="Arial" w:hAnsi="Arial" w:cs="Arial"/>
+          <w:color w:val="2D3748"/>
+          <w:sz w:val="27"/>
+          <w:szCs w:val="27"/>
+        </w:rPr>
+        <w:t xml:space="preserve"> </w:t>
+      </w:r>
+      <w:proofErr w:type="spellStart"/>
+      <w:r>
+        <w:rPr>
+          <w:rFonts w:ascii="Arial" w:hAnsi="Arial" w:cs="Arial"/>
+          <w:color w:val="2D3748"/>
+          <w:sz w:val="27"/>
+          <w:szCs w:val="27"/>
+        </w:rPr>
+        <w:t>listesini</w:t>
+      </w:r>
+      <w:proofErr w:type="spellEnd"/>
+      <w:r>
+        <w:rPr>
+          <w:rFonts w:ascii="Arial" w:hAnsi="Arial" w:cs="Arial"/>
+          <w:color w:val="2D3748"/>
+          <w:sz w:val="27"/>
+          <w:szCs w:val="27"/>
+        </w:rPr>
+        <w:t xml:space="preserve"> (</w:t>
+      </w:r>
+      <w:proofErr w:type="spellStart"/>
+      <w:r>
+        <w:rPr>
+          <w:rFonts w:ascii="Arial" w:hAnsi="Arial" w:cs="Arial"/>
+          <w:color w:val="2D3748"/>
+          <w:sz w:val="27"/>
+          <w:szCs w:val="27"/>
+        </w:rPr>
+        <w:t>versiyonlarıyla</w:t>
+      </w:r>
+      <w:proofErr w:type="spellEnd"/>
+      <w:r>
+        <w:rPr>
+          <w:rFonts w:ascii="Arial" w:hAnsi="Arial" w:cs="Arial"/>
+          <w:color w:val="2D3748"/>
+          <w:sz w:val="27"/>
+          <w:szCs w:val="27"/>
+        </w:rPr>
+        <w:t xml:space="preserve"> </w:t>
+      </w:r>
+      <w:proofErr w:type="spellStart"/>
+      <w:r>
+        <w:rPr>
+          <w:rFonts w:ascii="Arial" w:hAnsi="Arial" w:cs="Arial"/>
+          <w:color w:val="2D3748"/>
+          <w:sz w:val="27"/>
+          <w:szCs w:val="27"/>
+        </w:rPr>
+        <w:t>birlikte</w:t>
+      </w:r>
+      <w:proofErr w:type="spellEnd"/>
+      <w:r>
+        <w:rPr>
+          <w:rFonts w:ascii="Arial" w:hAnsi="Arial" w:cs="Arial"/>
+          <w:color w:val="2D3748"/>
+          <w:sz w:val="27"/>
+          <w:szCs w:val="27"/>
+        </w:rPr>
+        <w:t xml:space="preserve">) </w:t>
+      </w:r>
+      <w:proofErr w:type="spellStart"/>
+      <w:r>
+        <w:rPr>
+          <w:rFonts w:ascii="Arial" w:hAnsi="Arial" w:cs="Arial"/>
+          <w:color w:val="2D3748"/>
+          <w:sz w:val="27"/>
+          <w:szCs w:val="27"/>
+        </w:rPr>
+        <w:t>içerir</w:t>
+      </w:r>
+      <w:proofErr w:type="spellEnd"/>
+      <w:r>
+        <w:rPr>
+          <w:rFonts w:ascii="Arial" w:hAnsi="Arial" w:cs="Arial"/>
+          <w:color w:val="2D3748"/>
+          <w:sz w:val="27"/>
+          <w:szCs w:val="27"/>
+        </w:rPr>
+        <w:t>. package-</w:t>
+      </w:r>
+      <w:proofErr w:type="spellStart"/>
+      <w:proofErr w:type="gramStart"/>
+      <w:r>
+        <w:rPr>
+          <w:rFonts w:ascii="Arial" w:hAnsi="Arial" w:cs="Arial"/>
+          <w:color w:val="2D3748"/>
+          <w:sz w:val="27"/>
+          <w:szCs w:val="27"/>
+        </w:rPr>
+        <w:t>lock.json</w:t>
+      </w:r>
+      <w:proofErr w:type="spellEnd"/>
+      <w:proofErr w:type="gramEnd"/>
+      <w:r>
+        <w:rPr>
+          <w:rFonts w:ascii="Arial" w:hAnsi="Arial" w:cs="Arial"/>
+          <w:color w:val="2D3748"/>
+          <w:sz w:val="27"/>
+          <w:szCs w:val="27"/>
+        </w:rPr>
+        <w:t xml:space="preserve"> </w:t>
+      </w:r>
+      <w:proofErr w:type="spellStart"/>
+      <w:r>
+        <w:rPr>
+          <w:rFonts w:ascii="Arial" w:hAnsi="Arial" w:cs="Arial"/>
+          <w:color w:val="2D3748"/>
+          <w:sz w:val="27"/>
+          <w:szCs w:val="27"/>
+        </w:rPr>
+        <w:t>dosyası</w:t>
+      </w:r>
+      <w:proofErr w:type="spellEnd"/>
+      <w:r>
+        <w:rPr>
+          <w:rFonts w:ascii="Arial" w:hAnsi="Arial" w:cs="Arial"/>
+          <w:color w:val="2D3748"/>
+          <w:sz w:val="27"/>
+          <w:szCs w:val="27"/>
+        </w:rPr>
+        <w:t xml:space="preserve"> </w:t>
+      </w:r>
+      <w:proofErr w:type="spellStart"/>
+      <w:r>
+        <w:rPr>
+          <w:rFonts w:ascii="Arial" w:hAnsi="Arial" w:cs="Arial"/>
+          <w:color w:val="2D3748"/>
+          <w:sz w:val="27"/>
+          <w:szCs w:val="27"/>
+        </w:rPr>
+        <w:t>ise</w:t>
+      </w:r>
+      <w:proofErr w:type="spellEnd"/>
+      <w:r>
+        <w:rPr>
+          <w:rFonts w:ascii="Arial" w:hAnsi="Arial" w:cs="Arial"/>
+          <w:color w:val="2D3748"/>
+          <w:sz w:val="27"/>
+          <w:szCs w:val="27"/>
+        </w:rPr>
+        <w:t xml:space="preserve"> her </w:t>
+      </w:r>
+      <w:proofErr w:type="spellStart"/>
+      <w:r>
+        <w:rPr>
+          <w:rFonts w:ascii="Arial" w:hAnsi="Arial" w:cs="Arial"/>
+          <w:color w:val="2D3748"/>
+          <w:sz w:val="27"/>
+          <w:szCs w:val="27"/>
+        </w:rPr>
+        <w:t>paketin</w:t>
+      </w:r>
+      <w:proofErr w:type="spellEnd"/>
+      <w:r>
+        <w:rPr>
+          <w:rFonts w:ascii="Arial" w:hAnsi="Arial" w:cs="Arial"/>
+          <w:color w:val="2D3748"/>
+          <w:sz w:val="27"/>
+          <w:szCs w:val="27"/>
+        </w:rPr>
+        <w:t xml:space="preserve"> </w:t>
+      </w:r>
+      <w:proofErr w:type="spellStart"/>
+      <w:r>
+        <w:rPr>
+          <w:rFonts w:ascii="Arial" w:hAnsi="Arial" w:cs="Arial"/>
+          <w:color w:val="2D3748"/>
+          <w:sz w:val="27"/>
+          <w:szCs w:val="27"/>
+        </w:rPr>
+        <w:t>birebir</w:t>
+      </w:r>
+      <w:proofErr w:type="spellEnd"/>
+      <w:r>
+        <w:rPr>
+          <w:rFonts w:ascii="Arial" w:hAnsi="Arial" w:cs="Arial"/>
+          <w:color w:val="2D3748"/>
+          <w:sz w:val="27"/>
+          <w:szCs w:val="27"/>
+        </w:rPr>
+        <w:t xml:space="preserve"> </w:t>
+      </w:r>
+      <w:proofErr w:type="spellStart"/>
+      <w:r>
+        <w:rPr>
+          <w:rFonts w:ascii="Arial" w:hAnsi="Arial" w:cs="Arial"/>
+          <w:color w:val="2D3748"/>
+          <w:sz w:val="27"/>
+          <w:szCs w:val="27"/>
+        </w:rPr>
+        <w:t>sürümlendirilmiş</w:t>
+      </w:r>
+      <w:proofErr w:type="spellEnd"/>
+      <w:r>
+        <w:rPr>
+          <w:rFonts w:ascii="Arial" w:hAnsi="Arial" w:cs="Arial"/>
+          <w:color w:val="2D3748"/>
+          <w:sz w:val="27"/>
+          <w:szCs w:val="27"/>
+        </w:rPr>
+        <w:t xml:space="preserve"> </w:t>
+      </w:r>
+      <w:proofErr w:type="spellStart"/>
+      <w:r>
+        <w:rPr>
+          <w:rFonts w:ascii="Arial" w:hAnsi="Arial" w:cs="Arial"/>
+          <w:color w:val="2D3748"/>
+          <w:sz w:val="27"/>
+          <w:szCs w:val="27"/>
+        </w:rPr>
+        <w:t>bağımlılık</w:t>
+      </w:r>
+      <w:proofErr w:type="spellEnd"/>
+      <w:r>
+        <w:rPr>
+          <w:rFonts w:ascii="Arial" w:hAnsi="Arial" w:cs="Arial"/>
+          <w:color w:val="2D3748"/>
+          <w:sz w:val="27"/>
+          <w:szCs w:val="27"/>
+        </w:rPr>
+        <w:t xml:space="preserve"> </w:t>
+      </w:r>
+      <w:proofErr w:type="spellStart"/>
+      <w:r>
+        <w:rPr>
+          <w:rFonts w:ascii="Arial" w:hAnsi="Arial" w:cs="Arial"/>
+          <w:color w:val="2D3748"/>
+          <w:sz w:val="27"/>
+          <w:szCs w:val="27"/>
+        </w:rPr>
+        <w:t>ağacını</w:t>
+      </w:r>
+      <w:proofErr w:type="spellEnd"/>
+      <w:r>
+        <w:rPr>
+          <w:rFonts w:ascii="Arial" w:hAnsi="Arial" w:cs="Arial"/>
+          <w:color w:val="2D3748"/>
+          <w:sz w:val="27"/>
+          <w:szCs w:val="27"/>
+        </w:rPr>
+        <w:t xml:space="preserve"> </w:t>
+      </w:r>
+      <w:proofErr w:type="spellStart"/>
+      <w:r>
+        <w:rPr>
+          <w:rFonts w:ascii="Arial" w:hAnsi="Arial" w:cs="Arial"/>
+          <w:color w:val="2D3748"/>
+          <w:sz w:val="27"/>
+          <w:szCs w:val="27"/>
+        </w:rPr>
+        <w:t>tutar</w:t>
+      </w:r>
+      <w:proofErr w:type="spellEnd"/>
+      <w:r>
+        <w:rPr>
+          <w:rFonts w:ascii="Arial" w:hAnsi="Arial" w:cs="Arial"/>
+          <w:color w:val="2D3748"/>
+          <w:sz w:val="27"/>
+          <w:szCs w:val="27"/>
+        </w:rPr>
+        <w:t xml:space="preserve">. </w:t>
+      </w:r>
+      <w:proofErr w:type="spellStart"/>
+      <w:r>
+        <w:rPr>
+          <w:rFonts w:ascii="Arial" w:hAnsi="Arial" w:cs="Arial"/>
+          <w:color w:val="2D3748"/>
+          <w:sz w:val="27"/>
+          <w:szCs w:val="27"/>
+        </w:rPr>
+        <w:t>Böylece</w:t>
+      </w:r>
+      <w:proofErr w:type="spellEnd"/>
+      <w:r>
+        <w:rPr>
+          <w:rFonts w:ascii="Arial" w:hAnsi="Arial" w:cs="Arial"/>
+          <w:color w:val="2D3748"/>
+          <w:sz w:val="27"/>
+          <w:szCs w:val="27"/>
+        </w:rPr>
+        <w:t xml:space="preserve"> </w:t>
+      </w:r>
+      <w:proofErr w:type="spellStart"/>
+      <w:r>
+        <w:rPr>
+          <w:rFonts w:ascii="Arial" w:hAnsi="Arial" w:cs="Arial"/>
+          <w:color w:val="2D3748"/>
+          <w:sz w:val="27"/>
+          <w:szCs w:val="27"/>
+        </w:rPr>
+        <w:t>diğer</w:t>
+      </w:r>
+      <w:proofErr w:type="spellEnd"/>
+      <w:r>
+        <w:rPr>
+          <w:rFonts w:ascii="Arial" w:hAnsi="Arial" w:cs="Arial"/>
+          <w:color w:val="2D3748"/>
+          <w:sz w:val="27"/>
+          <w:szCs w:val="27"/>
+        </w:rPr>
+        <w:t xml:space="preserve"> </w:t>
+      </w:r>
+      <w:proofErr w:type="spellStart"/>
+      <w:r>
+        <w:rPr>
+          <w:rFonts w:ascii="Arial" w:hAnsi="Arial" w:cs="Arial"/>
+          <w:color w:val="2D3748"/>
+          <w:sz w:val="27"/>
+          <w:szCs w:val="27"/>
+        </w:rPr>
+        <w:t>geliştiriciler</w:t>
+      </w:r>
+      <w:proofErr w:type="spellEnd"/>
+      <w:r>
+        <w:rPr>
+          <w:rFonts w:ascii="Arial" w:hAnsi="Arial" w:cs="Arial"/>
+          <w:color w:val="2D3748"/>
+          <w:sz w:val="27"/>
+          <w:szCs w:val="27"/>
+        </w:rPr>
+        <w:t xml:space="preserve"> </w:t>
+      </w:r>
+      <w:proofErr w:type="spellStart"/>
+      <w:r>
+        <w:rPr>
+          <w:rFonts w:ascii="Arial" w:hAnsi="Arial" w:cs="Arial"/>
+          <w:color w:val="2D3748"/>
+          <w:sz w:val="27"/>
+          <w:szCs w:val="27"/>
+        </w:rPr>
+        <w:t>ve</w:t>
+      </w:r>
+      <w:proofErr w:type="spellEnd"/>
+      <w:r>
+        <w:rPr>
+          <w:rFonts w:ascii="Arial" w:hAnsi="Arial" w:cs="Arial"/>
+          <w:color w:val="2D3748"/>
+          <w:sz w:val="27"/>
+          <w:szCs w:val="27"/>
+        </w:rPr>
+        <w:t xml:space="preserve"> </w:t>
+      </w:r>
+      <w:proofErr w:type="spellStart"/>
+      <w:r>
+        <w:rPr>
+          <w:rFonts w:ascii="Arial" w:hAnsi="Arial" w:cs="Arial"/>
+          <w:color w:val="2D3748"/>
+          <w:sz w:val="27"/>
+          <w:szCs w:val="27"/>
+        </w:rPr>
+        <w:t>proje</w:t>
+      </w:r>
+      <w:proofErr w:type="spellEnd"/>
+      <w:r>
+        <w:rPr>
+          <w:rFonts w:ascii="Arial" w:hAnsi="Arial" w:cs="Arial"/>
+          <w:color w:val="2D3748"/>
+          <w:sz w:val="27"/>
+          <w:szCs w:val="27"/>
+        </w:rPr>
+        <w:t xml:space="preserve"> </w:t>
+      </w:r>
+      <w:proofErr w:type="spellStart"/>
+      <w:r>
+        <w:rPr>
+          <w:rFonts w:ascii="Arial" w:hAnsi="Arial" w:cs="Arial"/>
+          <w:color w:val="2D3748"/>
+          <w:sz w:val="27"/>
+          <w:szCs w:val="27"/>
+        </w:rPr>
+        <w:t>sürümleri</w:t>
+      </w:r>
+      <w:proofErr w:type="spellEnd"/>
+      <w:r>
+        <w:rPr>
+          <w:rFonts w:ascii="Arial" w:hAnsi="Arial" w:cs="Arial"/>
+          <w:color w:val="2D3748"/>
+          <w:sz w:val="27"/>
+          <w:szCs w:val="27"/>
+        </w:rPr>
+        <w:t xml:space="preserve"> </w:t>
+      </w:r>
+      <w:proofErr w:type="spellStart"/>
+      <w:r>
+        <w:rPr>
+          <w:rFonts w:ascii="Arial" w:hAnsi="Arial" w:cs="Arial"/>
+          <w:color w:val="2D3748"/>
+          <w:sz w:val="27"/>
+          <w:szCs w:val="27"/>
+        </w:rPr>
+        <w:t>için</w:t>
+      </w:r>
+      <w:proofErr w:type="spellEnd"/>
+      <w:r>
+        <w:rPr>
+          <w:rFonts w:ascii="Arial" w:hAnsi="Arial" w:cs="Arial"/>
+          <w:color w:val="2D3748"/>
+          <w:sz w:val="27"/>
+          <w:szCs w:val="27"/>
+        </w:rPr>
+        <w:t xml:space="preserve"> </w:t>
+      </w:r>
+      <w:proofErr w:type="spellStart"/>
+      <w:r>
+        <w:rPr>
+          <w:rFonts w:ascii="Arial" w:hAnsi="Arial" w:cs="Arial"/>
+          <w:color w:val="2D3748"/>
+          <w:sz w:val="27"/>
+          <w:szCs w:val="27"/>
+        </w:rPr>
+        <w:t>garanti</w:t>
+      </w:r>
+      <w:proofErr w:type="spellEnd"/>
+      <w:r>
+        <w:rPr>
+          <w:rFonts w:ascii="Arial" w:hAnsi="Arial" w:cs="Arial"/>
+          <w:color w:val="2D3748"/>
+          <w:sz w:val="27"/>
+          <w:szCs w:val="27"/>
+        </w:rPr>
+        <w:t xml:space="preserve"> </w:t>
+      </w:r>
+      <w:proofErr w:type="spellStart"/>
+      <w:r>
+        <w:rPr>
+          <w:rFonts w:ascii="Arial" w:hAnsi="Arial" w:cs="Arial"/>
+          <w:color w:val="2D3748"/>
+          <w:sz w:val="27"/>
+          <w:szCs w:val="27"/>
+        </w:rPr>
+        <w:t>edilmiş</w:t>
+      </w:r>
+      <w:proofErr w:type="spellEnd"/>
+      <w:r>
+        <w:rPr>
+          <w:rFonts w:ascii="Arial" w:hAnsi="Arial" w:cs="Arial"/>
+          <w:color w:val="2D3748"/>
+          <w:sz w:val="27"/>
+          <w:szCs w:val="27"/>
+        </w:rPr>
+        <w:t xml:space="preserve"> </w:t>
+      </w:r>
+      <w:proofErr w:type="spellStart"/>
+      <w:r>
+        <w:rPr>
+          <w:rFonts w:ascii="Arial" w:hAnsi="Arial" w:cs="Arial"/>
+          <w:color w:val="2D3748"/>
+          <w:sz w:val="27"/>
+          <w:szCs w:val="27"/>
+        </w:rPr>
+        <w:t>versiyonlar</w:t>
+      </w:r>
+      <w:proofErr w:type="spellEnd"/>
+      <w:r>
+        <w:rPr>
+          <w:rFonts w:ascii="Arial" w:hAnsi="Arial" w:cs="Arial"/>
+          <w:color w:val="2D3748"/>
+          <w:sz w:val="27"/>
+          <w:szCs w:val="27"/>
+        </w:rPr>
+        <w:t xml:space="preserve"> </w:t>
+      </w:r>
+      <w:proofErr w:type="spellStart"/>
+      <w:r>
+        <w:rPr>
+          <w:rFonts w:ascii="Arial" w:hAnsi="Arial" w:cs="Arial"/>
+          <w:color w:val="2D3748"/>
+          <w:sz w:val="27"/>
+          <w:szCs w:val="27"/>
+        </w:rPr>
+        <w:t>saklanır</w:t>
+      </w:r>
+      <w:proofErr w:type="spellEnd"/>
+      <w:r>
+        <w:rPr>
+          <w:rFonts w:ascii="Arial" w:hAnsi="Arial" w:cs="Arial"/>
+          <w:color w:val="2D3748"/>
+          <w:sz w:val="27"/>
+          <w:szCs w:val="27"/>
+        </w:rPr>
+        <w:t>.</w:t>
       </w:r>
     </w:p>
     <w:p>
@@ -2079,6 +6678,7 @@
           <w:szCs w:val="27"/>
         </w:rPr>
       </w:pPr>
+      <w:proofErr w:type="gramStart"/>
       <w:r>
         <w:rPr>
           <w:rStyle w:val="Strong"/>
@@ -2088,16 +6688,643 @@
           <w:szCs w:val="27"/>
           <w:bdr w:val="single" w:sz="2" w:space="0" w:color="E2E8F0" w:frame="1"/>
         </w:rPr>
-        <w:t>.gitignore:</w:t>
-      </w:r>
-      <w:r>
-        <w:rPr>
-          <w:rFonts w:ascii="Arial" w:hAnsi="Arial" w:cs="Arial"/>
-          <w:color w:val="2D3748"/>
-          <w:sz w:val="27"/>
-          <w:szCs w:val="27"/>
-        </w:rPr>
-        <w:t> Bu dosya sayesinde istenmeyen uzantıdaki ve dizindeki dosyaların takip edilmesini engellemiş oluruz. Böylece git sunucularına göndermek istemediğimiz dosyalar takip edilmez. create-react-app ile node_modules klasörü altındaki paketler ve build klasörü .gitignore içerisinde belirtilmiş olarak gelir.</w:t>
+        <w:t>.</w:t>
+      </w:r>
+      <w:proofErr w:type="spellStart"/>
+      <w:r>
+        <w:rPr>
+          <w:rStyle w:val="Strong"/>
+          <w:rFonts w:ascii="Arial" w:eastAsiaTheme="majorEastAsia" w:hAnsi="Arial" w:cs="Arial"/>
+          <w:color w:val="2D3748"/>
+          <w:sz w:val="27"/>
+          <w:szCs w:val="27"/>
+          <w:bdr w:val="single" w:sz="2" w:space="0" w:color="E2E8F0" w:frame="1"/>
+        </w:rPr>
+        <w:t>gitignore</w:t>
+      </w:r>
+      <w:proofErr w:type="spellEnd"/>
+      <w:proofErr w:type="gramEnd"/>
+      <w:r>
+        <w:rPr>
+          <w:rStyle w:val="Strong"/>
+          <w:rFonts w:ascii="Arial" w:eastAsiaTheme="majorEastAsia" w:hAnsi="Arial" w:cs="Arial"/>
+          <w:color w:val="2D3748"/>
+          <w:sz w:val="27"/>
+          <w:szCs w:val="27"/>
+          <w:bdr w:val="single" w:sz="2" w:space="0" w:color="E2E8F0" w:frame="1"/>
+        </w:rPr>
+        <w:t>:</w:t>
+      </w:r>
+      <w:r>
+        <w:rPr>
+          <w:rFonts w:ascii="Arial" w:hAnsi="Arial" w:cs="Arial"/>
+          <w:color w:val="2D3748"/>
+          <w:sz w:val="27"/>
+          <w:szCs w:val="27"/>
+        </w:rPr>
+        <w:t xml:space="preserve"> Bu </w:t>
+      </w:r>
+      <w:proofErr w:type="spellStart"/>
+      <w:r>
+        <w:rPr>
+          <w:rFonts w:ascii="Arial" w:hAnsi="Arial" w:cs="Arial"/>
+          <w:color w:val="2D3748"/>
+          <w:sz w:val="27"/>
+          <w:szCs w:val="27"/>
+        </w:rPr>
+        <w:t>dosya</w:t>
+      </w:r>
+      <w:proofErr w:type="spellEnd"/>
+      <w:r>
+        <w:rPr>
+          <w:rFonts w:ascii="Arial" w:hAnsi="Arial" w:cs="Arial"/>
+          <w:color w:val="2D3748"/>
+          <w:sz w:val="27"/>
+          <w:szCs w:val="27"/>
+        </w:rPr>
+        <w:t xml:space="preserve"> </w:t>
+      </w:r>
+      <w:proofErr w:type="spellStart"/>
+      <w:r>
+        <w:rPr>
+          <w:rFonts w:ascii="Arial" w:hAnsi="Arial" w:cs="Arial"/>
+          <w:color w:val="2D3748"/>
+          <w:sz w:val="27"/>
+          <w:szCs w:val="27"/>
+        </w:rPr>
+        <w:t>sayesinde</w:t>
+      </w:r>
+      <w:proofErr w:type="spellEnd"/>
+      <w:r>
+        <w:rPr>
+          <w:rFonts w:ascii="Arial" w:hAnsi="Arial" w:cs="Arial"/>
+          <w:color w:val="2D3748"/>
+          <w:sz w:val="27"/>
+          <w:szCs w:val="27"/>
+        </w:rPr>
+        <w:t xml:space="preserve"> </w:t>
+      </w:r>
+      <w:proofErr w:type="spellStart"/>
+      <w:r>
+        <w:rPr>
+          <w:rFonts w:ascii="Arial" w:hAnsi="Arial" w:cs="Arial"/>
+          <w:color w:val="2D3748"/>
+          <w:sz w:val="27"/>
+          <w:szCs w:val="27"/>
+        </w:rPr>
+        <w:t>istenmeyen</w:t>
+      </w:r>
+      <w:proofErr w:type="spellEnd"/>
+      <w:r>
+        <w:rPr>
+          <w:rFonts w:ascii="Arial" w:hAnsi="Arial" w:cs="Arial"/>
+          <w:color w:val="2D3748"/>
+          <w:sz w:val="27"/>
+          <w:szCs w:val="27"/>
+        </w:rPr>
+        <w:t xml:space="preserve"> </w:t>
+      </w:r>
+      <w:proofErr w:type="spellStart"/>
+      <w:r>
+        <w:rPr>
+          <w:rFonts w:ascii="Arial" w:hAnsi="Arial" w:cs="Arial"/>
+          <w:color w:val="2D3748"/>
+          <w:sz w:val="27"/>
+          <w:szCs w:val="27"/>
+        </w:rPr>
+        <w:t>uzantıdaki</w:t>
+      </w:r>
+      <w:proofErr w:type="spellEnd"/>
+      <w:r>
+        <w:rPr>
+          <w:rFonts w:ascii="Arial" w:hAnsi="Arial" w:cs="Arial"/>
+          <w:color w:val="2D3748"/>
+          <w:sz w:val="27"/>
+          <w:szCs w:val="27"/>
+        </w:rPr>
+        <w:t xml:space="preserve"> </w:t>
+      </w:r>
+      <w:proofErr w:type="spellStart"/>
+      <w:r>
+        <w:rPr>
+          <w:rFonts w:ascii="Arial" w:hAnsi="Arial" w:cs="Arial"/>
+          <w:color w:val="2D3748"/>
+          <w:sz w:val="27"/>
+          <w:szCs w:val="27"/>
+        </w:rPr>
+        <w:t>ve</w:t>
+      </w:r>
+      <w:proofErr w:type="spellEnd"/>
+      <w:r>
+        <w:rPr>
+          <w:rFonts w:ascii="Arial" w:hAnsi="Arial" w:cs="Arial"/>
+          <w:color w:val="2D3748"/>
+          <w:sz w:val="27"/>
+          <w:szCs w:val="27"/>
+        </w:rPr>
+        <w:t xml:space="preserve"> </w:t>
+      </w:r>
+      <w:proofErr w:type="spellStart"/>
+      <w:r>
+        <w:rPr>
+          <w:rFonts w:ascii="Arial" w:hAnsi="Arial" w:cs="Arial"/>
+          <w:color w:val="2D3748"/>
+          <w:sz w:val="27"/>
+          <w:szCs w:val="27"/>
+        </w:rPr>
+        <w:t>dizindeki</w:t>
+      </w:r>
+      <w:proofErr w:type="spellEnd"/>
+      <w:r>
+        <w:rPr>
+          <w:rFonts w:ascii="Arial" w:hAnsi="Arial" w:cs="Arial"/>
+          <w:color w:val="2D3748"/>
+          <w:sz w:val="27"/>
+          <w:szCs w:val="27"/>
+        </w:rPr>
+        <w:t xml:space="preserve"> </w:t>
+      </w:r>
+      <w:proofErr w:type="spellStart"/>
+      <w:r>
+        <w:rPr>
+          <w:rFonts w:ascii="Arial" w:hAnsi="Arial" w:cs="Arial"/>
+          <w:color w:val="2D3748"/>
+          <w:sz w:val="27"/>
+          <w:szCs w:val="27"/>
+        </w:rPr>
+        <w:t>dosyaların</w:t>
+      </w:r>
+      <w:proofErr w:type="spellEnd"/>
+      <w:r>
+        <w:rPr>
+          <w:rFonts w:ascii="Arial" w:hAnsi="Arial" w:cs="Arial"/>
+          <w:color w:val="2D3748"/>
+          <w:sz w:val="27"/>
+          <w:szCs w:val="27"/>
+        </w:rPr>
+        <w:t xml:space="preserve"> </w:t>
+      </w:r>
+      <w:proofErr w:type="spellStart"/>
+      <w:r>
+        <w:rPr>
+          <w:rFonts w:ascii="Arial" w:hAnsi="Arial" w:cs="Arial"/>
+          <w:color w:val="2D3748"/>
+          <w:sz w:val="27"/>
+          <w:szCs w:val="27"/>
+        </w:rPr>
+        <w:t>takip</w:t>
+      </w:r>
+      <w:proofErr w:type="spellEnd"/>
+      <w:r>
+        <w:rPr>
+          <w:rFonts w:ascii="Arial" w:hAnsi="Arial" w:cs="Arial"/>
+          <w:color w:val="2D3748"/>
+          <w:sz w:val="27"/>
+          <w:szCs w:val="27"/>
+        </w:rPr>
+        <w:t xml:space="preserve"> </w:t>
+      </w:r>
+      <w:proofErr w:type="spellStart"/>
+      <w:r>
+        <w:rPr>
+          <w:rFonts w:ascii="Arial" w:hAnsi="Arial" w:cs="Arial"/>
+          <w:color w:val="2D3748"/>
+          <w:sz w:val="27"/>
+          <w:szCs w:val="27"/>
+        </w:rPr>
+        <w:t>edilmesini</w:t>
+      </w:r>
+      <w:proofErr w:type="spellEnd"/>
+      <w:r>
+        <w:rPr>
+          <w:rFonts w:ascii="Arial" w:hAnsi="Arial" w:cs="Arial"/>
+          <w:color w:val="2D3748"/>
+          <w:sz w:val="27"/>
+          <w:szCs w:val="27"/>
+        </w:rPr>
+        <w:t xml:space="preserve"> </w:t>
+      </w:r>
+      <w:proofErr w:type="spellStart"/>
+      <w:r>
+        <w:rPr>
+          <w:rFonts w:ascii="Arial" w:hAnsi="Arial" w:cs="Arial"/>
+          <w:color w:val="2D3748"/>
+          <w:sz w:val="27"/>
+          <w:szCs w:val="27"/>
+        </w:rPr>
+        <w:t>engellemiş</w:t>
+      </w:r>
+      <w:proofErr w:type="spellEnd"/>
+      <w:r>
+        <w:rPr>
+          <w:rFonts w:ascii="Arial" w:hAnsi="Arial" w:cs="Arial"/>
+          <w:color w:val="2D3748"/>
+          <w:sz w:val="27"/>
+          <w:szCs w:val="27"/>
+        </w:rPr>
+        <w:t xml:space="preserve"> </w:t>
+      </w:r>
+      <w:proofErr w:type="spellStart"/>
+      <w:r>
+        <w:rPr>
+          <w:rFonts w:ascii="Arial" w:hAnsi="Arial" w:cs="Arial"/>
+          <w:color w:val="2D3748"/>
+          <w:sz w:val="27"/>
+          <w:szCs w:val="27"/>
+        </w:rPr>
+        <w:t>oluruz</w:t>
+      </w:r>
+      <w:proofErr w:type="spellEnd"/>
+      <w:r>
+        <w:rPr>
+          <w:rFonts w:ascii="Arial" w:hAnsi="Arial" w:cs="Arial"/>
+          <w:color w:val="2D3748"/>
+          <w:sz w:val="27"/>
+          <w:szCs w:val="27"/>
+        </w:rPr>
+        <w:t xml:space="preserve">. </w:t>
+      </w:r>
+      <w:proofErr w:type="spellStart"/>
+      <w:r>
+        <w:rPr>
+          <w:rFonts w:ascii="Arial" w:hAnsi="Arial" w:cs="Arial"/>
+          <w:color w:val="2D3748"/>
+          <w:sz w:val="27"/>
+          <w:szCs w:val="27"/>
+        </w:rPr>
+        <w:t>Böylece</w:t>
+      </w:r>
+      <w:proofErr w:type="spellEnd"/>
+      <w:r>
+        <w:rPr>
+          <w:rFonts w:ascii="Arial" w:hAnsi="Arial" w:cs="Arial"/>
+          <w:color w:val="2D3748"/>
+          <w:sz w:val="27"/>
+          <w:szCs w:val="27"/>
+        </w:rPr>
+        <w:t xml:space="preserve"> git </w:t>
+      </w:r>
+      <w:proofErr w:type="spellStart"/>
+      <w:r>
+        <w:rPr>
+          <w:rFonts w:ascii="Arial" w:hAnsi="Arial" w:cs="Arial"/>
+          <w:color w:val="2D3748"/>
+          <w:sz w:val="27"/>
+          <w:szCs w:val="27"/>
+        </w:rPr>
+        <w:t>sunucularına</w:t>
+      </w:r>
+      <w:proofErr w:type="spellEnd"/>
+      <w:r>
+        <w:rPr>
+          <w:rFonts w:ascii="Arial" w:hAnsi="Arial" w:cs="Arial"/>
+          <w:color w:val="2D3748"/>
+          <w:sz w:val="27"/>
+          <w:szCs w:val="27"/>
+        </w:rPr>
+        <w:t xml:space="preserve"> </w:t>
+      </w:r>
+      <w:proofErr w:type="spellStart"/>
+      <w:r>
+        <w:rPr>
+          <w:rFonts w:ascii="Arial" w:hAnsi="Arial" w:cs="Arial"/>
+          <w:color w:val="2D3748"/>
+          <w:sz w:val="27"/>
+          <w:szCs w:val="27"/>
+        </w:rPr>
+        <w:t>göndermek</w:t>
+      </w:r>
+      <w:proofErr w:type="spellEnd"/>
+      <w:r>
+        <w:rPr>
+          <w:rFonts w:ascii="Arial" w:hAnsi="Arial" w:cs="Arial"/>
+          <w:color w:val="2D3748"/>
+          <w:sz w:val="27"/>
+          <w:szCs w:val="27"/>
+        </w:rPr>
+        <w:t xml:space="preserve"> </w:t>
+      </w:r>
+      <w:proofErr w:type="spellStart"/>
+      <w:r>
+        <w:rPr>
+          <w:rFonts w:ascii="Arial" w:hAnsi="Arial" w:cs="Arial"/>
+          <w:color w:val="2D3748"/>
+          <w:sz w:val="27"/>
+          <w:szCs w:val="27"/>
+        </w:rPr>
+        <w:t>istemediğimiz</w:t>
+      </w:r>
+      <w:proofErr w:type="spellEnd"/>
+      <w:r>
+        <w:rPr>
+          <w:rFonts w:ascii="Arial" w:hAnsi="Arial" w:cs="Arial"/>
+          <w:color w:val="2D3748"/>
+          <w:sz w:val="27"/>
+          <w:szCs w:val="27"/>
+        </w:rPr>
+        <w:t xml:space="preserve"> </w:t>
+      </w:r>
+      <w:proofErr w:type="spellStart"/>
+      <w:r>
+        <w:rPr>
+          <w:rFonts w:ascii="Arial" w:hAnsi="Arial" w:cs="Arial"/>
+          <w:color w:val="2D3748"/>
+          <w:sz w:val="27"/>
+          <w:szCs w:val="27"/>
+        </w:rPr>
+        <w:t>dosyalar</w:t>
+      </w:r>
+      <w:proofErr w:type="spellEnd"/>
+      <w:r>
+        <w:rPr>
+          <w:rFonts w:ascii="Arial" w:hAnsi="Arial" w:cs="Arial"/>
+          <w:color w:val="2D3748"/>
+          <w:sz w:val="27"/>
+          <w:szCs w:val="27"/>
+        </w:rPr>
+        <w:t xml:space="preserve"> </w:t>
+      </w:r>
+      <w:proofErr w:type="spellStart"/>
+      <w:r>
+        <w:rPr>
+          <w:rFonts w:ascii="Arial" w:hAnsi="Arial" w:cs="Arial"/>
+          <w:color w:val="2D3748"/>
+          <w:sz w:val="27"/>
+          <w:szCs w:val="27"/>
+        </w:rPr>
+        <w:t>takip</w:t>
+      </w:r>
+      <w:proofErr w:type="spellEnd"/>
+      <w:r>
+        <w:rPr>
+          <w:rFonts w:ascii="Arial" w:hAnsi="Arial" w:cs="Arial"/>
+          <w:color w:val="2D3748"/>
+          <w:sz w:val="27"/>
+          <w:szCs w:val="27"/>
+        </w:rPr>
+        <w:t xml:space="preserve"> </w:t>
+      </w:r>
+      <w:proofErr w:type="spellStart"/>
+      <w:r>
+        <w:rPr>
+          <w:rFonts w:ascii="Arial" w:hAnsi="Arial" w:cs="Arial"/>
+          <w:color w:val="2D3748"/>
+          <w:sz w:val="27"/>
+          <w:szCs w:val="27"/>
+        </w:rPr>
+        <w:t>edilmez</w:t>
+      </w:r>
+      <w:proofErr w:type="spellEnd"/>
+      <w:r>
+        <w:rPr>
+          <w:rFonts w:ascii="Arial" w:hAnsi="Arial" w:cs="Arial"/>
+          <w:color w:val="2D3748"/>
+          <w:sz w:val="27"/>
+          <w:szCs w:val="27"/>
+        </w:rPr>
+        <w:t xml:space="preserve">. create-react-app </w:t>
+      </w:r>
+      <w:proofErr w:type="spellStart"/>
+      <w:r>
+        <w:rPr>
+          <w:rFonts w:ascii="Arial" w:hAnsi="Arial" w:cs="Arial"/>
+          <w:color w:val="2D3748"/>
+          <w:sz w:val="27"/>
+          <w:szCs w:val="27"/>
+        </w:rPr>
+        <w:t>ile</w:t>
+      </w:r>
+      <w:proofErr w:type="spellEnd"/>
+      <w:r>
+        <w:rPr>
+          <w:rFonts w:ascii="Arial" w:hAnsi="Arial" w:cs="Arial"/>
+          <w:color w:val="2D3748"/>
+          <w:sz w:val="27"/>
+          <w:szCs w:val="27"/>
+        </w:rPr>
+        <w:t xml:space="preserve"> </w:t>
+      </w:r>
+      <w:proofErr w:type="spellStart"/>
+      <w:r>
+        <w:rPr>
+          <w:rFonts w:ascii="Arial" w:hAnsi="Arial" w:cs="Arial"/>
+          <w:color w:val="2D3748"/>
+          <w:sz w:val="27"/>
+          <w:szCs w:val="27"/>
+        </w:rPr>
+        <w:t>node_modules</w:t>
+      </w:r>
+      <w:proofErr w:type="spellEnd"/>
+      <w:r>
+        <w:rPr>
+          <w:rFonts w:ascii="Arial" w:hAnsi="Arial" w:cs="Arial"/>
+          <w:color w:val="2D3748"/>
+          <w:sz w:val="27"/>
+          <w:szCs w:val="27"/>
+        </w:rPr>
+        <w:t xml:space="preserve"> </w:t>
+      </w:r>
+      <w:proofErr w:type="spellStart"/>
+      <w:r>
+        <w:rPr>
+          <w:rFonts w:ascii="Arial" w:hAnsi="Arial" w:cs="Arial"/>
+          <w:color w:val="2D3748"/>
+          <w:sz w:val="27"/>
+          <w:szCs w:val="27"/>
+        </w:rPr>
+        <w:t>klasörü</w:t>
+      </w:r>
+      <w:proofErr w:type="spellEnd"/>
+      <w:r>
+        <w:rPr>
+          <w:rFonts w:ascii="Arial" w:hAnsi="Arial" w:cs="Arial"/>
+          <w:color w:val="2D3748"/>
+          <w:sz w:val="27"/>
+          <w:szCs w:val="27"/>
+        </w:rPr>
+        <w:t xml:space="preserve"> </w:t>
+      </w:r>
+      <w:proofErr w:type="spellStart"/>
+      <w:r>
+        <w:rPr>
+          <w:rFonts w:ascii="Arial" w:hAnsi="Arial" w:cs="Arial"/>
+          <w:color w:val="2D3748"/>
+          <w:sz w:val="27"/>
+          <w:szCs w:val="27"/>
+        </w:rPr>
+        <w:t>altındaki</w:t>
+      </w:r>
+      <w:proofErr w:type="spellEnd"/>
+      <w:r>
+        <w:rPr>
+          <w:rFonts w:ascii="Arial" w:hAnsi="Arial" w:cs="Arial"/>
+          <w:color w:val="2D3748"/>
+          <w:sz w:val="27"/>
+          <w:szCs w:val="27"/>
+        </w:rPr>
+        <w:t xml:space="preserve"> </w:t>
+      </w:r>
+      <w:proofErr w:type="spellStart"/>
+      <w:r>
+        <w:rPr>
+          <w:rFonts w:ascii="Arial" w:hAnsi="Arial" w:cs="Arial"/>
+          <w:color w:val="2D3748"/>
+          <w:sz w:val="27"/>
+          <w:szCs w:val="27"/>
+        </w:rPr>
+        <w:t>paketler</w:t>
+      </w:r>
+      <w:proofErr w:type="spellEnd"/>
+      <w:r>
+        <w:rPr>
+          <w:rFonts w:ascii="Arial" w:hAnsi="Arial" w:cs="Arial"/>
+          <w:color w:val="2D3748"/>
+          <w:sz w:val="27"/>
+          <w:szCs w:val="27"/>
+        </w:rPr>
+        <w:t xml:space="preserve"> </w:t>
+      </w:r>
+      <w:proofErr w:type="spellStart"/>
+      <w:r>
+        <w:rPr>
+          <w:rFonts w:ascii="Arial" w:hAnsi="Arial" w:cs="Arial"/>
+          <w:color w:val="2D3748"/>
+          <w:sz w:val="27"/>
+          <w:szCs w:val="27"/>
+        </w:rPr>
+        <w:t>ve</w:t>
+      </w:r>
+      <w:proofErr w:type="spellEnd"/>
+      <w:r>
+        <w:rPr>
+          <w:rFonts w:ascii="Arial" w:hAnsi="Arial" w:cs="Arial"/>
+          <w:color w:val="2D3748"/>
+          <w:sz w:val="27"/>
+          <w:szCs w:val="27"/>
+        </w:rPr>
+        <w:t xml:space="preserve"> build </w:t>
+      </w:r>
+      <w:proofErr w:type="spellStart"/>
+      <w:proofErr w:type="gramStart"/>
+      <w:r>
+        <w:rPr>
+          <w:rFonts w:ascii="Arial" w:hAnsi="Arial" w:cs="Arial"/>
+          <w:color w:val="2D3748"/>
+          <w:sz w:val="27"/>
+          <w:szCs w:val="27"/>
+        </w:rPr>
+        <w:t>klasörü</w:t>
+      </w:r>
+      <w:proofErr w:type="spellEnd"/>
+      <w:r>
+        <w:rPr>
+          <w:rFonts w:ascii="Arial" w:hAnsi="Arial" w:cs="Arial"/>
+          <w:color w:val="2D3748"/>
+          <w:sz w:val="27"/>
+          <w:szCs w:val="27"/>
+        </w:rPr>
+        <w:t xml:space="preserve"> .</w:t>
+      </w:r>
+      <w:proofErr w:type="spellStart"/>
+      <w:r>
+        <w:rPr>
+          <w:rFonts w:ascii="Arial" w:hAnsi="Arial" w:cs="Arial"/>
+          <w:color w:val="2D3748"/>
+          <w:sz w:val="27"/>
+          <w:szCs w:val="27"/>
+        </w:rPr>
+        <w:t>gitignore</w:t>
+      </w:r>
+      <w:proofErr w:type="spellEnd"/>
+      <w:proofErr w:type="gramEnd"/>
+      <w:r>
+        <w:rPr>
+          <w:rFonts w:ascii="Arial" w:hAnsi="Arial" w:cs="Arial"/>
+          <w:color w:val="2D3748"/>
+          <w:sz w:val="27"/>
+          <w:szCs w:val="27"/>
+        </w:rPr>
+        <w:t xml:space="preserve"> </w:t>
+      </w:r>
+      <w:proofErr w:type="spellStart"/>
+      <w:r>
+        <w:rPr>
+          <w:rFonts w:ascii="Arial" w:hAnsi="Arial" w:cs="Arial"/>
+          <w:color w:val="2D3748"/>
+          <w:sz w:val="27"/>
+          <w:szCs w:val="27"/>
+        </w:rPr>
+        <w:t>içerisinde</w:t>
+      </w:r>
+      <w:proofErr w:type="spellEnd"/>
+      <w:r>
+        <w:rPr>
+          <w:rFonts w:ascii="Arial" w:hAnsi="Arial" w:cs="Arial"/>
+          <w:color w:val="2D3748"/>
+          <w:sz w:val="27"/>
+          <w:szCs w:val="27"/>
+        </w:rPr>
+        <w:t xml:space="preserve"> </w:t>
+      </w:r>
+      <w:proofErr w:type="spellStart"/>
+      <w:r>
+        <w:rPr>
+          <w:rFonts w:ascii="Arial" w:hAnsi="Arial" w:cs="Arial"/>
+          <w:color w:val="2D3748"/>
+          <w:sz w:val="27"/>
+          <w:szCs w:val="27"/>
+        </w:rPr>
+        <w:t>belirtilmiş</w:t>
+      </w:r>
+      <w:proofErr w:type="spellEnd"/>
+      <w:r>
+        <w:rPr>
+          <w:rFonts w:ascii="Arial" w:hAnsi="Arial" w:cs="Arial"/>
+          <w:color w:val="2D3748"/>
+          <w:sz w:val="27"/>
+          <w:szCs w:val="27"/>
+        </w:rPr>
+        <w:t xml:space="preserve"> </w:t>
+      </w:r>
+      <w:proofErr w:type="spellStart"/>
+      <w:r>
+        <w:rPr>
+          <w:rFonts w:ascii="Arial" w:hAnsi="Arial" w:cs="Arial"/>
+          <w:color w:val="2D3748"/>
+          <w:sz w:val="27"/>
+          <w:szCs w:val="27"/>
+        </w:rPr>
+        <w:t>olarak</w:t>
+      </w:r>
+      <w:proofErr w:type="spellEnd"/>
+      <w:r>
+        <w:rPr>
+          <w:rFonts w:ascii="Arial" w:hAnsi="Arial" w:cs="Arial"/>
+          <w:color w:val="2D3748"/>
+          <w:sz w:val="27"/>
+          <w:szCs w:val="27"/>
+        </w:rPr>
+        <w:t xml:space="preserve"> </w:t>
+      </w:r>
+      <w:proofErr w:type="spellStart"/>
+      <w:r>
+        <w:rPr>
+          <w:rFonts w:ascii="Arial" w:hAnsi="Arial" w:cs="Arial"/>
+          <w:color w:val="2D3748"/>
+          <w:sz w:val="27"/>
+          <w:szCs w:val="27"/>
+        </w:rPr>
+        <w:t>gelir</w:t>
+      </w:r>
+      <w:proofErr w:type="spellEnd"/>
+      <w:r>
+        <w:rPr>
+          <w:rFonts w:ascii="Arial" w:hAnsi="Arial" w:cs="Arial"/>
+          <w:color w:val="2D3748"/>
+          <w:sz w:val="27"/>
+          <w:szCs w:val="27"/>
+        </w:rPr>
+        <w:t>.</w:t>
       </w:r>
     </w:p>
     <w:p>
@@ -2122,15 +7349,227 @@
           <w:szCs w:val="27"/>
         </w:rPr>
       </w:pPr>
-      <w:r>
-        <w:rPr>
-          <w:rFonts w:ascii="Arial" w:hAnsi="Arial" w:cs="Arial"/>
-          <w:color w:val="2D3748"/>
-          <w:sz w:val="27"/>
-          <w:szCs w:val="27"/>
-        </w:rPr>
-        <w:t xml:space="preserve">Uygulamayı geliştirme aşamasında start script'ini kullanarak sunucuyu başlatmaktan ve uygulamanın ayağa kaldırılmasından </w:t>
-      </w:r>
+      <w:proofErr w:type="spellStart"/>
+      <w:r>
+        <w:rPr>
+          <w:rFonts w:ascii="Arial" w:hAnsi="Arial" w:cs="Arial"/>
+          <w:color w:val="2D3748"/>
+          <w:sz w:val="27"/>
+          <w:szCs w:val="27"/>
+        </w:rPr>
+        <w:t>Uygulamayı</w:t>
+      </w:r>
+      <w:proofErr w:type="spellEnd"/>
+      <w:r>
+        <w:rPr>
+          <w:rFonts w:ascii="Arial" w:hAnsi="Arial" w:cs="Arial"/>
+          <w:color w:val="2D3748"/>
+          <w:sz w:val="27"/>
+          <w:szCs w:val="27"/>
+        </w:rPr>
+        <w:t xml:space="preserve"> </w:t>
+      </w:r>
+      <w:proofErr w:type="spellStart"/>
+      <w:r>
+        <w:rPr>
+          <w:rFonts w:ascii="Arial" w:hAnsi="Arial" w:cs="Arial"/>
+          <w:color w:val="2D3748"/>
+          <w:sz w:val="27"/>
+          <w:szCs w:val="27"/>
+        </w:rPr>
+        <w:t>geliştirme</w:t>
+      </w:r>
+      <w:proofErr w:type="spellEnd"/>
+      <w:r>
+        <w:rPr>
+          <w:rFonts w:ascii="Arial" w:hAnsi="Arial" w:cs="Arial"/>
+          <w:color w:val="2D3748"/>
+          <w:sz w:val="27"/>
+          <w:szCs w:val="27"/>
+        </w:rPr>
+        <w:t xml:space="preserve"> </w:t>
+      </w:r>
+      <w:proofErr w:type="spellStart"/>
+      <w:r>
+        <w:rPr>
+          <w:rFonts w:ascii="Arial" w:hAnsi="Arial" w:cs="Arial"/>
+          <w:color w:val="2D3748"/>
+          <w:sz w:val="27"/>
+          <w:szCs w:val="27"/>
+        </w:rPr>
+        <w:t>aşamasında</w:t>
+      </w:r>
+      <w:proofErr w:type="spellEnd"/>
+      <w:r>
+        <w:rPr>
+          <w:rFonts w:ascii="Arial" w:hAnsi="Arial" w:cs="Arial"/>
+          <w:color w:val="2D3748"/>
+          <w:sz w:val="27"/>
+          <w:szCs w:val="27"/>
+        </w:rPr>
+        <w:t xml:space="preserve"> start </w:t>
+      </w:r>
+      <w:proofErr w:type="spellStart"/>
+      <w:r>
+        <w:rPr>
+          <w:rFonts w:ascii="Arial" w:hAnsi="Arial" w:cs="Arial"/>
+          <w:color w:val="2D3748"/>
+          <w:sz w:val="27"/>
+          <w:szCs w:val="27"/>
+        </w:rPr>
+        <w:t>script'ini</w:t>
+      </w:r>
+      <w:proofErr w:type="spellEnd"/>
+      <w:r>
+        <w:rPr>
+          <w:rFonts w:ascii="Arial" w:hAnsi="Arial" w:cs="Arial"/>
+          <w:color w:val="2D3748"/>
+          <w:sz w:val="27"/>
+          <w:szCs w:val="27"/>
+        </w:rPr>
+        <w:t xml:space="preserve"> </w:t>
+      </w:r>
+      <w:proofErr w:type="spellStart"/>
+      <w:r>
+        <w:rPr>
+          <w:rFonts w:ascii="Arial" w:hAnsi="Arial" w:cs="Arial"/>
+          <w:color w:val="2D3748"/>
+          <w:sz w:val="27"/>
+          <w:szCs w:val="27"/>
+        </w:rPr>
+        <w:t>kullanarak</w:t>
+      </w:r>
+      <w:proofErr w:type="spellEnd"/>
+      <w:r>
+        <w:rPr>
+          <w:rFonts w:ascii="Arial" w:hAnsi="Arial" w:cs="Arial"/>
+          <w:color w:val="2D3748"/>
+          <w:sz w:val="27"/>
+          <w:szCs w:val="27"/>
+        </w:rPr>
+        <w:t xml:space="preserve"> </w:t>
+      </w:r>
+      <w:proofErr w:type="spellStart"/>
+      <w:r>
+        <w:rPr>
+          <w:rFonts w:ascii="Arial" w:hAnsi="Arial" w:cs="Arial"/>
+          <w:color w:val="2D3748"/>
+          <w:sz w:val="27"/>
+          <w:szCs w:val="27"/>
+        </w:rPr>
+        <w:t>sunucuyu</w:t>
+      </w:r>
+      <w:proofErr w:type="spellEnd"/>
+      <w:r>
+        <w:rPr>
+          <w:rFonts w:ascii="Arial" w:hAnsi="Arial" w:cs="Arial"/>
+          <w:color w:val="2D3748"/>
+          <w:sz w:val="27"/>
+          <w:szCs w:val="27"/>
+        </w:rPr>
+        <w:t xml:space="preserve"> </w:t>
+      </w:r>
+      <w:proofErr w:type="spellStart"/>
+      <w:r>
+        <w:rPr>
+          <w:rFonts w:ascii="Arial" w:hAnsi="Arial" w:cs="Arial"/>
+          <w:color w:val="2D3748"/>
+          <w:sz w:val="27"/>
+          <w:szCs w:val="27"/>
+        </w:rPr>
+        <w:t>başlatmaktan</w:t>
+      </w:r>
+      <w:proofErr w:type="spellEnd"/>
+      <w:r>
+        <w:rPr>
+          <w:rFonts w:ascii="Arial" w:hAnsi="Arial" w:cs="Arial"/>
+          <w:color w:val="2D3748"/>
+          <w:sz w:val="27"/>
+          <w:szCs w:val="27"/>
+        </w:rPr>
+        <w:t xml:space="preserve"> </w:t>
+      </w:r>
+      <w:proofErr w:type="spellStart"/>
+      <w:r>
+        <w:rPr>
+          <w:rFonts w:ascii="Arial" w:hAnsi="Arial" w:cs="Arial"/>
+          <w:color w:val="2D3748"/>
+          <w:sz w:val="27"/>
+          <w:szCs w:val="27"/>
+        </w:rPr>
+        <w:t>ve</w:t>
+      </w:r>
+      <w:proofErr w:type="spellEnd"/>
+      <w:r>
+        <w:rPr>
+          <w:rFonts w:ascii="Arial" w:hAnsi="Arial" w:cs="Arial"/>
+          <w:color w:val="2D3748"/>
+          <w:sz w:val="27"/>
+          <w:szCs w:val="27"/>
+        </w:rPr>
+        <w:t xml:space="preserve"> </w:t>
+      </w:r>
+      <w:proofErr w:type="spellStart"/>
+      <w:r>
+        <w:rPr>
+          <w:rFonts w:ascii="Arial" w:hAnsi="Arial" w:cs="Arial"/>
+          <w:color w:val="2D3748"/>
+          <w:sz w:val="27"/>
+          <w:szCs w:val="27"/>
+        </w:rPr>
+        <w:t>uygulamanın</w:t>
+      </w:r>
+      <w:proofErr w:type="spellEnd"/>
+      <w:r>
+        <w:rPr>
+          <w:rFonts w:ascii="Arial" w:hAnsi="Arial" w:cs="Arial"/>
+          <w:color w:val="2D3748"/>
+          <w:sz w:val="27"/>
+          <w:szCs w:val="27"/>
+        </w:rPr>
+        <w:t xml:space="preserve"> </w:t>
+      </w:r>
+      <w:proofErr w:type="spellStart"/>
+      <w:r>
+        <w:rPr>
+          <w:rFonts w:ascii="Arial" w:hAnsi="Arial" w:cs="Arial"/>
+          <w:color w:val="2D3748"/>
+          <w:sz w:val="27"/>
+          <w:szCs w:val="27"/>
+        </w:rPr>
+        <w:t>ayağa</w:t>
+      </w:r>
+      <w:proofErr w:type="spellEnd"/>
+      <w:r>
+        <w:rPr>
+          <w:rFonts w:ascii="Arial" w:hAnsi="Arial" w:cs="Arial"/>
+          <w:color w:val="2D3748"/>
+          <w:sz w:val="27"/>
+          <w:szCs w:val="27"/>
+        </w:rPr>
+        <w:t xml:space="preserve"> </w:t>
+      </w:r>
+      <w:proofErr w:type="spellStart"/>
+      <w:r>
+        <w:rPr>
+          <w:rFonts w:ascii="Arial" w:hAnsi="Arial" w:cs="Arial"/>
+          <w:color w:val="2D3748"/>
+          <w:sz w:val="27"/>
+          <w:szCs w:val="27"/>
+        </w:rPr>
+        <w:t>kaldırılmasından</w:t>
+      </w:r>
+      <w:proofErr w:type="spellEnd"/>
+      <w:r>
+        <w:rPr>
+          <w:rFonts w:ascii="Arial" w:hAnsi="Arial" w:cs="Arial"/>
+          <w:color w:val="2D3748"/>
+          <w:sz w:val="27"/>
+          <w:szCs w:val="27"/>
+        </w:rPr>
+        <w:t xml:space="preserve"> </w:t>
+      </w:r>
+      <w:proofErr w:type="spellStart"/>
       <w:r>
         <w:rPr>
           <w:rFonts w:ascii="Arial" w:hAnsi="Arial" w:cs="Arial"/>
@@ -2139,7 +7578,17 @@
           <w:szCs w:val="27"/>
         </w:rPr>
         <w:lastRenderedPageBreak/>
-        <w:t>bahsetmiştik. </w:t>
+        <w:t>bahsetmiştik</w:t>
+      </w:r>
+      <w:proofErr w:type="spellEnd"/>
+      <w:r>
+        <w:rPr>
+          <w:rFonts w:ascii="Arial" w:hAnsi="Arial" w:cs="Arial"/>
+          <w:color w:val="2D3748"/>
+          <w:sz w:val="27"/>
+          <w:szCs w:val="27"/>
+        </w:rPr>
+        <w:t>. </w:t>
       </w:r>
       <w:r>
         <w:rPr>
@@ -2150,17 +7599,9 @@
           <w:szCs w:val="27"/>
           <w:bdr w:val="single" w:sz="2" w:space="0" w:color="E2E8F0" w:frame="1"/>
         </w:rPr>
-        <w:t>create-react-app</w:t>
-      </w:r>
-      <w:r>
-        <w:rPr>
-          <w:rFonts w:ascii="Arial" w:hAnsi="Arial" w:cs="Arial"/>
-          <w:color w:val="2D3748"/>
-          <w:sz w:val="27"/>
-          <w:szCs w:val="27"/>
-        </w:rPr>
-        <w:t>'in sunmuş olduğu bir diğer önemli script ise </w:t>
-      </w:r>
+        <w:t>create-react-</w:t>
+      </w:r>
+      <w:proofErr w:type="spellStart"/>
       <w:r>
         <w:rPr>
           <w:rStyle w:val="Strong"/>
@@ -2170,6 +7611,156 @@
           <w:szCs w:val="27"/>
           <w:bdr w:val="single" w:sz="2" w:space="0" w:color="E2E8F0" w:frame="1"/>
         </w:rPr>
+        <w:t>app</w:t>
+      </w:r>
+      <w:r>
+        <w:rPr>
+          <w:rFonts w:ascii="Arial" w:hAnsi="Arial" w:cs="Arial"/>
+          <w:color w:val="2D3748"/>
+          <w:sz w:val="27"/>
+          <w:szCs w:val="27"/>
+        </w:rPr>
+        <w:t>'in</w:t>
+      </w:r>
+      <w:proofErr w:type="spellEnd"/>
+      <w:r>
+        <w:rPr>
+          <w:rFonts w:ascii="Arial" w:hAnsi="Arial" w:cs="Arial"/>
+          <w:color w:val="2D3748"/>
+          <w:sz w:val="27"/>
+          <w:szCs w:val="27"/>
+        </w:rPr>
+        <w:t xml:space="preserve"> </w:t>
+      </w:r>
+      <w:proofErr w:type="spellStart"/>
+      <w:r>
+        <w:rPr>
+          <w:rFonts w:ascii="Arial" w:hAnsi="Arial" w:cs="Arial"/>
+          <w:color w:val="2D3748"/>
+          <w:sz w:val="27"/>
+          <w:szCs w:val="27"/>
+        </w:rPr>
+        <w:t>sunmuş</w:t>
+      </w:r>
+      <w:proofErr w:type="spellEnd"/>
+      <w:r>
+        <w:rPr>
+          <w:rFonts w:ascii="Arial" w:hAnsi="Arial" w:cs="Arial"/>
+          <w:color w:val="2D3748"/>
+          <w:sz w:val="27"/>
+          <w:szCs w:val="27"/>
+        </w:rPr>
+        <w:t xml:space="preserve"> </w:t>
+      </w:r>
+      <w:proofErr w:type="spellStart"/>
+      <w:r>
+        <w:rPr>
+          <w:rFonts w:ascii="Arial" w:hAnsi="Arial" w:cs="Arial"/>
+          <w:color w:val="2D3748"/>
+          <w:sz w:val="27"/>
+          <w:szCs w:val="27"/>
+        </w:rPr>
+        <w:t>olduğu</w:t>
+      </w:r>
+      <w:proofErr w:type="spellEnd"/>
+      <w:r>
+        <w:rPr>
+          <w:rFonts w:ascii="Arial" w:hAnsi="Arial" w:cs="Arial"/>
+          <w:color w:val="2D3748"/>
+          <w:sz w:val="27"/>
+          <w:szCs w:val="27"/>
+        </w:rPr>
+        <w:t xml:space="preserve"> </w:t>
+      </w:r>
+      <w:proofErr w:type="spellStart"/>
+      <w:r>
+        <w:rPr>
+          <w:rFonts w:ascii="Arial" w:hAnsi="Arial" w:cs="Arial"/>
+          <w:color w:val="2D3748"/>
+          <w:sz w:val="27"/>
+          <w:szCs w:val="27"/>
+        </w:rPr>
+        <w:t>bir</w:t>
+      </w:r>
+      <w:proofErr w:type="spellEnd"/>
+      <w:r>
+        <w:rPr>
+          <w:rFonts w:ascii="Arial" w:hAnsi="Arial" w:cs="Arial"/>
+          <w:color w:val="2D3748"/>
+          <w:sz w:val="27"/>
+          <w:szCs w:val="27"/>
+        </w:rPr>
+        <w:t xml:space="preserve"> </w:t>
+      </w:r>
+      <w:proofErr w:type="spellStart"/>
+      <w:r>
+        <w:rPr>
+          <w:rFonts w:ascii="Arial" w:hAnsi="Arial" w:cs="Arial"/>
+          <w:color w:val="2D3748"/>
+          <w:sz w:val="27"/>
+          <w:szCs w:val="27"/>
+        </w:rPr>
+        <w:t>diğer</w:t>
+      </w:r>
+      <w:proofErr w:type="spellEnd"/>
+      <w:r>
+        <w:rPr>
+          <w:rFonts w:ascii="Arial" w:hAnsi="Arial" w:cs="Arial"/>
+          <w:color w:val="2D3748"/>
+          <w:sz w:val="27"/>
+          <w:szCs w:val="27"/>
+        </w:rPr>
+        <w:t xml:space="preserve"> </w:t>
+      </w:r>
+      <w:proofErr w:type="spellStart"/>
+      <w:r>
+        <w:rPr>
+          <w:rFonts w:ascii="Arial" w:hAnsi="Arial" w:cs="Arial"/>
+          <w:color w:val="2D3748"/>
+          <w:sz w:val="27"/>
+          <w:szCs w:val="27"/>
+        </w:rPr>
+        <w:t>önemli</w:t>
+      </w:r>
+      <w:proofErr w:type="spellEnd"/>
+      <w:r>
+        <w:rPr>
+          <w:rFonts w:ascii="Arial" w:hAnsi="Arial" w:cs="Arial"/>
+          <w:color w:val="2D3748"/>
+          <w:sz w:val="27"/>
+          <w:szCs w:val="27"/>
+        </w:rPr>
+        <w:t xml:space="preserve"> script </w:t>
+      </w:r>
+      <w:proofErr w:type="spellStart"/>
+      <w:r>
+        <w:rPr>
+          <w:rFonts w:ascii="Arial" w:hAnsi="Arial" w:cs="Arial"/>
+          <w:color w:val="2D3748"/>
+          <w:sz w:val="27"/>
+          <w:szCs w:val="27"/>
+        </w:rPr>
+        <w:t>ise</w:t>
+      </w:r>
+      <w:proofErr w:type="spellEnd"/>
+      <w:r>
+        <w:rPr>
+          <w:rFonts w:ascii="Arial" w:hAnsi="Arial" w:cs="Arial"/>
+          <w:color w:val="2D3748"/>
+          <w:sz w:val="27"/>
+          <w:szCs w:val="27"/>
+        </w:rPr>
+        <w:t> </w:t>
+      </w:r>
+      <w:r>
+        <w:rPr>
+          <w:rStyle w:val="Strong"/>
+          <w:rFonts w:ascii="Arial" w:eastAsiaTheme="majorEastAsia" w:hAnsi="Arial" w:cs="Arial"/>
+          <w:color w:val="2D3748"/>
+          <w:sz w:val="27"/>
+          <w:szCs w:val="27"/>
+          <w:bdr w:val="single" w:sz="2" w:space="0" w:color="E2E8F0" w:frame="1"/>
+        </w:rPr>
         <w:t>build</w:t>
       </w:r>
       <w:r>
@@ -2179,7 +7770,567 @@
           <w:sz w:val="27"/>
           <w:szCs w:val="27"/>
         </w:rPr>
-        <w:t>. React modüler bir yapı sunuyor ve birçok bileşenden oluşan uygulamalar ortaya çıkıyor. Build scripti oluşturulan bütün ayrı bileşenleri birleştirilip küçültülüyor ve optimize hale getiriyor. Bu sayede canlı ortama (production) alınabilecek bir uygulamaya sahip oluyoruz.</w:t>
+        <w:t xml:space="preserve">. React </w:t>
+      </w:r>
+      <w:proofErr w:type="spellStart"/>
+      <w:r>
+        <w:rPr>
+          <w:rFonts w:ascii="Arial" w:hAnsi="Arial" w:cs="Arial"/>
+          <w:color w:val="2D3748"/>
+          <w:sz w:val="27"/>
+          <w:szCs w:val="27"/>
+        </w:rPr>
+        <w:t>modüler</w:t>
+      </w:r>
+      <w:proofErr w:type="spellEnd"/>
+      <w:r>
+        <w:rPr>
+          <w:rFonts w:ascii="Arial" w:hAnsi="Arial" w:cs="Arial"/>
+          <w:color w:val="2D3748"/>
+          <w:sz w:val="27"/>
+          <w:szCs w:val="27"/>
+        </w:rPr>
+        <w:t xml:space="preserve"> </w:t>
+      </w:r>
+      <w:proofErr w:type="spellStart"/>
+      <w:r>
+        <w:rPr>
+          <w:rFonts w:ascii="Arial" w:hAnsi="Arial" w:cs="Arial"/>
+          <w:color w:val="2D3748"/>
+          <w:sz w:val="27"/>
+          <w:szCs w:val="27"/>
+        </w:rPr>
+        <w:t>bir</w:t>
+      </w:r>
+      <w:proofErr w:type="spellEnd"/>
+      <w:r>
+        <w:rPr>
+          <w:rFonts w:ascii="Arial" w:hAnsi="Arial" w:cs="Arial"/>
+          <w:color w:val="2D3748"/>
+          <w:sz w:val="27"/>
+          <w:szCs w:val="27"/>
+        </w:rPr>
+        <w:t xml:space="preserve"> </w:t>
+      </w:r>
+      <w:proofErr w:type="spellStart"/>
+      <w:r>
+        <w:rPr>
+          <w:rFonts w:ascii="Arial" w:hAnsi="Arial" w:cs="Arial"/>
+          <w:color w:val="2D3748"/>
+          <w:sz w:val="27"/>
+          <w:szCs w:val="27"/>
+        </w:rPr>
+        <w:t>yapı</w:t>
+      </w:r>
+      <w:proofErr w:type="spellEnd"/>
+      <w:r>
+        <w:rPr>
+          <w:rFonts w:ascii="Arial" w:hAnsi="Arial" w:cs="Arial"/>
+          <w:color w:val="2D3748"/>
+          <w:sz w:val="27"/>
+          <w:szCs w:val="27"/>
+        </w:rPr>
+        <w:t xml:space="preserve"> </w:t>
+      </w:r>
+      <w:proofErr w:type="spellStart"/>
+      <w:r>
+        <w:rPr>
+          <w:rFonts w:ascii="Arial" w:hAnsi="Arial" w:cs="Arial"/>
+          <w:color w:val="2D3748"/>
+          <w:sz w:val="27"/>
+          <w:szCs w:val="27"/>
+        </w:rPr>
+        <w:t>sunuyor</w:t>
+      </w:r>
+      <w:proofErr w:type="spellEnd"/>
+      <w:r>
+        <w:rPr>
+          <w:rFonts w:ascii="Arial" w:hAnsi="Arial" w:cs="Arial"/>
+          <w:color w:val="2D3748"/>
+          <w:sz w:val="27"/>
+          <w:szCs w:val="27"/>
+        </w:rPr>
+        <w:t xml:space="preserve"> </w:t>
+      </w:r>
+      <w:proofErr w:type="spellStart"/>
+      <w:r>
+        <w:rPr>
+          <w:rFonts w:ascii="Arial" w:hAnsi="Arial" w:cs="Arial"/>
+          <w:color w:val="2D3748"/>
+          <w:sz w:val="27"/>
+          <w:szCs w:val="27"/>
+        </w:rPr>
+        <w:t>ve</w:t>
+      </w:r>
+      <w:proofErr w:type="spellEnd"/>
+      <w:r>
+        <w:rPr>
+          <w:rFonts w:ascii="Arial" w:hAnsi="Arial" w:cs="Arial"/>
+          <w:color w:val="2D3748"/>
+          <w:sz w:val="27"/>
+          <w:szCs w:val="27"/>
+        </w:rPr>
+        <w:t xml:space="preserve"> </w:t>
+      </w:r>
+      <w:proofErr w:type="spellStart"/>
+      <w:r>
+        <w:rPr>
+          <w:rFonts w:ascii="Arial" w:hAnsi="Arial" w:cs="Arial"/>
+          <w:color w:val="2D3748"/>
+          <w:sz w:val="27"/>
+          <w:szCs w:val="27"/>
+        </w:rPr>
+        <w:t>birçok</w:t>
+      </w:r>
+      <w:proofErr w:type="spellEnd"/>
+      <w:r>
+        <w:rPr>
+          <w:rFonts w:ascii="Arial" w:hAnsi="Arial" w:cs="Arial"/>
+          <w:color w:val="2D3748"/>
+          <w:sz w:val="27"/>
+          <w:szCs w:val="27"/>
+        </w:rPr>
+        <w:t xml:space="preserve"> </w:t>
+      </w:r>
+      <w:proofErr w:type="spellStart"/>
+      <w:r>
+        <w:rPr>
+          <w:rFonts w:ascii="Arial" w:hAnsi="Arial" w:cs="Arial"/>
+          <w:color w:val="2D3748"/>
+          <w:sz w:val="27"/>
+          <w:szCs w:val="27"/>
+        </w:rPr>
+        <w:t>bileşenden</w:t>
+      </w:r>
+      <w:proofErr w:type="spellEnd"/>
+      <w:r>
+        <w:rPr>
+          <w:rFonts w:ascii="Arial" w:hAnsi="Arial" w:cs="Arial"/>
+          <w:color w:val="2D3748"/>
+          <w:sz w:val="27"/>
+          <w:szCs w:val="27"/>
+        </w:rPr>
+        <w:t xml:space="preserve"> </w:t>
+      </w:r>
+      <w:proofErr w:type="spellStart"/>
+      <w:r>
+        <w:rPr>
+          <w:rFonts w:ascii="Arial" w:hAnsi="Arial" w:cs="Arial"/>
+          <w:color w:val="2D3748"/>
+          <w:sz w:val="27"/>
+          <w:szCs w:val="27"/>
+        </w:rPr>
+        <w:t>oluşan</w:t>
+      </w:r>
+      <w:proofErr w:type="spellEnd"/>
+      <w:r>
+        <w:rPr>
+          <w:rFonts w:ascii="Arial" w:hAnsi="Arial" w:cs="Arial"/>
+          <w:color w:val="2D3748"/>
+          <w:sz w:val="27"/>
+          <w:szCs w:val="27"/>
+        </w:rPr>
+        <w:t xml:space="preserve"> </w:t>
+      </w:r>
+      <w:proofErr w:type="spellStart"/>
+      <w:r>
+        <w:rPr>
+          <w:rFonts w:ascii="Arial" w:hAnsi="Arial" w:cs="Arial"/>
+          <w:color w:val="2D3748"/>
+          <w:sz w:val="27"/>
+          <w:szCs w:val="27"/>
+        </w:rPr>
+        <w:t>uygulamalar</w:t>
+      </w:r>
+      <w:proofErr w:type="spellEnd"/>
+      <w:r>
+        <w:rPr>
+          <w:rFonts w:ascii="Arial" w:hAnsi="Arial" w:cs="Arial"/>
+          <w:color w:val="2D3748"/>
+          <w:sz w:val="27"/>
+          <w:szCs w:val="27"/>
+        </w:rPr>
+        <w:t xml:space="preserve"> </w:t>
+      </w:r>
+      <w:proofErr w:type="spellStart"/>
+      <w:r>
+        <w:rPr>
+          <w:rFonts w:ascii="Arial" w:hAnsi="Arial" w:cs="Arial"/>
+          <w:color w:val="2D3748"/>
+          <w:sz w:val="27"/>
+          <w:szCs w:val="27"/>
+        </w:rPr>
+        <w:t>ortaya</w:t>
+      </w:r>
+      <w:proofErr w:type="spellEnd"/>
+      <w:r>
+        <w:rPr>
+          <w:rFonts w:ascii="Arial" w:hAnsi="Arial" w:cs="Arial"/>
+          <w:color w:val="2D3748"/>
+          <w:sz w:val="27"/>
+          <w:szCs w:val="27"/>
+        </w:rPr>
+        <w:t xml:space="preserve"> </w:t>
+      </w:r>
+      <w:proofErr w:type="spellStart"/>
+      <w:r>
+        <w:rPr>
+          <w:rFonts w:ascii="Arial" w:hAnsi="Arial" w:cs="Arial"/>
+          <w:color w:val="2D3748"/>
+          <w:sz w:val="27"/>
+          <w:szCs w:val="27"/>
+        </w:rPr>
+        <w:t>çıkıyor</w:t>
+      </w:r>
+      <w:proofErr w:type="spellEnd"/>
+      <w:r>
+        <w:rPr>
+          <w:rFonts w:ascii="Arial" w:hAnsi="Arial" w:cs="Arial"/>
+          <w:color w:val="2D3748"/>
+          <w:sz w:val="27"/>
+          <w:szCs w:val="27"/>
+        </w:rPr>
+        <w:t xml:space="preserve">. Build </w:t>
+      </w:r>
+      <w:proofErr w:type="spellStart"/>
+      <w:r>
+        <w:rPr>
+          <w:rFonts w:ascii="Arial" w:hAnsi="Arial" w:cs="Arial"/>
+          <w:color w:val="2D3748"/>
+          <w:sz w:val="27"/>
+          <w:szCs w:val="27"/>
+        </w:rPr>
+        <w:t>scripti</w:t>
+      </w:r>
+      <w:proofErr w:type="spellEnd"/>
+      <w:r>
+        <w:rPr>
+          <w:rFonts w:ascii="Arial" w:hAnsi="Arial" w:cs="Arial"/>
+          <w:color w:val="2D3748"/>
+          <w:sz w:val="27"/>
+          <w:szCs w:val="27"/>
+        </w:rPr>
+        <w:t xml:space="preserve"> </w:t>
+      </w:r>
+      <w:proofErr w:type="spellStart"/>
+      <w:r>
+        <w:rPr>
+          <w:rFonts w:ascii="Arial" w:hAnsi="Arial" w:cs="Arial"/>
+          <w:color w:val="2D3748"/>
+          <w:sz w:val="27"/>
+          <w:szCs w:val="27"/>
+        </w:rPr>
+        <w:t>oluşturulan</w:t>
+      </w:r>
+      <w:proofErr w:type="spellEnd"/>
+      <w:r>
+        <w:rPr>
+          <w:rFonts w:ascii="Arial" w:hAnsi="Arial" w:cs="Arial"/>
+          <w:color w:val="2D3748"/>
+          <w:sz w:val="27"/>
+          <w:szCs w:val="27"/>
+        </w:rPr>
+        <w:t xml:space="preserve"> </w:t>
+      </w:r>
+      <w:proofErr w:type="spellStart"/>
+      <w:r>
+        <w:rPr>
+          <w:rFonts w:ascii="Arial" w:hAnsi="Arial" w:cs="Arial"/>
+          <w:color w:val="2D3748"/>
+          <w:sz w:val="27"/>
+          <w:szCs w:val="27"/>
+        </w:rPr>
+        <w:t>bütün</w:t>
+      </w:r>
+      <w:proofErr w:type="spellEnd"/>
+      <w:r>
+        <w:rPr>
+          <w:rFonts w:ascii="Arial" w:hAnsi="Arial" w:cs="Arial"/>
+          <w:color w:val="2D3748"/>
+          <w:sz w:val="27"/>
+          <w:szCs w:val="27"/>
+        </w:rPr>
+        <w:t xml:space="preserve"> </w:t>
+      </w:r>
+      <w:proofErr w:type="spellStart"/>
+      <w:r>
+        <w:rPr>
+          <w:rFonts w:ascii="Arial" w:hAnsi="Arial" w:cs="Arial"/>
+          <w:color w:val="2D3748"/>
+          <w:sz w:val="27"/>
+          <w:szCs w:val="27"/>
+        </w:rPr>
+        <w:t>ayrı</w:t>
+      </w:r>
+      <w:proofErr w:type="spellEnd"/>
+      <w:r>
+        <w:rPr>
+          <w:rFonts w:ascii="Arial" w:hAnsi="Arial" w:cs="Arial"/>
+          <w:color w:val="2D3748"/>
+          <w:sz w:val="27"/>
+          <w:szCs w:val="27"/>
+        </w:rPr>
+        <w:t xml:space="preserve"> </w:t>
+      </w:r>
+      <w:proofErr w:type="spellStart"/>
+      <w:r>
+        <w:rPr>
+          <w:rFonts w:ascii="Arial" w:hAnsi="Arial" w:cs="Arial"/>
+          <w:color w:val="2D3748"/>
+          <w:sz w:val="27"/>
+          <w:szCs w:val="27"/>
+        </w:rPr>
+        <w:t>bileşenleri</w:t>
+      </w:r>
+      <w:proofErr w:type="spellEnd"/>
+      <w:r>
+        <w:rPr>
+          <w:rFonts w:ascii="Arial" w:hAnsi="Arial" w:cs="Arial"/>
+          <w:color w:val="2D3748"/>
+          <w:sz w:val="27"/>
+          <w:szCs w:val="27"/>
+        </w:rPr>
+        <w:t xml:space="preserve"> </w:t>
+      </w:r>
+      <w:proofErr w:type="spellStart"/>
+      <w:r>
+        <w:rPr>
+          <w:rFonts w:ascii="Arial" w:hAnsi="Arial" w:cs="Arial"/>
+          <w:color w:val="2D3748"/>
+          <w:sz w:val="27"/>
+          <w:szCs w:val="27"/>
+        </w:rPr>
+        <w:t>birleştirilip</w:t>
+      </w:r>
+      <w:proofErr w:type="spellEnd"/>
+      <w:r>
+        <w:rPr>
+          <w:rFonts w:ascii="Arial" w:hAnsi="Arial" w:cs="Arial"/>
+          <w:color w:val="2D3748"/>
+          <w:sz w:val="27"/>
+          <w:szCs w:val="27"/>
+        </w:rPr>
+        <w:t xml:space="preserve"> </w:t>
+      </w:r>
+      <w:proofErr w:type="spellStart"/>
+      <w:r>
+        <w:rPr>
+          <w:rFonts w:ascii="Arial" w:hAnsi="Arial" w:cs="Arial"/>
+          <w:color w:val="2D3748"/>
+          <w:sz w:val="27"/>
+          <w:szCs w:val="27"/>
+        </w:rPr>
+        <w:t>küçültülüyor</w:t>
+      </w:r>
+      <w:proofErr w:type="spellEnd"/>
+      <w:r>
+        <w:rPr>
+          <w:rFonts w:ascii="Arial" w:hAnsi="Arial" w:cs="Arial"/>
+          <w:color w:val="2D3748"/>
+          <w:sz w:val="27"/>
+          <w:szCs w:val="27"/>
+        </w:rPr>
+        <w:t xml:space="preserve"> </w:t>
+      </w:r>
+      <w:proofErr w:type="spellStart"/>
+      <w:r>
+        <w:rPr>
+          <w:rFonts w:ascii="Arial" w:hAnsi="Arial" w:cs="Arial"/>
+          <w:color w:val="2D3748"/>
+          <w:sz w:val="27"/>
+          <w:szCs w:val="27"/>
+        </w:rPr>
+        <w:t>ve</w:t>
+      </w:r>
+      <w:proofErr w:type="spellEnd"/>
+      <w:r>
+        <w:rPr>
+          <w:rFonts w:ascii="Arial" w:hAnsi="Arial" w:cs="Arial"/>
+          <w:color w:val="2D3748"/>
+          <w:sz w:val="27"/>
+          <w:szCs w:val="27"/>
+        </w:rPr>
+        <w:t xml:space="preserve"> optimize hale </w:t>
+      </w:r>
+      <w:proofErr w:type="spellStart"/>
+      <w:r>
+        <w:rPr>
+          <w:rFonts w:ascii="Arial" w:hAnsi="Arial" w:cs="Arial"/>
+          <w:color w:val="2D3748"/>
+          <w:sz w:val="27"/>
+          <w:szCs w:val="27"/>
+        </w:rPr>
+        <w:t>getiriyor</w:t>
+      </w:r>
+      <w:proofErr w:type="spellEnd"/>
+      <w:r>
+        <w:rPr>
+          <w:rFonts w:ascii="Arial" w:hAnsi="Arial" w:cs="Arial"/>
+          <w:color w:val="2D3748"/>
+          <w:sz w:val="27"/>
+          <w:szCs w:val="27"/>
+        </w:rPr>
+        <w:t xml:space="preserve">. Bu </w:t>
+      </w:r>
+      <w:proofErr w:type="spellStart"/>
+      <w:r>
+        <w:rPr>
+          <w:rFonts w:ascii="Arial" w:hAnsi="Arial" w:cs="Arial"/>
+          <w:color w:val="2D3748"/>
+          <w:sz w:val="27"/>
+          <w:szCs w:val="27"/>
+        </w:rPr>
+        <w:t>sayede</w:t>
+      </w:r>
+      <w:proofErr w:type="spellEnd"/>
+      <w:r>
+        <w:rPr>
+          <w:rFonts w:ascii="Arial" w:hAnsi="Arial" w:cs="Arial"/>
+          <w:color w:val="2D3748"/>
+          <w:sz w:val="27"/>
+          <w:szCs w:val="27"/>
+        </w:rPr>
+        <w:t xml:space="preserve"> </w:t>
+      </w:r>
+      <w:proofErr w:type="spellStart"/>
+      <w:r>
+        <w:rPr>
+          <w:rFonts w:ascii="Arial" w:hAnsi="Arial" w:cs="Arial"/>
+          <w:color w:val="2D3748"/>
+          <w:sz w:val="27"/>
+          <w:szCs w:val="27"/>
+        </w:rPr>
+        <w:t>canlı</w:t>
+      </w:r>
+      <w:proofErr w:type="spellEnd"/>
+      <w:r>
+        <w:rPr>
+          <w:rFonts w:ascii="Arial" w:hAnsi="Arial" w:cs="Arial"/>
+          <w:color w:val="2D3748"/>
+          <w:sz w:val="27"/>
+          <w:szCs w:val="27"/>
+        </w:rPr>
+        <w:t xml:space="preserve"> </w:t>
+      </w:r>
+      <w:proofErr w:type="spellStart"/>
+      <w:r>
+        <w:rPr>
+          <w:rFonts w:ascii="Arial" w:hAnsi="Arial" w:cs="Arial"/>
+          <w:color w:val="2D3748"/>
+          <w:sz w:val="27"/>
+          <w:szCs w:val="27"/>
+        </w:rPr>
+        <w:t>ortama</w:t>
+      </w:r>
+      <w:proofErr w:type="spellEnd"/>
+      <w:r>
+        <w:rPr>
+          <w:rFonts w:ascii="Arial" w:hAnsi="Arial" w:cs="Arial"/>
+          <w:color w:val="2D3748"/>
+          <w:sz w:val="27"/>
+          <w:szCs w:val="27"/>
+        </w:rPr>
+        <w:t xml:space="preserve"> (production) </w:t>
+      </w:r>
+      <w:proofErr w:type="spellStart"/>
+      <w:r>
+        <w:rPr>
+          <w:rFonts w:ascii="Arial" w:hAnsi="Arial" w:cs="Arial"/>
+          <w:color w:val="2D3748"/>
+          <w:sz w:val="27"/>
+          <w:szCs w:val="27"/>
+        </w:rPr>
+        <w:t>alınabilecek</w:t>
+      </w:r>
+      <w:proofErr w:type="spellEnd"/>
+      <w:r>
+        <w:rPr>
+          <w:rFonts w:ascii="Arial" w:hAnsi="Arial" w:cs="Arial"/>
+          <w:color w:val="2D3748"/>
+          <w:sz w:val="27"/>
+          <w:szCs w:val="27"/>
+        </w:rPr>
+        <w:t xml:space="preserve"> </w:t>
+      </w:r>
+      <w:proofErr w:type="spellStart"/>
+      <w:r>
+        <w:rPr>
+          <w:rFonts w:ascii="Arial" w:hAnsi="Arial" w:cs="Arial"/>
+          <w:color w:val="2D3748"/>
+          <w:sz w:val="27"/>
+          <w:szCs w:val="27"/>
+        </w:rPr>
+        <w:t>bir</w:t>
+      </w:r>
+      <w:proofErr w:type="spellEnd"/>
+      <w:r>
+        <w:rPr>
+          <w:rFonts w:ascii="Arial" w:hAnsi="Arial" w:cs="Arial"/>
+          <w:color w:val="2D3748"/>
+          <w:sz w:val="27"/>
+          <w:szCs w:val="27"/>
+        </w:rPr>
+        <w:t xml:space="preserve"> </w:t>
+      </w:r>
+      <w:proofErr w:type="spellStart"/>
+      <w:r>
+        <w:rPr>
+          <w:rFonts w:ascii="Arial" w:hAnsi="Arial" w:cs="Arial"/>
+          <w:color w:val="2D3748"/>
+          <w:sz w:val="27"/>
+          <w:szCs w:val="27"/>
+        </w:rPr>
+        <w:t>uygulamaya</w:t>
+      </w:r>
+      <w:proofErr w:type="spellEnd"/>
+      <w:r>
+        <w:rPr>
+          <w:rFonts w:ascii="Arial" w:hAnsi="Arial" w:cs="Arial"/>
+          <w:color w:val="2D3748"/>
+          <w:sz w:val="27"/>
+          <w:szCs w:val="27"/>
+        </w:rPr>
+        <w:t xml:space="preserve"> </w:t>
+      </w:r>
+      <w:proofErr w:type="spellStart"/>
+      <w:r>
+        <w:rPr>
+          <w:rFonts w:ascii="Arial" w:hAnsi="Arial" w:cs="Arial"/>
+          <w:color w:val="2D3748"/>
+          <w:sz w:val="27"/>
+          <w:szCs w:val="27"/>
+        </w:rPr>
+        <w:t>sahip</w:t>
+      </w:r>
+      <w:proofErr w:type="spellEnd"/>
+      <w:r>
+        <w:rPr>
+          <w:rFonts w:ascii="Arial" w:hAnsi="Arial" w:cs="Arial"/>
+          <w:color w:val="2D3748"/>
+          <w:sz w:val="27"/>
+          <w:szCs w:val="27"/>
+        </w:rPr>
+        <w:t xml:space="preserve"> </w:t>
+      </w:r>
+      <w:proofErr w:type="spellStart"/>
+      <w:r>
+        <w:rPr>
+          <w:rFonts w:ascii="Arial" w:hAnsi="Arial" w:cs="Arial"/>
+          <w:color w:val="2D3748"/>
+          <w:sz w:val="27"/>
+          <w:szCs w:val="27"/>
+        </w:rPr>
+        <w:t>oluyoruz</w:t>
+      </w:r>
+      <w:proofErr w:type="spellEnd"/>
+      <w:r>
+        <w:rPr>
+          <w:rFonts w:ascii="Arial" w:hAnsi="Arial" w:cs="Arial"/>
+          <w:color w:val="2D3748"/>
+          <w:sz w:val="27"/>
+          <w:szCs w:val="27"/>
+        </w:rPr>
+        <w:t>.</w:t>
       </w:r>
     </w:p>
     <w:p/>
@@ -2202,35 +8353,1230 @@
     <w:p/>
     <w:p>
       <w:r>
-        <w:t xml:space="preserve">Component isimlendirmeleri verirken büyük harfle başlamasına özen göster. Çünkü </w:t>
-      </w:r>
-      <w:r>
-        <w:t>kullanılacak HTML isimleri küçük harfledir karışma durumu olur</w:t>
-      </w:r>
-      <w:r>
-        <w:t>, sistem component değil HTML etiketi gibi yorumlar.</w:t>
+        <w:t xml:space="preserve">Component </w:t>
+      </w:r>
+      <w:proofErr w:type="spellStart"/>
+      <w:r>
+        <w:t>isimlendirmeleri</w:t>
+      </w:r>
+      <w:proofErr w:type="spellEnd"/>
+      <w:r>
+        <w:t xml:space="preserve"> </w:t>
+      </w:r>
+      <w:proofErr w:type="spellStart"/>
+      <w:r>
+        <w:t>verirken</w:t>
+      </w:r>
+      <w:proofErr w:type="spellEnd"/>
+      <w:r>
+        <w:t xml:space="preserve"> </w:t>
+      </w:r>
+      <w:proofErr w:type="spellStart"/>
+      <w:r>
+        <w:t>büyük</w:t>
+      </w:r>
+      <w:proofErr w:type="spellEnd"/>
+      <w:r>
+        <w:t xml:space="preserve"> </w:t>
+      </w:r>
+      <w:proofErr w:type="spellStart"/>
+      <w:r>
+        <w:t>harfle</w:t>
+      </w:r>
+      <w:proofErr w:type="spellEnd"/>
+      <w:r>
+        <w:t xml:space="preserve"> </w:t>
+      </w:r>
+      <w:proofErr w:type="spellStart"/>
+      <w:r>
+        <w:t>başlamasına</w:t>
+      </w:r>
+      <w:proofErr w:type="spellEnd"/>
+      <w:r>
+        <w:t xml:space="preserve"> </w:t>
+      </w:r>
+      <w:proofErr w:type="spellStart"/>
+      <w:r>
+        <w:t>özen</w:t>
+      </w:r>
+      <w:proofErr w:type="spellEnd"/>
+      <w:r>
+        <w:t xml:space="preserve"> </w:t>
+      </w:r>
+      <w:proofErr w:type="spellStart"/>
+      <w:r>
+        <w:t>göster</w:t>
+      </w:r>
+      <w:proofErr w:type="spellEnd"/>
+      <w:r>
+        <w:t xml:space="preserve">. </w:t>
+      </w:r>
+      <w:proofErr w:type="spellStart"/>
+      <w:r>
+        <w:t>Çünkü</w:t>
+      </w:r>
+      <w:proofErr w:type="spellEnd"/>
+      <w:r>
+        <w:t xml:space="preserve"> </w:t>
+      </w:r>
+      <w:proofErr w:type="spellStart"/>
+      <w:r>
+        <w:t>kullanılacak</w:t>
+      </w:r>
+      <w:proofErr w:type="spellEnd"/>
+      <w:r>
+        <w:t xml:space="preserve"> HTML </w:t>
+      </w:r>
+      <w:proofErr w:type="spellStart"/>
+      <w:r>
+        <w:t>isimleri</w:t>
+      </w:r>
+      <w:proofErr w:type="spellEnd"/>
+      <w:r>
+        <w:t xml:space="preserve"> </w:t>
+      </w:r>
+      <w:proofErr w:type="spellStart"/>
+      <w:r>
+        <w:t>küçük</w:t>
+      </w:r>
+      <w:proofErr w:type="spellEnd"/>
+      <w:r>
+        <w:t xml:space="preserve"> </w:t>
+      </w:r>
+      <w:proofErr w:type="spellStart"/>
+      <w:r>
+        <w:t>harfledir</w:t>
+      </w:r>
+      <w:proofErr w:type="spellEnd"/>
+      <w:r>
+        <w:t xml:space="preserve"> </w:t>
+      </w:r>
+      <w:proofErr w:type="spellStart"/>
+      <w:r>
+        <w:t>karışma</w:t>
+      </w:r>
+      <w:proofErr w:type="spellEnd"/>
+      <w:r>
+        <w:t xml:space="preserve"> </w:t>
+      </w:r>
+      <w:proofErr w:type="spellStart"/>
+      <w:r>
+        <w:t>durumu</w:t>
+      </w:r>
+      <w:proofErr w:type="spellEnd"/>
+      <w:r>
+        <w:t xml:space="preserve"> </w:t>
+      </w:r>
+      <w:proofErr w:type="spellStart"/>
+      <w:r>
+        <w:t>olur</w:t>
+      </w:r>
+      <w:proofErr w:type="spellEnd"/>
+      <w:r>
+        <w:t xml:space="preserve">, </w:t>
+      </w:r>
+      <w:proofErr w:type="spellStart"/>
+      <w:r>
+        <w:t>sistem</w:t>
+      </w:r>
+      <w:proofErr w:type="spellEnd"/>
+      <w:r>
+        <w:t xml:space="preserve"> component </w:t>
+      </w:r>
+      <w:proofErr w:type="spellStart"/>
+      <w:r>
+        <w:t>değil</w:t>
+      </w:r>
+      <w:proofErr w:type="spellEnd"/>
+      <w:r>
+        <w:t xml:space="preserve"> HTML </w:t>
+      </w:r>
+      <w:proofErr w:type="spellStart"/>
+      <w:r>
+        <w:t>etiketi</w:t>
+      </w:r>
+      <w:proofErr w:type="spellEnd"/>
+      <w:r>
+        <w:t xml:space="preserve"> </w:t>
+      </w:r>
+      <w:proofErr w:type="spellStart"/>
+      <w:r>
+        <w:t>gibi</w:t>
+      </w:r>
+      <w:proofErr w:type="spellEnd"/>
+      <w:r>
+        <w:t xml:space="preserve"> </w:t>
+      </w:r>
+      <w:proofErr w:type="spellStart"/>
+      <w:r>
+        <w:t>yorumlar</w:t>
+      </w:r>
+      <w:proofErr w:type="spellEnd"/>
+      <w:r>
+        <w:t>.</w:t>
       </w:r>
     </w:p>
     <w:p/>
     <w:p>
       <w:r>
-        <w:t>Return eden değerlerin içinde mutlaka kapsayıcı bir etiket olmak zorunda. Ya div kulan ya da React.Fragment kullan.</w:t>
+        <w:t xml:space="preserve">Return </w:t>
+      </w:r>
+      <w:proofErr w:type="spellStart"/>
+      <w:r>
+        <w:t>eden</w:t>
+      </w:r>
+      <w:proofErr w:type="spellEnd"/>
+      <w:r>
+        <w:t xml:space="preserve"> </w:t>
+      </w:r>
+      <w:proofErr w:type="spellStart"/>
+      <w:r>
+        <w:t>değerlerin</w:t>
+      </w:r>
+      <w:proofErr w:type="spellEnd"/>
+      <w:r>
+        <w:t xml:space="preserve"> </w:t>
+      </w:r>
+      <w:proofErr w:type="spellStart"/>
+      <w:r>
+        <w:t>içinde</w:t>
+      </w:r>
+      <w:proofErr w:type="spellEnd"/>
+      <w:r>
+        <w:t xml:space="preserve"> </w:t>
+      </w:r>
+      <w:proofErr w:type="spellStart"/>
+      <w:r>
+        <w:t>mutlaka</w:t>
+      </w:r>
+      <w:proofErr w:type="spellEnd"/>
+      <w:r>
+        <w:t xml:space="preserve"> </w:t>
+      </w:r>
+      <w:proofErr w:type="spellStart"/>
+      <w:r>
+        <w:t>kapsayıcı</w:t>
+      </w:r>
+      <w:proofErr w:type="spellEnd"/>
+      <w:r>
+        <w:t xml:space="preserve"> </w:t>
+      </w:r>
+      <w:proofErr w:type="spellStart"/>
+      <w:r>
+        <w:t>bir</w:t>
+      </w:r>
+      <w:proofErr w:type="spellEnd"/>
+      <w:r>
+        <w:t xml:space="preserve"> </w:t>
+      </w:r>
+      <w:proofErr w:type="spellStart"/>
+      <w:r>
+        <w:t>etiket</w:t>
+      </w:r>
+      <w:proofErr w:type="spellEnd"/>
+      <w:r>
+        <w:t xml:space="preserve"> </w:t>
+      </w:r>
+      <w:proofErr w:type="spellStart"/>
+      <w:r>
+        <w:t>olmak</w:t>
+      </w:r>
+      <w:proofErr w:type="spellEnd"/>
+      <w:r>
+        <w:t xml:space="preserve"> </w:t>
+      </w:r>
+      <w:proofErr w:type="spellStart"/>
+      <w:r>
+        <w:t>zorunda</w:t>
+      </w:r>
+      <w:proofErr w:type="spellEnd"/>
+      <w:r>
+        <w:t xml:space="preserve">. Ya div kulan </w:t>
+      </w:r>
+      <w:proofErr w:type="spellStart"/>
+      <w:r>
+        <w:t>ya</w:t>
+      </w:r>
+      <w:proofErr w:type="spellEnd"/>
+      <w:r>
+        <w:t xml:space="preserve"> da </w:t>
+      </w:r>
+      <w:proofErr w:type="spellStart"/>
+      <w:r>
+        <w:t>React.Fragment</w:t>
+      </w:r>
+      <w:proofErr w:type="spellEnd"/>
+      <w:r>
+        <w:t xml:space="preserve"> </w:t>
+      </w:r>
+      <w:proofErr w:type="spellStart"/>
+      <w:r>
+        <w:t>kullan</w:t>
+      </w:r>
+      <w:proofErr w:type="spellEnd"/>
+      <w:r>
+        <w:t>.</w:t>
       </w:r>
     </w:p>
     <w:p>
-      <w:r>
-        <w:t xml:space="preserve">Bazı keywordlere dikkat et. Mesela class değil </w:t>
-      </w:r>
+      <w:proofErr w:type="spellStart"/>
+      <w:r>
+        <w:t>Bazı</w:t>
+      </w:r>
+      <w:proofErr w:type="spellEnd"/>
+      <w:r>
+        <w:t xml:space="preserve"> </w:t>
+      </w:r>
+      <w:proofErr w:type="spellStart"/>
+      <w:r>
+        <w:t>keywordlere</w:t>
+      </w:r>
+      <w:proofErr w:type="spellEnd"/>
+      <w:r>
+        <w:t xml:space="preserve"> </w:t>
+      </w:r>
+      <w:proofErr w:type="spellStart"/>
+      <w:r>
+        <w:t>dikkat</w:t>
+      </w:r>
+      <w:proofErr w:type="spellEnd"/>
+      <w:r>
+        <w:t xml:space="preserve"> et. </w:t>
+      </w:r>
+      <w:proofErr w:type="spellStart"/>
+      <w:r>
+        <w:t>Mesela</w:t>
+      </w:r>
+      <w:proofErr w:type="spellEnd"/>
+      <w:r>
+        <w:t xml:space="preserve"> class </w:t>
+      </w:r>
+      <w:proofErr w:type="spellStart"/>
+      <w:r>
+        <w:t>değil</w:t>
+      </w:r>
+      <w:proofErr w:type="spellEnd"/>
+      <w:r>
+        <w:t xml:space="preserve"> </w:t>
+      </w:r>
+      <w:proofErr w:type="spellStart"/>
       <w:r>
         <w:t>c</w:t>
       </w:r>
       <w:r>
         <w:t>lassName</w:t>
       </w:r>
-      <w:r>
-        <w:t xml:space="preserve"> ya da for değil htmlFor</w:t>
-      </w:r>
+      <w:proofErr w:type="spellEnd"/>
+      <w:r>
+        <w:t xml:space="preserve"> </w:t>
+      </w:r>
+      <w:proofErr w:type="spellStart"/>
+      <w:r>
+        <w:t>ya</w:t>
+      </w:r>
+      <w:proofErr w:type="spellEnd"/>
+      <w:r>
+        <w:t xml:space="preserve"> da for </w:t>
+      </w:r>
+      <w:proofErr w:type="spellStart"/>
+      <w:r>
+        <w:t>değil</w:t>
+      </w:r>
+      <w:proofErr w:type="spellEnd"/>
+      <w:r>
+        <w:t xml:space="preserve"> </w:t>
+      </w:r>
+      <w:proofErr w:type="spellStart"/>
+      <w:r>
+        <w:t>htmlFor</w:t>
+      </w:r>
+      <w:proofErr w:type="spellEnd"/>
     </w:p>
+    <w:p/>
+    <w:p>
+      <w:pPr>
+        <w:rPr>
+          <w:b/>
+          <w:bCs/>
+        </w:rPr>
+      </w:pPr>
+      <w:r>
+        <w:rPr>
+          <w:b/>
+          <w:bCs/>
+        </w:rPr>
+        <w:t>S</w:t>
+      </w:r>
+      <w:r>
+        <w:rPr>
+          <w:b/>
+          <w:bCs/>
+        </w:rPr>
+        <w:t>TATE NEDİR</w:t>
+      </w:r>
+    </w:p>
+    <w:p>
+      <w:r>
+        <w:rPr>
+          <w:b/>
+          <w:bCs/>
+        </w:rPr>
+        <w:t>Props</w:t>
+      </w:r>
+      <w:r>
+        <w:t xml:space="preserve">, </w:t>
+      </w:r>
+      <w:proofErr w:type="spellStart"/>
+      <w:r>
+        <w:t>bir</w:t>
+      </w:r>
+      <w:proofErr w:type="spellEnd"/>
+      <w:r>
+        <w:t xml:space="preserve"> </w:t>
+      </w:r>
+      <w:proofErr w:type="spellStart"/>
+      <w:r>
+        <w:t>component’e</w:t>
+      </w:r>
+      <w:proofErr w:type="spellEnd"/>
+      <w:r>
+        <w:t xml:space="preserve"> </w:t>
+      </w:r>
+      <w:proofErr w:type="spellStart"/>
+      <w:r>
+        <w:rPr>
+          <w:b/>
+          <w:bCs/>
+        </w:rPr>
+        <w:t>dışarıdan</w:t>
+      </w:r>
+      <w:proofErr w:type="spellEnd"/>
+      <w:r>
+        <w:rPr>
+          <w:b/>
+          <w:bCs/>
+        </w:rPr>
+        <w:t xml:space="preserve"> </w:t>
+      </w:r>
+      <w:proofErr w:type="spellStart"/>
+      <w:r>
+        <w:rPr>
+          <w:b/>
+          <w:bCs/>
+        </w:rPr>
+        <w:t>verilen</w:t>
+      </w:r>
+      <w:proofErr w:type="spellEnd"/>
+      <w:r>
+        <w:rPr>
+          <w:b/>
+          <w:bCs/>
+        </w:rPr>
+        <w:t xml:space="preserve"> </w:t>
+      </w:r>
+      <w:proofErr w:type="spellStart"/>
+      <w:r>
+        <w:rPr>
+          <w:b/>
+          <w:bCs/>
+        </w:rPr>
+        <w:t>veridir</w:t>
+      </w:r>
+      <w:proofErr w:type="spellEnd"/>
+      <w:r>
+        <w:t>.</w:t>
+      </w:r>
+      <w:r>
+        <w:br/>
+      </w:r>
+      <w:r>
+        <w:rPr>
+          <w:b/>
+          <w:bCs/>
+        </w:rPr>
+        <w:t>State</w:t>
+      </w:r>
+      <w:r>
+        <w:t xml:space="preserve">, </w:t>
+      </w:r>
+      <w:proofErr w:type="spellStart"/>
+      <w:r>
+        <w:rPr>
+          <w:highlight w:val="yellow"/>
+        </w:rPr>
+        <w:t>component</w:t>
+      </w:r>
+      <w:r>
+        <w:t>’in</w:t>
+      </w:r>
+      <w:proofErr w:type="spellEnd"/>
+      <w:r>
+        <w:t xml:space="preserve"> </w:t>
+      </w:r>
+      <w:proofErr w:type="spellStart"/>
+      <w:r>
+        <w:rPr>
+          <w:b/>
+          <w:bCs/>
+        </w:rPr>
+        <w:t>kendi</w:t>
+      </w:r>
+      <w:proofErr w:type="spellEnd"/>
+      <w:r>
+        <w:rPr>
+          <w:b/>
+          <w:bCs/>
+        </w:rPr>
+        <w:t xml:space="preserve"> </w:t>
+      </w:r>
+      <w:proofErr w:type="spellStart"/>
+      <w:r>
+        <w:rPr>
+          <w:b/>
+          <w:bCs/>
+        </w:rPr>
+        <w:t>içinde</w:t>
+      </w:r>
+      <w:proofErr w:type="spellEnd"/>
+      <w:r>
+        <w:rPr>
+          <w:b/>
+          <w:bCs/>
+        </w:rPr>
+        <w:t xml:space="preserve"> </w:t>
+      </w:r>
+      <w:proofErr w:type="spellStart"/>
+      <w:r>
+        <w:rPr>
+          <w:b/>
+          <w:bCs/>
+        </w:rPr>
+        <w:t>tuttuğu</w:t>
+      </w:r>
+      <w:proofErr w:type="spellEnd"/>
+      <w:r>
+        <w:rPr>
+          <w:b/>
+          <w:bCs/>
+        </w:rPr>
+        <w:t xml:space="preserve"> </w:t>
+      </w:r>
+      <w:proofErr w:type="spellStart"/>
+      <w:r>
+        <w:rPr>
+          <w:b/>
+          <w:bCs/>
+        </w:rPr>
+        <w:t>ve</w:t>
+      </w:r>
+      <w:proofErr w:type="spellEnd"/>
+      <w:r>
+        <w:rPr>
+          <w:b/>
+          <w:bCs/>
+        </w:rPr>
+        <w:t xml:space="preserve"> </w:t>
+      </w:r>
+      <w:proofErr w:type="spellStart"/>
+      <w:r>
+        <w:rPr>
+          <w:b/>
+          <w:bCs/>
+        </w:rPr>
+        <w:t>değiştirebildiği</w:t>
+      </w:r>
+      <w:proofErr w:type="spellEnd"/>
+      <w:r>
+        <w:rPr>
+          <w:b/>
+          <w:bCs/>
+        </w:rPr>
+        <w:t xml:space="preserve"> </w:t>
+      </w:r>
+      <w:proofErr w:type="spellStart"/>
+      <w:r>
+        <w:rPr>
+          <w:b/>
+          <w:bCs/>
+        </w:rPr>
+        <w:t>veridir</w:t>
+      </w:r>
+      <w:proofErr w:type="spellEnd"/>
+      <w:r>
+        <w:t>.</w:t>
+      </w:r>
+    </w:p>
+    <w:p/>
+    <w:p>
+      <w:r>
+        <w:t xml:space="preserve">Temel fark </w:t>
+      </w:r>
+      <w:proofErr w:type="spellStart"/>
+      <w:r>
+        <w:t>şu</w:t>
+      </w:r>
+      <w:proofErr w:type="spellEnd"/>
+      <w:r>
+        <w:t>:</w:t>
+      </w:r>
+    </w:p>
+    <w:p/>
+    <w:p>
+      <w:pPr>
+        <w:numPr>
+          <w:ilvl w:val="0"/>
+          <w:numId w:val="4"/>
+        </w:numPr>
+      </w:pPr>
+      <w:r>
+        <w:rPr>
+          <w:b/>
+          <w:bCs/>
+        </w:rPr>
+        <w:t>Props</w:t>
+      </w:r>
+      <w:r>
+        <w:t xml:space="preserve"> </w:t>
+      </w:r>
+    </w:p>
+    <w:p>
+      <w:pPr>
+        <w:numPr>
+          <w:ilvl w:val="1"/>
+          <w:numId w:val="4"/>
+        </w:numPr>
+      </w:pPr>
+      <w:r>
+        <w:t xml:space="preserve">Parent component </w:t>
+      </w:r>
+      <w:proofErr w:type="spellStart"/>
+      <w:r>
+        <w:t>gönderir</w:t>
+      </w:r>
+      <w:proofErr w:type="spellEnd"/>
+      <w:r>
+        <w:t xml:space="preserve"> </w:t>
+      </w:r>
+    </w:p>
+    <w:p>
+      <w:pPr>
+        <w:numPr>
+          <w:ilvl w:val="1"/>
+          <w:numId w:val="4"/>
+        </w:numPr>
+      </w:pPr>
+      <w:r>
+        <w:t xml:space="preserve">Child component </w:t>
+      </w:r>
+      <w:proofErr w:type="spellStart"/>
+      <w:r>
+        <w:t>bunları</w:t>
+      </w:r>
+      <w:proofErr w:type="spellEnd"/>
+      <w:r>
+        <w:t xml:space="preserve"> </w:t>
+      </w:r>
+      <w:proofErr w:type="spellStart"/>
+      <w:r>
+        <w:t>doğrudan</w:t>
+      </w:r>
+      <w:proofErr w:type="spellEnd"/>
+      <w:r>
+        <w:t xml:space="preserve"> </w:t>
+      </w:r>
+      <w:proofErr w:type="spellStart"/>
+      <w:r>
+        <w:t>değiştirmez</w:t>
+      </w:r>
+      <w:proofErr w:type="spellEnd"/>
+      <w:r>
+        <w:t xml:space="preserve"> </w:t>
+      </w:r>
+    </w:p>
+    <w:p>
+      <w:pPr>
+        <w:numPr>
+          <w:ilvl w:val="1"/>
+          <w:numId w:val="4"/>
+        </w:numPr>
+      </w:pPr>
+      <w:r>
+        <w:t xml:space="preserve">Daha </w:t>
+      </w:r>
+      <w:proofErr w:type="spellStart"/>
+      <w:r>
+        <w:t>çok</w:t>
+      </w:r>
+      <w:proofErr w:type="spellEnd"/>
+      <w:r>
+        <w:t xml:space="preserve"> </w:t>
+      </w:r>
+      <w:proofErr w:type="spellStart"/>
+      <w:r>
+        <w:t>veri</w:t>
+      </w:r>
+      <w:proofErr w:type="spellEnd"/>
+      <w:r>
+        <w:t xml:space="preserve"> </w:t>
+      </w:r>
+      <w:proofErr w:type="spellStart"/>
+      <w:r>
+        <w:t>aktarmak</w:t>
+      </w:r>
+      <w:proofErr w:type="spellEnd"/>
+      <w:r>
+        <w:t xml:space="preserve"> </w:t>
+      </w:r>
+      <w:proofErr w:type="spellStart"/>
+      <w:r>
+        <w:t>için</w:t>
+      </w:r>
+      <w:proofErr w:type="spellEnd"/>
+      <w:r>
+        <w:t xml:space="preserve"> </w:t>
+      </w:r>
+      <w:proofErr w:type="spellStart"/>
+      <w:r>
+        <w:t>kullanılır</w:t>
+      </w:r>
+      <w:proofErr w:type="spellEnd"/>
+      <w:r>
+        <w:t xml:space="preserve"> </w:t>
+      </w:r>
+    </w:p>
+    <w:p>
+      <w:pPr>
+        <w:numPr>
+          <w:ilvl w:val="1"/>
+          <w:numId w:val="4"/>
+        </w:numPr>
+      </w:pPr>
+      <w:r>
+        <w:t xml:space="preserve">“Read-only” </w:t>
+      </w:r>
+      <w:proofErr w:type="spellStart"/>
+      <w:r>
+        <w:t>gibi</w:t>
+      </w:r>
+      <w:proofErr w:type="spellEnd"/>
+      <w:r>
+        <w:t xml:space="preserve"> </w:t>
+      </w:r>
+      <w:proofErr w:type="spellStart"/>
+      <w:r>
+        <w:t>düşünülür</w:t>
+      </w:r>
+      <w:proofErr w:type="spellEnd"/>
+      <w:r>
+        <w:t xml:space="preserve"> </w:t>
+      </w:r>
+    </w:p>
+    <w:p>
+      <w:pPr>
+        <w:ind w:left="1440"/>
+      </w:pPr>
+    </w:p>
+    <w:p>
+      <w:pPr>
+        <w:numPr>
+          <w:ilvl w:val="0"/>
+          <w:numId w:val="4"/>
+        </w:numPr>
+      </w:pPr>
+      <w:r>
+        <w:rPr>
+          <w:b/>
+          <w:bCs/>
+        </w:rPr>
+        <w:lastRenderedPageBreak/>
+        <w:t>State</w:t>
+      </w:r>
+      <w:r>
+        <w:t xml:space="preserve"> </w:t>
+      </w:r>
+    </w:p>
+    <w:p>
+      <w:pPr>
+        <w:numPr>
+          <w:ilvl w:val="1"/>
+          <w:numId w:val="4"/>
+        </w:numPr>
+      </w:pPr>
+      <w:proofErr w:type="spellStart"/>
+      <w:r>
+        <w:t>Component’in</w:t>
+      </w:r>
+      <w:proofErr w:type="spellEnd"/>
+      <w:r>
+        <w:t xml:space="preserve"> </w:t>
+      </w:r>
+      <w:proofErr w:type="spellStart"/>
+      <w:r>
+        <w:t>kendi</w:t>
+      </w:r>
+      <w:proofErr w:type="spellEnd"/>
+      <w:r>
+        <w:t xml:space="preserve"> </w:t>
+      </w:r>
+      <w:proofErr w:type="spellStart"/>
+      <w:r>
+        <w:t>verisidir</w:t>
+      </w:r>
+      <w:proofErr w:type="spellEnd"/>
+      <w:r>
+        <w:t xml:space="preserve"> </w:t>
+      </w:r>
+    </w:p>
+    <w:p>
+      <w:pPr>
+        <w:numPr>
+          <w:ilvl w:val="1"/>
+          <w:numId w:val="4"/>
+        </w:numPr>
+      </w:pPr>
+      <w:proofErr w:type="spellStart"/>
+      <w:r>
+        <w:t>Zamanla</w:t>
+      </w:r>
+      <w:proofErr w:type="spellEnd"/>
+      <w:r>
+        <w:t xml:space="preserve"> </w:t>
+      </w:r>
+      <w:proofErr w:type="spellStart"/>
+      <w:r>
+        <w:t>değişebilir</w:t>
+      </w:r>
+      <w:proofErr w:type="spellEnd"/>
+      <w:r>
+        <w:t xml:space="preserve"> </w:t>
+      </w:r>
+    </w:p>
+    <w:p>
+      <w:pPr>
+        <w:numPr>
+          <w:ilvl w:val="1"/>
+          <w:numId w:val="4"/>
+        </w:numPr>
+        <w:rPr>
+          <w:highlight w:val="yellow"/>
+        </w:rPr>
+      </w:pPr>
+      <w:proofErr w:type="spellStart"/>
+      <w:r>
+        <w:rPr>
+          <w:highlight w:val="yellow"/>
+        </w:rPr>
+        <w:t>Değişince</w:t>
+      </w:r>
+      <w:proofErr w:type="spellEnd"/>
+      <w:r>
+        <w:rPr>
+          <w:highlight w:val="yellow"/>
+        </w:rPr>
+        <w:t xml:space="preserve"> component </w:t>
+      </w:r>
+      <w:proofErr w:type="spellStart"/>
+      <w:r>
+        <w:rPr>
+          <w:highlight w:val="yellow"/>
+        </w:rPr>
+        <w:t>yeniden</w:t>
+      </w:r>
+      <w:proofErr w:type="spellEnd"/>
+      <w:r>
+        <w:rPr>
+          <w:highlight w:val="yellow"/>
+        </w:rPr>
+        <w:t xml:space="preserve"> render </w:t>
+      </w:r>
+      <w:proofErr w:type="spellStart"/>
+      <w:r>
+        <w:rPr>
+          <w:highlight w:val="yellow"/>
+        </w:rPr>
+        <w:t>edilir</w:t>
+      </w:r>
+      <w:proofErr w:type="spellEnd"/>
+      <w:r>
+        <w:rPr>
+          <w:highlight w:val="yellow"/>
+        </w:rPr>
+        <w:t xml:space="preserve"> </w:t>
+      </w:r>
+    </w:p>
+    <w:p>
+      <w:pPr>
+        <w:numPr>
+          <w:ilvl w:val="1"/>
+          <w:numId w:val="4"/>
+        </w:numPr>
+      </w:pPr>
+      <w:proofErr w:type="spellStart"/>
+      <w:r>
+        <w:t>Kullanıcı</w:t>
+      </w:r>
+      <w:proofErr w:type="spellEnd"/>
+      <w:r>
+        <w:t xml:space="preserve"> </w:t>
+      </w:r>
+      <w:proofErr w:type="spellStart"/>
+      <w:r>
+        <w:t>etkileşimi</w:t>
+      </w:r>
+      <w:proofErr w:type="spellEnd"/>
+      <w:r>
+        <w:t xml:space="preserve">, form, </w:t>
+      </w:r>
+      <w:proofErr w:type="spellStart"/>
+      <w:r>
+        <w:t>sayaç</w:t>
+      </w:r>
+      <w:proofErr w:type="spellEnd"/>
+      <w:r>
+        <w:t xml:space="preserve">, </w:t>
+      </w:r>
+      <w:proofErr w:type="spellStart"/>
+      <w:r>
+        <w:t>açık</w:t>
+      </w:r>
+      <w:proofErr w:type="spellEnd"/>
+      <w:r>
+        <w:t>/</w:t>
+      </w:r>
+      <w:proofErr w:type="spellStart"/>
+      <w:r>
+        <w:t>kapalı</w:t>
+      </w:r>
+      <w:proofErr w:type="spellEnd"/>
+      <w:r>
+        <w:t xml:space="preserve"> </w:t>
+      </w:r>
+      <w:proofErr w:type="spellStart"/>
+      <w:r>
+        <w:t>durumu</w:t>
+      </w:r>
+      <w:proofErr w:type="spellEnd"/>
+      <w:r>
+        <w:t xml:space="preserve"> </w:t>
+      </w:r>
+      <w:proofErr w:type="spellStart"/>
+      <w:r>
+        <w:t>gibi</w:t>
+      </w:r>
+      <w:proofErr w:type="spellEnd"/>
+      <w:r>
+        <w:t xml:space="preserve"> </w:t>
+      </w:r>
+      <w:proofErr w:type="spellStart"/>
+      <w:r>
+        <w:t>şeylerde</w:t>
+      </w:r>
+      <w:proofErr w:type="spellEnd"/>
+      <w:r>
+        <w:t xml:space="preserve"> </w:t>
+      </w:r>
+      <w:proofErr w:type="spellStart"/>
+      <w:r>
+        <w:t>kullanılır</w:t>
+      </w:r>
+      <w:proofErr w:type="spellEnd"/>
+    </w:p>
+    <w:p/>
+    <w:p>
+      <w:proofErr w:type="spellStart"/>
+      <w:r>
+        <w:t>Buradaki</w:t>
+      </w:r>
+      <w:proofErr w:type="spellEnd"/>
+      <w:r>
+        <w:t xml:space="preserve"> </w:t>
+      </w:r>
+      <w:proofErr w:type="spellStart"/>
+      <w:r>
+        <w:t>kilit</w:t>
+      </w:r>
+      <w:proofErr w:type="spellEnd"/>
+      <w:r>
+        <w:t xml:space="preserve"> </w:t>
+      </w:r>
+      <w:proofErr w:type="spellStart"/>
+      <w:r>
+        <w:t>nokta</w:t>
+      </w:r>
+      <w:proofErr w:type="spellEnd"/>
+      <w:r>
+        <w:t xml:space="preserve"> </w:t>
+      </w:r>
+      <w:proofErr w:type="spellStart"/>
+      <w:r>
+        <w:t>şudur</w:t>
+      </w:r>
+      <w:proofErr w:type="spellEnd"/>
+      <w:r>
+        <w:t xml:space="preserve">, </w:t>
+      </w:r>
+      <w:proofErr w:type="spellStart"/>
+      <w:r>
+        <w:t>eğer</w:t>
+      </w:r>
+      <w:proofErr w:type="spellEnd"/>
+      <w:r>
+        <w:t xml:space="preserve"> render </w:t>
+      </w:r>
+      <w:proofErr w:type="spellStart"/>
+      <w:r>
+        <w:t>edilmesi</w:t>
+      </w:r>
+      <w:proofErr w:type="spellEnd"/>
+      <w:r>
+        <w:t xml:space="preserve"> </w:t>
+      </w:r>
+      <w:proofErr w:type="spellStart"/>
+      <w:r>
+        <w:t>lazımsa</w:t>
+      </w:r>
+      <w:proofErr w:type="spellEnd"/>
+      <w:r>
+        <w:t xml:space="preserve"> render </w:t>
+      </w:r>
+      <w:proofErr w:type="spellStart"/>
+      <w:r>
+        <w:t>edilir</w:t>
+      </w:r>
+      <w:proofErr w:type="spellEnd"/>
+      <w:r>
+        <w:t xml:space="preserve"> </w:t>
+      </w:r>
+      <w:proofErr w:type="spellStart"/>
+      <w:r>
+        <w:t>eğer</w:t>
+      </w:r>
+      <w:proofErr w:type="spellEnd"/>
+      <w:r>
+        <w:t xml:space="preserve"> </w:t>
+      </w:r>
+      <w:proofErr w:type="spellStart"/>
+      <w:r>
+        <w:t>gerek</w:t>
+      </w:r>
+      <w:proofErr w:type="spellEnd"/>
+      <w:r>
+        <w:t xml:space="preserve"> </w:t>
+      </w:r>
+      <w:proofErr w:type="spellStart"/>
+      <w:r>
+        <w:t>yoksa</w:t>
+      </w:r>
+      <w:proofErr w:type="spellEnd"/>
+      <w:r>
+        <w:t xml:space="preserve"> </w:t>
+      </w:r>
+      <w:proofErr w:type="spellStart"/>
+      <w:r>
+        <w:t>bir</w:t>
+      </w:r>
+      <w:proofErr w:type="spellEnd"/>
+      <w:r>
+        <w:t xml:space="preserve"> </w:t>
+      </w:r>
+      <w:proofErr w:type="spellStart"/>
+      <w:r>
+        <w:t>şey</w:t>
+      </w:r>
+      <w:proofErr w:type="spellEnd"/>
+      <w:r>
+        <w:t xml:space="preserve"> </w:t>
+      </w:r>
+      <w:proofErr w:type="spellStart"/>
+      <w:r>
+        <w:t>olmaz</w:t>
+      </w:r>
+      <w:proofErr w:type="spellEnd"/>
+      <w:r>
+        <w:t xml:space="preserve">. </w:t>
+      </w:r>
+      <w:proofErr w:type="spellStart"/>
+      <w:r>
+        <w:t>Jquery</w:t>
+      </w:r>
+      <w:proofErr w:type="spellEnd"/>
+      <w:r>
+        <w:t xml:space="preserve"> </w:t>
+      </w:r>
+      <w:proofErr w:type="spellStart"/>
+      <w:r>
+        <w:t>gibi</w:t>
+      </w:r>
+      <w:proofErr w:type="spellEnd"/>
+      <w:r>
+        <w:t xml:space="preserve"> </w:t>
+      </w:r>
+      <w:proofErr w:type="spellStart"/>
+      <w:r>
+        <w:t>şeylerle</w:t>
+      </w:r>
+      <w:proofErr w:type="spellEnd"/>
+      <w:r>
+        <w:t xml:space="preserve"> </w:t>
+      </w:r>
+      <w:proofErr w:type="spellStart"/>
+      <w:r>
+        <w:t>yapsaydık</w:t>
+      </w:r>
+      <w:proofErr w:type="spellEnd"/>
+      <w:r>
+        <w:t xml:space="preserve"> </w:t>
+      </w:r>
+      <w:r>
+        <w:t xml:space="preserve">her </w:t>
+      </w:r>
+      <w:proofErr w:type="spellStart"/>
+      <w:r>
+        <w:t>durumda</w:t>
+      </w:r>
+      <w:proofErr w:type="spellEnd"/>
+      <w:r>
+        <w:t xml:space="preserve"> render </w:t>
+      </w:r>
+      <w:proofErr w:type="spellStart"/>
+      <w:r>
+        <w:t>edileceğini</w:t>
+      </w:r>
+      <w:proofErr w:type="spellEnd"/>
+      <w:r>
+        <w:t xml:space="preserve"> </w:t>
+      </w:r>
+      <w:proofErr w:type="spellStart"/>
+      <w:r>
+        <w:t>görürdük</w:t>
+      </w:r>
+      <w:proofErr w:type="spellEnd"/>
+      <w:r>
+        <w:t>.</w:t>
+      </w:r>
+    </w:p>
+    <w:p>
+      <w:r>
+        <w:t xml:space="preserve">O </w:t>
+      </w:r>
+      <w:proofErr w:type="gramStart"/>
+      <w:r>
+        <w:t>an</w:t>
+      </w:r>
+      <w:proofErr w:type="gramEnd"/>
+      <w:r>
+        <w:t xml:space="preserve"> </w:t>
+      </w:r>
+      <w:proofErr w:type="spellStart"/>
+      <w:r>
+        <w:t>nerenin</w:t>
+      </w:r>
+      <w:proofErr w:type="spellEnd"/>
+      <w:r>
+        <w:t xml:space="preserve"> render </w:t>
+      </w:r>
+      <w:proofErr w:type="spellStart"/>
+      <w:r>
+        <w:t>olacağını</w:t>
+      </w:r>
+      <w:proofErr w:type="spellEnd"/>
+      <w:r>
+        <w:t xml:space="preserve"> </w:t>
+      </w:r>
+      <w:proofErr w:type="spellStart"/>
+      <w:r>
+        <w:t>görmek</w:t>
+      </w:r>
+      <w:proofErr w:type="spellEnd"/>
+      <w:r>
+        <w:t xml:space="preserve"> </w:t>
+      </w:r>
+      <w:proofErr w:type="spellStart"/>
+      <w:r>
+        <w:t>için</w:t>
+      </w:r>
+      <w:proofErr w:type="spellEnd"/>
+      <w:r>
+        <w:t xml:space="preserve"> </w:t>
+      </w:r>
+    </w:p>
+    <w:p>
+      <w:r>
+        <w:rPr>
+          <w:highlight w:val="yellow"/>
+        </w:rPr>
+        <w:t xml:space="preserve">Inspect </w:t>
+      </w:r>
+      <w:r>
+        <w:rPr>
+          <w:highlight w:val="yellow"/>
+        </w:rPr>
+        <w:sym w:font="Wingdings" w:char="F0E0"/>
+      </w:r>
+      <w:r>
+        <w:rPr>
+          <w:highlight w:val="yellow"/>
+        </w:rPr>
+        <w:t xml:space="preserve"> 3 </w:t>
+      </w:r>
+      <w:proofErr w:type="spellStart"/>
+      <w:r>
+        <w:rPr>
+          <w:highlight w:val="yellow"/>
+        </w:rPr>
+        <w:t>nokta</w:t>
+      </w:r>
+      <w:proofErr w:type="spellEnd"/>
+      <w:r>
+        <w:rPr>
+          <w:highlight w:val="yellow"/>
+        </w:rPr>
+        <w:t xml:space="preserve"> </w:t>
+      </w:r>
+      <w:r>
+        <w:rPr>
+          <w:highlight w:val="yellow"/>
+        </w:rPr>
+        <w:sym w:font="Wingdings" w:char="F0E0"/>
+      </w:r>
+      <w:r>
+        <w:rPr>
+          <w:highlight w:val="yellow"/>
+        </w:rPr>
+        <w:t xml:space="preserve"> more tools </w:t>
+      </w:r>
+      <w:r>
+        <w:rPr>
+          <w:highlight w:val="yellow"/>
+        </w:rPr>
+        <w:sym w:font="Wingdings" w:char="F0E0"/>
+      </w:r>
+      <w:r>
+        <w:rPr>
+          <w:highlight w:val="yellow"/>
+        </w:rPr>
+        <w:t xml:space="preserve"> rende</w:t>
+      </w:r>
+      <w:r>
+        <w:rPr>
+          <w:highlight w:val="yellow"/>
+        </w:rPr>
+        <w:t xml:space="preserve">ring </w:t>
+      </w:r>
+      <w:r>
+        <w:rPr>
+          <w:highlight w:val="yellow"/>
+        </w:rPr>
+        <w:sym w:font="Wingdings" w:char="F0E0"/>
+      </w:r>
+      <w:r>
+        <w:rPr>
+          <w:highlight w:val="yellow"/>
+        </w:rPr>
+        <w:t xml:space="preserve"> paint flashing</w:t>
+      </w:r>
+    </w:p>
+    <w:p/>
     <w:sectPr>
       <w:pgSz w:w="12240" w:h="15840"/>
       <w:pgMar w:top="1440" w:right="1440" w:bottom="1440" w:left="1440" w:header="720" w:footer="720" w:gutter="0"/>
@@ -2630,6 +9976,155 @@
       </w:pPr>
     </w:lvl>
   </w:abstractNum>
+  <w:abstractNum w:abstractNumId="3" w15:restartNumberingAfterBreak="0">
+    <w:nsid w:val="5E441C9A"/>
+    <w:multiLevelType w:val="multilevel"/>
+    <w:tmpl w:val="C966C606"/>
+    <w:lvl w:ilvl="0">
+      <w:start w:val="1"/>
+      <w:numFmt w:val="bullet"/>
+      <w:lvlText w:val=""/>
+      <w:lvlJc w:val="left"/>
+      <w:pPr>
+        <w:tabs>
+          <w:tab w:val="num" w:pos="720"/>
+        </w:tabs>
+        <w:ind w:left="720" w:hanging="360"/>
+      </w:pPr>
+      <w:rPr>
+        <w:rFonts w:ascii="Symbol" w:hAnsi="Symbol" w:hint="default"/>
+        <w:sz w:val="20"/>
+      </w:rPr>
+    </w:lvl>
+    <w:lvl w:ilvl="1">
+      <w:start w:val="1"/>
+      <w:numFmt w:val="bullet"/>
+      <w:lvlText w:val="o"/>
+      <w:lvlJc w:val="left"/>
+      <w:pPr>
+        <w:tabs>
+          <w:tab w:val="num" w:pos="1440"/>
+        </w:tabs>
+        <w:ind w:left="1440" w:hanging="360"/>
+      </w:pPr>
+      <w:rPr>
+        <w:rFonts w:ascii="Courier New" w:hAnsi="Courier New" w:hint="default"/>
+        <w:sz w:val="20"/>
+      </w:rPr>
+    </w:lvl>
+    <w:lvl w:ilvl="2" w:tentative="1">
+      <w:start w:val="1"/>
+      <w:numFmt w:val="bullet"/>
+      <w:lvlText w:val=""/>
+      <w:lvlJc w:val="left"/>
+      <w:pPr>
+        <w:tabs>
+          <w:tab w:val="num" w:pos="2160"/>
+        </w:tabs>
+        <w:ind w:left="2160" w:hanging="360"/>
+      </w:pPr>
+      <w:rPr>
+        <w:rFonts w:ascii="Wingdings" w:hAnsi="Wingdings" w:hint="default"/>
+        <w:sz w:val="20"/>
+      </w:rPr>
+    </w:lvl>
+    <w:lvl w:ilvl="3" w:tentative="1">
+      <w:start w:val="1"/>
+      <w:numFmt w:val="bullet"/>
+      <w:lvlText w:val=""/>
+      <w:lvlJc w:val="left"/>
+      <w:pPr>
+        <w:tabs>
+          <w:tab w:val="num" w:pos="2880"/>
+        </w:tabs>
+        <w:ind w:left="2880" w:hanging="360"/>
+      </w:pPr>
+      <w:rPr>
+        <w:rFonts w:ascii="Wingdings" w:hAnsi="Wingdings" w:hint="default"/>
+        <w:sz w:val="20"/>
+      </w:rPr>
+    </w:lvl>
+    <w:lvl w:ilvl="4" w:tentative="1">
+      <w:start w:val="1"/>
+      <w:numFmt w:val="bullet"/>
+      <w:lvlText w:val=""/>
+      <w:lvlJc w:val="left"/>
+      <w:pPr>
+        <w:tabs>
+          <w:tab w:val="num" w:pos="3600"/>
+        </w:tabs>
+        <w:ind w:left="3600" w:hanging="360"/>
+      </w:pPr>
+      <w:rPr>
+        <w:rFonts w:ascii="Wingdings" w:hAnsi="Wingdings" w:hint="default"/>
+        <w:sz w:val="20"/>
+      </w:rPr>
+    </w:lvl>
+    <w:lvl w:ilvl="5" w:tentative="1">
+      <w:start w:val="1"/>
+      <w:numFmt w:val="bullet"/>
+      <w:lvlText w:val=""/>
+      <w:lvlJc w:val="left"/>
+      <w:pPr>
+        <w:tabs>
+          <w:tab w:val="num" w:pos="4320"/>
+        </w:tabs>
+        <w:ind w:left="4320" w:hanging="360"/>
+      </w:pPr>
+      <w:rPr>
+        <w:rFonts w:ascii="Wingdings" w:hAnsi="Wingdings" w:hint="default"/>
+        <w:sz w:val="20"/>
+      </w:rPr>
+    </w:lvl>
+    <w:lvl w:ilvl="6" w:tentative="1">
+      <w:start w:val="1"/>
+      <w:numFmt w:val="bullet"/>
+      <w:lvlText w:val=""/>
+      <w:lvlJc w:val="left"/>
+      <w:pPr>
+        <w:tabs>
+          <w:tab w:val="num" w:pos="5040"/>
+        </w:tabs>
+        <w:ind w:left="5040" w:hanging="360"/>
+      </w:pPr>
+      <w:rPr>
+        <w:rFonts w:ascii="Wingdings" w:hAnsi="Wingdings" w:hint="default"/>
+        <w:sz w:val="20"/>
+      </w:rPr>
+    </w:lvl>
+    <w:lvl w:ilvl="7" w:tentative="1">
+      <w:start w:val="1"/>
+      <w:numFmt w:val="bullet"/>
+      <w:lvlText w:val=""/>
+      <w:lvlJc w:val="left"/>
+      <w:pPr>
+        <w:tabs>
+          <w:tab w:val="num" w:pos="5760"/>
+        </w:tabs>
+        <w:ind w:left="5760" w:hanging="360"/>
+      </w:pPr>
+      <w:rPr>
+        <w:rFonts w:ascii="Wingdings" w:hAnsi="Wingdings" w:hint="default"/>
+        <w:sz w:val="20"/>
+      </w:rPr>
+    </w:lvl>
+    <w:lvl w:ilvl="8" w:tentative="1">
+      <w:start w:val="1"/>
+      <w:numFmt w:val="bullet"/>
+      <w:lvlText w:val=""/>
+      <w:lvlJc w:val="left"/>
+      <w:pPr>
+        <w:tabs>
+          <w:tab w:val="num" w:pos="6480"/>
+        </w:tabs>
+        <w:ind w:left="6480" w:hanging="360"/>
+      </w:pPr>
+      <w:rPr>
+        <w:rFonts w:ascii="Wingdings" w:hAnsi="Wingdings" w:hint="default"/>
+        <w:sz w:val="20"/>
+      </w:rPr>
+    </w:lvl>
+  </w:abstractNum>
   <w:num w:numId="1" w16cid:durableId="1569224195">
     <w:abstractNumId w:val="2"/>
   </w:num>
@@ -2638,6 +10133,9 @@
   </w:num>
   <w:num w:numId="3" w16cid:durableId="1229612280">
     <w:abstractNumId w:val="0"/>
+  </w:num>
+  <w:num w:numId="4" w16cid:durableId="735397684">
+    <w:abstractNumId w:val="3"/>
   </w:num>
 </w:numbering>
 </file>

--- a/Useful Notes.docx
+++ b/Useful Notes.docx
@@ -8906,7 +8906,31 @@
         <w:t>.</w:t>
       </w:r>
     </w:p>
-    <w:p/>
+    <w:p>
+      <w:proofErr w:type="gramStart"/>
+      <w:r>
+        <w:rPr>
+          <w:b/>
+          <w:bCs/>
+        </w:rPr>
+        <w:t>CRITICAL :</w:t>
+      </w:r>
+      <w:proofErr w:type="gramEnd"/>
+      <w:r>
+        <w:t xml:space="preserve"> </w:t>
+      </w:r>
+      <w:proofErr w:type="gramStart"/>
+      <w:r>
+        <w:t>state</w:t>
+      </w:r>
+      <w:proofErr w:type="gramEnd"/>
+      <w:r>
+        <w:t xml:space="preserve"> hooks must be outside the conditional usage. They must be defined </w:t>
+      </w:r>
+      <w:r>
+        <w:t>inside the component directly (preferring top side) without any condition.</w:t>
+      </w:r>
+    </w:p>
     <w:p>
       <w:r>
         <w:t xml:space="preserve">Temel fark </w:t>
@@ -9088,7 +9112,6 @@
           <w:b/>
           <w:bCs/>
         </w:rPr>
-        <w:lastRenderedPageBreak/>
         <w:t>State</w:t>
       </w:r>
       <w:r>
@@ -9577,6 +9600,2443 @@
       </w:r>
     </w:p>
     <w:p/>
+    <w:p>
+      <w:pPr>
+        <w:rPr>
+          <w:b/>
+          <w:bCs/>
+        </w:rPr>
+      </w:pPr>
+      <w:proofErr w:type="spellStart"/>
+      <w:r>
+        <w:rPr>
+          <w:b/>
+          <w:bCs/>
+        </w:rPr>
+        <w:t>useEffect</w:t>
+      </w:r>
+      <w:proofErr w:type="spellEnd"/>
+      <w:r>
+        <w:rPr>
+          <w:b/>
+          <w:bCs/>
+        </w:rPr>
+        <w:t xml:space="preserve"> </w:t>
+      </w:r>
+      <w:r>
+        <w:rPr>
+          <w:b/>
+          <w:bCs/>
+        </w:rPr>
+        <w:t>NEDİR</w:t>
+      </w:r>
+    </w:p>
+    <w:p/>
+    <w:p>
+      <w:proofErr w:type="spellStart"/>
+      <w:r>
+        <w:t>useEffect</w:t>
+      </w:r>
+      <w:proofErr w:type="spellEnd"/>
+      <w:r>
+        <w:t xml:space="preserve">, component render </w:t>
+      </w:r>
+      <w:proofErr w:type="spellStart"/>
+      <w:r>
+        <w:t>edildikten</w:t>
+      </w:r>
+      <w:proofErr w:type="spellEnd"/>
+      <w:r>
+        <w:t xml:space="preserve"> </w:t>
+      </w:r>
+      <w:proofErr w:type="spellStart"/>
+      <w:r>
+        <w:t>sonra</w:t>
+      </w:r>
+      <w:proofErr w:type="spellEnd"/>
+      <w:r>
+        <w:t xml:space="preserve"> </w:t>
+      </w:r>
+      <w:proofErr w:type="spellStart"/>
+      <w:r>
+        <w:rPr>
+          <w:b/>
+          <w:bCs/>
+        </w:rPr>
+        <w:t>yan</w:t>
+      </w:r>
+      <w:proofErr w:type="spellEnd"/>
+      <w:r>
+        <w:rPr>
+          <w:b/>
+          <w:bCs/>
+        </w:rPr>
+        <w:t xml:space="preserve"> </w:t>
+      </w:r>
+      <w:proofErr w:type="spellStart"/>
+      <w:r>
+        <w:rPr>
+          <w:b/>
+          <w:bCs/>
+        </w:rPr>
+        <w:t>etkileri</w:t>
+      </w:r>
+      <w:proofErr w:type="spellEnd"/>
+      <w:r>
+        <w:t xml:space="preserve"> </w:t>
+      </w:r>
+      <w:proofErr w:type="spellStart"/>
+      <w:r>
+        <w:t>çalıştırmak</w:t>
+      </w:r>
+      <w:proofErr w:type="spellEnd"/>
+      <w:r>
+        <w:t xml:space="preserve"> </w:t>
+      </w:r>
+      <w:proofErr w:type="spellStart"/>
+      <w:r>
+        <w:t>için</w:t>
+      </w:r>
+      <w:proofErr w:type="spellEnd"/>
+      <w:r>
+        <w:t xml:space="preserve"> </w:t>
+      </w:r>
+      <w:proofErr w:type="spellStart"/>
+      <w:r>
+        <w:t>kullanılır</w:t>
+      </w:r>
+      <w:proofErr w:type="spellEnd"/>
+      <w:r>
+        <w:t>.</w:t>
+      </w:r>
+    </w:p>
+    <w:p>
+      <w:proofErr w:type="spellStart"/>
+      <w:r>
+        <w:t>Buradaki</w:t>
+      </w:r>
+      <w:proofErr w:type="spellEnd"/>
+      <w:r>
+        <w:t xml:space="preserve"> “</w:t>
+      </w:r>
+      <w:proofErr w:type="spellStart"/>
+      <w:r>
+        <w:t>yan</w:t>
+      </w:r>
+      <w:proofErr w:type="spellEnd"/>
+      <w:r>
+        <w:t xml:space="preserve"> </w:t>
+      </w:r>
+      <w:proofErr w:type="spellStart"/>
+      <w:r>
+        <w:t>etki</w:t>
+      </w:r>
+      <w:proofErr w:type="spellEnd"/>
+      <w:r>
+        <w:t xml:space="preserve">” </w:t>
+      </w:r>
+      <w:proofErr w:type="spellStart"/>
+      <w:r>
+        <w:t>şunlar</w:t>
+      </w:r>
+      <w:proofErr w:type="spellEnd"/>
+      <w:r>
+        <w:t xml:space="preserve"> </w:t>
+      </w:r>
+      <w:proofErr w:type="spellStart"/>
+      <w:r>
+        <w:t>gibi</w:t>
+      </w:r>
+      <w:proofErr w:type="spellEnd"/>
+      <w:r>
+        <w:t xml:space="preserve"> </w:t>
+      </w:r>
+      <w:proofErr w:type="spellStart"/>
+      <w:r>
+        <w:t>şeylerdir</w:t>
+      </w:r>
+      <w:proofErr w:type="spellEnd"/>
+      <w:r>
+        <w:t>:</w:t>
+      </w:r>
+    </w:p>
+    <w:p>
+      <w:pPr>
+        <w:numPr>
+          <w:ilvl w:val="0"/>
+          <w:numId w:val="5"/>
+        </w:numPr>
+      </w:pPr>
+      <w:proofErr w:type="spellStart"/>
+      <w:r>
+        <w:t>API’den</w:t>
+      </w:r>
+      <w:proofErr w:type="spellEnd"/>
+      <w:r>
+        <w:t xml:space="preserve"> </w:t>
+      </w:r>
+      <w:proofErr w:type="spellStart"/>
+      <w:r>
+        <w:t>veri</w:t>
+      </w:r>
+      <w:proofErr w:type="spellEnd"/>
+      <w:r>
+        <w:t xml:space="preserve"> </w:t>
+      </w:r>
+      <w:proofErr w:type="spellStart"/>
+      <w:r>
+        <w:t>çekmek</w:t>
+      </w:r>
+      <w:proofErr w:type="spellEnd"/>
+      <w:r>
+        <w:t xml:space="preserve"> </w:t>
+      </w:r>
+    </w:p>
+    <w:p>
+      <w:pPr>
+        <w:numPr>
+          <w:ilvl w:val="0"/>
+          <w:numId w:val="5"/>
+        </w:numPr>
+      </w:pPr>
+      <w:proofErr w:type="spellStart"/>
+      <w:r>
+        <w:t>setTimeout</w:t>
+      </w:r>
+      <w:proofErr w:type="spellEnd"/>
+      <w:r>
+        <w:t xml:space="preserve"> / </w:t>
+      </w:r>
+      <w:proofErr w:type="spellStart"/>
+      <w:r>
+        <w:t>setInterval</w:t>
+      </w:r>
+      <w:proofErr w:type="spellEnd"/>
+      <w:r>
+        <w:t xml:space="preserve"> </w:t>
+      </w:r>
+      <w:proofErr w:type="spellStart"/>
+      <w:r>
+        <w:t>çalıştırmak</w:t>
+      </w:r>
+      <w:proofErr w:type="spellEnd"/>
+      <w:r>
+        <w:t xml:space="preserve"> </w:t>
+      </w:r>
+    </w:p>
+    <w:p>
+      <w:pPr>
+        <w:numPr>
+          <w:ilvl w:val="0"/>
+          <w:numId w:val="5"/>
+        </w:numPr>
+      </w:pPr>
+      <w:r>
+        <w:t xml:space="preserve">Event listener </w:t>
+      </w:r>
+      <w:proofErr w:type="spellStart"/>
+      <w:r>
+        <w:t>eklemek</w:t>
+      </w:r>
+      <w:proofErr w:type="spellEnd"/>
+      <w:r>
+        <w:t xml:space="preserve"> </w:t>
+      </w:r>
+    </w:p>
+    <w:p>
+      <w:pPr>
+        <w:numPr>
+          <w:ilvl w:val="0"/>
+          <w:numId w:val="5"/>
+        </w:numPr>
+      </w:pPr>
+      <w:proofErr w:type="spellStart"/>
+      <w:r>
+        <w:t>LocalStorage’a</w:t>
+      </w:r>
+      <w:proofErr w:type="spellEnd"/>
+      <w:r>
+        <w:t xml:space="preserve"> </w:t>
+      </w:r>
+      <w:proofErr w:type="spellStart"/>
+      <w:r>
+        <w:t>yazmak</w:t>
+      </w:r>
+      <w:proofErr w:type="spellEnd"/>
+      <w:r>
+        <w:t xml:space="preserve"> </w:t>
+      </w:r>
+    </w:p>
+    <w:p>
+      <w:pPr>
+        <w:numPr>
+          <w:ilvl w:val="0"/>
+          <w:numId w:val="5"/>
+        </w:numPr>
+      </w:pPr>
+      <w:r>
+        <w:t xml:space="preserve">DOM </w:t>
+      </w:r>
+      <w:proofErr w:type="spellStart"/>
+      <w:r>
+        <w:t>üzerinde</w:t>
+      </w:r>
+      <w:proofErr w:type="spellEnd"/>
+      <w:r>
+        <w:t xml:space="preserve"> </w:t>
+      </w:r>
+      <w:proofErr w:type="spellStart"/>
+      <w:r>
+        <w:t>işlem</w:t>
+      </w:r>
+      <w:proofErr w:type="spellEnd"/>
+      <w:r>
+        <w:t xml:space="preserve"> </w:t>
+      </w:r>
+      <w:proofErr w:type="spellStart"/>
+      <w:r>
+        <w:t>yapmak</w:t>
+      </w:r>
+      <w:proofErr w:type="spellEnd"/>
+      <w:r>
+        <w:t xml:space="preserve"> </w:t>
+      </w:r>
+    </w:p>
+    <w:p>
+      <w:r>
+        <w:t xml:space="preserve">Yani </w:t>
+      </w:r>
+      <w:proofErr w:type="spellStart"/>
+      <w:r>
+        <w:t>useEffect</w:t>
+      </w:r>
+      <w:proofErr w:type="spellEnd"/>
+      <w:r>
+        <w:t xml:space="preserve"> </w:t>
+      </w:r>
+      <w:proofErr w:type="spellStart"/>
+      <w:r>
+        <w:t>şunun</w:t>
+      </w:r>
+      <w:proofErr w:type="spellEnd"/>
+      <w:r>
+        <w:t xml:space="preserve"> </w:t>
+      </w:r>
+      <w:proofErr w:type="spellStart"/>
+      <w:r>
+        <w:t>için</w:t>
+      </w:r>
+      <w:proofErr w:type="spellEnd"/>
+      <w:r>
+        <w:t xml:space="preserve"> </w:t>
+      </w:r>
+      <w:proofErr w:type="spellStart"/>
+      <w:r>
+        <w:t>vardır</w:t>
+      </w:r>
+      <w:proofErr w:type="spellEnd"/>
+      <w:r>
+        <w:t>:</w:t>
+      </w:r>
+      <w:r>
+        <w:br/>
+      </w:r>
+      <w:r>
+        <w:rPr>
+          <w:b/>
+          <w:bCs/>
+        </w:rPr>
+        <w:t xml:space="preserve">“Component </w:t>
+      </w:r>
+      <w:proofErr w:type="spellStart"/>
+      <w:r>
+        <w:rPr>
+          <w:b/>
+          <w:bCs/>
+        </w:rPr>
+        <w:t>ekrana</w:t>
+      </w:r>
+      <w:proofErr w:type="spellEnd"/>
+      <w:r>
+        <w:rPr>
+          <w:b/>
+          <w:bCs/>
+        </w:rPr>
+        <w:t xml:space="preserve"> </w:t>
+      </w:r>
+      <w:proofErr w:type="spellStart"/>
+      <w:r>
+        <w:rPr>
+          <w:b/>
+          <w:bCs/>
+        </w:rPr>
+        <w:t>geldikten</w:t>
+      </w:r>
+      <w:proofErr w:type="spellEnd"/>
+      <w:r>
+        <w:rPr>
+          <w:b/>
+          <w:bCs/>
+        </w:rPr>
+        <w:t xml:space="preserve"> </w:t>
+      </w:r>
+      <w:proofErr w:type="spellStart"/>
+      <w:r>
+        <w:rPr>
+          <w:b/>
+          <w:bCs/>
+        </w:rPr>
+        <w:t>sonra</w:t>
+      </w:r>
+      <w:proofErr w:type="spellEnd"/>
+      <w:r>
+        <w:rPr>
+          <w:b/>
+          <w:bCs/>
+        </w:rPr>
+        <w:t xml:space="preserve"> </w:t>
+      </w:r>
+      <w:proofErr w:type="spellStart"/>
+      <w:r>
+        <w:rPr>
+          <w:b/>
+          <w:bCs/>
+        </w:rPr>
+        <w:t>bir</w:t>
+      </w:r>
+      <w:proofErr w:type="spellEnd"/>
+      <w:r>
+        <w:rPr>
+          <w:b/>
+          <w:bCs/>
+        </w:rPr>
+        <w:t xml:space="preserve"> </w:t>
+      </w:r>
+      <w:proofErr w:type="spellStart"/>
+      <w:r>
+        <w:rPr>
+          <w:b/>
+          <w:bCs/>
+        </w:rPr>
+        <w:t>iş</w:t>
+      </w:r>
+      <w:proofErr w:type="spellEnd"/>
+      <w:r>
+        <w:rPr>
+          <w:b/>
+          <w:bCs/>
+        </w:rPr>
+        <w:t xml:space="preserve"> yap.”</w:t>
+      </w:r>
+    </w:p>
+    <w:p/>
+    <w:p/>
+    <w:p/>
+    <w:p/>
+    <w:p/>
+    <w:p>
+      <w:pPr>
+        <w:rPr>
+          <w:b/>
+          <w:bCs/>
+        </w:rPr>
+      </w:pPr>
+      <w:r>
+        <w:rPr>
+          <w:b/>
+          <w:bCs/>
+        </w:rPr>
+        <w:t xml:space="preserve">1. Her </w:t>
+      </w:r>
+      <w:proofErr w:type="spellStart"/>
+      <w:r>
+        <w:rPr>
+          <w:b/>
+          <w:bCs/>
+        </w:rPr>
+        <w:t>render’da</w:t>
+      </w:r>
+      <w:proofErr w:type="spellEnd"/>
+      <w:r>
+        <w:rPr>
+          <w:b/>
+          <w:bCs/>
+        </w:rPr>
+        <w:t xml:space="preserve"> </w:t>
+      </w:r>
+      <w:proofErr w:type="spellStart"/>
+      <w:r>
+        <w:rPr>
+          <w:b/>
+          <w:bCs/>
+        </w:rPr>
+        <w:t>çalışsın</w:t>
+      </w:r>
+      <w:proofErr w:type="spellEnd"/>
+    </w:p>
+    <w:p>
+      <w:r>
+        <w:t xml:space="preserve">import </w:t>
+      </w:r>
+      <w:proofErr w:type="gramStart"/>
+      <w:r>
+        <w:t xml:space="preserve">{ </w:t>
+      </w:r>
+      <w:proofErr w:type="spellStart"/>
+      <w:r>
+        <w:t>useEffect</w:t>
+      </w:r>
+      <w:proofErr w:type="spellEnd"/>
+      <w:proofErr w:type="gramEnd"/>
+      <w:r>
+        <w:t xml:space="preserve"> } from "react";</w:t>
+      </w:r>
+      <w:r>
+        <w:br/>
+      </w:r>
+      <w:r>
+        <w:br/>
+        <w:t xml:space="preserve">function </w:t>
+      </w:r>
+      <w:proofErr w:type="gramStart"/>
+      <w:r>
+        <w:t>App(</w:t>
+      </w:r>
+      <w:proofErr w:type="gramEnd"/>
+      <w:r>
+        <w:t>) {</w:t>
+      </w:r>
+      <w:r>
+        <w:br/>
+      </w:r>
+      <w:proofErr w:type="spellStart"/>
+      <w:proofErr w:type="gramStart"/>
+      <w:r>
+        <w:t>useEffect</w:t>
+      </w:r>
+      <w:proofErr w:type="spellEnd"/>
+      <w:r>
+        <w:t>(</w:t>
+      </w:r>
+      <w:proofErr w:type="gramEnd"/>
+      <w:r>
+        <w:t>() =&gt; {</w:t>
+      </w:r>
+      <w:r>
+        <w:br/>
+      </w:r>
+      <w:proofErr w:type="gramStart"/>
+      <w:r>
+        <w:t>console.log(</w:t>
+      </w:r>
+      <w:proofErr w:type="gramEnd"/>
+      <w:r>
+        <w:t xml:space="preserve">"Component render </w:t>
+      </w:r>
+      <w:proofErr w:type="spellStart"/>
+      <w:r>
+        <w:t>oldu</w:t>
+      </w:r>
+      <w:proofErr w:type="spellEnd"/>
+      <w:r>
+        <w:t>");</w:t>
+      </w:r>
+      <w:r>
+        <w:br/>
+        <w:t>});</w:t>
+      </w:r>
+      <w:r>
+        <w:br/>
+      </w:r>
+      <w:r>
+        <w:br/>
+        <w:t>return &lt;h1&gt;</w:t>
+      </w:r>
+      <w:proofErr w:type="spellStart"/>
+      <w:r>
+        <w:t>Merhaba</w:t>
+      </w:r>
+      <w:proofErr w:type="spellEnd"/>
+      <w:r>
+        <w:t>&lt;/h1&gt;;</w:t>
+      </w:r>
+      <w:r>
+        <w:br/>
+        <w:t>}</w:t>
+      </w:r>
+    </w:p>
+    <w:p>
+      <w:pPr>
+        <w:rPr>
+          <w:b/>
+          <w:bCs/>
+        </w:rPr>
+      </w:pPr>
+      <w:r>
+        <w:rPr>
+          <w:b/>
+          <w:bCs/>
+        </w:rPr>
+        <w:t xml:space="preserve">2. </w:t>
+      </w:r>
+      <w:proofErr w:type="spellStart"/>
+      <w:r>
+        <w:rPr>
+          <w:b/>
+          <w:bCs/>
+        </w:rPr>
+        <w:t>Sadece</w:t>
+      </w:r>
+      <w:proofErr w:type="spellEnd"/>
+      <w:r>
+        <w:rPr>
+          <w:b/>
+          <w:bCs/>
+        </w:rPr>
+        <w:t xml:space="preserve"> ilk </w:t>
+      </w:r>
+      <w:proofErr w:type="spellStart"/>
+      <w:r>
+        <w:rPr>
+          <w:b/>
+          <w:bCs/>
+        </w:rPr>
+        <w:t>açılışta</w:t>
+      </w:r>
+      <w:proofErr w:type="spellEnd"/>
+      <w:r>
+        <w:rPr>
+          <w:b/>
+          <w:bCs/>
+        </w:rPr>
+        <w:t xml:space="preserve"> </w:t>
+      </w:r>
+      <w:proofErr w:type="spellStart"/>
+      <w:r>
+        <w:rPr>
+          <w:b/>
+          <w:bCs/>
+        </w:rPr>
+        <w:t>çalışsın</w:t>
+      </w:r>
+      <w:proofErr w:type="spellEnd"/>
+    </w:p>
+    <w:p>
+      <w:proofErr w:type="spellStart"/>
+      <w:proofErr w:type="gramStart"/>
+      <w:r>
+        <w:t>useEffect</w:t>
+      </w:r>
+      <w:proofErr w:type="spellEnd"/>
+      <w:r>
+        <w:t>(</w:t>
+      </w:r>
+      <w:proofErr w:type="gramEnd"/>
+      <w:r>
+        <w:t>() =&gt; {</w:t>
+      </w:r>
+      <w:r>
+        <w:br/>
+      </w:r>
+      <w:proofErr w:type="gramStart"/>
+      <w:r>
+        <w:t>console.log(</w:t>
+      </w:r>
+      <w:proofErr w:type="gramEnd"/>
+      <w:r>
+        <w:t>"</w:t>
+      </w:r>
+      <w:proofErr w:type="spellStart"/>
+      <w:r>
+        <w:t>Sadece</w:t>
+      </w:r>
+      <w:proofErr w:type="spellEnd"/>
+      <w:r>
+        <w:t xml:space="preserve"> ilk </w:t>
+      </w:r>
+      <w:proofErr w:type="spellStart"/>
+      <w:r>
+        <w:t>render'da</w:t>
+      </w:r>
+      <w:proofErr w:type="spellEnd"/>
+      <w:r>
+        <w:t xml:space="preserve"> </w:t>
+      </w:r>
+      <w:proofErr w:type="spellStart"/>
+      <w:r>
+        <w:t>çalışır</w:t>
+      </w:r>
+      <w:proofErr w:type="spellEnd"/>
+      <w:r>
+        <w:t>");</w:t>
+      </w:r>
+      <w:r>
+        <w:br/>
+        <w:t>}, []</w:t>
+      </w:r>
+      <w:proofErr w:type="gramStart"/>
+      <w:r>
+        <w:t>);</w:t>
+      </w:r>
+      <w:proofErr w:type="gramEnd"/>
+    </w:p>
+    <w:p/>
+    <w:p>
+      <w:pPr>
+        <w:rPr>
+          <w:b/>
+          <w:bCs/>
+        </w:rPr>
+      </w:pPr>
+      <w:r>
+        <w:rPr>
+          <w:b/>
+          <w:bCs/>
+        </w:rPr>
+        <w:t xml:space="preserve">3. </w:t>
+      </w:r>
+      <w:proofErr w:type="spellStart"/>
+      <w:r>
+        <w:rPr>
+          <w:b/>
+          <w:bCs/>
+        </w:rPr>
+        <w:t>Belirli</w:t>
+      </w:r>
+      <w:proofErr w:type="spellEnd"/>
+      <w:r>
+        <w:rPr>
+          <w:b/>
+          <w:bCs/>
+        </w:rPr>
+        <w:t xml:space="preserve"> </w:t>
+      </w:r>
+      <w:proofErr w:type="spellStart"/>
+      <w:r>
+        <w:rPr>
+          <w:b/>
+          <w:bCs/>
+        </w:rPr>
+        <w:t>bir</w:t>
+      </w:r>
+      <w:proofErr w:type="spellEnd"/>
+      <w:r>
+        <w:rPr>
+          <w:b/>
+          <w:bCs/>
+        </w:rPr>
+        <w:t xml:space="preserve"> </w:t>
+      </w:r>
+      <w:proofErr w:type="spellStart"/>
+      <w:r>
+        <w:rPr>
+          <w:b/>
+          <w:bCs/>
+        </w:rPr>
+        <w:t>değer</w:t>
+      </w:r>
+      <w:proofErr w:type="spellEnd"/>
+      <w:r>
+        <w:rPr>
+          <w:b/>
+          <w:bCs/>
+        </w:rPr>
+        <w:t xml:space="preserve"> </w:t>
+      </w:r>
+      <w:proofErr w:type="spellStart"/>
+      <w:r>
+        <w:rPr>
+          <w:b/>
+          <w:bCs/>
+        </w:rPr>
+        <w:t>değişince</w:t>
+      </w:r>
+      <w:proofErr w:type="spellEnd"/>
+      <w:r>
+        <w:rPr>
+          <w:b/>
+          <w:bCs/>
+        </w:rPr>
+        <w:t xml:space="preserve"> </w:t>
+      </w:r>
+      <w:proofErr w:type="spellStart"/>
+      <w:r>
+        <w:rPr>
+          <w:b/>
+          <w:bCs/>
+        </w:rPr>
+        <w:t>çalışsın</w:t>
+      </w:r>
+      <w:proofErr w:type="spellEnd"/>
+    </w:p>
+    <w:p>
+      <w:proofErr w:type="spellStart"/>
+      <w:proofErr w:type="gramStart"/>
+      <w:r>
+        <w:t>useEffect</w:t>
+      </w:r>
+      <w:proofErr w:type="spellEnd"/>
+      <w:r>
+        <w:t>(</w:t>
+      </w:r>
+      <w:proofErr w:type="gramEnd"/>
+      <w:r>
+        <w:t>() =&gt; {</w:t>
+      </w:r>
+      <w:r>
+        <w:br/>
+      </w:r>
+      <w:proofErr w:type="gramStart"/>
+      <w:r>
+        <w:t>console.log(</w:t>
+      </w:r>
+      <w:proofErr w:type="gramEnd"/>
+      <w:r>
+        <w:t xml:space="preserve">"count </w:t>
+      </w:r>
+      <w:proofErr w:type="spellStart"/>
+      <w:r>
+        <w:t>değişti</w:t>
+      </w:r>
+      <w:proofErr w:type="spellEnd"/>
+      <w:r>
+        <w:t>");</w:t>
+      </w:r>
+      <w:r>
+        <w:br/>
+        <w:t>}, [count]</w:t>
+      </w:r>
+      <w:proofErr w:type="gramStart"/>
+      <w:r>
+        <w:t>);</w:t>
+      </w:r>
+      <w:proofErr w:type="gramEnd"/>
+    </w:p>
+    <w:p/>
+    <w:p>
+      <w:pPr>
+        <w:rPr>
+          <w:b/>
+          <w:bCs/>
+        </w:rPr>
+      </w:pPr>
+      <w:r>
+        <w:rPr>
+          <w:b/>
+          <w:bCs/>
+        </w:rPr>
+        <w:t xml:space="preserve">Cleanup </w:t>
+      </w:r>
+      <w:proofErr w:type="spellStart"/>
+      <w:r>
+        <w:rPr>
+          <w:b/>
+          <w:bCs/>
+        </w:rPr>
+        <w:t>nedir</w:t>
+      </w:r>
+      <w:proofErr w:type="spellEnd"/>
+      <w:r>
+        <w:rPr>
+          <w:b/>
+          <w:bCs/>
+        </w:rPr>
+        <w:t>?</w:t>
+      </w:r>
+    </w:p>
+    <w:p>
+      <w:proofErr w:type="spellStart"/>
+      <w:r>
+        <w:t>Bazı</w:t>
+      </w:r>
+      <w:proofErr w:type="spellEnd"/>
+      <w:r>
+        <w:t xml:space="preserve"> </w:t>
+      </w:r>
+      <w:proofErr w:type="spellStart"/>
+      <w:r>
+        <w:t>effect’ler</w:t>
+      </w:r>
+      <w:proofErr w:type="spellEnd"/>
+      <w:r>
+        <w:t xml:space="preserve"> </w:t>
+      </w:r>
+      <w:proofErr w:type="spellStart"/>
+      <w:r>
+        <w:t>temizlenmelidir</w:t>
+      </w:r>
+      <w:proofErr w:type="spellEnd"/>
+      <w:r>
+        <w:t xml:space="preserve">. </w:t>
+      </w:r>
+      <w:proofErr w:type="spellStart"/>
+      <w:r>
+        <w:t>Mesela</w:t>
+      </w:r>
+      <w:proofErr w:type="spellEnd"/>
+      <w:r>
+        <w:t xml:space="preserve"> interval </w:t>
+      </w:r>
+      <w:proofErr w:type="spellStart"/>
+      <w:r>
+        <w:t>veya</w:t>
+      </w:r>
+      <w:proofErr w:type="spellEnd"/>
+      <w:r>
+        <w:t xml:space="preserve"> event listener.</w:t>
+      </w:r>
+    </w:p>
+    <w:p>
+      <w:proofErr w:type="spellStart"/>
+      <w:proofErr w:type="gramStart"/>
+      <w:r>
+        <w:t>useEffect</w:t>
+      </w:r>
+      <w:proofErr w:type="spellEnd"/>
+      <w:r>
+        <w:t>(</w:t>
+      </w:r>
+      <w:proofErr w:type="gramEnd"/>
+      <w:r>
+        <w:t>() =&gt; {</w:t>
+      </w:r>
+      <w:r>
+        <w:br/>
+        <w:t xml:space="preserve">const interval = </w:t>
+      </w:r>
+      <w:proofErr w:type="spellStart"/>
+      <w:proofErr w:type="gramStart"/>
+      <w:r>
+        <w:t>setInterval</w:t>
+      </w:r>
+      <w:proofErr w:type="spellEnd"/>
+      <w:r>
+        <w:t>(</w:t>
+      </w:r>
+      <w:proofErr w:type="gramEnd"/>
+      <w:r>
+        <w:t>() =&gt; {</w:t>
+      </w:r>
+      <w:r>
+        <w:br/>
+        <w:t>console.log("</w:t>
+      </w:r>
+      <w:proofErr w:type="spellStart"/>
+      <w:r>
+        <w:t>çalışıyor</w:t>
+      </w:r>
+      <w:proofErr w:type="spellEnd"/>
+      <w:r>
+        <w:t>");</w:t>
+      </w:r>
+      <w:r>
+        <w:br/>
+        <w:t>}, 1000);</w:t>
+      </w:r>
+      <w:r>
+        <w:br/>
+      </w:r>
+      <w:r>
+        <w:br/>
+        <w:t>return () =&gt; {</w:t>
+      </w:r>
+      <w:r>
+        <w:br/>
+      </w:r>
+      <w:proofErr w:type="spellStart"/>
+      <w:r>
+        <w:t>clearInterval</w:t>
+      </w:r>
+      <w:proofErr w:type="spellEnd"/>
+      <w:r>
+        <w:t>(interval);</w:t>
+      </w:r>
+      <w:r>
+        <w:br/>
+        <w:t>};</w:t>
+      </w:r>
+      <w:r>
+        <w:br/>
+        <w:t>}, []</w:t>
+      </w:r>
+      <w:proofErr w:type="gramStart"/>
+      <w:r>
+        <w:t>);</w:t>
+      </w:r>
+      <w:proofErr w:type="gramEnd"/>
+    </w:p>
+    <w:p/>
+    <w:p>
+      <w:r>
+        <w:t xml:space="preserve">return </w:t>
+      </w:r>
+      <w:proofErr w:type="spellStart"/>
+      <w:r>
+        <w:t>içindeki</w:t>
+      </w:r>
+      <w:proofErr w:type="spellEnd"/>
+      <w:r>
+        <w:t xml:space="preserve"> </w:t>
+      </w:r>
+      <w:proofErr w:type="spellStart"/>
+      <w:r>
+        <w:t>fonksiyon</w:t>
+      </w:r>
+      <w:proofErr w:type="spellEnd"/>
+      <w:r>
+        <w:t>:</w:t>
+      </w:r>
+    </w:p>
+    <w:p>
+      <w:pPr>
+        <w:numPr>
+          <w:ilvl w:val="0"/>
+          <w:numId w:val="6"/>
+        </w:numPr>
+      </w:pPr>
+      <w:r>
+        <w:t xml:space="preserve">component </w:t>
+      </w:r>
+      <w:proofErr w:type="spellStart"/>
+      <w:r>
+        <w:t>ekrandan</w:t>
+      </w:r>
+      <w:proofErr w:type="spellEnd"/>
+      <w:r>
+        <w:t xml:space="preserve"> </w:t>
+      </w:r>
+      <w:proofErr w:type="spellStart"/>
+      <w:r>
+        <w:t>kalkarken</w:t>
+      </w:r>
+      <w:proofErr w:type="spellEnd"/>
+      <w:r>
+        <w:t xml:space="preserve"> </w:t>
+      </w:r>
+    </w:p>
+    <w:p>
+      <w:pPr>
+        <w:numPr>
+          <w:ilvl w:val="0"/>
+          <w:numId w:val="6"/>
+        </w:numPr>
+      </w:pPr>
+      <w:proofErr w:type="spellStart"/>
+      <w:r>
+        <w:t>veya</w:t>
+      </w:r>
+      <w:proofErr w:type="spellEnd"/>
+      <w:r>
+        <w:t xml:space="preserve"> effect </w:t>
+      </w:r>
+      <w:proofErr w:type="spellStart"/>
+      <w:r>
+        <w:t>tekrar</w:t>
+      </w:r>
+      <w:proofErr w:type="spellEnd"/>
+      <w:r>
+        <w:t xml:space="preserve"> </w:t>
+      </w:r>
+      <w:proofErr w:type="spellStart"/>
+      <w:r>
+        <w:t>çalışmadan</w:t>
+      </w:r>
+      <w:proofErr w:type="spellEnd"/>
+      <w:r>
+        <w:t xml:space="preserve"> </w:t>
+      </w:r>
+      <w:proofErr w:type="spellStart"/>
+      <w:r>
+        <w:t>önce</w:t>
+      </w:r>
+      <w:proofErr w:type="spellEnd"/>
+      <w:r>
+        <w:t xml:space="preserve"> </w:t>
+      </w:r>
+    </w:p>
+    <w:p>
+      <w:proofErr w:type="spellStart"/>
+      <w:r>
+        <w:t>temizlik</w:t>
+      </w:r>
+      <w:proofErr w:type="spellEnd"/>
+      <w:r>
+        <w:t xml:space="preserve"> </w:t>
+      </w:r>
+      <w:proofErr w:type="spellStart"/>
+      <w:r>
+        <w:t>yapar</w:t>
+      </w:r>
+      <w:proofErr w:type="spellEnd"/>
+      <w:r>
+        <w:t>.</w:t>
+      </w:r>
+    </w:p>
+    <w:p/>
+    <w:p>
+      <w:pPr>
+        <w:rPr>
+          <w:b/>
+          <w:bCs/>
+        </w:rPr>
+      </w:pPr>
+      <w:proofErr w:type="spellStart"/>
+      <w:r>
+        <w:rPr>
+          <w:b/>
+          <w:bCs/>
+        </w:rPr>
+        <w:t>Kısaca</w:t>
+      </w:r>
+      <w:proofErr w:type="spellEnd"/>
+      <w:r>
+        <w:rPr>
+          <w:b/>
+          <w:bCs/>
+        </w:rPr>
+        <w:t xml:space="preserve"> </w:t>
+      </w:r>
+      <w:proofErr w:type="spellStart"/>
+      <w:r>
+        <w:rPr>
+          <w:b/>
+          <w:bCs/>
+        </w:rPr>
+        <w:t>mantık</w:t>
+      </w:r>
+      <w:proofErr w:type="spellEnd"/>
+    </w:p>
+    <w:p>
+      <w:pPr>
+        <w:numPr>
+          <w:ilvl w:val="0"/>
+          <w:numId w:val="7"/>
+        </w:numPr>
+      </w:pPr>
+      <w:proofErr w:type="spellStart"/>
+      <w:r>
+        <w:t>useState</w:t>
+      </w:r>
+      <w:proofErr w:type="spellEnd"/>
+      <w:r>
+        <w:t xml:space="preserve"> → </w:t>
+      </w:r>
+      <w:proofErr w:type="spellStart"/>
+      <w:r>
+        <w:t>veri</w:t>
+      </w:r>
+      <w:proofErr w:type="spellEnd"/>
+      <w:r>
+        <w:t xml:space="preserve"> </w:t>
+      </w:r>
+      <w:proofErr w:type="spellStart"/>
+      <w:r>
+        <w:t>tutar</w:t>
+      </w:r>
+      <w:proofErr w:type="spellEnd"/>
+      <w:r>
+        <w:t xml:space="preserve"> </w:t>
+      </w:r>
+    </w:p>
+    <w:p>
+      <w:pPr>
+        <w:numPr>
+          <w:ilvl w:val="0"/>
+          <w:numId w:val="7"/>
+        </w:numPr>
+      </w:pPr>
+      <w:proofErr w:type="spellStart"/>
+      <w:r>
+        <w:t>useEffect</w:t>
+      </w:r>
+      <w:proofErr w:type="spellEnd"/>
+      <w:r>
+        <w:t xml:space="preserve"> → </w:t>
+      </w:r>
+      <w:proofErr w:type="spellStart"/>
+      <w:r>
+        <w:t>veri</w:t>
+      </w:r>
+      <w:proofErr w:type="spellEnd"/>
+      <w:r>
+        <w:t xml:space="preserve"> </w:t>
+      </w:r>
+      <w:proofErr w:type="spellStart"/>
+      <w:r>
+        <w:t>değişince</w:t>
+      </w:r>
+      <w:proofErr w:type="spellEnd"/>
+      <w:r>
+        <w:t xml:space="preserve"> </w:t>
+      </w:r>
+      <w:proofErr w:type="spellStart"/>
+      <w:r>
+        <w:t>ya</w:t>
+      </w:r>
+      <w:proofErr w:type="spellEnd"/>
+      <w:r>
+        <w:t xml:space="preserve"> da render </w:t>
+      </w:r>
+      <w:proofErr w:type="spellStart"/>
+      <w:r>
+        <w:t>sonrası</w:t>
+      </w:r>
+      <w:proofErr w:type="spellEnd"/>
+      <w:r>
+        <w:t xml:space="preserve"> </w:t>
+      </w:r>
+      <w:proofErr w:type="spellStart"/>
+      <w:r>
+        <w:t>işlem</w:t>
+      </w:r>
+      <w:proofErr w:type="spellEnd"/>
+      <w:r>
+        <w:t xml:space="preserve"> </w:t>
+      </w:r>
+      <w:proofErr w:type="spellStart"/>
+      <w:r>
+        <w:t>yapar</w:t>
+      </w:r>
+      <w:proofErr w:type="spellEnd"/>
+      <w:r>
+        <w:t xml:space="preserve"> </w:t>
+      </w:r>
+    </w:p>
+    <w:p>
+      <w:proofErr w:type="spellStart"/>
+      <w:r>
+        <w:t>Şöyle</w:t>
+      </w:r>
+      <w:proofErr w:type="spellEnd"/>
+      <w:r>
+        <w:t xml:space="preserve"> </w:t>
+      </w:r>
+      <w:proofErr w:type="spellStart"/>
+      <w:r>
+        <w:t>düşünebilirsin</w:t>
+      </w:r>
+      <w:proofErr w:type="spellEnd"/>
+      <w:r>
+        <w:t>:</w:t>
+      </w:r>
+    </w:p>
+    <w:p>
+      <w:pPr>
+        <w:numPr>
+          <w:ilvl w:val="0"/>
+          <w:numId w:val="8"/>
+        </w:numPr>
+      </w:pPr>
+      <w:r>
+        <w:rPr>
+          <w:b/>
+          <w:bCs/>
+        </w:rPr>
+        <w:t>state</w:t>
+      </w:r>
+      <w:r>
+        <w:t xml:space="preserve"> = “</w:t>
+      </w:r>
+      <w:proofErr w:type="spellStart"/>
+      <w:r>
+        <w:t>değer</w:t>
+      </w:r>
+      <w:proofErr w:type="spellEnd"/>
+      <w:r>
+        <w:t xml:space="preserve">” </w:t>
+      </w:r>
+    </w:p>
+    <w:p>
+      <w:pPr>
+        <w:numPr>
+          <w:ilvl w:val="0"/>
+          <w:numId w:val="8"/>
+        </w:numPr>
+      </w:pPr>
+      <w:r>
+        <w:rPr>
+          <w:b/>
+          <w:bCs/>
+        </w:rPr>
+        <w:t>effect</w:t>
+      </w:r>
+      <w:r>
+        <w:t xml:space="preserve"> = “o </w:t>
+      </w:r>
+      <w:proofErr w:type="spellStart"/>
+      <w:r>
+        <w:t>değere</w:t>
+      </w:r>
+      <w:proofErr w:type="spellEnd"/>
+      <w:r>
+        <w:t xml:space="preserve"> </w:t>
+      </w:r>
+      <w:proofErr w:type="spellStart"/>
+      <w:r>
+        <w:t>bağlı</w:t>
+      </w:r>
+      <w:proofErr w:type="spellEnd"/>
+      <w:r>
+        <w:t xml:space="preserve"> </w:t>
+      </w:r>
+      <w:proofErr w:type="spellStart"/>
+      <w:r>
+        <w:t>aksiyon</w:t>
+      </w:r>
+      <w:proofErr w:type="spellEnd"/>
+      <w:r>
+        <w:t xml:space="preserve">” </w:t>
+      </w:r>
+    </w:p>
+    <w:p>
+      <w:proofErr w:type="spellStart"/>
+      <w:r>
+        <w:t>Mesela</w:t>
+      </w:r>
+      <w:proofErr w:type="spellEnd"/>
+      <w:r>
+        <w:t>:</w:t>
+      </w:r>
+    </w:p>
+    <w:p>
+      <w:pPr>
+        <w:numPr>
+          <w:ilvl w:val="0"/>
+          <w:numId w:val="9"/>
+        </w:numPr>
+      </w:pPr>
+      <w:r>
+        <w:t xml:space="preserve">count </w:t>
+      </w:r>
+      <w:proofErr w:type="spellStart"/>
+      <w:r>
+        <w:t>bir</w:t>
+      </w:r>
+      <w:proofErr w:type="spellEnd"/>
+      <w:r>
+        <w:t xml:space="preserve"> </w:t>
+      </w:r>
+      <w:proofErr w:type="spellStart"/>
+      <w:r>
+        <w:t>state’tir</w:t>
+      </w:r>
+      <w:proofErr w:type="spellEnd"/>
+      <w:r>
+        <w:t xml:space="preserve"> </w:t>
+      </w:r>
+    </w:p>
+    <w:p>
+      <w:pPr>
+        <w:numPr>
+          <w:ilvl w:val="0"/>
+          <w:numId w:val="9"/>
+        </w:numPr>
+      </w:pPr>
+      <w:r>
+        <w:t xml:space="preserve">count </w:t>
+      </w:r>
+      <w:proofErr w:type="spellStart"/>
+      <w:r>
+        <w:t>değişince</w:t>
+      </w:r>
+      <w:proofErr w:type="spellEnd"/>
+      <w:r>
+        <w:t xml:space="preserve"> API </w:t>
+      </w:r>
+      <w:proofErr w:type="spellStart"/>
+      <w:r>
+        <w:t>çağrısı</w:t>
+      </w:r>
+      <w:proofErr w:type="spellEnd"/>
+      <w:r>
+        <w:t xml:space="preserve"> </w:t>
+      </w:r>
+      <w:proofErr w:type="spellStart"/>
+      <w:r>
+        <w:t>yapmak</w:t>
+      </w:r>
+      <w:proofErr w:type="spellEnd"/>
+      <w:r>
+        <w:t xml:space="preserve"> </w:t>
+      </w:r>
+      <w:proofErr w:type="spellStart"/>
+      <w:r>
+        <w:t>veya</w:t>
+      </w:r>
+      <w:proofErr w:type="spellEnd"/>
+      <w:r>
+        <w:t xml:space="preserve"> </w:t>
+      </w:r>
+      <w:proofErr w:type="spellStart"/>
+      <w:r>
+        <w:t>başlığı</w:t>
+      </w:r>
+      <w:proofErr w:type="spellEnd"/>
+      <w:r>
+        <w:t xml:space="preserve"> </w:t>
+      </w:r>
+      <w:proofErr w:type="spellStart"/>
+      <w:r>
+        <w:t>değiştirmek</w:t>
+      </w:r>
+      <w:proofErr w:type="spellEnd"/>
+      <w:r>
+        <w:t xml:space="preserve"> </w:t>
+      </w:r>
+      <w:proofErr w:type="spellStart"/>
+      <w:r>
+        <w:t>effect’tir</w:t>
+      </w:r>
+      <w:proofErr w:type="spellEnd"/>
+    </w:p>
+    <w:p>
+      <w:proofErr w:type="spellStart"/>
+      <w:r>
+        <w:rPr>
+          <w:b/>
+          <w:bCs/>
+        </w:rPr>
+        <w:t>Önemli</w:t>
+      </w:r>
+      <w:proofErr w:type="spellEnd"/>
+      <w:r>
+        <w:rPr>
+          <w:b/>
+          <w:bCs/>
+        </w:rPr>
+        <w:t xml:space="preserve"> not:</w:t>
+      </w:r>
+      <w:r>
+        <w:br/>
+      </w:r>
+      <w:proofErr w:type="spellStart"/>
+      <w:r>
+        <w:t>useEffect</w:t>
+      </w:r>
+      <w:proofErr w:type="spellEnd"/>
+      <w:r>
+        <w:t xml:space="preserve"> her zaman </w:t>
+      </w:r>
+      <w:proofErr w:type="spellStart"/>
+      <w:r>
+        <w:t>gerekli</w:t>
+      </w:r>
+      <w:proofErr w:type="spellEnd"/>
+      <w:r>
+        <w:t xml:space="preserve"> </w:t>
+      </w:r>
+      <w:proofErr w:type="spellStart"/>
+      <w:r>
+        <w:t>değildir</w:t>
+      </w:r>
+      <w:proofErr w:type="spellEnd"/>
+      <w:r>
+        <w:t xml:space="preserve">. </w:t>
+      </w:r>
+      <w:proofErr w:type="spellStart"/>
+      <w:r>
+        <w:t>Sadece</w:t>
+      </w:r>
+      <w:proofErr w:type="spellEnd"/>
+      <w:r>
+        <w:t xml:space="preserve"> </w:t>
+      </w:r>
+      <w:proofErr w:type="spellStart"/>
+      <w:r>
+        <w:t>gerçekten</w:t>
+      </w:r>
+      <w:proofErr w:type="spellEnd"/>
+      <w:r>
+        <w:t xml:space="preserve"> render </w:t>
+      </w:r>
+      <w:proofErr w:type="spellStart"/>
+      <w:r>
+        <w:t>dışı</w:t>
+      </w:r>
+      <w:proofErr w:type="spellEnd"/>
+      <w:r>
+        <w:t xml:space="preserve"> </w:t>
+      </w:r>
+      <w:proofErr w:type="spellStart"/>
+      <w:r>
+        <w:t>bir</w:t>
+      </w:r>
+      <w:proofErr w:type="spellEnd"/>
+      <w:r>
+        <w:t xml:space="preserve"> </w:t>
+      </w:r>
+      <w:proofErr w:type="spellStart"/>
+      <w:r>
+        <w:t>iş</w:t>
+      </w:r>
+      <w:proofErr w:type="spellEnd"/>
+      <w:r>
+        <w:t xml:space="preserve"> </w:t>
+      </w:r>
+      <w:proofErr w:type="spellStart"/>
+      <w:r>
+        <w:t>yapacaksan</w:t>
+      </w:r>
+      <w:proofErr w:type="spellEnd"/>
+      <w:r>
+        <w:t xml:space="preserve"> </w:t>
+      </w:r>
+      <w:proofErr w:type="spellStart"/>
+      <w:r>
+        <w:t>kullanılır</w:t>
+      </w:r>
+      <w:proofErr w:type="spellEnd"/>
+      <w:r>
+        <w:t xml:space="preserve">. </w:t>
+      </w:r>
+      <w:proofErr w:type="spellStart"/>
+      <w:r>
+        <w:t>Sırf</w:t>
+      </w:r>
+      <w:proofErr w:type="spellEnd"/>
+      <w:r>
+        <w:t xml:space="preserve"> </w:t>
+      </w:r>
+      <w:proofErr w:type="spellStart"/>
+      <w:r>
+        <w:t>iki</w:t>
+      </w:r>
+      <w:proofErr w:type="spellEnd"/>
+      <w:r>
+        <w:t xml:space="preserve"> </w:t>
+      </w:r>
+      <w:proofErr w:type="spellStart"/>
+      <w:r>
+        <w:t>değeri</w:t>
+      </w:r>
+      <w:proofErr w:type="spellEnd"/>
+      <w:r>
+        <w:t xml:space="preserve"> </w:t>
+      </w:r>
+      <w:proofErr w:type="spellStart"/>
+      <w:r>
+        <w:t>birleştirmek</w:t>
+      </w:r>
+      <w:proofErr w:type="spellEnd"/>
+      <w:r>
+        <w:t xml:space="preserve"> </w:t>
+      </w:r>
+      <w:proofErr w:type="spellStart"/>
+      <w:r>
+        <w:t>için</w:t>
+      </w:r>
+      <w:proofErr w:type="spellEnd"/>
+      <w:r>
+        <w:t xml:space="preserve"> </w:t>
+      </w:r>
+      <w:proofErr w:type="spellStart"/>
+      <w:r>
+        <w:t>çoğu</w:t>
+      </w:r>
+      <w:proofErr w:type="spellEnd"/>
+      <w:r>
+        <w:t xml:space="preserve"> zaman </w:t>
+      </w:r>
+      <w:proofErr w:type="spellStart"/>
+      <w:r>
+        <w:t>gerekmez</w:t>
+      </w:r>
+      <w:proofErr w:type="spellEnd"/>
+      <w:r>
+        <w:t>.</w:t>
+      </w:r>
+    </w:p>
+    <w:p>
+      <w:pPr>
+        <w:rPr>
+          <w:b/>
+          <w:bCs/>
+        </w:rPr>
+      </w:pPr>
+      <w:r>
+        <w:rPr>
+          <w:b/>
+          <w:bCs/>
+        </w:rPr>
+        <w:t xml:space="preserve">Promise </w:t>
+      </w:r>
+      <w:proofErr w:type="spellStart"/>
+      <w:r>
+        <w:rPr>
+          <w:b/>
+          <w:bCs/>
+        </w:rPr>
+        <w:t>ile</w:t>
+      </w:r>
+      <w:proofErr w:type="spellEnd"/>
+      <w:r>
+        <w:rPr>
+          <w:b/>
+          <w:bCs/>
+        </w:rPr>
+        <w:t xml:space="preserve"> </w:t>
+      </w:r>
+      <w:proofErr w:type="spellStart"/>
+      <w:r>
+        <w:rPr>
+          <w:b/>
+          <w:bCs/>
+        </w:rPr>
+        <w:t>işlem</w:t>
+      </w:r>
+      <w:proofErr w:type="spellEnd"/>
+      <w:r>
+        <w:rPr>
+          <w:b/>
+          <w:bCs/>
+        </w:rPr>
+        <w:t xml:space="preserve"> </w:t>
+      </w:r>
+      <w:proofErr w:type="spellStart"/>
+      <w:r>
+        <w:rPr>
+          <w:b/>
+          <w:bCs/>
+        </w:rPr>
+        <w:t>yaptır</w:t>
+      </w:r>
+      <w:r>
+        <w:rPr>
+          <w:b/>
+          <w:bCs/>
+        </w:rPr>
+        <w:t>mak</w:t>
+      </w:r>
+      <w:proofErr w:type="spellEnd"/>
+    </w:p>
+    <w:p>
+      <w:proofErr w:type="spellStart"/>
+      <w:proofErr w:type="gramStart"/>
+      <w:r>
+        <w:t>useEffect</w:t>
+      </w:r>
+      <w:proofErr w:type="spellEnd"/>
+      <w:r>
+        <w:t>(</w:t>
+      </w:r>
+      <w:proofErr w:type="gramEnd"/>
+      <w:r>
+        <w:t>() =&gt; {</w:t>
+      </w:r>
+      <w:r>
+        <w:br/>
+        <w:t>const load = async () =&gt; {</w:t>
+      </w:r>
+      <w:r>
+        <w:br/>
+        <w:t>const res = await fetch("/</w:t>
+      </w:r>
+      <w:proofErr w:type="spellStart"/>
+      <w:r>
+        <w:t>api</w:t>
+      </w:r>
+      <w:proofErr w:type="spellEnd"/>
+      <w:r>
+        <w:t>/user");</w:t>
+      </w:r>
+      <w:r>
+        <w:br/>
+        <w:t xml:space="preserve">const data = await </w:t>
+      </w:r>
+      <w:proofErr w:type="spellStart"/>
+      <w:proofErr w:type="gramStart"/>
+      <w:r>
+        <w:t>res.json</w:t>
+      </w:r>
+      <w:proofErr w:type="spellEnd"/>
+      <w:proofErr w:type="gramEnd"/>
+      <w:r>
+        <w:t>();</w:t>
+      </w:r>
+      <w:r>
+        <w:br/>
+      </w:r>
+      <w:proofErr w:type="spellStart"/>
+      <w:r>
+        <w:t>setUser</w:t>
+      </w:r>
+      <w:proofErr w:type="spellEnd"/>
+      <w:r>
+        <w:t>(data);</w:t>
+      </w:r>
+      <w:r>
+        <w:br/>
+        <w:t>};</w:t>
+      </w:r>
+      <w:r>
+        <w:br/>
+      </w:r>
+      <w:r>
+        <w:br/>
+      </w:r>
+      <w:proofErr w:type="gramStart"/>
+      <w:r>
+        <w:t>load(</w:t>
+      </w:r>
+      <w:proofErr w:type="gramEnd"/>
+      <w:r>
+        <w:t>);</w:t>
+      </w:r>
+      <w:r>
+        <w:br/>
+        <w:t>}, []</w:t>
+      </w:r>
+      <w:proofErr w:type="gramStart"/>
+      <w:r>
+        <w:t>);</w:t>
+      </w:r>
+      <w:proofErr w:type="gramEnd"/>
+    </w:p>
+    <w:p/>
+    <w:p/>
+    <w:p>
+      <w:pPr>
+        <w:rPr>
+          <w:b/>
+          <w:bCs/>
+        </w:rPr>
+      </w:pPr>
+      <w:r>
+        <w:rPr>
+          <w:b/>
+          <w:bCs/>
+        </w:rPr>
+        <w:t xml:space="preserve">Birden </w:t>
+      </w:r>
+      <w:proofErr w:type="spellStart"/>
+      <w:r>
+        <w:rPr>
+          <w:b/>
+          <w:bCs/>
+        </w:rPr>
+        <w:t>çok</w:t>
+      </w:r>
+      <w:proofErr w:type="spellEnd"/>
+      <w:r>
+        <w:rPr>
+          <w:b/>
+          <w:bCs/>
+        </w:rPr>
+        <w:t xml:space="preserve"> </w:t>
+      </w:r>
+      <w:proofErr w:type="spellStart"/>
+      <w:r>
+        <w:rPr>
+          <w:b/>
+          <w:bCs/>
+        </w:rPr>
+        <w:t>useEffect</w:t>
+      </w:r>
+      <w:proofErr w:type="spellEnd"/>
+      <w:r>
+        <w:rPr>
+          <w:b/>
+          <w:bCs/>
+        </w:rPr>
+        <w:t xml:space="preserve"> </w:t>
+      </w:r>
+      <w:proofErr w:type="spellStart"/>
+      <w:r>
+        <w:rPr>
+          <w:b/>
+          <w:bCs/>
+        </w:rPr>
+        <w:t>kullanabilir</w:t>
+      </w:r>
+      <w:proofErr w:type="spellEnd"/>
+      <w:r>
+        <w:rPr>
+          <w:b/>
+          <w:bCs/>
+        </w:rPr>
+        <w:t xml:space="preserve"> </w:t>
+      </w:r>
+      <w:proofErr w:type="spellStart"/>
+      <w:proofErr w:type="gramStart"/>
+      <w:r>
+        <w:rPr>
+          <w:b/>
+          <w:bCs/>
+        </w:rPr>
+        <w:t>miyiz</w:t>
+      </w:r>
+      <w:proofErr w:type="spellEnd"/>
+      <w:r>
+        <w:rPr>
+          <w:b/>
+          <w:bCs/>
+        </w:rPr>
+        <w:t xml:space="preserve"> ?</w:t>
+      </w:r>
+      <w:proofErr w:type="gramEnd"/>
+    </w:p>
+    <w:p>
+      <w:r>
+        <w:t xml:space="preserve">Evet, </w:t>
+      </w:r>
+      <w:proofErr w:type="spellStart"/>
+      <w:r>
+        <w:t>çok</w:t>
+      </w:r>
+      <w:proofErr w:type="spellEnd"/>
+      <w:r>
+        <w:t xml:space="preserve"> </w:t>
+      </w:r>
+      <w:proofErr w:type="spellStart"/>
+      <w:r>
+        <w:t>yaygın</w:t>
+      </w:r>
+      <w:proofErr w:type="spellEnd"/>
+      <w:r>
+        <w:t xml:space="preserve"> </w:t>
+      </w:r>
+      <w:proofErr w:type="spellStart"/>
+      <w:r>
+        <w:t>bir</w:t>
+      </w:r>
+      <w:proofErr w:type="spellEnd"/>
+      <w:r>
+        <w:t xml:space="preserve"> </w:t>
+      </w:r>
+      <w:proofErr w:type="spellStart"/>
+      <w:r>
+        <w:t>kullanım</w:t>
+      </w:r>
+      <w:proofErr w:type="spellEnd"/>
+      <w:r>
+        <w:t>.</w:t>
+      </w:r>
+      <w:r>
+        <w:t xml:space="preserve"> </w:t>
+      </w:r>
+      <w:r>
+        <w:t xml:space="preserve">Bir component </w:t>
+      </w:r>
+      <w:proofErr w:type="spellStart"/>
+      <w:r>
+        <w:t>içinde</w:t>
+      </w:r>
+      <w:proofErr w:type="spellEnd"/>
+      <w:r>
+        <w:t xml:space="preserve"> </w:t>
+      </w:r>
+      <w:proofErr w:type="spellStart"/>
+      <w:r>
+        <w:t>birden</w:t>
+      </w:r>
+      <w:proofErr w:type="spellEnd"/>
+      <w:r>
+        <w:t xml:space="preserve"> </w:t>
+      </w:r>
+      <w:proofErr w:type="spellStart"/>
+      <w:r>
+        <w:t>fazla</w:t>
+      </w:r>
+      <w:proofErr w:type="spellEnd"/>
+      <w:r>
+        <w:t xml:space="preserve"> </w:t>
+      </w:r>
+      <w:proofErr w:type="spellStart"/>
+      <w:r>
+        <w:t>useEffect</w:t>
+      </w:r>
+      <w:proofErr w:type="spellEnd"/>
+      <w:r>
+        <w:t xml:space="preserve"> </w:t>
+      </w:r>
+      <w:proofErr w:type="spellStart"/>
+      <w:r>
+        <w:t>olabilir</w:t>
+      </w:r>
+      <w:proofErr w:type="spellEnd"/>
+      <w:r>
+        <w:t xml:space="preserve">. Hatta </w:t>
+      </w:r>
+      <w:proofErr w:type="spellStart"/>
+      <w:r>
+        <w:t>genelde</w:t>
+      </w:r>
+      <w:proofErr w:type="spellEnd"/>
+      <w:r>
+        <w:t xml:space="preserve"> </w:t>
+      </w:r>
+      <w:proofErr w:type="spellStart"/>
+      <w:r>
+        <w:t>tek</w:t>
+      </w:r>
+      <w:proofErr w:type="spellEnd"/>
+      <w:r>
+        <w:t xml:space="preserve"> </w:t>
+      </w:r>
+      <w:proofErr w:type="spellStart"/>
+      <w:r>
+        <w:t>bir</w:t>
+      </w:r>
+      <w:proofErr w:type="spellEnd"/>
+      <w:r>
+        <w:t xml:space="preserve"> effect </w:t>
+      </w:r>
+      <w:proofErr w:type="spellStart"/>
+      <w:r>
+        <w:t>içine</w:t>
+      </w:r>
+      <w:proofErr w:type="spellEnd"/>
+      <w:r>
+        <w:t xml:space="preserve"> her </w:t>
+      </w:r>
+      <w:proofErr w:type="spellStart"/>
+      <w:r>
+        <w:t>şeyi</w:t>
+      </w:r>
+      <w:proofErr w:type="spellEnd"/>
+      <w:r>
+        <w:t xml:space="preserve"> </w:t>
+      </w:r>
+      <w:proofErr w:type="spellStart"/>
+      <w:r>
+        <w:t>doldurmak</w:t>
+      </w:r>
+      <w:proofErr w:type="spellEnd"/>
+      <w:r>
+        <w:t xml:space="preserve"> </w:t>
+      </w:r>
+      <w:proofErr w:type="spellStart"/>
+      <w:r>
+        <w:t>yerine</w:t>
+      </w:r>
+      <w:proofErr w:type="spellEnd"/>
+      <w:r>
+        <w:t xml:space="preserve">, </w:t>
+      </w:r>
+      <w:proofErr w:type="spellStart"/>
+      <w:r>
+        <w:t>işleri</w:t>
+      </w:r>
+      <w:proofErr w:type="spellEnd"/>
+      <w:r>
+        <w:t xml:space="preserve"> </w:t>
+      </w:r>
+      <w:proofErr w:type="spellStart"/>
+      <w:r>
+        <w:t>bölmek</w:t>
+      </w:r>
+      <w:proofErr w:type="spellEnd"/>
+      <w:r>
+        <w:t xml:space="preserve"> </w:t>
+      </w:r>
+      <w:proofErr w:type="spellStart"/>
+      <w:r>
+        <w:t>daha</w:t>
+      </w:r>
+      <w:proofErr w:type="spellEnd"/>
+      <w:r>
+        <w:t xml:space="preserve"> </w:t>
+      </w:r>
+      <w:proofErr w:type="spellStart"/>
+      <w:r>
+        <w:t>temizdir</w:t>
+      </w:r>
+      <w:proofErr w:type="spellEnd"/>
+      <w:r>
+        <w:t>.</w:t>
+      </w:r>
+    </w:p>
+    <w:p>
+      <w:proofErr w:type="spellStart"/>
+      <w:proofErr w:type="gramStart"/>
+      <w:r>
+        <w:t>useEffect</w:t>
+      </w:r>
+      <w:proofErr w:type="spellEnd"/>
+      <w:r>
+        <w:t>(</w:t>
+      </w:r>
+      <w:proofErr w:type="gramEnd"/>
+      <w:r>
+        <w:t>() =&gt; {</w:t>
+      </w:r>
+      <w:r>
+        <w:br/>
+      </w:r>
+      <w:proofErr w:type="gramStart"/>
+      <w:r>
+        <w:t>console.log(</w:t>
+      </w:r>
+      <w:proofErr w:type="gramEnd"/>
+      <w:r>
+        <w:t>"İlk effect");</w:t>
+      </w:r>
+      <w:r>
+        <w:br/>
+        <w:t>}, []);</w:t>
+      </w:r>
+      <w:r>
+        <w:br/>
+      </w:r>
+      <w:r>
+        <w:br/>
+      </w:r>
+      <w:proofErr w:type="spellStart"/>
+      <w:proofErr w:type="gramStart"/>
+      <w:r>
+        <w:t>useEffect</w:t>
+      </w:r>
+      <w:proofErr w:type="spellEnd"/>
+      <w:r>
+        <w:t>(</w:t>
+      </w:r>
+      <w:proofErr w:type="gramEnd"/>
+      <w:r>
+        <w:t>() =&gt; {</w:t>
+      </w:r>
+      <w:r>
+        <w:br/>
+      </w:r>
+      <w:proofErr w:type="gramStart"/>
+      <w:r>
+        <w:t>console.log(</w:t>
+      </w:r>
+      <w:proofErr w:type="gramEnd"/>
+      <w:r>
+        <w:t>"</w:t>
+      </w:r>
+      <w:proofErr w:type="spellStart"/>
+      <w:r>
+        <w:t>İkinci</w:t>
+      </w:r>
+      <w:proofErr w:type="spellEnd"/>
+      <w:r>
+        <w:t xml:space="preserve"> effect");</w:t>
+      </w:r>
+      <w:r>
+        <w:br/>
+        <w:t>}, []</w:t>
+      </w:r>
+      <w:proofErr w:type="gramStart"/>
+      <w:r>
+        <w:t>);</w:t>
+      </w:r>
+      <w:proofErr w:type="gramEnd"/>
+    </w:p>
+    <w:p>
+      <w:pPr>
+        <w:rPr>
+          <w:b/>
+          <w:bCs/>
+        </w:rPr>
+      </w:pPr>
+      <w:r>
+        <w:rPr>
+          <w:b/>
+          <w:bCs/>
+        </w:rPr>
+        <w:t>REAL TIME EXAMPLE</w:t>
+      </w:r>
+    </w:p>
+    <w:p>
+      <w:r>
+        <w:t xml:space="preserve">import { </w:t>
+      </w:r>
+      <w:proofErr w:type="spellStart"/>
+      <w:r>
+        <w:t>useEffect</w:t>
+      </w:r>
+      <w:proofErr w:type="spellEnd"/>
+      <w:r>
+        <w:t xml:space="preserve">, </w:t>
+      </w:r>
+      <w:proofErr w:type="spellStart"/>
+      <w:r>
+        <w:t>useState</w:t>
+      </w:r>
+      <w:proofErr w:type="spellEnd"/>
+      <w:r>
+        <w:t xml:space="preserve"> } from "react";</w:t>
+      </w:r>
+      <w:r>
+        <w:br/>
+      </w:r>
+      <w:r>
+        <w:br/>
+        <w:t>function App() {</w:t>
+      </w:r>
+      <w:r>
+        <w:br/>
+        <w:t xml:space="preserve">const [user, </w:t>
+      </w:r>
+      <w:proofErr w:type="spellStart"/>
+      <w:r>
+        <w:t>setUser</w:t>
+      </w:r>
+      <w:proofErr w:type="spellEnd"/>
+      <w:r>
+        <w:t xml:space="preserve">] = </w:t>
+      </w:r>
+      <w:proofErr w:type="spellStart"/>
+      <w:r>
+        <w:t>useState</w:t>
+      </w:r>
+      <w:proofErr w:type="spellEnd"/>
+      <w:r>
+        <w:t>(null);</w:t>
+      </w:r>
+      <w:r>
+        <w:br/>
+        <w:t>const [</w:t>
+      </w:r>
+      <w:proofErr w:type="spellStart"/>
+      <w:r>
+        <w:t>userId</w:t>
+      </w:r>
+      <w:proofErr w:type="spellEnd"/>
+      <w:r>
+        <w:t xml:space="preserve">, </w:t>
+      </w:r>
+      <w:proofErr w:type="spellStart"/>
+      <w:r>
+        <w:t>setUserId</w:t>
+      </w:r>
+      <w:proofErr w:type="spellEnd"/>
+      <w:r>
+        <w:t xml:space="preserve">] = </w:t>
+      </w:r>
+      <w:proofErr w:type="spellStart"/>
+      <w:r>
+        <w:t>useState</w:t>
+      </w:r>
+      <w:proofErr w:type="spellEnd"/>
+      <w:r>
+        <w:t>(1);</w:t>
+      </w:r>
+      <w:r>
+        <w:br/>
+      </w:r>
+      <w:r>
+        <w:br/>
+      </w:r>
+      <w:proofErr w:type="spellStart"/>
+      <w:r>
+        <w:t>useEffect</w:t>
+      </w:r>
+      <w:proofErr w:type="spellEnd"/>
+      <w:r>
+        <w:t>(() =&gt; {</w:t>
+      </w:r>
+      <w:r>
+        <w:br/>
+        <w:t xml:space="preserve">const </w:t>
+      </w:r>
+      <w:proofErr w:type="spellStart"/>
+      <w:r>
+        <w:t>fetchUser</w:t>
+      </w:r>
+      <w:proofErr w:type="spellEnd"/>
+      <w:r>
+        <w:t xml:space="preserve"> = async () =&gt; {</w:t>
+      </w:r>
+      <w:r>
+        <w:br/>
+        <w:t>const res = await fetch(`/</w:t>
+      </w:r>
+      <w:proofErr w:type="spellStart"/>
+      <w:r>
+        <w:t>api</w:t>
+      </w:r>
+      <w:proofErr w:type="spellEnd"/>
+      <w:r>
+        <w:t>/users/${</w:t>
+      </w:r>
+      <w:proofErr w:type="spellStart"/>
+      <w:r>
+        <w:t>userId</w:t>
+      </w:r>
+      <w:proofErr w:type="spellEnd"/>
+      <w:r>
+        <w:t>}`);</w:t>
+      </w:r>
+      <w:r>
+        <w:br/>
+        <w:t xml:space="preserve">const data = await </w:t>
+      </w:r>
+      <w:proofErr w:type="spellStart"/>
+      <w:r>
+        <w:t>res.json</w:t>
+      </w:r>
+      <w:proofErr w:type="spellEnd"/>
+      <w:r>
+        <w:t>();</w:t>
+      </w:r>
+      <w:r>
+        <w:br/>
+      </w:r>
+      <w:proofErr w:type="spellStart"/>
+      <w:r>
+        <w:t>setUser</w:t>
+      </w:r>
+      <w:proofErr w:type="spellEnd"/>
+      <w:r>
+        <w:t>(data);</w:t>
+      </w:r>
+      <w:r>
+        <w:br/>
+        <w:t>};</w:t>
+      </w:r>
+      <w:r>
+        <w:br/>
+      </w:r>
+      <w:r>
+        <w:br/>
+      </w:r>
+      <w:proofErr w:type="spellStart"/>
+      <w:r>
+        <w:t>fetchUser</w:t>
+      </w:r>
+      <w:proofErr w:type="spellEnd"/>
+      <w:r>
+        <w:t>();</w:t>
+      </w:r>
+      <w:r>
+        <w:br/>
+        <w:t>}, [</w:t>
+      </w:r>
+      <w:proofErr w:type="spellStart"/>
+      <w:r>
+        <w:t>userId</w:t>
+      </w:r>
+      <w:proofErr w:type="spellEnd"/>
+      <w:r>
+        <w:t>]);</w:t>
+      </w:r>
+      <w:r>
+        <w:br/>
+      </w:r>
+      <w:r>
+        <w:br/>
+      </w:r>
+      <w:proofErr w:type="spellStart"/>
+      <w:r>
+        <w:t>useEffect</w:t>
+      </w:r>
+      <w:proofErr w:type="spellEnd"/>
+      <w:r>
+        <w:t>(() =&gt; {</w:t>
+      </w:r>
+      <w:r>
+        <w:br/>
+        <w:t>if (user) {</w:t>
+      </w:r>
+      <w:r>
+        <w:br/>
+        <w:t xml:space="preserve">console.log("User </w:t>
+      </w:r>
+      <w:proofErr w:type="spellStart"/>
+      <w:r>
+        <w:t>geldikten</w:t>
+      </w:r>
+      <w:proofErr w:type="spellEnd"/>
+      <w:r>
+        <w:t xml:space="preserve"> </w:t>
+      </w:r>
+      <w:proofErr w:type="spellStart"/>
+      <w:r>
+        <w:t>sonra</w:t>
+      </w:r>
+      <w:proofErr w:type="spellEnd"/>
+      <w:r>
+        <w:t xml:space="preserve"> </w:t>
+      </w:r>
+      <w:proofErr w:type="spellStart"/>
+      <w:r>
+        <w:t>bunu</w:t>
+      </w:r>
+      <w:proofErr w:type="spellEnd"/>
+      <w:r>
+        <w:t xml:space="preserve"> yap");</w:t>
+      </w:r>
+      <w:r>
+        <w:br/>
+        <w:t>}</w:t>
+      </w:r>
+      <w:r>
+        <w:br/>
+        <w:t>}, [user]);</w:t>
+      </w:r>
+      <w:r>
+        <w:br/>
+      </w:r>
+      <w:r>
+        <w:br/>
+      </w:r>
+      <w:r>
+        <w:lastRenderedPageBreak/>
+        <w:t>return &lt;div&gt;{user ? user.name : "</w:t>
+      </w:r>
+      <w:proofErr w:type="spellStart"/>
+      <w:r>
+        <w:t>Yükleniyor</w:t>
+      </w:r>
+      <w:proofErr w:type="spellEnd"/>
+      <w:r>
+        <w:t>..."}&lt;/div&gt;;</w:t>
+      </w:r>
+      <w:r>
+        <w:br/>
+        <w:t>}</w:t>
+      </w:r>
+    </w:p>
+    <w:p/>
+    <w:p>
+      <w:pPr>
+        <w:rPr>
+          <w:b/>
+          <w:bCs/>
+        </w:rPr>
+      </w:pPr>
+      <w:r>
+        <w:rPr>
+          <w:b/>
+          <w:bCs/>
+        </w:rPr>
+        <w:t>MOUNT &amp; UNMOUNT OF COMPONENTS</w:t>
+      </w:r>
+    </w:p>
+    <w:p>
+      <w:r>
+        <w:t>Mount</w:t>
+      </w:r>
+      <w:r>
+        <w:t xml:space="preserve"> </w:t>
+      </w:r>
+      <w:r>
+        <w:sym w:font="Wingdings" w:char="F0E0"/>
+      </w:r>
+      <w:r>
+        <w:t xml:space="preserve"> Activat</w:t>
+      </w:r>
+      <w:r>
+        <w:t>ion of component</w:t>
+      </w:r>
+    </w:p>
+    <w:p>
+      <w:r>
+        <w:t xml:space="preserve">Unmount </w:t>
+      </w:r>
+      <w:r>
+        <w:sym w:font="Wingdings" w:char="F0E0"/>
+      </w:r>
+      <w:r>
+        <w:t xml:space="preserve"> Dea</w:t>
+      </w:r>
+      <w:r>
+        <w:t>ctivation of component</w:t>
+      </w:r>
+    </w:p>
+    <w:p/>
+    <w:p>
+      <w:r>
+        <w:t>With using “</w:t>
+      </w:r>
+      <w:proofErr w:type="spellStart"/>
+      <w:r>
+        <w:t>useEffect</w:t>
+      </w:r>
+      <w:proofErr w:type="spellEnd"/>
+      <w:r>
+        <w:t xml:space="preserve">” hook, we can </w:t>
+      </w:r>
+      <w:r>
+        <w:t>detect the mounted or rendered components</w:t>
+      </w:r>
+    </w:p>
+    <w:p/>
+    <w:p>
+      <w:proofErr w:type="spellStart"/>
+      <w:proofErr w:type="gramStart"/>
+      <w:r>
+        <w:t>useEffect</w:t>
+      </w:r>
+      <w:proofErr w:type="spellEnd"/>
+      <w:r>
+        <w:t>( (</w:t>
+      </w:r>
+      <w:proofErr w:type="gramEnd"/>
+      <w:r>
+        <w:t>) =&gt; {</w:t>
+      </w:r>
+      <w:proofErr w:type="gramStart"/>
+      <w:r>
+        <w:t>…..</w:t>
+      </w:r>
+      <w:proofErr w:type="gramEnd"/>
+      <w:r>
+        <w:t xml:space="preserve"> return </w:t>
+      </w:r>
+      <w:proofErr w:type="gramStart"/>
+      <w:r>
+        <w:t>()</w:t>
+      </w:r>
+      <w:r>
+        <w:t>}</w:t>
+      </w:r>
+      <w:proofErr w:type="gramEnd"/>
+      <w:r>
+        <w:t>, [</w:t>
+      </w:r>
+      <w:r>
+        <w:t>state name (optional)</w:t>
+      </w:r>
+      <w:proofErr w:type="gramStart"/>
+      <w:r>
+        <w:t>] )</w:t>
+      </w:r>
+      <w:proofErr w:type="gramEnd"/>
+      <w:r>
+        <w:t xml:space="preserve"> </w:t>
+      </w:r>
+      <w:r>
+        <w:sym w:font="Wingdings" w:char="F0E0"/>
+      </w:r>
+      <w:r>
+        <w:t xml:space="preserve"> first render or mount detection</w:t>
+      </w:r>
+    </w:p>
+    <w:p/>
+    <w:p>
+      <w:r>
+        <w:rPr>
+          <w:b/>
+          <w:bCs/>
+        </w:rPr>
+        <w:t>Caution</w:t>
+      </w:r>
+      <w:r>
+        <w:t xml:space="preserve"> for unmount ops, you should clear all component related </w:t>
+      </w:r>
+      <w:r>
+        <w:t xml:space="preserve">structures such </w:t>
+      </w:r>
+      <w:proofErr w:type="spellStart"/>
+      <w:r>
+        <w:t>setInterval</w:t>
+      </w:r>
+      <w:proofErr w:type="spellEnd"/>
+      <w:r>
+        <w:t xml:space="preserve"> usage</w:t>
+      </w:r>
+      <w:r>
+        <w:t xml:space="preserve"> so “return” keyword is </w:t>
+      </w:r>
+      <w:proofErr w:type="spellStart"/>
+      <w:r>
+        <w:t>cruical</w:t>
+      </w:r>
+      <w:proofErr w:type="spellEnd"/>
+    </w:p>
     <w:sectPr>
       <w:pgSz w:w="12240" w:h="15840"/>
       <w:pgMar w:top="1440" w:right="1440" w:bottom="1440" w:left="1440" w:header="720" w:footer="720" w:gutter="0"/>
@@ -9590,9 +12050,9 @@
 <file path=word/numbering.xml><?xml version="1.0" encoding="utf-8"?>
 <w:numbering xmlns:wpc="http://schemas.microsoft.com/office/word/2010/wordprocessingCanvas" xmlns:cx="http://schemas.microsoft.com/office/drawing/2014/chartex" xmlns:cx1="http://schemas.microsoft.com/office/drawing/2015/9/8/chartex" xmlns:cx2="http://schemas.microsoft.com/office/drawing/2015/10/21/chartex" xmlns:cx3="http://schemas.microsoft.com/office/drawing/2016/5/9/chartex" xmlns:cx4="http://schemas.microsoft.com/office/drawing/2016/5/10/chartex" xmlns:cx5="http://schemas.microsoft.com/office/drawing/2016/5/11/chartex" xmlns:cx6="http://schemas.microsoft.com/office/drawing/2016/5/12/chartex" xmlns:cx7="http://schemas.microsoft.com/office/drawing/2016/5/13/chartex" xmlns:cx8="http://schemas.microsoft.com/office/drawing/2016/5/14/chartex" xmlns:mc="http://schemas.openxmlformats.org/markup-compatibility/2006" xmlns:aink="http://schemas.microsoft.com/office/drawing/2016/ink" xmlns:am3d="http://schemas.microsoft.com/office/drawing/2017/model3d" xmlns:o="urn:schemas-microsoft-com:office:office" xmlns:oel="http://schemas.microsoft.com/office/2019/extlst" xmlns:r="http://schemas.openxmlformats.org/officeDocument/2006/relationships" xmlns:m="http://schemas.openxmlformats.org/officeDocument/2006/math" xmlns:v="urn:schemas-microsoft-com:vml" xmlns:wp14="http://schemas.microsoft.com/office/word/2010/wordprocessingDrawing" xmlns:wp="http://schemas.openxmlformats.org/drawingml/2006/wordprocessingDrawing" xmlns:w10="urn:schemas-microsoft-com:office:word" xmlns:w="http://schemas.openxmlformats.org/wordprocessingml/2006/main" xmlns:w14="http://schemas.microsoft.com/office/word/2010/wordml" xmlns:w15="http://schemas.microsoft.com/office/word/2012/wordml" xmlns:w16cex="http://schemas.microsoft.com/office/word/2018/wordml/cex" xmlns:w16cid="http://schemas.microsoft.com/office/word/2016/wordml/cid" xmlns:w16="http://schemas.microsoft.com/office/word/2018/wordml" xmlns:w16du="http://schemas.microsoft.com/office/word/2023/wordml/word16du" xmlns:w16sdtdh="http://schemas.microsoft.com/office/word/2020/wordml/sdtdatahash" xmlns:w16sdtfl="http://schemas.microsoft.com/office/word/2024/wordml/sdtformatlock" xmlns:w16se="http://schemas.microsoft.com/office/word/2015/wordml/symex" xmlns:wpg="http://schemas.microsoft.com/office/word/2010/wordprocessingGroup" xmlns:wpi="http://schemas.microsoft.com/office/word/2010/wordprocessingInk" xmlns:wne="http://schemas.microsoft.com/office/word/2006/wordml" xmlns:wps="http://schemas.microsoft.com/office/word/2010/wordprocessingShape" mc:Ignorable="w14 w15 w16se w16cid w16 w16cex w16sdtdh w16sdtfl w16du wp14">
   <w:abstractNum w:abstractNumId="0" w15:restartNumberingAfterBreak="0">
-    <w:nsid w:val="200E68BA"/>
+    <w:nsid w:val="0FE62527"/>
     <w:multiLevelType w:val="multilevel"/>
-    <w:tmpl w:val="D232740C"/>
+    <w:tmpl w:val="E68C2C12"/>
     <w:lvl w:ilvl="0">
       <w:start w:val="1"/>
       <w:numFmt w:val="bullet"/>
@@ -9739,9 +12199,9 @@
     </w:lvl>
   </w:abstractNum>
   <w:abstractNum w:abstractNumId="1" w15:restartNumberingAfterBreak="0">
-    <w:nsid w:val="44B77073"/>
+    <w:nsid w:val="200E68BA"/>
     <w:multiLevelType w:val="multilevel"/>
-    <w:tmpl w:val="51C8C3C8"/>
+    <w:tmpl w:val="D232740C"/>
     <w:lvl w:ilvl="0">
       <w:start w:val="1"/>
       <w:numFmt w:val="bullet"/>
@@ -9888,6 +12348,155 @@
     </w:lvl>
   </w:abstractNum>
   <w:abstractNum w:abstractNumId="2" w15:restartNumberingAfterBreak="0">
+    <w:nsid w:val="44B77073"/>
+    <w:multiLevelType w:val="multilevel"/>
+    <w:tmpl w:val="51C8C3C8"/>
+    <w:lvl w:ilvl="0">
+      <w:start w:val="1"/>
+      <w:numFmt w:val="bullet"/>
+      <w:lvlText w:val=""/>
+      <w:lvlJc w:val="left"/>
+      <w:pPr>
+        <w:tabs>
+          <w:tab w:val="num" w:pos="720"/>
+        </w:tabs>
+        <w:ind w:left="720" w:hanging="360"/>
+      </w:pPr>
+      <w:rPr>
+        <w:rFonts w:ascii="Symbol" w:hAnsi="Symbol" w:hint="default"/>
+        <w:sz w:val="20"/>
+      </w:rPr>
+    </w:lvl>
+    <w:lvl w:ilvl="1" w:tentative="1">
+      <w:start w:val="1"/>
+      <w:numFmt w:val="bullet"/>
+      <w:lvlText w:val="o"/>
+      <w:lvlJc w:val="left"/>
+      <w:pPr>
+        <w:tabs>
+          <w:tab w:val="num" w:pos="1440"/>
+        </w:tabs>
+        <w:ind w:left="1440" w:hanging="360"/>
+      </w:pPr>
+      <w:rPr>
+        <w:rFonts w:ascii="Courier New" w:hAnsi="Courier New" w:hint="default"/>
+        <w:sz w:val="20"/>
+      </w:rPr>
+    </w:lvl>
+    <w:lvl w:ilvl="2" w:tentative="1">
+      <w:start w:val="1"/>
+      <w:numFmt w:val="bullet"/>
+      <w:lvlText w:val=""/>
+      <w:lvlJc w:val="left"/>
+      <w:pPr>
+        <w:tabs>
+          <w:tab w:val="num" w:pos="2160"/>
+        </w:tabs>
+        <w:ind w:left="2160" w:hanging="360"/>
+      </w:pPr>
+      <w:rPr>
+        <w:rFonts w:ascii="Wingdings" w:hAnsi="Wingdings" w:hint="default"/>
+        <w:sz w:val="20"/>
+      </w:rPr>
+    </w:lvl>
+    <w:lvl w:ilvl="3" w:tentative="1">
+      <w:start w:val="1"/>
+      <w:numFmt w:val="bullet"/>
+      <w:lvlText w:val=""/>
+      <w:lvlJc w:val="left"/>
+      <w:pPr>
+        <w:tabs>
+          <w:tab w:val="num" w:pos="2880"/>
+        </w:tabs>
+        <w:ind w:left="2880" w:hanging="360"/>
+      </w:pPr>
+      <w:rPr>
+        <w:rFonts w:ascii="Wingdings" w:hAnsi="Wingdings" w:hint="default"/>
+        <w:sz w:val="20"/>
+      </w:rPr>
+    </w:lvl>
+    <w:lvl w:ilvl="4" w:tentative="1">
+      <w:start w:val="1"/>
+      <w:numFmt w:val="bullet"/>
+      <w:lvlText w:val=""/>
+      <w:lvlJc w:val="left"/>
+      <w:pPr>
+        <w:tabs>
+          <w:tab w:val="num" w:pos="3600"/>
+        </w:tabs>
+        <w:ind w:left="3600" w:hanging="360"/>
+      </w:pPr>
+      <w:rPr>
+        <w:rFonts w:ascii="Wingdings" w:hAnsi="Wingdings" w:hint="default"/>
+        <w:sz w:val="20"/>
+      </w:rPr>
+    </w:lvl>
+    <w:lvl w:ilvl="5" w:tentative="1">
+      <w:start w:val="1"/>
+      <w:numFmt w:val="bullet"/>
+      <w:lvlText w:val=""/>
+      <w:lvlJc w:val="left"/>
+      <w:pPr>
+        <w:tabs>
+          <w:tab w:val="num" w:pos="4320"/>
+        </w:tabs>
+        <w:ind w:left="4320" w:hanging="360"/>
+      </w:pPr>
+      <w:rPr>
+        <w:rFonts w:ascii="Wingdings" w:hAnsi="Wingdings" w:hint="default"/>
+        <w:sz w:val="20"/>
+      </w:rPr>
+    </w:lvl>
+    <w:lvl w:ilvl="6" w:tentative="1">
+      <w:start w:val="1"/>
+      <w:numFmt w:val="bullet"/>
+      <w:lvlText w:val=""/>
+      <w:lvlJc w:val="left"/>
+      <w:pPr>
+        <w:tabs>
+          <w:tab w:val="num" w:pos="5040"/>
+        </w:tabs>
+        <w:ind w:left="5040" w:hanging="360"/>
+      </w:pPr>
+      <w:rPr>
+        <w:rFonts w:ascii="Wingdings" w:hAnsi="Wingdings" w:hint="default"/>
+        <w:sz w:val="20"/>
+      </w:rPr>
+    </w:lvl>
+    <w:lvl w:ilvl="7" w:tentative="1">
+      <w:start w:val="1"/>
+      <w:numFmt w:val="bullet"/>
+      <w:lvlText w:val=""/>
+      <w:lvlJc w:val="left"/>
+      <w:pPr>
+        <w:tabs>
+          <w:tab w:val="num" w:pos="5760"/>
+        </w:tabs>
+        <w:ind w:left="5760" w:hanging="360"/>
+      </w:pPr>
+      <w:rPr>
+        <w:rFonts w:ascii="Wingdings" w:hAnsi="Wingdings" w:hint="default"/>
+        <w:sz w:val="20"/>
+      </w:rPr>
+    </w:lvl>
+    <w:lvl w:ilvl="8" w:tentative="1">
+      <w:start w:val="1"/>
+      <w:numFmt w:val="bullet"/>
+      <w:lvlText w:val=""/>
+      <w:lvlJc w:val="left"/>
+      <w:pPr>
+        <w:tabs>
+          <w:tab w:val="num" w:pos="6480"/>
+        </w:tabs>
+        <w:ind w:left="6480" w:hanging="360"/>
+      </w:pPr>
+      <w:rPr>
+        <w:rFonts w:ascii="Wingdings" w:hAnsi="Wingdings" w:hint="default"/>
+        <w:sz w:val="20"/>
+      </w:rPr>
+    </w:lvl>
+  </w:abstractNum>
+  <w:abstractNum w:abstractNumId="3" w15:restartNumberingAfterBreak="0">
     <w:nsid w:val="47D61A9C"/>
     <w:multiLevelType w:val="hybridMultilevel"/>
     <w:tmpl w:val="589A8398"/>
@@ -9976,7 +12585,305 @@
       </w:pPr>
     </w:lvl>
   </w:abstractNum>
-  <w:abstractNum w:abstractNumId="3" w15:restartNumberingAfterBreak="0">
+  <w:abstractNum w:abstractNumId="4" w15:restartNumberingAfterBreak="0">
+    <w:nsid w:val="53360B56"/>
+    <w:multiLevelType w:val="multilevel"/>
+    <w:tmpl w:val="3D5A0854"/>
+    <w:lvl w:ilvl="0">
+      <w:start w:val="1"/>
+      <w:numFmt w:val="bullet"/>
+      <w:lvlText w:val=""/>
+      <w:lvlJc w:val="left"/>
+      <w:pPr>
+        <w:tabs>
+          <w:tab w:val="num" w:pos="720"/>
+        </w:tabs>
+        <w:ind w:left="720" w:hanging="360"/>
+      </w:pPr>
+      <w:rPr>
+        <w:rFonts w:ascii="Symbol" w:hAnsi="Symbol" w:hint="default"/>
+        <w:sz w:val="20"/>
+      </w:rPr>
+    </w:lvl>
+    <w:lvl w:ilvl="1" w:tentative="1">
+      <w:start w:val="1"/>
+      <w:numFmt w:val="bullet"/>
+      <w:lvlText w:val="o"/>
+      <w:lvlJc w:val="left"/>
+      <w:pPr>
+        <w:tabs>
+          <w:tab w:val="num" w:pos="1440"/>
+        </w:tabs>
+        <w:ind w:left="1440" w:hanging="360"/>
+      </w:pPr>
+      <w:rPr>
+        <w:rFonts w:ascii="Courier New" w:hAnsi="Courier New" w:hint="default"/>
+        <w:sz w:val="20"/>
+      </w:rPr>
+    </w:lvl>
+    <w:lvl w:ilvl="2" w:tentative="1">
+      <w:start w:val="1"/>
+      <w:numFmt w:val="bullet"/>
+      <w:lvlText w:val=""/>
+      <w:lvlJc w:val="left"/>
+      <w:pPr>
+        <w:tabs>
+          <w:tab w:val="num" w:pos="2160"/>
+        </w:tabs>
+        <w:ind w:left="2160" w:hanging="360"/>
+      </w:pPr>
+      <w:rPr>
+        <w:rFonts w:ascii="Wingdings" w:hAnsi="Wingdings" w:hint="default"/>
+        <w:sz w:val="20"/>
+      </w:rPr>
+    </w:lvl>
+    <w:lvl w:ilvl="3" w:tentative="1">
+      <w:start w:val="1"/>
+      <w:numFmt w:val="bullet"/>
+      <w:lvlText w:val=""/>
+      <w:lvlJc w:val="left"/>
+      <w:pPr>
+        <w:tabs>
+          <w:tab w:val="num" w:pos="2880"/>
+        </w:tabs>
+        <w:ind w:left="2880" w:hanging="360"/>
+      </w:pPr>
+      <w:rPr>
+        <w:rFonts w:ascii="Wingdings" w:hAnsi="Wingdings" w:hint="default"/>
+        <w:sz w:val="20"/>
+      </w:rPr>
+    </w:lvl>
+    <w:lvl w:ilvl="4" w:tentative="1">
+      <w:start w:val="1"/>
+      <w:numFmt w:val="bullet"/>
+      <w:lvlText w:val=""/>
+      <w:lvlJc w:val="left"/>
+      <w:pPr>
+        <w:tabs>
+          <w:tab w:val="num" w:pos="3600"/>
+        </w:tabs>
+        <w:ind w:left="3600" w:hanging="360"/>
+      </w:pPr>
+      <w:rPr>
+        <w:rFonts w:ascii="Wingdings" w:hAnsi="Wingdings" w:hint="default"/>
+        <w:sz w:val="20"/>
+      </w:rPr>
+    </w:lvl>
+    <w:lvl w:ilvl="5" w:tentative="1">
+      <w:start w:val="1"/>
+      <w:numFmt w:val="bullet"/>
+      <w:lvlText w:val=""/>
+      <w:lvlJc w:val="left"/>
+      <w:pPr>
+        <w:tabs>
+          <w:tab w:val="num" w:pos="4320"/>
+        </w:tabs>
+        <w:ind w:left="4320" w:hanging="360"/>
+      </w:pPr>
+      <w:rPr>
+        <w:rFonts w:ascii="Wingdings" w:hAnsi="Wingdings" w:hint="default"/>
+        <w:sz w:val="20"/>
+      </w:rPr>
+    </w:lvl>
+    <w:lvl w:ilvl="6" w:tentative="1">
+      <w:start w:val="1"/>
+      <w:numFmt w:val="bullet"/>
+      <w:lvlText w:val=""/>
+      <w:lvlJc w:val="left"/>
+      <w:pPr>
+        <w:tabs>
+          <w:tab w:val="num" w:pos="5040"/>
+        </w:tabs>
+        <w:ind w:left="5040" w:hanging="360"/>
+      </w:pPr>
+      <w:rPr>
+        <w:rFonts w:ascii="Wingdings" w:hAnsi="Wingdings" w:hint="default"/>
+        <w:sz w:val="20"/>
+      </w:rPr>
+    </w:lvl>
+    <w:lvl w:ilvl="7" w:tentative="1">
+      <w:start w:val="1"/>
+      <w:numFmt w:val="bullet"/>
+      <w:lvlText w:val=""/>
+      <w:lvlJc w:val="left"/>
+      <w:pPr>
+        <w:tabs>
+          <w:tab w:val="num" w:pos="5760"/>
+        </w:tabs>
+        <w:ind w:left="5760" w:hanging="360"/>
+      </w:pPr>
+      <w:rPr>
+        <w:rFonts w:ascii="Wingdings" w:hAnsi="Wingdings" w:hint="default"/>
+        <w:sz w:val="20"/>
+      </w:rPr>
+    </w:lvl>
+    <w:lvl w:ilvl="8" w:tentative="1">
+      <w:start w:val="1"/>
+      <w:numFmt w:val="bullet"/>
+      <w:lvlText w:val=""/>
+      <w:lvlJc w:val="left"/>
+      <w:pPr>
+        <w:tabs>
+          <w:tab w:val="num" w:pos="6480"/>
+        </w:tabs>
+        <w:ind w:left="6480" w:hanging="360"/>
+      </w:pPr>
+      <w:rPr>
+        <w:rFonts w:ascii="Wingdings" w:hAnsi="Wingdings" w:hint="default"/>
+        <w:sz w:val="20"/>
+      </w:rPr>
+    </w:lvl>
+  </w:abstractNum>
+  <w:abstractNum w:abstractNumId="5" w15:restartNumberingAfterBreak="0">
+    <w:nsid w:val="5BCE3E60"/>
+    <w:multiLevelType w:val="multilevel"/>
+    <w:tmpl w:val="7514FE9A"/>
+    <w:lvl w:ilvl="0">
+      <w:start w:val="1"/>
+      <w:numFmt w:val="bullet"/>
+      <w:lvlText w:val=""/>
+      <w:lvlJc w:val="left"/>
+      <w:pPr>
+        <w:tabs>
+          <w:tab w:val="num" w:pos="720"/>
+        </w:tabs>
+        <w:ind w:left="720" w:hanging="360"/>
+      </w:pPr>
+      <w:rPr>
+        <w:rFonts w:ascii="Symbol" w:hAnsi="Symbol" w:hint="default"/>
+        <w:sz w:val="20"/>
+      </w:rPr>
+    </w:lvl>
+    <w:lvl w:ilvl="1" w:tentative="1">
+      <w:start w:val="1"/>
+      <w:numFmt w:val="bullet"/>
+      <w:lvlText w:val="o"/>
+      <w:lvlJc w:val="left"/>
+      <w:pPr>
+        <w:tabs>
+          <w:tab w:val="num" w:pos="1440"/>
+        </w:tabs>
+        <w:ind w:left="1440" w:hanging="360"/>
+      </w:pPr>
+      <w:rPr>
+        <w:rFonts w:ascii="Courier New" w:hAnsi="Courier New" w:hint="default"/>
+        <w:sz w:val="20"/>
+      </w:rPr>
+    </w:lvl>
+    <w:lvl w:ilvl="2" w:tentative="1">
+      <w:start w:val="1"/>
+      <w:numFmt w:val="bullet"/>
+      <w:lvlText w:val=""/>
+      <w:lvlJc w:val="left"/>
+      <w:pPr>
+        <w:tabs>
+          <w:tab w:val="num" w:pos="2160"/>
+        </w:tabs>
+        <w:ind w:left="2160" w:hanging="360"/>
+      </w:pPr>
+      <w:rPr>
+        <w:rFonts w:ascii="Wingdings" w:hAnsi="Wingdings" w:hint="default"/>
+        <w:sz w:val="20"/>
+      </w:rPr>
+    </w:lvl>
+    <w:lvl w:ilvl="3" w:tentative="1">
+      <w:start w:val="1"/>
+      <w:numFmt w:val="bullet"/>
+      <w:lvlText w:val=""/>
+      <w:lvlJc w:val="left"/>
+      <w:pPr>
+        <w:tabs>
+          <w:tab w:val="num" w:pos="2880"/>
+        </w:tabs>
+        <w:ind w:left="2880" w:hanging="360"/>
+      </w:pPr>
+      <w:rPr>
+        <w:rFonts w:ascii="Wingdings" w:hAnsi="Wingdings" w:hint="default"/>
+        <w:sz w:val="20"/>
+      </w:rPr>
+    </w:lvl>
+    <w:lvl w:ilvl="4" w:tentative="1">
+      <w:start w:val="1"/>
+      <w:numFmt w:val="bullet"/>
+      <w:lvlText w:val=""/>
+      <w:lvlJc w:val="left"/>
+      <w:pPr>
+        <w:tabs>
+          <w:tab w:val="num" w:pos="3600"/>
+        </w:tabs>
+        <w:ind w:left="3600" w:hanging="360"/>
+      </w:pPr>
+      <w:rPr>
+        <w:rFonts w:ascii="Wingdings" w:hAnsi="Wingdings" w:hint="default"/>
+        <w:sz w:val="20"/>
+      </w:rPr>
+    </w:lvl>
+    <w:lvl w:ilvl="5" w:tentative="1">
+      <w:start w:val="1"/>
+      <w:numFmt w:val="bullet"/>
+      <w:lvlText w:val=""/>
+      <w:lvlJc w:val="left"/>
+      <w:pPr>
+        <w:tabs>
+          <w:tab w:val="num" w:pos="4320"/>
+        </w:tabs>
+        <w:ind w:left="4320" w:hanging="360"/>
+      </w:pPr>
+      <w:rPr>
+        <w:rFonts w:ascii="Wingdings" w:hAnsi="Wingdings" w:hint="default"/>
+        <w:sz w:val="20"/>
+      </w:rPr>
+    </w:lvl>
+    <w:lvl w:ilvl="6" w:tentative="1">
+      <w:start w:val="1"/>
+      <w:numFmt w:val="bullet"/>
+      <w:lvlText w:val=""/>
+      <w:lvlJc w:val="left"/>
+      <w:pPr>
+        <w:tabs>
+          <w:tab w:val="num" w:pos="5040"/>
+        </w:tabs>
+        <w:ind w:left="5040" w:hanging="360"/>
+      </w:pPr>
+      <w:rPr>
+        <w:rFonts w:ascii="Wingdings" w:hAnsi="Wingdings" w:hint="default"/>
+        <w:sz w:val="20"/>
+      </w:rPr>
+    </w:lvl>
+    <w:lvl w:ilvl="7" w:tentative="1">
+      <w:start w:val="1"/>
+      <w:numFmt w:val="bullet"/>
+      <w:lvlText w:val=""/>
+      <w:lvlJc w:val="left"/>
+      <w:pPr>
+        <w:tabs>
+          <w:tab w:val="num" w:pos="5760"/>
+        </w:tabs>
+        <w:ind w:left="5760" w:hanging="360"/>
+      </w:pPr>
+      <w:rPr>
+        <w:rFonts w:ascii="Wingdings" w:hAnsi="Wingdings" w:hint="default"/>
+        <w:sz w:val="20"/>
+      </w:rPr>
+    </w:lvl>
+    <w:lvl w:ilvl="8" w:tentative="1">
+      <w:start w:val="1"/>
+      <w:numFmt w:val="bullet"/>
+      <w:lvlText w:val=""/>
+      <w:lvlJc w:val="left"/>
+      <w:pPr>
+        <w:tabs>
+          <w:tab w:val="num" w:pos="6480"/>
+        </w:tabs>
+        <w:ind w:left="6480" w:hanging="360"/>
+      </w:pPr>
+      <w:rPr>
+        <w:rFonts w:ascii="Wingdings" w:hAnsi="Wingdings" w:hint="default"/>
+        <w:sz w:val="20"/>
+      </w:rPr>
+    </w:lvl>
+  </w:abstractNum>
+  <w:abstractNum w:abstractNumId="6" w15:restartNumberingAfterBreak="0">
     <w:nsid w:val="5E441C9A"/>
     <w:multiLevelType w:val="multilevel"/>
     <w:tmpl w:val="C966C606"/>
@@ -10125,17 +13032,330 @@
       </w:rPr>
     </w:lvl>
   </w:abstractNum>
+  <w:abstractNum w:abstractNumId="7" w15:restartNumberingAfterBreak="0">
+    <w:nsid w:val="64695B8F"/>
+    <w:multiLevelType w:val="multilevel"/>
+    <w:tmpl w:val="6C16E19E"/>
+    <w:lvl w:ilvl="0">
+      <w:start w:val="1"/>
+      <w:numFmt w:val="bullet"/>
+      <w:lvlText w:val=""/>
+      <w:lvlJc w:val="left"/>
+      <w:pPr>
+        <w:tabs>
+          <w:tab w:val="num" w:pos="720"/>
+        </w:tabs>
+        <w:ind w:left="720" w:hanging="360"/>
+      </w:pPr>
+      <w:rPr>
+        <w:rFonts w:ascii="Symbol" w:hAnsi="Symbol" w:hint="default"/>
+        <w:sz w:val="20"/>
+      </w:rPr>
+    </w:lvl>
+    <w:lvl w:ilvl="1" w:tentative="1">
+      <w:start w:val="1"/>
+      <w:numFmt w:val="bullet"/>
+      <w:lvlText w:val="o"/>
+      <w:lvlJc w:val="left"/>
+      <w:pPr>
+        <w:tabs>
+          <w:tab w:val="num" w:pos="1440"/>
+        </w:tabs>
+        <w:ind w:left="1440" w:hanging="360"/>
+      </w:pPr>
+      <w:rPr>
+        <w:rFonts w:ascii="Courier New" w:hAnsi="Courier New" w:hint="default"/>
+        <w:sz w:val="20"/>
+      </w:rPr>
+    </w:lvl>
+    <w:lvl w:ilvl="2" w:tentative="1">
+      <w:start w:val="1"/>
+      <w:numFmt w:val="bullet"/>
+      <w:lvlText w:val=""/>
+      <w:lvlJc w:val="left"/>
+      <w:pPr>
+        <w:tabs>
+          <w:tab w:val="num" w:pos="2160"/>
+        </w:tabs>
+        <w:ind w:left="2160" w:hanging="360"/>
+      </w:pPr>
+      <w:rPr>
+        <w:rFonts w:ascii="Wingdings" w:hAnsi="Wingdings" w:hint="default"/>
+        <w:sz w:val="20"/>
+      </w:rPr>
+    </w:lvl>
+    <w:lvl w:ilvl="3" w:tentative="1">
+      <w:start w:val="1"/>
+      <w:numFmt w:val="bullet"/>
+      <w:lvlText w:val=""/>
+      <w:lvlJc w:val="left"/>
+      <w:pPr>
+        <w:tabs>
+          <w:tab w:val="num" w:pos="2880"/>
+        </w:tabs>
+        <w:ind w:left="2880" w:hanging="360"/>
+      </w:pPr>
+      <w:rPr>
+        <w:rFonts w:ascii="Wingdings" w:hAnsi="Wingdings" w:hint="default"/>
+        <w:sz w:val="20"/>
+      </w:rPr>
+    </w:lvl>
+    <w:lvl w:ilvl="4" w:tentative="1">
+      <w:start w:val="1"/>
+      <w:numFmt w:val="bullet"/>
+      <w:lvlText w:val=""/>
+      <w:lvlJc w:val="left"/>
+      <w:pPr>
+        <w:tabs>
+          <w:tab w:val="num" w:pos="3600"/>
+        </w:tabs>
+        <w:ind w:left="3600" w:hanging="360"/>
+      </w:pPr>
+      <w:rPr>
+        <w:rFonts w:ascii="Wingdings" w:hAnsi="Wingdings" w:hint="default"/>
+        <w:sz w:val="20"/>
+      </w:rPr>
+    </w:lvl>
+    <w:lvl w:ilvl="5" w:tentative="1">
+      <w:start w:val="1"/>
+      <w:numFmt w:val="bullet"/>
+      <w:lvlText w:val=""/>
+      <w:lvlJc w:val="left"/>
+      <w:pPr>
+        <w:tabs>
+          <w:tab w:val="num" w:pos="4320"/>
+        </w:tabs>
+        <w:ind w:left="4320" w:hanging="360"/>
+      </w:pPr>
+      <w:rPr>
+        <w:rFonts w:ascii="Wingdings" w:hAnsi="Wingdings" w:hint="default"/>
+        <w:sz w:val="20"/>
+      </w:rPr>
+    </w:lvl>
+    <w:lvl w:ilvl="6" w:tentative="1">
+      <w:start w:val="1"/>
+      <w:numFmt w:val="bullet"/>
+      <w:lvlText w:val=""/>
+      <w:lvlJc w:val="left"/>
+      <w:pPr>
+        <w:tabs>
+          <w:tab w:val="num" w:pos="5040"/>
+        </w:tabs>
+        <w:ind w:left="5040" w:hanging="360"/>
+      </w:pPr>
+      <w:rPr>
+        <w:rFonts w:ascii="Wingdings" w:hAnsi="Wingdings" w:hint="default"/>
+        <w:sz w:val="20"/>
+      </w:rPr>
+    </w:lvl>
+    <w:lvl w:ilvl="7" w:tentative="1">
+      <w:start w:val="1"/>
+      <w:numFmt w:val="bullet"/>
+      <w:lvlText w:val=""/>
+      <w:lvlJc w:val="left"/>
+      <w:pPr>
+        <w:tabs>
+          <w:tab w:val="num" w:pos="5760"/>
+        </w:tabs>
+        <w:ind w:left="5760" w:hanging="360"/>
+      </w:pPr>
+      <w:rPr>
+        <w:rFonts w:ascii="Wingdings" w:hAnsi="Wingdings" w:hint="default"/>
+        <w:sz w:val="20"/>
+      </w:rPr>
+    </w:lvl>
+    <w:lvl w:ilvl="8" w:tentative="1">
+      <w:start w:val="1"/>
+      <w:numFmt w:val="bullet"/>
+      <w:lvlText w:val=""/>
+      <w:lvlJc w:val="left"/>
+      <w:pPr>
+        <w:tabs>
+          <w:tab w:val="num" w:pos="6480"/>
+        </w:tabs>
+        <w:ind w:left="6480" w:hanging="360"/>
+      </w:pPr>
+      <w:rPr>
+        <w:rFonts w:ascii="Wingdings" w:hAnsi="Wingdings" w:hint="default"/>
+        <w:sz w:val="20"/>
+      </w:rPr>
+    </w:lvl>
+  </w:abstractNum>
+  <w:abstractNum w:abstractNumId="8" w15:restartNumberingAfterBreak="0">
+    <w:nsid w:val="79ED4D7E"/>
+    <w:multiLevelType w:val="multilevel"/>
+    <w:tmpl w:val="4366EB78"/>
+    <w:lvl w:ilvl="0">
+      <w:start w:val="1"/>
+      <w:numFmt w:val="bullet"/>
+      <w:lvlText w:val=""/>
+      <w:lvlJc w:val="left"/>
+      <w:pPr>
+        <w:tabs>
+          <w:tab w:val="num" w:pos="720"/>
+        </w:tabs>
+        <w:ind w:left="720" w:hanging="360"/>
+      </w:pPr>
+      <w:rPr>
+        <w:rFonts w:ascii="Symbol" w:hAnsi="Symbol" w:hint="default"/>
+        <w:sz w:val="20"/>
+      </w:rPr>
+    </w:lvl>
+    <w:lvl w:ilvl="1" w:tentative="1">
+      <w:start w:val="1"/>
+      <w:numFmt w:val="bullet"/>
+      <w:lvlText w:val="o"/>
+      <w:lvlJc w:val="left"/>
+      <w:pPr>
+        <w:tabs>
+          <w:tab w:val="num" w:pos="1440"/>
+        </w:tabs>
+        <w:ind w:left="1440" w:hanging="360"/>
+      </w:pPr>
+      <w:rPr>
+        <w:rFonts w:ascii="Courier New" w:hAnsi="Courier New" w:hint="default"/>
+        <w:sz w:val="20"/>
+      </w:rPr>
+    </w:lvl>
+    <w:lvl w:ilvl="2" w:tentative="1">
+      <w:start w:val="1"/>
+      <w:numFmt w:val="bullet"/>
+      <w:lvlText w:val=""/>
+      <w:lvlJc w:val="left"/>
+      <w:pPr>
+        <w:tabs>
+          <w:tab w:val="num" w:pos="2160"/>
+        </w:tabs>
+        <w:ind w:left="2160" w:hanging="360"/>
+      </w:pPr>
+      <w:rPr>
+        <w:rFonts w:ascii="Wingdings" w:hAnsi="Wingdings" w:hint="default"/>
+        <w:sz w:val="20"/>
+      </w:rPr>
+    </w:lvl>
+    <w:lvl w:ilvl="3" w:tentative="1">
+      <w:start w:val="1"/>
+      <w:numFmt w:val="bullet"/>
+      <w:lvlText w:val=""/>
+      <w:lvlJc w:val="left"/>
+      <w:pPr>
+        <w:tabs>
+          <w:tab w:val="num" w:pos="2880"/>
+        </w:tabs>
+        <w:ind w:left="2880" w:hanging="360"/>
+      </w:pPr>
+      <w:rPr>
+        <w:rFonts w:ascii="Wingdings" w:hAnsi="Wingdings" w:hint="default"/>
+        <w:sz w:val="20"/>
+      </w:rPr>
+    </w:lvl>
+    <w:lvl w:ilvl="4" w:tentative="1">
+      <w:start w:val="1"/>
+      <w:numFmt w:val="bullet"/>
+      <w:lvlText w:val=""/>
+      <w:lvlJc w:val="left"/>
+      <w:pPr>
+        <w:tabs>
+          <w:tab w:val="num" w:pos="3600"/>
+        </w:tabs>
+        <w:ind w:left="3600" w:hanging="360"/>
+      </w:pPr>
+      <w:rPr>
+        <w:rFonts w:ascii="Wingdings" w:hAnsi="Wingdings" w:hint="default"/>
+        <w:sz w:val="20"/>
+      </w:rPr>
+    </w:lvl>
+    <w:lvl w:ilvl="5" w:tentative="1">
+      <w:start w:val="1"/>
+      <w:numFmt w:val="bullet"/>
+      <w:lvlText w:val=""/>
+      <w:lvlJc w:val="left"/>
+      <w:pPr>
+        <w:tabs>
+          <w:tab w:val="num" w:pos="4320"/>
+        </w:tabs>
+        <w:ind w:left="4320" w:hanging="360"/>
+      </w:pPr>
+      <w:rPr>
+        <w:rFonts w:ascii="Wingdings" w:hAnsi="Wingdings" w:hint="default"/>
+        <w:sz w:val="20"/>
+      </w:rPr>
+    </w:lvl>
+    <w:lvl w:ilvl="6" w:tentative="1">
+      <w:start w:val="1"/>
+      <w:numFmt w:val="bullet"/>
+      <w:lvlText w:val=""/>
+      <w:lvlJc w:val="left"/>
+      <w:pPr>
+        <w:tabs>
+          <w:tab w:val="num" w:pos="5040"/>
+        </w:tabs>
+        <w:ind w:left="5040" w:hanging="360"/>
+      </w:pPr>
+      <w:rPr>
+        <w:rFonts w:ascii="Wingdings" w:hAnsi="Wingdings" w:hint="default"/>
+        <w:sz w:val="20"/>
+      </w:rPr>
+    </w:lvl>
+    <w:lvl w:ilvl="7" w:tentative="1">
+      <w:start w:val="1"/>
+      <w:numFmt w:val="bullet"/>
+      <w:lvlText w:val=""/>
+      <w:lvlJc w:val="left"/>
+      <w:pPr>
+        <w:tabs>
+          <w:tab w:val="num" w:pos="5760"/>
+        </w:tabs>
+        <w:ind w:left="5760" w:hanging="360"/>
+      </w:pPr>
+      <w:rPr>
+        <w:rFonts w:ascii="Wingdings" w:hAnsi="Wingdings" w:hint="default"/>
+        <w:sz w:val="20"/>
+      </w:rPr>
+    </w:lvl>
+    <w:lvl w:ilvl="8" w:tentative="1">
+      <w:start w:val="1"/>
+      <w:numFmt w:val="bullet"/>
+      <w:lvlText w:val=""/>
+      <w:lvlJc w:val="left"/>
+      <w:pPr>
+        <w:tabs>
+          <w:tab w:val="num" w:pos="6480"/>
+        </w:tabs>
+        <w:ind w:left="6480" w:hanging="360"/>
+      </w:pPr>
+      <w:rPr>
+        <w:rFonts w:ascii="Wingdings" w:hAnsi="Wingdings" w:hint="default"/>
+        <w:sz w:val="20"/>
+      </w:rPr>
+    </w:lvl>
+  </w:abstractNum>
   <w:num w:numId="1" w16cid:durableId="1569224195">
+    <w:abstractNumId w:val="3"/>
+  </w:num>
+  <w:num w:numId="2" w16cid:durableId="794064876">
     <w:abstractNumId w:val="2"/>
   </w:num>
-  <w:num w:numId="2" w16cid:durableId="794064876">
+  <w:num w:numId="3" w16cid:durableId="1229612280">
     <w:abstractNumId w:val="1"/>
   </w:num>
-  <w:num w:numId="3" w16cid:durableId="1229612280">
+  <w:num w:numId="4" w16cid:durableId="735397684">
+    <w:abstractNumId w:val="6"/>
+  </w:num>
+  <w:num w:numId="5" w16cid:durableId="34164727">
+    <w:abstractNumId w:val="8"/>
+  </w:num>
+  <w:num w:numId="6" w16cid:durableId="364067588">
     <w:abstractNumId w:val="0"/>
   </w:num>
-  <w:num w:numId="4" w16cid:durableId="735397684">
-    <w:abstractNumId w:val="3"/>
+  <w:num w:numId="7" w16cid:durableId="1759711018">
+    <w:abstractNumId w:val="4"/>
+  </w:num>
+  <w:num w:numId="8" w16cid:durableId="201982731">
+    <w:abstractNumId w:val="7"/>
+  </w:num>
+  <w:num w:numId="9" w16cid:durableId="249700920">
+    <w:abstractNumId w:val="5"/>
   </w:num>
 </w:numbering>
 </file>
@@ -10742,7 +13962,6 @@
   <w:style w:type="character" w:default="1" w:styleId="DefaultParagraphFont">
     <w:name w:val="Default Paragraph Font"/>
     <w:uiPriority w:val="1"/>
-    <w:semiHidden/>
     <w:unhideWhenUsed/>
   </w:style>
   <w:style w:type="table" w:default="1" w:styleId="TableNormal">

--- a/Useful Notes.docx
+++ b/Useful Notes.docx
@@ -256,7 +256,6 @@
         <w:t>“</w:t>
       </w:r>
       <w:proofErr w:type="spellStart"/>
-      <w:proofErr w:type="gramStart"/>
       <w:r>
         <w:rPr>
           <w:highlight w:val="yellow"/>
@@ -264,7 +263,6 @@
         <w:t>package.json</w:t>
       </w:r>
       <w:proofErr w:type="spellEnd"/>
-      <w:proofErr w:type="gramEnd"/>
       <w:r>
         <w:rPr>
           <w:highlight w:val="yellow"/>
@@ -9621,14 +9619,7 @@
           <w:b/>
           <w:bCs/>
         </w:rPr>
-        <w:t xml:space="preserve"> </w:t>
-      </w:r>
-      <w:r>
-        <w:rPr>
-          <w:b/>
-          <w:bCs/>
-        </w:rPr>
-        <w:t>NEDİR</w:t>
+        <w:t xml:space="preserve"> NEDİR</w:t>
       </w:r>
     </w:p>
     <w:p/>
@@ -11198,14 +11189,7 @@
           <w:b/>
           <w:bCs/>
         </w:rPr>
-        <w:t>yaptır</w:t>
-      </w:r>
-      <w:r>
-        <w:rPr>
-          <w:b/>
-          <w:bCs/>
-        </w:rPr>
-        <w:t>mak</w:t>
+        <w:t>yaptırmak</w:t>
       </w:r>
       <w:proofErr w:type="spellEnd"/>
     </w:p>
@@ -11930,10 +11914,7 @@
         <w:sym w:font="Wingdings" w:char="F0E0"/>
       </w:r>
       <w:r>
-        <w:t xml:space="preserve"> Dea</w:t>
-      </w:r>
-      <w:r>
-        <w:t>ctivation of component</w:t>
+        <w:t xml:space="preserve"> Deactivation of component</w:t>
       </w:r>
     </w:p>
     <w:p/>
@@ -11953,90 +11934,338 @@
         <w:t>detect the mounted or rendered components</w:t>
       </w:r>
     </w:p>
+    <w:p>
+      <w:proofErr w:type="spellStart"/>
+      <w:proofErr w:type="gramStart"/>
+      <w:r>
+        <w:t>useEffect</w:t>
+      </w:r>
+      <w:proofErr w:type="spellEnd"/>
+      <w:r>
+        <w:t>( (</w:t>
+      </w:r>
+      <w:proofErr w:type="gramEnd"/>
+      <w:r>
+        <w:t>) =&gt; {</w:t>
+      </w:r>
+      <w:proofErr w:type="gramStart"/>
+      <w:r>
+        <w:t>…..</w:t>
+      </w:r>
+      <w:proofErr w:type="gramEnd"/>
+      <w:r>
+        <w:t xml:space="preserve"> return </w:t>
+      </w:r>
+      <w:proofErr w:type="gramStart"/>
+      <w:r>
+        <w:t>()</w:t>
+      </w:r>
+      <w:r>
+        <w:t>}</w:t>
+      </w:r>
+      <w:proofErr w:type="gramEnd"/>
+      <w:r>
+        <w:t>, [</w:t>
+      </w:r>
+      <w:r>
+        <w:t>state name (optional)</w:t>
+      </w:r>
+      <w:proofErr w:type="gramStart"/>
+      <w:r>
+        <w:t>] )</w:t>
+      </w:r>
+      <w:proofErr w:type="gramEnd"/>
+      <w:r>
+        <w:t xml:space="preserve"> </w:t>
+      </w:r>
+      <w:r>
+        <w:sym w:font="Wingdings" w:char="F0E0"/>
+      </w:r>
+      <w:r>
+        <w:t xml:space="preserve"> first render or mount detection</w:t>
+      </w:r>
+    </w:p>
     <w:p/>
     <w:p>
-      <w:proofErr w:type="spellStart"/>
+      <w:r>
+        <w:rPr>
+          <w:b/>
+          <w:bCs/>
+        </w:rPr>
+        <w:t>Caution</w:t>
+      </w:r>
+      <w:r>
+        <w:t xml:space="preserve"> for unmount ops, you should clear all component related </w:t>
+      </w:r>
+      <w:r>
+        <w:t xml:space="preserve">structures such </w:t>
+      </w:r>
+      <w:proofErr w:type="spellStart"/>
+      <w:r>
+        <w:t>setInterval</w:t>
+      </w:r>
+      <w:proofErr w:type="spellEnd"/>
+      <w:r>
+        <w:t xml:space="preserve"> usage</w:t>
+      </w:r>
+      <w:r>
+        <w:t xml:space="preserve"> so “return” keyword is </w:t>
+      </w:r>
+      <w:r>
+        <w:t>crucial</w:t>
+      </w:r>
+    </w:p>
+    <w:p/>
+    <w:p/>
+    <w:p>
+      <w:pPr>
+        <w:rPr>
+          <w:b/>
+          <w:bCs/>
+        </w:rPr>
+      </w:pPr>
+      <w:r>
+        <w:rPr>
+          <w:b/>
+          <w:bCs/>
+        </w:rPr>
+        <w:t>STYLING</w:t>
+      </w:r>
+    </w:p>
+    <w:p>
+      <w:pPr>
+        <w:rPr>
+          <w:b/>
+          <w:bCs/>
+        </w:rPr>
+      </w:pPr>
+    </w:p>
+    <w:p>
+      <w:r>
+        <w:t xml:space="preserve">1) </w:t>
+      </w:r>
+      <w:r>
+        <w:t xml:space="preserve"> </w:t>
+      </w:r>
       <w:proofErr w:type="gramStart"/>
       <w:r>
-        <w:t>useEffect</w:t>
-      </w:r>
-      <w:proofErr w:type="spellEnd"/>
-      <w:r>
-        <w:t>( (</w:t>
+        <w:t>INLINE :</w:t>
       </w:r>
       <w:proofErr w:type="gramEnd"/>
       <w:r>
-        <w:t>) =&gt; {</w:t>
+        <w:t xml:space="preserve"> style</w:t>
       </w:r>
       <w:proofErr w:type="gramStart"/>
       <w:r>
-        <w:t>…..</w:t>
+        <w:t>={</w:t>
       </w:r>
       <w:proofErr w:type="gramEnd"/>
       <w:r>
-        <w:t xml:space="preserve"> return </w:t>
+        <w:t xml:space="preserve">{...}} --&gt; </w:t>
+      </w:r>
+      <w:proofErr w:type="spellStart"/>
+      <w:r>
+        <w:t>color:"red</w:t>
+      </w:r>
+      <w:proofErr w:type="spellEnd"/>
+      <w:r>
+        <w:t>" (key-value pair)</w:t>
+      </w:r>
+    </w:p>
+    <w:p>
+      <w:r>
+        <w:t>**</w:t>
+      </w:r>
+      <w:r>
+        <w:t xml:space="preserve"> (-) cannot be used, camel case allowed</w:t>
+      </w:r>
+      <w:r>
+        <w:t xml:space="preserve">. </w:t>
+      </w:r>
+      <w:r>
+        <w:t xml:space="preserve"> background-color </w:t>
+      </w:r>
+      <w:r>
+        <w:sym w:font="Wingdings" w:char="F0E0"/>
+      </w:r>
+      <w:r>
+        <w:t xml:space="preserve"> </w:t>
+      </w:r>
+      <w:proofErr w:type="spellStart"/>
+      <w:r>
+        <w:t>backgroundColor</w:t>
+      </w:r>
+      <w:proofErr w:type="spellEnd"/>
+    </w:p>
+    <w:p>
+      <w:r>
+        <w:t xml:space="preserve">** attribute values will be used in “”. </w:t>
+      </w:r>
+      <w:r>
+        <w:t xml:space="preserve"> </w:t>
+      </w:r>
+      <w:proofErr w:type="spellStart"/>
+      <w:r>
+        <w:t>color:"red</w:t>
+      </w:r>
+      <w:proofErr w:type="spellEnd"/>
+      <w:r>
+        <w:t>"</w:t>
+      </w:r>
+    </w:p>
+    <w:p/>
+    <w:p>
+      <w:r>
+        <w:t xml:space="preserve">2) </w:t>
+      </w:r>
+      <w:r>
+        <w:t>MODULE USAGE</w:t>
+      </w:r>
+    </w:p>
+    <w:p>
+      <w:r>
+        <w:t xml:space="preserve">Required for </w:t>
       </w:r>
       <w:proofErr w:type="gramStart"/>
       <w:r>
-        <w:t>()</w:t>
+        <w:t>module by module</w:t>
+      </w:r>
+      <w:proofErr w:type="gramEnd"/>
+      <w:r>
+        <w:t xml:space="preserve"> CSS styling. </w:t>
+      </w:r>
+      <w:r>
+        <w:t xml:space="preserve">While </w:t>
+      </w:r>
+      <w:r>
+        <w:t xml:space="preserve">generating </w:t>
+      </w:r>
+      <w:proofErr w:type="spellStart"/>
+      <w:r>
+        <w:t>css</w:t>
+      </w:r>
+      <w:proofErr w:type="spellEnd"/>
+      <w:r>
+        <w:t xml:space="preserve"> sheet, name should be used as </w:t>
+      </w:r>
+    </w:p>
+    <w:p>
+      <w:r>
+        <w:t>&lt;NAME&gt;.module.css</w:t>
+      </w:r>
+    </w:p>
+    <w:p>
+      <w:r>
+        <w:t xml:space="preserve">And by </w:t>
+      </w:r>
+      <w:proofErr w:type="gramStart"/>
+      <w:r>
+        <w:t>using in</w:t>
+      </w:r>
+      <w:proofErr w:type="gramEnd"/>
+      <w:r>
+        <w:t xml:space="preserve"> </w:t>
+      </w:r>
+      <w:proofErr w:type="spellStart"/>
+      <w:r>
+        <w:t>jsx</w:t>
+      </w:r>
+      <w:proofErr w:type="spellEnd"/>
+      <w:r>
+        <w:t xml:space="preserve"> (just an example)</w:t>
+      </w:r>
+    </w:p>
+    <w:p>
+      <w:r>
+        <w:t>&lt;</w:t>
+      </w:r>
+      <w:proofErr w:type="gramStart"/>
+      <w:r>
+        <w:t xml:space="preserve">div </w:t>
+      </w:r>
+      <w:r>
+        <w:t xml:space="preserve"> </w:t>
+      </w:r>
+      <w:proofErr w:type="spellStart"/>
+      <w:r>
+        <w:t>className</w:t>
+      </w:r>
+      <w:proofErr w:type="spellEnd"/>
+      <w:proofErr w:type="gramEnd"/>
+      <w:r>
+        <w:t xml:space="preserve"> </w:t>
+      </w:r>
+      <w:r>
+        <w:t>=</w:t>
+      </w:r>
+      <w:r>
+        <w:t xml:space="preserve"> </w:t>
+      </w:r>
+      <w:proofErr w:type="gramStart"/>
+      <w:r>
+        <w:t>{</w:t>
+      </w:r>
+      <w:r>
+        <w:t xml:space="preserve"> </w:t>
+      </w:r>
+      <w:proofErr w:type="spellStart"/>
+      <w:r>
+        <w:t>styles</w:t>
+      </w:r>
+      <w:proofErr w:type="gramEnd"/>
+      <w:r>
+        <w:t>.</w:t>
+      </w:r>
+      <w:proofErr w:type="gramStart"/>
+      <w:r>
+        <w:t>title</w:t>
+      </w:r>
+      <w:proofErr w:type="spellEnd"/>
+      <w:r>
+        <w:t xml:space="preserve"> </w:t>
       </w:r>
       <w:r>
         <w:t>}</w:t>
       </w:r>
       <w:proofErr w:type="gramEnd"/>
       <w:r>
-        <w:t>, [</w:t>
-      </w:r>
-      <w:r>
-        <w:t>state name (optional)</w:t>
+        <w:t xml:space="preserve"> </w:t>
+      </w:r>
+      <w:r>
+        <w:t>&gt;</w:t>
+      </w:r>
+      <w:r>
+        <w:t xml:space="preserve"> </w:t>
+      </w:r>
+      <w:r>
+        <w:t>&lt;/div&gt;</w:t>
+      </w:r>
+    </w:p>
+    <w:p>
+      <w:r>
+        <w:t xml:space="preserve">Without this usage, each defined CSS </w:t>
       </w:r>
       <w:proofErr w:type="gramStart"/>
       <w:r>
-        <w:t>] )</w:t>
+        <w:t>sheets</w:t>
       </w:r>
       <w:proofErr w:type="gramEnd"/>
       <w:r>
-        <w:t xml:space="preserve"> </w:t>
-      </w:r>
-      <w:r>
-        <w:sym w:font="Wingdings" w:char="F0E0"/>
-      </w:r>
-      <w:r>
-        <w:t xml:space="preserve"> first render or mount detection</w:t>
-      </w:r>
+        <w:t xml:space="preserve"> can </w:t>
+      </w:r>
+      <w:r>
+        <w:t>interference with each other.</w:t>
+      </w:r>
+    </w:p>
+    <w:p>
+      <w:pPr>
+        <w:rPr>
+          <w:b/>
+          <w:bCs/>
+        </w:rPr>
+      </w:pPr>
     </w:p>
     <w:p/>
-    <w:p>
-      <w:r>
-        <w:rPr>
-          <w:b/>
-          <w:bCs/>
-        </w:rPr>
-        <w:t>Caution</w:t>
-      </w:r>
-      <w:r>
-        <w:t xml:space="preserve"> for unmount ops, you should clear all component related </w:t>
-      </w:r>
-      <w:r>
-        <w:t xml:space="preserve">structures such </w:t>
-      </w:r>
-      <w:proofErr w:type="spellStart"/>
-      <w:r>
-        <w:t>setInterval</w:t>
-      </w:r>
-      <w:proofErr w:type="spellEnd"/>
-      <w:r>
-        <w:t xml:space="preserve"> usage</w:t>
-      </w:r>
-      <w:r>
-        <w:t xml:space="preserve"> so “return” keyword is </w:t>
-      </w:r>
-      <w:proofErr w:type="spellStart"/>
-      <w:r>
-        <w:t>cruical</w:t>
-      </w:r>
-      <w:proofErr w:type="spellEnd"/>
-    </w:p>
     <w:sectPr>
       <w:pgSz w:w="12240" w:h="15840"/>
       <w:pgMar w:top="1440" w:right="1440" w:bottom="1440" w:left="1440" w:header="720" w:footer="720" w:gutter="0"/>
@@ -13962,6 +14191,7 @@
   <w:style w:type="character" w:default="1" w:styleId="DefaultParagraphFont">
     <w:name w:val="Default Paragraph Font"/>
     <w:uiPriority w:val="1"/>
+    <w:semiHidden/>
     <w:unhideWhenUsed/>
   </w:style>
   <w:style w:type="table" w:default="1" w:styleId="TableNormal">

--- a/Useful Notes.docx
+++ b/Useful Notes.docx
@@ -3731,10 +3731,7 @@
         <w:t xml:space="preserve"> False</w:t>
       </w:r>
       <w:r>
-        <w:t xml:space="preserve"> </w:t>
-      </w:r>
-      <w:r>
-        <w:t>(re-render)</w:t>
+        <w:t xml:space="preserve"> (re-render)</w:t>
       </w:r>
     </w:p>
     <w:p/>
@@ -3801,10 +3798,7 @@
         <w:t>2</w:t>
       </w:r>
       <w:r>
-        <w:t xml:space="preserve"> :</w:t>
-      </w:r>
-      <w:r>
-        <w:t xml:space="preserve"> useMemo</w:t>
+        <w:t xml:space="preserve"> : useMemo</w:t>
       </w:r>
       <w:r>
         <w:t xml:space="preserve"> usage</w:t>
@@ -3812,19 +3806,13 @@
     </w:p>
     <w:p>
       <w:r>
-        <w:t>import {</w:t>
-      </w:r>
-      <w:r>
-        <w:t xml:space="preserve"> </w:t>
+        <w:t xml:space="preserve">import { </w:t>
       </w:r>
       <w:r>
         <w:t>useMemo</w:t>
       </w:r>
       <w:r>
-        <w:t xml:space="preserve"> </w:t>
-      </w:r>
-      <w:r>
-        <w:t>} from "react";</w:t>
+        <w:t xml:space="preserve"> } from "react";</w:t>
       </w:r>
     </w:p>
     <w:p/>
@@ -3835,10 +3823,7 @@
     </w:p>
     <w:p>
       <w:r>
-        <w:t xml:space="preserve">const data = </w:t>
-      </w:r>
-      <w:r>
-        <w:t>useMemo( () =&gt; { return {</w:t>
+        <w:t>const data = useMemo( () =&gt; { return {</w:t>
       </w:r>
       <w:r>
         <w:t xml:space="preserve"> </w:t>
@@ -3999,6 +3984,17 @@
       </w:r>
       <w:r>
         <w:t>.</w:t>
+      </w:r>
+    </w:p>
+    <w:p/>
+    <w:p>
+      <w:r>
+        <w:t>For more shortened usage please follow the video</w:t>
+      </w:r>
+    </w:p>
+    <w:p>
+      <w:r>
+        <w:t>https://www.skillcamp.dev/courses/react/custom-context-hook</w:t>
       </w:r>
     </w:p>
     <w:sectPr>
@@ -5926,6 +5922,7 @@
   <w:style w:type="character" w:default="1" w:styleId="DefaultParagraphFont">
     <w:name w:val="Default Paragraph Font"/>
     <w:uiPriority w:val="1"/>
+    <w:semiHidden/>
     <w:unhideWhenUsed/>
   </w:style>
   <w:style w:type="table" w:default="1" w:styleId="TableNormal">
